--- a/отчет апрель.docx
+++ b/отчет апрель.docx
@@ -1,50 +1,26 @@
 
 <file path=word/document.xml><?xml version="1.0" encoding="utf-8"?>
-<w:document xmlns:wpc="http://schemas.microsoft.com/office/word/2010/wordprocessingCanvas" xmlns:mc="http://schemas.openxmlformats.org/markup-compatibility/2006" xmlns:o="urn:schemas-microsoft-com:office:office" xmlns:r="http://schemas.openxmlformats.org/officeDocument/2006/relationships" xmlns:m="http://schemas.openxmlformats.org/officeDocument/2006/math" xmlns:v="urn:schemas-microsoft-com:vml" xmlns:wp14="http://schemas.microsoft.com/office/word/2010/wordprocessingDrawing" xmlns:wp="http://schemas.openxmlformats.org/drawingml/2006/wordprocessingDrawing" xmlns:w="http://schemas.openxmlformats.org/wordprocessingml/2006/main" xmlns:w14="http://schemas.microsoft.com/office/word/2010/wordml" xmlns:w10="urn:schemas-microsoft-com:office:word" xmlns:w15="http://schemas.microsoft.com/office/word/2012/wordml" xmlns:wpg="http://schemas.microsoft.com/office/word/2010/wordprocessingGroup" xmlns:wpi="http://schemas.microsoft.com/office/word/2010/wordprocessingInk" xmlns:wne="http://schemas.microsoft.com/office/word/2006/wordml" xmlns:wps="http://schemas.microsoft.com/office/word/2010/wordprocessingShape" xmlns:wpsCustomData="http://www.wps.cn/officeDocument/2013/wpsCustomData" mc:Ignorable="w14 w15 wp14">
+<w:document xmlns:wpc="http://schemas.microsoft.com/office/word/2010/wordprocessingCanvas" xmlns:cx="http://schemas.microsoft.com/office/drawing/2014/chartex" xmlns:cx1="http://schemas.microsoft.com/office/drawing/2015/9/8/chartex" xmlns:cx2="http://schemas.microsoft.com/office/drawing/2015/10/21/chartex" xmlns:cx3="http://schemas.microsoft.com/office/drawing/2016/5/9/chartex" xmlns:cx4="http://schemas.microsoft.com/office/drawing/2016/5/10/chartex" xmlns:cx5="http://schemas.microsoft.com/office/drawing/2016/5/11/chartex" xmlns:cx6="http://schemas.microsoft.com/office/drawing/2016/5/12/chartex" xmlns:cx7="http://schemas.microsoft.com/office/drawing/2016/5/13/chartex" xmlns:cx8="http://schemas.microsoft.com/office/drawing/2016/5/14/chartex" xmlns:mc="http://schemas.openxmlformats.org/markup-compatibility/2006" xmlns:aink="http://schemas.microsoft.com/office/drawing/2016/ink" xmlns:am3d="http://schemas.microsoft.com/office/drawing/2017/model3d" xmlns:o="urn:schemas-microsoft-com:office:office" xmlns:r="http://schemas.openxmlformats.org/officeDocument/2006/relationships" xmlns:m="http://schemas.openxmlformats.org/officeDocument/2006/math" xmlns:v="urn:schemas-microsoft-com:vml" xmlns:wp14="http://schemas.microsoft.com/office/word/2010/wordprocessingDrawing" xmlns:wp="http://schemas.openxmlformats.org/drawingml/2006/wordprocessingDrawing" xmlns:w10="urn:schemas-microsoft-com:office:word" xmlns:w="http://schemas.openxmlformats.org/wordprocessingml/2006/main" xmlns:w14="http://schemas.microsoft.com/office/word/2010/wordml" xmlns:w15="http://schemas.microsoft.com/office/word/2012/wordml" xmlns:w16cex="http://schemas.microsoft.com/office/word/2018/wordml/cex" xmlns:w16cid="http://schemas.microsoft.com/office/word/2016/wordml/cid" xmlns:w16="http://schemas.microsoft.com/office/word/2018/wordml" xmlns:w16sdtdh="http://schemas.microsoft.com/office/word/2020/wordml/sdtdatahash" xmlns:w16se="http://schemas.microsoft.com/office/word/2015/wordml/symex" xmlns:wpg="http://schemas.microsoft.com/office/word/2010/wordprocessingGroup" xmlns:wpi="http://schemas.microsoft.com/office/word/2010/wordprocessingInk" xmlns:wne="http://schemas.microsoft.com/office/word/2006/wordml" xmlns:wps="http://schemas.microsoft.com/office/word/2010/wordprocessingShape" mc:Ignorable="w14 w15 w16se w16cid w16 w16cex w16sdtdh wp14">
   <w:body>
     <w:tbl>
       <w:tblPr>
-        <w:tblStyle w:val="12"/>
         <w:tblW w:w="0" w:type="dxa"/>
-        <w:tblInd w:w="0" w:type="dxa"/>
         <w:tblBorders>
-          <w:top w:val="none" w:color="auto" w:sz="0" w:space="0"/>
-          <w:left w:val="none" w:color="auto" w:sz="0" w:space="0"/>
-          <w:bottom w:val="none" w:color="auto" w:sz="0" w:space="0"/>
-          <w:right w:val="none" w:color="auto" w:sz="0" w:space="0"/>
-          <w:insideH w:val="single" w:color="auto" w:sz="4" w:space="0"/>
-          <w:insideV w:val="single" w:color="auto" w:sz="4" w:space="0"/>
+          <w:insideH w:val="single" w:sz="4" w:space="0" w:color="auto"/>
+          <w:insideV w:val="single" w:sz="4" w:space="0" w:color="auto"/>
         </w:tblBorders>
-        <w:tblLayout w:type="autofit"/>
         <w:tblCellMar>
-          <w:top w:w="0" w:type="dxa"/>
           <w:left w:w="0" w:type="dxa"/>
-          <w:bottom w:w="0" w:type="dxa"/>
           <w:right w:w="0" w:type="dxa"/>
         </w:tblCellMar>
+        <w:tblLook w:val="04A0" w:firstRow="1" w:lastRow="0" w:firstColumn="1" w:lastColumn="0" w:noHBand="0" w:noVBand="1"/>
       </w:tblPr>
       <w:tblGrid>
         <w:gridCol w:w="9355"/>
       </w:tblGrid>
       <w:tr>
-        <w:tblPrEx>
-          <w:tblBorders>
-            <w:top w:val="none" w:color="auto" w:sz="0" w:space="0"/>
-            <w:left w:val="none" w:color="auto" w:sz="0" w:space="0"/>
-            <w:bottom w:val="none" w:color="auto" w:sz="0" w:space="0"/>
-            <w:right w:val="none" w:color="auto" w:sz="0" w:space="0"/>
-            <w:insideH w:val="single" w:color="auto" w:sz="4" w:space="0"/>
-            <w:insideV w:val="single" w:color="auto" w:sz="4" w:space="0"/>
-          </w:tblBorders>
-          <w:tblCellMar>
-            <w:top w:w="0" w:type="dxa"/>
-            <w:left w:w="0" w:type="dxa"/>
-            <w:bottom w:w="0" w:type="dxa"/>
-            <w:right w:w="0" w:type="dxa"/>
-          </w:tblCellMar>
-        </w:tblPrEx>
         <w:trPr>
-          <w:trHeight w:val="300" w:hRule="atLeast"/>
+          <w:trHeight w:val="300"/>
         </w:trPr>
         <w:tc>
           <w:tcPr>
@@ -110,7 +86,7 @@
               <w:jc w:val="center"/>
               <w:textAlignment w:val="baseline"/>
               <w:rPr>
-                <w:rFonts w:ascii="Segoe UI" w:hAnsi="Segoe UI" w:eastAsia="Times New Roman" w:cs="Segoe UI"/>
+                <w:rFonts w:ascii="Segoe UI" w:eastAsia="Times New Roman" w:hAnsi="Segoe UI" w:cs="Segoe UI"/>
                 <w:sz w:val="18"/>
                 <w:szCs w:val="18"/>
                 <w:lang w:eastAsia="ru-RU"/>
@@ -120,24 +96,8 @@
         </w:tc>
       </w:tr>
       <w:tr>
-        <w:tblPrEx>
-          <w:tblBorders>
-            <w:top w:val="none" w:color="auto" w:sz="0" w:space="0"/>
-            <w:left w:val="none" w:color="auto" w:sz="0" w:space="0"/>
-            <w:bottom w:val="none" w:color="auto" w:sz="0" w:space="0"/>
-            <w:right w:val="none" w:color="auto" w:sz="0" w:space="0"/>
-            <w:insideH w:val="single" w:color="auto" w:sz="4" w:space="0"/>
-            <w:insideV w:val="single" w:color="auto" w:sz="4" w:space="0"/>
-          </w:tblBorders>
-          <w:tblCellMar>
-            <w:top w:w="0" w:type="dxa"/>
-            <w:left w:w="0" w:type="dxa"/>
-            <w:bottom w:w="0" w:type="dxa"/>
-            <w:right w:w="0" w:type="dxa"/>
-          </w:tblCellMar>
-        </w:tblPrEx>
         <w:trPr>
-          <w:trHeight w:val="300" w:hRule="atLeast"/>
+          <w:trHeight w:val="300"/>
         </w:trPr>
         <w:tc>
           <w:tcPr>
@@ -150,7 +110,7 @@
               <w:jc w:val="center"/>
               <w:textAlignment w:val="baseline"/>
               <w:rPr>
-                <w:rFonts w:ascii="Segoe UI" w:hAnsi="Segoe UI" w:eastAsia="Times New Roman" w:cs="Segoe UI"/>
+                <w:rFonts w:ascii="Segoe UI" w:eastAsia="Times New Roman" w:hAnsi="Segoe UI" w:cs="Segoe UI"/>
                 <w:sz w:val="18"/>
                 <w:szCs w:val="18"/>
                 <w:lang w:eastAsia="ru-RU"/>
@@ -163,7 +123,56 @@
                 <w:szCs w:val="24"/>
                 <w:lang w:eastAsia="ru-RU"/>
               </w:rPr>
-              <w:t xml:space="preserve">Юридический адрес: 121170, г. Москва, вн.тер.г. муниципальный округ Дорогомилово, пр-кт Кутузовский, д.36, стр. 2, этаж I, помещение/ комната </w:t>
+              <w:t xml:space="preserve">Юридический адрес: 121170, г. Москва, </w:t>
+            </w:r>
+            <w:proofErr w:type="spellStart"/>
+            <w:r>
+              <w:rPr>
+                <w:rFonts w:eastAsia="Times New Roman" w:cs="Times New Roman"/>
+                <w:sz w:val="24"/>
+                <w:szCs w:val="24"/>
+                <w:lang w:eastAsia="ru-RU"/>
+              </w:rPr>
+              <w:t>вн.тер.г</w:t>
+            </w:r>
+            <w:proofErr w:type="spellEnd"/>
+            <w:r>
+              <w:rPr>
+                <w:rFonts w:eastAsia="Times New Roman" w:cs="Times New Roman"/>
+                <w:sz w:val="24"/>
+                <w:szCs w:val="24"/>
+                <w:lang w:eastAsia="ru-RU"/>
+              </w:rPr>
+              <w:t xml:space="preserve">. муниципальный округ Дорогомилово, </w:t>
+            </w:r>
+            <w:proofErr w:type="spellStart"/>
+            <w:r>
+              <w:rPr>
+                <w:rFonts w:eastAsia="Times New Roman" w:cs="Times New Roman"/>
+                <w:sz w:val="24"/>
+                <w:szCs w:val="24"/>
+                <w:lang w:eastAsia="ru-RU"/>
+              </w:rPr>
+              <w:t>пр-кт</w:t>
+            </w:r>
+            <w:proofErr w:type="spellEnd"/>
+            <w:r>
+              <w:rPr>
+                <w:rFonts w:eastAsia="Times New Roman" w:cs="Times New Roman"/>
+                <w:sz w:val="24"/>
+                <w:szCs w:val="24"/>
+                <w:lang w:eastAsia="ru-RU"/>
+              </w:rPr>
+              <w:t xml:space="preserve"> Кутузовский, д</w:t>
+            </w:r>
+            <w:r>
+              <w:rPr>
+                <w:rFonts w:eastAsia="Times New Roman" w:cs="Times New Roman"/>
+                <w:sz w:val="24"/>
+                <w:szCs w:val="24"/>
+                <w:lang w:eastAsia="ru-RU"/>
+              </w:rPr>
+              <w:t xml:space="preserve">.36, стр. 2, этаж I, помещение/ комната </w:t>
             </w:r>
             <w:r>
               <w:rPr>
@@ -191,7 +200,7 @@
               <w:ind w:firstLine="705"/>
               <w:textAlignment w:val="baseline"/>
               <w:rPr>
-                <w:rFonts w:ascii="Segoe UI" w:hAnsi="Segoe UI" w:eastAsia="Times New Roman" w:cs="Segoe UI"/>
+                <w:rFonts w:ascii="Segoe UI" w:eastAsia="Times New Roman" w:hAnsi="Segoe UI" w:cs="Segoe UI"/>
                 <w:sz w:val="18"/>
                 <w:szCs w:val="18"/>
                 <w:lang w:eastAsia="ru-RU"/>
@@ -316,16 +325,13 @@
         <w:spacing w:after="0" w:line="240" w:lineRule="auto"/>
         <w:jc w:val="center"/>
         <w:rPr>
-          <w:sz w:val="28"/>
-          <w:szCs w:val="28"/>
-        </w:rPr>
-      </w:pPr>
-      <w:r>
-        <w:rPr>
-          <w:rFonts w:ascii="Times New Roman" w:hAnsi="Times New Roman"/>
+          <w:szCs w:val="28"/>
+        </w:rPr>
+      </w:pPr>
+      <w:r>
+        <w:rPr>
           <w:b/>
           <w:bCs/>
-          <w:sz w:val="28"/>
           <w:szCs w:val="28"/>
         </w:rPr>
         <w:t>ПМ.02 Осуществление интеграции программных модулей</w:t>
@@ -343,7 +349,7 @@
     </w:p>
     <w:p>
       <w:pPr>
-        <w:pStyle w:val="72"/>
+        <w:pStyle w:val="paragraph"/>
         <w:spacing w:before="0" w:beforeAutospacing="0" w:after="0" w:afterAutospacing="0" w:line="480" w:lineRule="auto"/>
         <w:textAlignment w:val="baseline"/>
         <w:rPr>
@@ -354,7 +360,7 @@
       </w:pPr>
       <w:r>
         <w:rPr>
-          <w:rStyle w:val="74"/>
+          <w:rStyle w:val="eop"/>
           <w:rFonts w:eastAsia="Arial"/>
         </w:rPr>
         <w:t> </w:t>
@@ -362,24 +368,18 @@
     </w:p>
     <w:tbl>
       <w:tblPr>
-        <w:tblStyle w:val="39"/>
+        <w:tblStyle w:val="af4"/>
         <w:tblW w:w="0" w:type="auto"/>
         <w:tblInd w:w="4106" w:type="dxa"/>
         <w:tblBorders>
-          <w:top w:val="none" w:color="auto" w:sz="0" w:space="0"/>
-          <w:left w:val="none" w:color="auto" w:sz="0" w:space="0"/>
-          <w:bottom w:val="none" w:color="auto" w:sz="0" w:space="0"/>
-          <w:right w:val="none" w:color="auto" w:sz="0" w:space="0"/>
-          <w:insideH w:val="none" w:color="auto" w:sz="0" w:space="0"/>
-          <w:insideV w:val="none" w:color="auto" w:sz="0" w:space="0"/>
+          <w:top w:val="none" w:sz="0" w:space="0" w:color="auto"/>
+          <w:left w:val="none" w:sz="0" w:space="0" w:color="auto"/>
+          <w:bottom w:val="none" w:sz="0" w:space="0" w:color="auto"/>
+          <w:right w:val="none" w:sz="0" w:space="0" w:color="auto"/>
+          <w:insideH w:val="none" w:sz="0" w:space="0" w:color="auto"/>
+          <w:insideV w:val="none" w:sz="0" w:space="0" w:color="auto"/>
         </w:tblBorders>
-        <w:tblLayout w:type="autofit"/>
-        <w:tblCellMar>
-          <w:top w:w="0" w:type="dxa"/>
-          <w:left w:w="108" w:type="dxa"/>
-          <w:bottom w:w="0" w:type="dxa"/>
-          <w:right w:w="108" w:type="dxa"/>
-        </w:tblCellMar>
+        <w:tblLook w:val="04A0" w:firstRow="1" w:lastRow="0" w:firstColumn="1" w:lastColumn="0" w:noHBand="0" w:noVBand="1"/>
       </w:tblPr>
       <w:tblGrid>
         <w:gridCol w:w="1468"/>
@@ -388,22 +388,6 @@
         <w:gridCol w:w="2387"/>
       </w:tblGrid>
       <w:tr>
-        <w:tblPrEx>
-          <w:tblBorders>
-            <w:top w:val="none" w:color="auto" w:sz="0" w:space="0"/>
-            <w:left w:val="none" w:color="auto" w:sz="0" w:space="0"/>
-            <w:bottom w:val="none" w:color="auto" w:sz="0" w:space="0"/>
-            <w:right w:val="none" w:color="auto" w:sz="0" w:space="0"/>
-            <w:insideH w:val="none" w:color="auto" w:sz="0" w:space="0"/>
-            <w:insideV w:val="none" w:color="auto" w:sz="0" w:space="0"/>
-          </w:tblBorders>
-          <w:tblCellMar>
-            <w:top w:w="0" w:type="dxa"/>
-            <w:left w:w="108" w:type="dxa"/>
-            <w:bottom w:w="0" w:type="dxa"/>
-            <w:right w:w="108" w:type="dxa"/>
-          </w:tblCellMar>
-        </w:tblPrEx>
         <w:tc>
           <w:tcPr>
             <w:tcW w:w="1683" w:type="dxa"/>
@@ -429,30 +413,25 @@
             <w:tcW w:w="3544" w:type="dxa"/>
             <w:gridSpan w:val="2"/>
             <w:tcBorders>
-              <w:bottom w:val="single" w:color="auto" w:sz="4" w:space="0"/>
+              <w:bottom w:val="single" w:sz="4" w:space="0" w:color="auto"/>
             </w:tcBorders>
           </w:tcPr>
           <w:p>
             <w:pPr>
               <w:spacing w:after="0" w:line="240" w:lineRule="auto"/>
               <w:rPr>
-                <w:rFonts w:hint="default"/>
                 <w:sz w:val="24"/>
-                <w:lang w:val="ru-RU"/>
               </w:rPr>
             </w:pPr>
             <w:r>
               <w:rPr>
                 <w:sz w:val="24"/>
-                <w:lang w:val="ru-RU"/>
               </w:rPr>
               <w:t>Соколова</w:t>
             </w:r>
             <w:r>
               <w:rPr>
-                <w:rFonts w:hint="default"/>
                 <w:sz w:val="24"/>
-                <w:lang w:val="ru-RU"/>
               </w:rPr>
               <w:t xml:space="preserve"> Анастасия Ивановна</w:t>
             </w:r>
@@ -460,22 +439,6 @@
         </w:tc>
       </w:tr>
       <w:tr>
-        <w:tblPrEx>
-          <w:tblBorders>
-            <w:top w:val="none" w:color="auto" w:sz="0" w:space="0"/>
-            <w:left w:val="none" w:color="auto" w:sz="0" w:space="0"/>
-            <w:bottom w:val="none" w:color="auto" w:sz="0" w:space="0"/>
-            <w:right w:val="none" w:color="auto" w:sz="0" w:space="0"/>
-            <w:insideH w:val="none" w:color="auto" w:sz="0" w:space="0"/>
-            <w:insideV w:val="none" w:color="auto" w:sz="0" w:space="0"/>
-          </w:tblBorders>
-          <w:tblCellMar>
-            <w:top w:w="0" w:type="dxa"/>
-            <w:left w:w="108" w:type="dxa"/>
-            <w:bottom w:w="0" w:type="dxa"/>
-            <w:right w:w="108" w:type="dxa"/>
-          </w:tblCellMar>
-        </w:tblPrEx>
         <w:tc>
           <w:tcPr>
             <w:tcW w:w="1468" w:type="dxa"/>
@@ -500,7 +463,7 @@
             <w:tcW w:w="3759" w:type="dxa"/>
             <w:gridSpan w:val="3"/>
             <w:tcBorders>
-              <w:bottom w:val="single" w:color="auto" w:sz="4" w:space="0"/>
+              <w:bottom w:val="single" w:sz="4" w:space="0" w:color="auto"/>
             </w:tcBorders>
           </w:tcPr>
           <w:p>
@@ -521,22 +484,6 @@
         </w:tc>
       </w:tr>
       <w:tr>
-        <w:tblPrEx>
-          <w:tblBorders>
-            <w:top w:val="none" w:color="auto" w:sz="0" w:space="0"/>
-            <w:left w:val="none" w:color="auto" w:sz="0" w:space="0"/>
-            <w:bottom w:val="none" w:color="auto" w:sz="0" w:space="0"/>
-            <w:right w:val="none" w:color="auto" w:sz="0" w:space="0"/>
-            <w:insideH w:val="none" w:color="auto" w:sz="0" w:space="0"/>
-            <w:insideV w:val="none" w:color="auto" w:sz="0" w:space="0"/>
-          </w:tblBorders>
-          <w:tblCellMar>
-            <w:top w:w="0" w:type="dxa"/>
-            <w:left w:w="108" w:type="dxa"/>
-            <w:bottom w:w="0" w:type="dxa"/>
-            <w:right w:w="108" w:type="dxa"/>
-          </w:tblCellMar>
-        </w:tblPrEx>
         <w:tc>
           <w:tcPr>
             <w:tcW w:w="1468" w:type="dxa"/>
@@ -561,8 +508,8 @@
             <w:tcW w:w="3759" w:type="dxa"/>
             <w:gridSpan w:val="3"/>
             <w:tcBorders>
-              <w:top w:val="single" w:color="auto" w:sz="4" w:space="0"/>
-              <w:bottom w:val="single" w:color="auto" w:sz="4" w:space="0"/>
+              <w:top w:val="single" w:sz="4" w:space="0" w:color="auto"/>
+              <w:bottom w:val="single" w:sz="4" w:space="0" w:color="auto"/>
             </w:tcBorders>
           </w:tcPr>
           <w:p>
@@ -576,22 +523,6 @@
         </w:tc>
       </w:tr>
       <w:tr>
-        <w:tblPrEx>
-          <w:tblBorders>
-            <w:top w:val="none" w:color="auto" w:sz="0" w:space="0"/>
-            <w:left w:val="none" w:color="auto" w:sz="0" w:space="0"/>
-            <w:bottom w:val="none" w:color="auto" w:sz="0" w:space="0"/>
-            <w:right w:val="none" w:color="auto" w:sz="0" w:space="0"/>
-            <w:insideH w:val="none" w:color="auto" w:sz="0" w:space="0"/>
-            <w:insideV w:val="none" w:color="auto" w:sz="0" w:space="0"/>
-          </w:tblBorders>
-          <w:tblCellMar>
-            <w:top w:w="0" w:type="dxa"/>
-            <w:left w:w="108" w:type="dxa"/>
-            <w:bottom w:w="0" w:type="dxa"/>
-            <w:right w:w="108" w:type="dxa"/>
-          </w:tblCellMar>
-        </w:tblPrEx>
         <w:tc>
           <w:tcPr>
             <w:tcW w:w="2840" w:type="dxa"/>
@@ -616,30 +547,25 @@
           <w:tcPr>
             <w:tcW w:w="2387" w:type="dxa"/>
             <w:tcBorders>
-              <w:bottom w:val="single" w:color="auto" w:sz="4" w:space="0"/>
+              <w:bottom w:val="single" w:sz="4" w:space="0" w:color="auto"/>
             </w:tcBorders>
           </w:tcPr>
           <w:p>
             <w:pPr>
               <w:spacing w:before="240" w:after="0" w:line="240" w:lineRule="auto"/>
               <w:rPr>
-                <w:rFonts w:hint="default"/>
                 <w:sz w:val="24"/>
-                <w:lang w:val="ru-RU"/>
               </w:rPr>
             </w:pPr>
             <w:r>
               <w:rPr>
                 <w:sz w:val="24"/>
-                <w:lang w:val="ru-RU"/>
               </w:rPr>
               <w:t>Пузиков</w:t>
             </w:r>
             <w:r>
               <w:rPr>
-                <w:rFonts w:hint="default"/>
                 <w:sz w:val="24"/>
-                <w:lang w:val="ru-RU"/>
               </w:rPr>
               <w:t xml:space="preserve"> Денис Владимирович</w:t>
             </w:r>
@@ -649,7 +575,7 @@
     </w:tbl>
     <w:p>
       <w:pPr>
-        <w:pStyle w:val="72"/>
+        <w:pStyle w:val="paragraph"/>
         <w:spacing w:before="0" w:beforeAutospacing="0" w:after="0" w:afterAutospacing="0" w:line="480" w:lineRule="auto"/>
         <w:textAlignment w:val="baseline"/>
         <w:rPr>
@@ -681,7 +607,7 @@
     </w:p>
     <w:p>
       <w:pPr>
-        <w:pStyle w:val="72"/>
+        <w:pStyle w:val="paragraph"/>
         <w:spacing w:before="0" w:beforeAutospacing="0" w:after="0" w:afterAutospacing="0" w:line="360" w:lineRule="auto"/>
         <w:textAlignment w:val="baseline"/>
         <w:rPr>
@@ -692,7 +618,7 @@
       </w:pPr>
       <w:r>
         <w:rPr>
-          <w:rStyle w:val="73"/>
+          <w:rStyle w:val="normaltextrun"/>
           <w:rFonts w:eastAsia="Arial"/>
         </w:rPr>
         <w:t xml:space="preserve">Практика пройдена в </w:t>
@@ -700,16 +626,23 @@
       <w:bookmarkStart w:id="1" w:name="_Hlk226548505"/>
       <w:r>
         <w:rPr>
-          <w:rStyle w:val="73"/>
+          <w:rStyle w:val="normaltextrun"/>
           <w:rFonts w:eastAsia="Arial"/>
         </w:rPr>
-        <w:t>АНО ПОО ММКЦТ «АКАДЕМИЯ ТОП»</w:t>
+        <w:t xml:space="preserve">АНО ПОО ММКЦТ </w:t>
+      </w:r>
+      <w:r>
+        <w:rPr>
+          <w:rStyle w:val="normaltextrun"/>
+          <w:rFonts w:eastAsia="Arial"/>
+        </w:rPr>
+        <w:t>«АКАДЕМИЯ ТОП»</w:t>
       </w:r>
       <w:bookmarkEnd w:id="1"/>
     </w:p>
     <w:p>
       <w:pPr>
-        <w:pStyle w:val="72"/>
+        <w:pStyle w:val="paragraph"/>
         <w:spacing w:before="0" w:beforeAutospacing="0" w:after="0" w:afterAutospacing="0" w:line="360" w:lineRule="auto"/>
         <w:textAlignment w:val="baseline"/>
         <w:rPr>
@@ -720,52 +653,49 @@
       </w:pPr>
       <w:r>
         <w:rPr>
-          <w:rStyle w:val="73"/>
+          <w:rStyle w:val="normaltextrun"/>
           <w:rFonts w:eastAsia="Arial"/>
         </w:rPr>
         <w:t xml:space="preserve">Дата прохождения: </w:t>
       </w:r>
       <w:r>
         <w:rPr>
-          <w:rStyle w:val="73"/>
-          <w:rFonts w:hint="default" w:eastAsia="Arial"/>
-          <w:lang w:val="ru-RU"/>
+          <w:rStyle w:val="normaltextrun"/>
+          <w:rFonts w:eastAsia="Arial"/>
         </w:rPr>
         <w:t>13</w:t>
       </w:r>
       <w:r>
         <w:rPr>
-          <w:rStyle w:val="73"/>
+          <w:rStyle w:val="normaltextrun"/>
           <w:rFonts w:eastAsia="Arial"/>
         </w:rPr>
         <w:t>.0</w:t>
       </w:r>
       <w:r>
         <w:rPr>
-          <w:rStyle w:val="73"/>
-          <w:rFonts w:hint="default" w:eastAsia="Arial"/>
-          <w:lang w:val="ru-RU"/>
+          <w:rStyle w:val="normaltextrun"/>
+          <w:rFonts w:eastAsia="Arial"/>
         </w:rPr>
         <w:t>4</w:t>
       </w:r>
       <w:r>
         <w:rPr>
-          <w:rStyle w:val="73"/>
+          <w:rStyle w:val="normaltextrun"/>
           <w:rFonts w:eastAsia="Arial"/>
         </w:rPr>
         <w:t xml:space="preserve">.2026 г. – </w:t>
       </w:r>
       <w:r>
         <w:rPr>
-          <w:rStyle w:val="73"/>
-          <w:rFonts w:hint="default" w:eastAsia="Arial"/>
-          <w:lang w:val="ru-RU"/>
+          <w:rStyle w:val="normaltextrun"/>
+          <w:rFonts w:eastAsia="Arial"/>
         </w:rPr>
         <w:t>24</w:t>
       </w:r>
       <w:r>
         <w:rPr>
-          <w:rStyle w:val="73"/>
+          <w:rStyle w:val="normaltextrun"/>
           <w:rFonts w:eastAsia="Arial"/>
         </w:rPr>
         <w:t xml:space="preserve">.04.2026 г. </w:t>
@@ -827,7 +757,7 @@
     <w:sdt>
       <w:sdtPr>
         <w:rPr>
-          <w:rFonts w:ascii="Times New Roman" w:hAnsi="Times New Roman" w:cs="Arial" w:eastAsiaTheme="minorEastAsia"/>
+          <w:rFonts w:ascii="Times New Roman" w:eastAsiaTheme="minorEastAsia" w:hAnsi="Times New Roman" w:cs="Arial"/>
           <w:sz w:val="28"/>
         </w:rPr>
         <w:id w:val="513351973"/>
@@ -838,19 +768,17 @@
       </w:sdtPr>
       <w:sdtEndPr>
         <w:rPr>
-          <w:rFonts w:ascii="Times New Roman" w:hAnsi="Times New Roman" w:cs="Arial" w:eastAsiaTheme="minorEastAsia"/>
           <w:b/>
           <w:bCs/>
-          <w:sz w:val="28"/>
         </w:rPr>
       </w:sdtEndPr>
       <w:sdtContent>
         <w:p>
           <w:pPr>
-            <w:pStyle w:val="66"/>
+            <w:pStyle w:val="11"/>
             <w:jc w:val="center"/>
             <w:rPr>
-              <w:rStyle w:val="41"/>
+              <w:rStyle w:val="Heading1Char"/>
               <w:rFonts w:ascii="Times New Roman" w:hAnsi="Times New Roman" w:cs="Times New Roman"/>
               <w:sz w:val="32"/>
               <w:szCs w:val="32"/>
@@ -858,7 +786,7 @@
           </w:pPr>
           <w:r>
             <w:rPr>
-              <w:rStyle w:val="41"/>
+              <w:rStyle w:val="Heading1Char"/>
               <w:rFonts w:ascii="Times New Roman" w:hAnsi="Times New Roman" w:cs="Times New Roman"/>
               <w:b/>
               <w:sz w:val="32"/>
@@ -869,7 +797,7 @@
         </w:p>
         <w:p>
           <w:pPr>
-            <w:pStyle w:val="28"/>
+            <w:pStyle w:val="10"/>
             <w:tabs>
               <w:tab w:val="right" w:leader="dot" w:pos="9355"/>
             </w:tabs>
@@ -895,283 +823,180 @@
             </w:rPr>
             <w:fldChar w:fldCharType="separate"/>
           </w:r>
-          <w:r>
-            <w:rPr>
-              <w:bCs/>
-            </w:rPr>
-            <w:fldChar w:fldCharType="begin"/>
-          </w:r>
-          <w:r>
-            <w:rPr>
-              <w:bCs/>
-            </w:rPr>
-            <w:instrText xml:space="preserve"> HYPERLINK \l _Toc30971 </w:instrText>
-          </w:r>
-          <w:r>
-            <w:rPr>
-              <w:bCs/>
-            </w:rPr>
-            <w:fldChar w:fldCharType="separate"/>
-          </w:r>
-          <w:r>
-            <w:rPr>
-              <w:rFonts w:ascii="Times New Roman" w:hAnsi="Times New Roman" w:cs="Times New Roman"/>
-              <w:szCs w:val="32"/>
-            </w:rPr>
-            <w:t>ЗАДАНИЕ</w:t>
-          </w:r>
-          <w:r>
-            <w:tab/>
-          </w:r>
-          <w:r>
-            <w:fldChar w:fldCharType="begin"/>
-          </w:r>
-          <w:r>
-            <w:instrText xml:space="preserve"> PAGEREF _Toc30971 \h </w:instrText>
-          </w:r>
-          <w:r>
-            <w:fldChar w:fldCharType="separate"/>
-          </w:r>
-          <w:r>
-            <w:t>3</w:t>
-          </w:r>
-          <w:r>
-            <w:fldChar w:fldCharType="end"/>
-          </w:r>
-          <w:r>
-            <w:rPr>
-              <w:bCs/>
-            </w:rPr>
-            <w:fldChar w:fldCharType="end"/>
-          </w:r>
+          <w:hyperlink w:anchor="_Toc30971" w:history="1">
+            <w:r>
+              <w:rPr>
+                <w:rFonts w:cs="Times New Roman"/>
+                <w:szCs w:val="32"/>
+              </w:rPr>
+              <w:t>ЗАДАНИЕ</w:t>
+            </w:r>
+            <w:r>
+              <w:tab/>
+            </w:r>
+            <w:r>
+              <w:fldChar w:fldCharType="begin"/>
+            </w:r>
+            <w:r>
+              <w:instrText xml:space="preserve"> PAGEREF _Toc30971 \h </w:instrText>
+            </w:r>
+            <w:r>
+              <w:fldChar w:fldCharType="separate"/>
+            </w:r>
+            <w:r>
+              <w:t>3</w:t>
+            </w:r>
+            <w:r>
+              <w:fldChar w:fldCharType="end"/>
+            </w:r>
+          </w:hyperlink>
         </w:p>
         <w:p>
           <w:pPr>
-            <w:pStyle w:val="28"/>
+            <w:pStyle w:val="10"/>
             <w:tabs>
               <w:tab w:val="right" w:leader="dot" w:pos="9355"/>
             </w:tabs>
           </w:pPr>
-          <w:r>
-            <w:rPr>
-              <w:bCs/>
-            </w:rPr>
-            <w:fldChar w:fldCharType="begin"/>
-          </w:r>
-          <w:r>
-            <w:rPr>
-              <w:bCs/>
-            </w:rPr>
-            <w:instrText xml:space="preserve"> HYPERLINK \l _Toc3187 </w:instrText>
-          </w:r>
-          <w:r>
-            <w:rPr>
-              <w:bCs/>
-            </w:rPr>
-            <w:fldChar w:fldCharType="separate"/>
-          </w:r>
-          <w:r>
-            <w:rPr>
-              <w:rFonts w:ascii="Times New Roman" w:hAnsi="Times New Roman" w:cs="Times New Roman"/>
-              <w:szCs w:val="32"/>
-            </w:rPr>
-            <w:t>АТТЕСТАЦИОННЫЙ ЛИСТ</w:t>
-          </w:r>
-          <w:r>
-            <w:tab/>
-          </w:r>
-          <w:r>
-            <w:fldChar w:fldCharType="begin"/>
-          </w:r>
-          <w:r>
-            <w:instrText xml:space="preserve"> PAGEREF _Toc3187 \h </w:instrText>
-          </w:r>
-          <w:r>
-            <w:fldChar w:fldCharType="separate"/>
-          </w:r>
-          <w:r>
-            <w:t>4</w:t>
-          </w:r>
-          <w:r>
-            <w:fldChar w:fldCharType="end"/>
-          </w:r>
-          <w:r>
-            <w:rPr>
-              <w:bCs/>
-            </w:rPr>
-            <w:fldChar w:fldCharType="end"/>
-          </w:r>
+          <w:hyperlink w:anchor="_Toc3187" w:history="1">
+            <w:r>
+              <w:rPr>
+                <w:rFonts w:cs="Times New Roman"/>
+                <w:szCs w:val="32"/>
+              </w:rPr>
+              <w:t>АТТЕСТАЦИОННЫЙ ЛИСТ</w:t>
+            </w:r>
+            <w:r>
+              <w:tab/>
+            </w:r>
+            <w:r>
+              <w:fldChar w:fldCharType="begin"/>
+            </w:r>
+            <w:r>
+              <w:instrText xml:space="preserve"> PAGEREF _Toc3187 \h </w:instrText>
+            </w:r>
+            <w:r>
+              <w:fldChar w:fldCharType="separate"/>
+            </w:r>
+            <w:r>
+              <w:t>4</w:t>
+            </w:r>
+            <w:r>
+              <w:fldChar w:fldCharType="end"/>
+            </w:r>
+          </w:hyperlink>
         </w:p>
         <w:p>
           <w:pPr>
-            <w:pStyle w:val="28"/>
+            <w:pStyle w:val="10"/>
             <w:tabs>
               <w:tab w:val="right" w:leader="dot" w:pos="9355"/>
             </w:tabs>
           </w:pPr>
-          <w:r>
-            <w:rPr>
-              <w:bCs/>
-            </w:rPr>
-            <w:fldChar w:fldCharType="begin"/>
-          </w:r>
-          <w:r>
-            <w:rPr>
-              <w:bCs/>
-            </w:rPr>
-            <w:instrText xml:space="preserve"> HYPERLINK \l _Toc6335 </w:instrText>
-          </w:r>
-          <w:r>
-            <w:rPr>
-              <w:bCs/>
-            </w:rPr>
-            <w:fldChar w:fldCharType="separate"/>
-          </w:r>
-          <w:r>
-            <w:rPr>
-              <w:rFonts w:ascii="Times New Roman" w:hAnsi="Times New Roman" w:cs="Times New Roman"/>
-              <w:szCs w:val="32"/>
-            </w:rPr>
-            <w:t>ДНЕВНИК</w:t>
-          </w:r>
-          <w:r>
-            <w:tab/>
-          </w:r>
-          <w:r>
-            <w:fldChar w:fldCharType="begin"/>
-          </w:r>
-          <w:r>
-            <w:instrText xml:space="preserve"> PAGEREF _Toc6335 \h </w:instrText>
-          </w:r>
-          <w:r>
-            <w:fldChar w:fldCharType="separate"/>
-          </w:r>
-          <w:r>
-            <w:t>5</w:t>
-          </w:r>
-          <w:r>
-            <w:fldChar w:fldCharType="end"/>
-          </w:r>
-          <w:r>
-            <w:rPr>
-              <w:bCs/>
-            </w:rPr>
-            <w:fldChar w:fldCharType="end"/>
-          </w:r>
+          <w:hyperlink w:anchor="_Toc6335" w:history="1">
+            <w:r>
+              <w:rPr>
+                <w:rFonts w:cs="Times New Roman"/>
+                <w:szCs w:val="32"/>
+              </w:rPr>
+              <w:t>ДНЕВНИК</w:t>
+            </w:r>
+            <w:r>
+              <w:tab/>
+            </w:r>
+            <w:r>
+              <w:fldChar w:fldCharType="begin"/>
+            </w:r>
+            <w:r>
+              <w:instrText xml:space="preserve"> PAGEREF _Toc6335 \h </w:instrText>
+            </w:r>
+            <w:r>
+              <w:fldChar w:fldCharType="separate"/>
+            </w:r>
+            <w:r>
+              <w:t>5</w:t>
+            </w:r>
+            <w:r>
+              <w:fldChar w:fldCharType="end"/>
+            </w:r>
+          </w:hyperlink>
         </w:p>
         <w:p>
           <w:pPr>
-            <w:pStyle w:val="28"/>
+            <w:pStyle w:val="10"/>
             <w:tabs>
               <w:tab w:val="right" w:leader="dot" w:pos="9355"/>
             </w:tabs>
           </w:pPr>
-          <w:r>
-            <w:rPr>
-              <w:bCs/>
-            </w:rPr>
-            <w:fldChar w:fldCharType="begin"/>
-          </w:r>
-          <w:r>
-            <w:rPr>
-              <w:bCs/>
-            </w:rPr>
-            <w:instrText xml:space="preserve"> HYPERLINK \l _Toc29938 </w:instrText>
-          </w:r>
-          <w:r>
-            <w:rPr>
-              <w:bCs/>
-            </w:rPr>
-            <w:fldChar w:fldCharType="separate"/>
-          </w:r>
-          <w:r>
-            <w:rPr>
-              <w:rFonts w:ascii="Times New Roman" w:hAnsi="Times New Roman" w:cs="Times New Roman"/>
-              <w:szCs w:val="32"/>
-            </w:rPr>
-            <w:t>ОТЧЕТ О ПРОДЕЛАННОЙ РАБОТЕ</w:t>
-          </w:r>
-          <w:r>
-            <w:tab/>
-          </w:r>
-          <w:r>
-            <w:fldChar w:fldCharType="begin"/>
-          </w:r>
-          <w:r>
-            <w:instrText xml:space="preserve"> PAGEREF _Toc29938 \h </w:instrText>
-          </w:r>
-          <w:r>
-            <w:fldChar w:fldCharType="separate"/>
-          </w:r>
-          <w:r>
-            <w:t>6</w:t>
-          </w:r>
-          <w:r>
-            <w:fldChar w:fldCharType="end"/>
-          </w:r>
-          <w:r>
-            <w:rPr>
-              <w:bCs/>
-            </w:rPr>
-            <w:fldChar w:fldCharType="end"/>
-          </w:r>
+          <w:hyperlink w:anchor="_Toc29938" w:history="1">
+            <w:r>
+              <w:rPr>
+                <w:rFonts w:cs="Times New Roman"/>
+                <w:szCs w:val="32"/>
+              </w:rPr>
+              <w:t>ОТЧЕТ О ПРОДЕЛАННОЙ РАБОТЕ</w:t>
+            </w:r>
+            <w:r>
+              <w:tab/>
+            </w:r>
+            <w:r>
+              <w:fldChar w:fldCharType="begin"/>
+            </w:r>
+            <w:r>
+              <w:instrText xml:space="preserve"> PAGEREF _Toc29938 \h </w:instrText>
+            </w:r>
+            <w:r>
+              <w:fldChar w:fldCharType="separate"/>
+            </w:r>
+            <w:r>
+              <w:t>6</w:t>
+            </w:r>
+            <w:r>
+              <w:fldChar w:fldCharType="end"/>
+            </w:r>
+          </w:hyperlink>
         </w:p>
         <w:p>
           <w:pPr>
-            <w:pStyle w:val="28"/>
+            <w:pStyle w:val="10"/>
             <w:tabs>
               <w:tab w:val="right" w:leader="dot" w:pos="9355"/>
             </w:tabs>
           </w:pPr>
-          <w:r>
-            <w:rPr>
-              <w:bCs/>
-            </w:rPr>
-            <w:fldChar w:fldCharType="begin"/>
-          </w:r>
-          <w:r>
-            <w:rPr>
-              <w:bCs/>
-            </w:rPr>
-            <w:instrText xml:space="preserve"> HYPERLINK \l _Toc7559 </w:instrText>
-          </w:r>
-          <w:r>
-            <w:rPr>
-              <w:bCs/>
-            </w:rPr>
-            <w:fldChar w:fldCharType="separate"/>
-          </w:r>
-          <w:r>
-            <w:rPr>
-              <w:rFonts w:ascii="Times New Roman" w:hAnsi="Times New Roman" w:cs="Times New Roman"/>
-              <w:szCs w:val="32"/>
-            </w:rPr>
-            <w:t>ОТЗЫВ РУКОВОДИТЕЛЯ ПРАКТИКИ</w:t>
-          </w:r>
-          <w:r>
-            <w:tab/>
-          </w:r>
-          <w:r>
-            <w:fldChar w:fldCharType="begin"/>
-          </w:r>
-          <w:r>
-            <w:instrText xml:space="preserve"> PAGEREF _Toc7559 \h </w:instrText>
-          </w:r>
-          <w:r>
-            <w:fldChar w:fldCharType="separate"/>
-          </w:r>
-          <w:r>
-            <w:t>10</w:t>
-          </w:r>
-          <w:r>
-            <w:fldChar w:fldCharType="end"/>
-          </w:r>
-          <w:r>
-            <w:rPr>
-              <w:bCs/>
-            </w:rPr>
-            <w:fldChar w:fldCharType="end"/>
-          </w:r>
+          <w:hyperlink w:anchor="_Toc7559" w:history="1">
+            <w:r>
+              <w:rPr>
+                <w:rFonts w:cs="Times New Roman"/>
+                <w:szCs w:val="32"/>
+              </w:rPr>
+              <w:t>ОТЗ</w:t>
+            </w:r>
+            <w:r>
+              <w:rPr>
+                <w:rFonts w:cs="Times New Roman"/>
+                <w:szCs w:val="32"/>
+              </w:rPr>
+              <w:t>ЫВ РУКОВОДИТЕЛЯ ПРАКТИКИ</w:t>
+            </w:r>
+            <w:r>
+              <w:tab/>
+            </w:r>
+            <w:r>
+              <w:fldChar w:fldCharType="begin"/>
+            </w:r>
+            <w:r>
+              <w:instrText xml:space="preserve"> PAGEREF _Toc7559 \h </w:instrText>
+            </w:r>
+            <w:r>
+              <w:fldChar w:fldCharType="separate"/>
+            </w:r>
+            <w:r>
+              <w:t>10</w:t>
+            </w:r>
+            <w:r>
+              <w:fldChar w:fldCharType="end"/>
+            </w:r>
+          </w:hyperlink>
         </w:p>
         <w:p>
           <w:r>
@@ -1198,11 +1023,11 @@
     </w:p>
     <w:p>
       <w:pPr>
-        <w:pStyle w:val="2"/>
+        <w:pStyle w:val="1"/>
         <w:spacing w:before="0" w:after="0"/>
         <w:jc w:val="center"/>
         <w:rPr>
-          <w:rStyle w:val="41"/>
+          <w:rStyle w:val="Heading1Char"/>
           <w:rFonts w:ascii="Times New Roman" w:hAnsi="Times New Roman" w:cs="Times New Roman"/>
           <w:sz w:val="32"/>
           <w:szCs w:val="32"/>
@@ -1211,11 +1036,12 @@
       <w:bookmarkStart w:id="2" w:name="_Toc30971"/>
       <w:r>
         <w:rPr>
-          <w:rStyle w:val="41"/>
+          <w:rStyle w:val="Heading1Char"/>
           <w:rFonts w:ascii="Times New Roman" w:hAnsi="Times New Roman" w:cs="Times New Roman"/>
           <w:sz w:val="32"/>
           <w:szCs w:val="32"/>
         </w:rPr>
+        <w:lastRenderedPageBreak/>
         <w:t>ЗАДАНИЕ</w:t>
       </w:r>
       <w:bookmarkEnd w:id="2"/>
@@ -1229,7 +1055,7 @@
       </w:pPr>
       <w:r>
         <w:rPr>
-          <w:rStyle w:val="41"/>
+          <w:rStyle w:val="Heading1Char"/>
           <w:rFonts w:ascii="Times New Roman" w:hAnsi="Times New Roman" w:cs="Times New Roman"/>
           <w:sz w:val="32"/>
           <w:szCs w:val="32"/>
@@ -1239,15 +1065,7 @@
     </w:p>
     <w:p>
       <w:pPr>
-        <w:spacing w:after="0" w:line="360" w:lineRule="auto"/>
-        <w:rPr>
-          <w:sz w:val="32"/>
-        </w:rPr>
-      </w:pPr>
-    </w:p>
-    <w:p>
-      <w:pPr>
-        <w:pStyle w:val="72"/>
+        <w:pStyle w:val="paragraph"/>
         <w:spacing w:before="0" w:beforeAutospacing="0" w:after="0" w:afterAutospacing="0" w:line="360" w:lineRule="auto"/>
         <w:ind w:firstLine="705"/>
         <w:jc w:val="both"/>
@@ -1260,7 +1078,7 @@
       </w:pPr>
       <w:r>
         <w:rPr>
-          <w:rStyle w:val="73"/>
+          <w:rStyle w:val="normaltextrun"/>
           <w:rFonts w:eastAsia="Arial"/>
           <w:sz w:val="28"/>
         </w:rPr>
@@ -1268,16 +1086,15 @@
       </w:r>
       <w:r>
         <w:rPr>
-          <w:rStyle w:val="73"/>
+          <w:rStyle w:val="normaltextrun"/>
           <w:rFonts w:eastAsia="Arial"/>
           <w:sz w:val="28"/>
-          <w:lang w:val="ru-RU"/>
         </w:rPr>
         <w:t>ке</w:t>
       </w:r>
       <w:r>
         <w:rPr>
-          <w:rStyle w:val="73"/>
+          <w:rStyle w:val="normaltextrun"/>
           <w:rFonts w:eastAsia="Arial"/>
           <w:sz w:val="28"/>
         </w:rPr>
@@ -1285,27 +1102,23 @@
       </w:r>
       <w:r>
         <w:rPr>
-          <w:rStyle w:val="73"/>
+          <w:rStyle w:val="normaltextrun"/>
           <w:rFonts w:eastAsia="Arial"/>
           <w:sz w:val="28"/>
-          <w:highlight w:val="none"/>
-          <w:lang w:val="ru-RU"/>
         </w:rPr>
         <w:t>Соколовой</w:t>
       </w:r>
       <w:r>
         <w:rPr>
-          <w:rStyle w:val="73"/>
-          <w:rFonts w:hint="default" w:eastAsia="Arial"/>
-          <w:sz w:val="28"/>
-          <w:highlight w:val="none"/>
-          <w:lang w:val="ru-RU"/>
+          <w:rStyle w:val="normaltextrun"/>
+          <w:rFonts w:eastAsia="Arial"/>
+          <w:sz w:val="28"/>
         </w:rPr>
         <w:t xml:space="preserve"> Анастасии Ивановне</w:t>
       </w:r>
       <w:r>
         <w:rPr>
-          <w:rStyle w:val="73"/>
+          <w:rStyle w:val="normaltextrun"/>
           <w:rFonts w:eastAsia="Arial"/>
           <w:sz w:val="28"/>
         </w:rPr>
@@ -1313,7 +1126,7 @@
       </w:r>
       <w:r>
         <w:rPr>
-          <w:rStyle w:val="74"/>
+          <w:rStyle w:val="eop"/>
           <w:rFonts w:eastAsia="Arial"/>
           <w:sz w:val="28"/>
         </w:rPr>
@@ -1322,9 +1135,39 @@
     </w:p>
     <w:p>
       <w:pPr>
-        <w:pStyle w:val="72"/>
+        <w:pStyle w:val="paragraph"/>
         <w:spacing w:before="0" w:beforeAutospacing="0" w:after="0" w:afterAutospacing="0" w:line="360" w:lineRule="auto"/>
-        <w:ind w:firstLine="705"/>
+        <w:jc w:val="both"/>
+        <w:textAlignment w:val="baseline"/>
+        <w:rPr>
+          <w:rStyle w:val="normaltextrun"/>
+          <w:rFonts w:eastAsia="Arial"/>
+          <w:b/>
+          <w:sz w:val="28"/>
+        </w:rPr>
+      </w:pPr>
+      <w:r>
+        <w:rPr>
+          <w:rStyle w:val="normaltextrun"/>
+          <w:rFonts w:eastAsia="Arial"/>
+          <w:sz w:val="28"/>
+        </w:rPr>
+        <w:t xml:space="preserve">Программа подготовки </w:t>
+      </w:r>
+      <w:r>
+        <w:rPr>
+          <w:rStyle w:val="normaltextrun"/>
+          <w:rFonts w:eastAsia="Arial"/>
+          <w:b/>
+          <w:sz w:val="28"/>
+        </w:rPr>
+        <w:t xml:space="preserve">09.02.07 Информационные системы и программирование </w:t>
+      </w:r>
+    </w:p>
+    <w:p>
+      <w:pPr>
+        <w:pStyle w:val="paragraph"/>
+        <w:spacing w:before="0" w:beforeAutospacing="0" w:after="0" w:afterAutospacing="0" w:line="360" w:lineRule="auto"/>
         <w:jc w:val="both"/>
         <w:textAlignment w:val="baseline"/>
         <w:rPr>
@@ -1333,15 +1176,60 @@
           <w:szCs w:val="18"/>
         </w:rPr>
       </w:pPr>
-    </w:p>
-    <w:p>
-      <w:pPr>
-        <w:pStyle w:val="72"/>
+      <w:r>
+        <w:rPr>
+          <w:rStyle w:val="normaltextrun"/>
+          <w:rFonts w:eastAsia="Arial"/>
+          <w:sz w:val="28"/>
+        </w:rPr>
+        <w:t xml:space="preserve">Вид практики: </w:t>
+      </w:r>
+      <w:r>
+        <w:rPr>
+          <w:rStyle w:val="normaltextrun"/>
+          <w:rFonts w:eastAsia="Arial"/>
+          <w:i/>
+          <w:iCs/>
+          <w:sz w:val="28"/>
+        </w:rPr>
+        <w:t>учебная</w:t>
+      </w:r>
+      <w:r>
+        <w:rPr>
+          <w:rStyle w:val="eop"/>
+          <w:rFonts w:eastAsia="Arial"/>
+          <w:sz w:val="28"/>
+        </w:rPr>
+        <w:t> </w:t>
+      </w:r>
+    </w:p>
+    <w:p>
+      <w:pPr>
+        <w:pStyle w:val="paragraph"/>
         <w:spacing w:before="0" w:beforeAutospacing="0" w:after="0" w:afterAutospacing="0" w:line="360" w:lineRule="auto"/>
         <w:jc w:val="both"/>
         <w:textAlignment w:val="baseline"/>
         <w:rPr>
-          <w:rStyle w:val="73"/>
+          <w:rFonts w:eastAsia="Arial"/>
+          <w:sz w:val="28"/>
+        </w:rPr>
+      </w:pPr>
+      <w:r>
+        <w:rPr>
+          <w:rStyle w:val="normaltextrun"/>
+          <w:rFonts w:eastAsia="Arial"/>
+          <w:sz w:val="28"/>
+        </w:rPr>
+        <w:t>Срок прохождения: 30.03.2026 г. – 11.04.2026 г.</w:t>
+      </w:r>
+    </w:p>
+    <w:p>
+      <w:pPr>
+        <w:pStyle w:val="paragraph"/>
+        <w:spacing w:before="0" w:beforeAutospacing="0" w:after="0" w:afterAutospacing="0"/>
+        <w:textAlignment w:val="baseline"/>
+        <w:rPr>
+          <w:rStyle w:val="eop"/>
           <w:rFonts w:eastAsia="Arial"/>
           <w:b/>
           <w:sz w:val="28"/>
@@ -1349,249 +1237,118 @@
       </w:pPr>
       <w:r>
         <w:rPr>
-          <w:rStyle w:val="73"/>
-          <w:rFonts w:eastAsia="Arial"/>
-          <w:sz w:val="28"/>
-        </w:rPr>
-        <w:t xml:space="preserve">Программа подготовки </w:t>
-      </w:r>
-      <w:r>
-        <w:rPr>
-          <w:rStyle w:val="73"/>
+          <w:rStyle w:val="normaltextrun"/>
           <w:rFonts w:eastAsia="Arial"/>
           <w:b/>
           <w:sz w:val="28"/>
         </w:rPr>
-        <w:t xml:space="preserve">09.02.07 Информационные системы и программирование </w:t>
-      </w:r>
-    </w:p>
-    <w:p>
-      <w:pPr>
-        <w:pStyle w:val="72"/>
-        <w:spacing w:before="0" w:beforeAutospacing="0" w:after="0" w:afterAutospacing="0" w:line="360" w:lineRule="auto"/>
-        <w:jc w:val="both"/>
-        <w:textAlignment w:val="baseline"/>
-        <w:rPr>
-          <w:rFonts w:ascii="Segoe UI" w:hAnsi="Segoe UI" w:cs="Segoe UI"/>
-          <w:sz w:val="20"/>
-          <w:szCs w:val="18"/>
-        </w:rPr>
-      </w:pPr>
-      <w:r>
-        <w:rPr>
-          <w:rStyle w:val="73"/>
+        <w:t>Содержание</w:t>
+      </w:r>
+      <w:r>
+        <w:rPr>
+          <w:rStyle w:val="eop"/>
           <w:rFonts w:eastAsia="Arial"/>
-          <w:sz w:val="28"/>
-        </w:rPr>
-        <w:t xml:space="preserve">Вид практики: </w:t>
-      </w:r>
-      <w:r>
-        <w:rPr>
-          <w:rStyle w:val="73"/>
+          <w:b/>
+          <w:sz w:val="28"/>
+        </w:rPr>
+        <w:t> </w:t>
+      </w:r>
+      <w:r>
+        <w:rPr>
+          <w:rStyle w:val="normaltextrun"/>
           <w:rFonts w:eastAsia="Arial"/>
-          <w:i/>
-          <w:iCs/>
-          <w:sz w:val="28"/>
-        </w:rPr>
-        <w:t>учебная</w:t>
-      </w:r>
-      <w:r>
-        <w:rPr>
-          <w:rStyle w:val="74"/>
+          <w:b/>
+          <w:sz w:val="28"/>
+        </w:rPr>
+        <w:t>практическ</w:t>
+      </w:r>
+      <w:r>
+        <w:rPr>
+          <w:rStyle w:val="normaltextrun"/>
           <w:rFonts w:eastAsia="Arial"/>
-          <w:sz w:val="28"/>
-        </w:rPr>
-        <w:t> </w:t>
-      </w:r>
-    </w:p>
-    <w:p>
-      <w:pPr>
-        <w:pStyle w:val="72"/>
-        <w:spacing w:before="0" w:beforeAutospacing="0" w:after="0" w:afterAutospacing="0" w:line="360" w:lineRule="auto"/>
-        <w:jc w:val="both"/>
-        <w:textAlignment w:val="baseline"/>
-        <w:rPr>
-          <w:rStyle w:val="73"/>
+          <w:b/>
+          <w:sz w:val="28"/>
+        </w:rPr>
+        <w:t>ого</w:t>
+      </w:r>
+      <w:r>
+        <w:rPr>
+          <w:rStyle w:val="normaltextrun"/>
           <w:rFonts w:eastAsia="Arial"/>
-          <w:sz w:val="28"/>
-        </w:rPr>
-      </w:pPr>
-      <w:r>
-        <w:rPr>
-          <w:rStyle w:val="73"/>
+          <w:b/>
+          <w:sz w:val="28"/>
+        </w:rPr>
+        <w:t xml:space="preserve"> задани</w:t>
+      </w:r>
+      <w:r>
+        <w:rPr>
+          <w:rStyle w:val="normaltextrun"/>
           <w:rFonts w:eastAsia="Arial"/>
-          <w:sz w:val="28"/>
-        </w:rPr>
-        <w:t>Срок прохождения: 30.03.2026 г. – 11.04.2026 г.</w:t>
-      </w:r>
-    </w:p>
-    <w:p>
-      <w:pPr>
-        <w:pStyle w:val="72"/>
-        <w:spacing w:before="0" w:beforeAutospacing="0" w:after="0" w:afterAutospacing="0" w:line="360" w:lineRule="auto"/>
-        <w:jc w:val="both"/>
-        <w:textAlignment w:val="baseline"/>
-        <w:rPr>
-          <w:rFonts w:ascii="Segoe UI" w:hAnsi="Segoe UI" w:cs="Segoe UI"/>
-          <w:sz w:val="20"/>
-          <w:szCs w:val="18"/>
-        </w:rPr>
-      </w:pPr>
-    </w:p>
-    <w:p>
-      <w:pPr>
-        <w:pStyle w:val="72"/>
+          <w:b/>
+          <w:sz w:val="28"/>
+        </w:rPr>
+        <w:t>я</w:t>
+      </w:r>
+      <w:r>
+        <w:rPr>
+          <w:rStyle w:val="eop"/>
+          <w:rFonts w:eastAsia="Arial"/>
+          <w:b/>
+          <w:sz w:val="28"/>
+        </w:rPr>
+        <w:t>:</w:t>
+      </w:r>
+    </w:p>
+    <w:p>
+      <w:pPr>
+        <w:pStyle w:val="paragraph"/>
         <w:spacing w:before="0" w:beforeAutospacing="0" w:after="0" w:afterAutospacing="0"/>
         <w:textAlignment w:val="baseline"/>
         <w:rPr>
-          <w:rStyle w:val="74"/>
+          <w:rStyle w:val="eop"/>
           <w:rFonts w:eastAsia="Arial"/>
           <w:b/>
-          <w:sz w:val="28"/>
-        </w:rPr>
-      </w:pPr>
-      <w:r>
-        <w:rPr>
-          <w:rStyle w:val="73"/>
-          <w:rFonts w:eastAsia="Arial"/>
-          <w:b/>
-          <w:sz w:val="28"/>
-        </w:rPr>
-        <w:t>Содержание</w:t>
-      </w:r>
-      <w:r>
-        <w:rPr>
-          <w:rStyle w:val="74"/>
-          <w:rFonts w:eastAsia="Arial"/>
-          <w:b/>
-          <w:sz w:val="28"/>
-        </w:rPr>
-        <w:t> </w:t>
-      </w:r>
-      <w:r>
-        <w:rPr>
-          <w:rStyle w:val="73"/>
-          <w:rFonts w:eastAsia="Arial"/>
-          <w:b/>
-          <w:sz w:val="28"/>
-        </w:rPr>
-        <w:t>практическ</w:t>
-      </w:r>
-      <w:r>
-        <w:rPr>
-          <w:rStyle w:val="73"/>
-          <w:rFonts w:eastAsia="Arial"/>
-          <w:b/>
-          <w:sz w:val="28"/>
-          <w:lang w:val="ru-RU"/>
-        </w:rPr>
-        <w:t>ого</w:t>
-      </w:r>
-      <w:r>
-        <w:rPr>
-          <w:rStyle w:val="73"/>
-          <w:rFonts w:eastAsia="Arial"/>
-          <w:b/>
-          <w:sz w:val="28"/>
-        </w:rPr>
-        <w:t xml:space="preserve"> задани</w:t>
-      </w:r>
-      <w:r>
-        <w:rPr>
-          <w:rStyle w:val="73"/>
-          <w:rFonts w:eastAsia="Arial"/>
-          <w:b/>
-          <w:sz w:val="28"/>
-          <w:lang w:val="ru-RU"/>
-        </w:rPr>
-        <w:t>я</w:t>
-      </w:r>
-      <w:r>
-        <w:rPr>
-          <w:rStyle w:val="74"/>
-          <w:rFonts w:eastAsia="Arial"/>
-          <w:b/>
-          <w:sz w:val="28"/>
-        </w:rPr>
-        <w:t>:</w:t>
-      </w:r>
-    </w:p>
-    <w:p>
-      <w:pPr>
-        <w:pStyle w:val="72"/>
-        <w:spacing w:before="0" w:beforeAutospacing="0" w:after="0" w:afterAutospacing="0"/>
-        <w:textAlignment w:val="baseline"/>
-        <w:rPr>
-          <w:rStyle w:val="74"/>
-          <w:rFonts w:eastAsia="Arial"/>
-          <w:b/>
-        </w:rPr>
-      </w:pPr>
-    </w:p>
-    <w:p>
-      <w:pPr>
-        <w:pStyle w:val="72"/>
+        </w:rPr>
+      </w:pPr>
+    </w:p>
+    <w:p>
+      <w:pPr>
+        <w:pStyle w:val="paragraph"/>
         <w:spacing w:before="0" w:beforeAutospacing="0" w:after="0" w:line="360" w:lineRule="auto"/>
         <w:textAlignment w:val="baseline"/>
         <w:rPr>
-          <w:rFonts w:hint="default"/>
-          <w:sz w:val="28"/>
-          <w:szCs w:val="28"/>
-          <w:lang w:val="ru-RU"/>
-        </w:rPr>
-      </w:pPr>
-      <w:r>
-        <w:rPr>
-          <w:rFonts w:hint="default"/>
-          <w:sz w:val="28"/>
-          <w:szCs w:val="28"/>
-          <w:lang w:val="ru-RU"/>
+          <w:sz w:val="28"/>
+          <w:szCs w:val="28"/>
+        </w:rPr>
+      </w:pPr>
+      <w:r>
+        <w:rPr>
+          <w:sz w:val="28"/>
+          <w:szCs w:val="28"/>
         </w:rPr>
         <w:t>Разработка программного модуля «Система управления документооборотом (СЭД) для малого предприятия».</w:t>
       </w:r>
     </w:p>
     <w:tbl>
       <w:tblPr>
-        <w:tblStyle w:val="39"/>
+        <w:tblStyle w:val="af4"/>
         <w:tblW w:w="0" w:type="auto"/>
         <w:tblInd w:w="-142" w:type="dxa"/>
         <w:tblBorders>
-          <w:top w:val="none" w:color="auto" w:sz="0" w:space="0"/>
-          <w:left w:val="none" w:color="auto" w:sz="0" w:space="0"/>
-          <w:bottom w:val="none" w:color="auto" w:sz="0" w:space="0"/>
-          <w:right w:val="none" w:color="auto" w:sz="0" w:space="0"/>
-          <w:insideH w:val="none" w:color="auto" w:sz="0" w:space="0"/>
-          <w:insideV w:val="none" w:color="auto" w:sz="0" w:space="0"/>
+          <w:top w:val="none" w:sz="0" w:space="0" w:color="auto"/>
+          <w:left w:val="none" w:sz="0" w:space="0" w:color="auto"/>
+          <w:bottom w:val="none" w:sz="0" w:space="0" w:color="auto"/>
+          <w:right w:val="none" w:sz="0" w:space="0" w:color="auto"/>
+          <w:insideH w:val="none" w:sz="0" w:space="0" w:color="auto"/>
+          <w:insideV w:val="none" w:sz="0" w:space="0" w:color="auto"/>
         </w:tblBorders>
-        <w:tblLayout w:type="autofit"/>
-        <w:tblCellMar>
-          <w:top w:w="0" w:type="dxa"/>
-          <w:left w:w="108" w:type="dxa"/>
-          <w:bottom w:w="0" w:type="dxa"/>
-          <w:right w:w="108" w:type="dxa"/>
-        </w:tblCellMar>
+        <w:tblLook w:val="04A0" w:firstRow="1" w:lastRow="0" w:firstColumn="1" w:lastColumn="0" w:noHBand="0" w:noVBand="1"/>
       </w:tblPr>
       <w:tblGrid>
         <w:gridCol w:w="1838"/>
         <w:gridCol w:w="5245"/>
       </w:tblGrid>
       <w:tr>
-        <w:tblPrEx>
-          <w:tblBorders>
-            <w:top w:val="none" w:color="auto" w:sz="0" w:space="0"/>
-            <w:left w:val="none" w:color="auto" w:sz="0" w:space="0"/>
-            <w:bottom w:val="none" w:color="auto" w:sz="0" w:space="0"/>
-            <w:right w:val="none" w:color="auto" w:sz="0" w:space="0"/>
-            <w:insideH w:val="none" w:color="auto" w:sz="0" w:space="0"/>
-            <w:insideV w:val="none" w:color="auto" w:sz="0" w:space="0"/>
-          </w:tblBorders>
-          <w:tblCellMar>
-            <w:top w:w="0" w:type="dxa"/>
-            <w:left w:w="108" w:type="dxa"/>
-            <w:bottom w:w="0" w:type="dxa"/>
-            <w:right w:w="108" w:type="dxa"/>
-          </w:tblCellMar>
-        </w:tblPrEx>
         <w:tc>
           <w:tcPr>
             <w:tcW w:w="7083" w:type="dxa"/>
@@ -1608,22 +1365,6 @@
         </w:tc>
       </w:tr>
       <w:tr>
-        <w:tblPrEx>
-          <w:tblBorders>
-            <w:top w:val="none" w:color="auto" w:sz="0" w:space="0"/>
-            <w:left w:val="none" w:color="auto" w:sz="0" w:space="0"/>
-            <w:bottom w:val="none" w:color="auto" w:sz="0" w:space="0"/>
-            <w:right w:val="none" w:color="auto" w:sz="0" w:space="0"/>
-            <w:insideH w:val="none" w:color="auto" w:sz="0" w:space="0"/>
-            <w:insideV w:val="none" w:color="auto" w:sz="0" w:space="0"/>
-          </w:tblBorders>
-          <w:tblCellMar>
-            <w:top w:w="0" w:type="dxa"/>
-            <w:left w:w="108" w:type="dxa"/>
-            <w:bottom w:w="0" w:type="dxa"/>
-            <w:right w:w="108" w:type="dxa"/>
-          </w:tblCellMar>
-        </w:tblPrEx>
         <w:tc>
           <w:tcPr>
             <w:tcW w:w="1838" w:type="dxa"/>
@@ -1641,7 +1382,7 @@
           <w:tcPr>
             <w:tcW w:w="5245" w:type="dxa"/>
             <w:tcBorders>
-              <w:bottom w:val="single" w:color="auto" w:sz="4" w:space="0"/>
+              <w:bottom w:val="single" w:sz="4" w:space="0" w:color="auto"/>
             </w:tcBorders>
           </w:tcPr>
           <w:p>
@@ -1649,16 +1390,9 @@
               <w:spacing w:after="0" w:line="240" w:lineRule="auto"/>
             </w:pPr>
             <w:r>
-              <w:rPr>
-                <w:lang w:val="ru-RU"/>
-              </w:rPr>
               <w:t>Пузиков</w:t>
             </w:r>
             <w:r>
-              <w:rPr>
-                <w:rFonts w:hint="default"/>
-                <w:lang w:val="ru-RU"/>
-              </w:rPr>
               <w:t xml:space="preserve"> Денис Владимирович</w:t>
             </w:r>
             <w:r>
@@ -1668,22 +1402,6 @@
         </w:tc>
       </w:tr>
       <w:tr>
-        <w:tblPrEx>
-          <w:tblBorders>
-            <w:top w:val="none" w:color="auto" w:sz="0" w:space="0"/>
-            <w:left w:val="none" w:color="auto" w:sz="0" w:space="0"/>
-            <w:bottom w:val="none" w:color="auto" w:sz="0" w:space="0"/>
-            <w:right w:val="none" w:color="auto" w:sz="0" w:space="0"/>
-            <w:insideH w:val="none" w:color="auto" w:sz="0" w:space="0"/>
-            <w:insideV w:val="none" w:color="auto" w:sz="0" w:space="0"/>
-          </w:tblBorders>
-          <w:tblCellMar>
-            <w:top w:w="0" w:type="dxa"/>
-            <w:left w:w="108" w:type="dxa"/>
-            <w:bottom w:w="0" w:type="dxa"/>
-            <w:right w:w="108" w:type="dxa"/>
-          </w:tblCellMar>
-        </w:tblPrEx>
         <w:tc>
           <w:tcPr>
             <w:tcW w:w="1838" w:type="dxa"/>
@@ -1699,7 +1417,7 @@
           <w:tcPr>
             <w:tcW w:w="5245" w:type="dxa"/>
             <w:tcBorders>
-              <w:top w:val="single" w:color="auto" w:sz="4" w:space="0"/>
+              <w:top w:val="single" w:sz="4" w:space="0" w:color="auto"/>
             </w:tcBorders>
           </w:tcPr>
           <w:p>
@@ -1727,9 +1445,6 @@
         <w:t>Задание принял</w:t>
       </w:r>
       <w:r>
-        <w:rPr>
-          <w:lang w:val="ru-RU"/>
-        </w:rPr>
         <w:t>а</w:t>
       </w:r>
       <w:r>
@@ -1738,28 +1453,31 @@
     </w:p>
     <w:p>
       <w:pPr>
+        <w:tabs>
+          <w:tab w:val="left" w:pos="6946"/>
+        </w:tabs>
         <w:spacing w:after="0" w:line="360" w:lineRule="auto"/>
       </w:pPr>
       <w:r>
-        <w:t>к исполнению __</w:t>
+        <w:t xml:space="preserve">к исполнению </w:t>
       </w:r>
       <w:r>
         <w:rPr>
           <w:u w:val="single"/>
-          <w:lang w:val="ru-RU"/>
         </w:rPr>
         <w:t>Соколова</w:t>
       </w:r>
       <w:r>
         <w:rPr>
-          <w:rFonts w:hint="default"/>
           <w:u w:val="single"/>
-          <w:lang w:val="ru-RU"/>
         </w:rPr>
         <w:t xml:space="preserve"> Анастасия Ивановна</w:t>
       </w:r>
       <w:r>
-        <w:t>______/</w:t>
+        <w:rPr>
+          <w:u w:val="single"/>
+        </w:rPr>
+        <w:tab/>
       </w:r>
     </w:p>
     <w:p>
@@ -1797,11 +1515,11 @@
     </w:p>
     <w:p>
       <w:pPr>
-        <w:pStyle w:val="2"/>
+        <w:pStyle w:val="1"/>
         <w:spacing w:before="0" w:after="0"/>
         <w:jc w:val="center"/>
         <w:rPr>
-          <w:rStyle w:val="41"/>
+          <w:rStyle w:val="Heading1Char"/>
           <w:rFonts w:ascii="Times New Roman" w:hAnsi="Times New Roman" w:cs="Times New Roman"/>
           <w:sz w:val="32"/>
           <w:szCs w:val="32"/>
@@ -1810,11 +1528,12 @@
       <w:bookmarkStart w:id="3" w:name="_Toc3187"/>
       <w:r>
         <w:rPr>
-          <w:rStyle w:val="41"/>
+          <w:rStyle w:val="Heading1Char"/>
           <w:rFonts w:ascii="Times New Roman" w:hAnsi="Times New Roman" w:cs="Times New Roman"/>
           <w:sz w:val="32"/>
           <w:szCs w:val="32"/>
         </w:rPr>
+        <w:lastRenderedPageBreak/>
         <w:t>АТТЕСТАЦИОННЫЙ ЛИСТ</w:t>
       </w:r>
       <w:bookmarkEnd w:id="3"/>
@@ -1823,7 +1542,7 @@
       <w:pPr>
         <w:jc w:val="center"/>
         <w:rPr>
-          <w:rStyle w:val="41"/>
+          <w:rStyle w:val="Heading1Char"/>
           <w:rFonts w:ascii="Times New Roman" w:hAnsi="Times New Roman" w:cs="Times New Roman"/>
           <w:sz w:val="32"/>
           <w:szCs w:val="32"/>
@@ -1831,7 +1550,7 @@
       </w:pPr>
       <w:r>
         <w:rPr>
-          <w:rStyle w:val="41"/>
+          <w:rStyle w:val="Heading1Char"/>
           <w:rFonts w:ascii="Times New Roman" w:hAnsi="Times New Roman" w:cs="Times New Roman"/>
           <w:sz w:val="32"/>
           <w:szCs w:val="32"/>
@@ -1855,15 +1574,12 @@
       <w:r>
         <w:rPr>
           <w:u w:val="single"/>
-          <w:lang w:val="ru-RU"/>
         </w:rPr>
         <w:t>Соколова</w:t>
       </w:r>
       <w:r>
         <w:rPr>
-          <w:rFonts w:hint="default"/>
           <w:u w:val="single"/>
-          <w:lang w:val="ru-RU"/>
         </w:rPr>
         <w:t xml:space="preserve"> А. И.,         9\3-РПО-23\3</w:t>
       </w:r>
@@ -1915,13 +1631,13 @@
         <w:t xml:space="preserve">во время прохождения </w:t>
       </w:r>
       <w:r>
-        <w:rPr>
-          <w:lang w:val="ru-RU"/>
-        </w:rPr>
         <w:t>учебной</w:t>
       </w:r>
       <w:r>
-        <w:t xml:space="preserve"> практики в АНО ПОО ММКЦТ «АКАДЕМИЯ ТОП», проявил(а) следующий уровень</w:t>
+        <w:t xml:space="preserve"> практики в АНО ПОО ММКЦТ «АКАДЕМИЯ ТОП</w:t>
+      </w:r>
+      <w:r>
+        <w:t>», проявил(а) следующий уровень</w:t>
       </w:r>
       <w:r>
         <w:rPr>
@@ -1952,24 +1668,19 @@
     </w:p>
     <w:tbl>
       <w:tblPr>
-        <w:tblStyle w:val="70"/>
+        <w:tblStyle w:val="Style66"/>
         <w:tblW w:w="9322" w:type="dxa"/>
         <w:tblInd w:w="-108" w:type="dxa"/>
         <w:tblBorders>
-          <w:top w:val="single" w:color="000000" w:sz="8" w:space="0"/>
-          <w:left w:val="single" w:color="000000" w:sz="8" w:space="0"/>
-          <w:bottom w:val="single" w:color="000000" w:sz="8" w:space="0"/>
-          <w:right w:val="single" w:color="000000" w:sz="8" w:space="0"/>
-          <w:insideH w:val="single" w:color="000000" w:sz="8" w:space="0"/>
-          <w:insideV w:val="single" w:color="000000" w:sz="8" w:space="0"/>
+          <w:top w:val="single" w:sz="8" w:space="0" w:color="000000"/>
+          <w:left w:val="single" w:sz="8" w:space="0" w:color="000000"/>
+          <w:bottom w:val="single" w:sz="8" w:space="0" w:color="000000"/>
+          <w:right w:val="single" w:sz="8" w:space="0" w:color="000000"/>
+          <w:insideH w:val="single" w:sz="8" w:space="0" w:color="000000"/>
+          <w:insideV w:val="single" w:sz="8" w:space="0" w:color="000000"/>
         </w:tblBorders>
         <w:tblLayout w:type="fixed"/>
-        <w:tblCellMar>
-          <w:top w:w="0" w:type="dxa"/>
-          <w:left w:w="108" w:type="dxa"/>
-          <w:bottom w:w="0" w:type="dxa"/>
-          <w:right w:w="108" w:type="dxa"/>
-        </w:tblCellMar>
+        <w:tblLook w:val="04A0" w:firstRow="1" w:lastRow="0" w:firstColumn="1" w:lastColumn="0" w:noHBand="0" w:noVBand="1"/>
       </w:tblPr>
       <w:tblGrid>
         <w:gridCol w:w="877"/>
@@ -1977,22 +1688,6 @@
         <w:gridCol w:w="1151"/>
       </w:tblGrid>
       <w:tr>
-        <w:tblPrEx>
-          <w:tblBorders>
-            <w:top w:val="single" w:color="000000" w:sz="8" w:space="0"/>
-            <w:left w:val="single" w:color="000000" w:sz="8" w:space="0"/>
-            <w:bottom w:val="single" w:color="000000" w:sz="8" w:space="0"/>
-            <w:right w:val="single" w:color="000000" w:sz="8" w:space="0"/>
-            <w:insideH w:val="single" w:color="000000" w:sz="8" w:space="0"/>
-            <w:insideV w:val="single" w:color="000000" w:sz="8" w:space="0"/>
-          </w:tblBorders>
-          <w:tblCellMar>
-            <w:top w:w="0" w:type="dxa"/>
-            <w:left w:w="108" w:type="dxa"/>
-            <w:bottom w:w="0" w:type="dxa"/>
-            <w:right w:w="108" w:type="dxa"/>
-          </w:tblCellMar>
-        </w:tblPrEx>
         <w:tc>
           <w:tcPr>
             <w:tcW w:w="877" w:type="dxa"/>
@@ -2082,22 +1777,6 @@
         </w:tc>
       </w:tr>
       <w:tr>
-        <w:tblPrEx>
-          <w:tblBorders>
-            <w:top w:val="single" w:color="000000" w:sz="8" w:space="0"/>
-            <w:left w:val="single" w:color="000000" w:sz="8" w:space="0"/>
-            <w:bottom w:val="single" w:color="000000" w:sz="8" w:space="0"/>
-            <w:right w:val="single" w:color="000000" w:sz="8" w:space="0"/>
-            <w:insideH w:val="single" w:color="000000" w:sz="8" w:space="0"/>
-            <w:insideV w:val="single" w:color="000000" w:sz="8" w:space="0"/>
-          </w:tblBorders>
-          <w:tblCellMar>
-            <w:top w:w="0" w:type="dxa"/>
-            <w:left w:w="108" w:type="dxa"/>
-            <w:bottom w:w="0" w:type="dxa"/>
-            <w:right w:w="108" w:type="dxa"/>
-          </w:tblCellMar>
-        </w:tblPrEx>
         <w:tc>
           <w:tcPr>
             <w:tcW w:w="877" w:type="dxa"/>
@@ -2124,12 +1803,10 @@
             </w:r>
             <w:r>
               <w:rPr>
-                <w:rFonts w:hint="default"/>
                 <w:b/>
                 <w:color w:val="000000"/>
                 <w:sz w:val="20"/>
                 <w:szCs w:val="20"/>
-                <w:lang w:val="ru-RU"/>
               </w:rPr>
               <w:t>2</w:t>
             </w:r>
@@ -2159,11 +1836,17 @@
             </w:pPr>
             <w:r>
               <w:rPr>
-                <w:rFonts w:ascii="Times New Roman" w:hAnsi="Times New Roman"/>
                 <w:sz w:val="20"/>
                 <w:szCs w:val="20"/>
               </w:rPr>
-              <w:t>Разрабатывать требования к программным модулям на основе анализа проектной и технической документации на предмет взаимодействия компонент.</w:t>
+              <w:t xml:space="preserve">Разрабатывать требования к программным модулям на основе анализа проектной и технической документации на предмет </w:t>
+            </w:r>
+            <w:r>
+              <w:rPr>
+                <w:sz w:val="20"/>
+                <w:szCs w:val="20"/>
+              </w:rPr>
+              <w:t>взаимодействия компонент.</w:t>
             </w:r>
           </w:p>
         </w:tc>
@@ -2183,24 +1866,8 @@
         </w:tc>
       </w:tr>
       <w:tr>
-        <w:tblPrEx>
-          <w:tblBorders>
-            <w:top w:val="single" w:color="000000" w:sz="8" w:space="0"/>
-            <w:left w:val="single" w:color="000000" w:sz="8" w:space="0"/>
-            <w:bottom w:val="single" w:color="000000" w:sz="8" w:space="0"/>
-            <w:right w:val="single" w:color="000000" w:sz="8" w:space="0"/>
-            <w:insideH w:val="single" w:color="000000" w:sz="8" w:space="0"/>
-            <w:insideV w:val="single" w:color="000000" w:sz="8" w:space="0"/>
-          </w:tblBorders>
-          <w:tblCellMar>
-            <w:top w:w="0" w:type="dxa"/>
-            <w:left w:w="108" w:type="dxa"/>
-            <w:bottom w:w="0" w:type="dxa"/>
-            <w:right w:w="108" w:type="dxa"/>
-          </w:tblCellMar>
-        </w:tblPrEx>
         <w:trPr>
-          <w:trHeight w:val="269" w:hRule="atLeast"/>
+          <w:trHeight w:val="269"/>
         </w:trPr>
         <w:tc>
           <w:tcPr>
@@ -2228,12 +1895,10 @@
             </w:r>
             <w:r>
               <w:rPr>
-                <w:rFonts w:hint="default"/>
                 <w:b/>
                 <w:color w:val="000000"/>
                 <w:sz w:val="20"/>
                 <w:szCs w:val="20"/>
-                <w:lang w:val="ru-RU"/>
               </w:rPr>
               <w:t>2</w:t>
             </w:r>
@@ -2257,7 +1922,7 @@
               <w:widowControl w:val="0"/>
               <w:spacing w:after="0" w:line="240" w:lineRule="auto"/>
               <w:rPr>
-                <w:rFonts w:hint="default" w:ascii="Times New Roman" w:hAnsi="Times New Roman" w:cs="Times New Roman"/>
+                <w:rFonts w:cs="Times New Roman"/>
                 <w:b/>
                 <w:i/>
                 <w:sz w:val="20"/>
@@ -2266,7 +1931,7 @@
             </w:pPr>
             <w:r>
               <w:rPr>
-                <w:rFonts w:hint="default" w:ascii="Times New Roman" w:hAnsi="Times New Roman" w:cs="Times New Roman"/>
+                <w:rFonts w:cs="Times New Roman"/>
                 <w:sz w:val="20"/>
                 <w:szCs w:val="20"/>
               </w:rPr>
@@ -2290,22 +1955,6 @@
         </w:tc>
       </w:tr>
       <w:tr>
-        <w:tblPrEx>
-          <w:tblBorders>
-            <w:top w:val="single" w:color="000000" w:sz="8" w:space="0"/>
-            <w:left w:val="single" w:color="000000" w:sz="8" w:space="0"/>
-            <w:bottom w:val="single" w:color="000000" w:sz="8" w:space="0"/>
-            <w:right w:val="single" w:color="000000" w:sz="8" w:space="0"/>
-            <w:insideH w:val="single" w:color="000000" w:sz="8" w:space="0"/>
-            <w:insideV w:val="single" w:color="000000" w:sz="8" w:space="0"/>
-          </w:tblBorders>
-          <w:tblCellMar>
-            <w:top w:w="0" w:type="dxa"/>
-            <w:left w:w="108" w:type="dxa"/>
-            <w:bottom w:w="0" w:type="dxa"/>
-            <w:right w:w="108" w:type="dxa"/>
-          </w:tblCellMar>
-        </w:tblPrEx>
         <w:tc>
           <w:tcPr>
             <w:tcW w:w="877" w:type="dxa"/>
@@ -2332,12 +1981,10 @@
             </w:r>
             <w:r>
               <w:rPr>
-                <w:rFonts w:hint="default"/>
                 <w:b/>
                 <w:color w:val="000000"/>
                 <w:sz w:val="20"/>
                 <w:szCs w:val="20"/>
-                <w:lang w:val="ru-RU"/>
               </w:rPr>
               <w:t>2</w:t>
             </w:r>
@@ -2361,7 +2008,7 @@
               <w:widowControl w:val="0"/>
               <w:spacing w:after="0" w:line="240" w:lineRule="auto"/>
               <w:rPr>
-                <w:rFonts w:hint="default" w:ascii="Times New Roman" w:hAnsi="Times New Roman" w:cs="Times New Roman"/>
+                <w:rFonts w:cs="Times New Roman"/>
                 <w:b/>
                 <w:i/>
                 <w:sz w:val="20"/>
@@ -2370,7 +2017,7 @@
             </w:pPr>
             <w:r>
               <w:rPr>
-                <w:rFonts w:hint="default" w:ascii="Times New Roman" w:hAnsi="Times New Roman" w:cs="Times New Roman"/>
+                <w:rFonts w:cs="Times New Roman"/>
                 <w:sz w:val="20"/>
                 <w:szCs w:val="20"/>
               </w:rPr>
@@ -2394,22 +2041,6 @@
         </w:tc>
       </w:tr>
       <w:tr>
-        <w:tblPrEx>
-          <w:tblBorders>
-            <w:top w:val="single" w:color="000000" w:sz="8" w:space="0"/>
-            <w:left w:val="single" w:color="000000" w:sz="8" w:space="0"/>
-            <w:bottom w:val="single" w:color="000000" w:sz="8" w:space="0"/>
-            <w:right w:val="single" w:color="000000" w:sz="8" w:space="0"/>
-            <w:insideH w:val="single" w:color="000000" w:sz="8" w:space="0"/>
-            <w:insideV w:val="single" w:color="000000" w:sz="8" w:space="0"/>
-          </w:tblBorders>
-          <w:tblCellMar>
-            <w:top w:w="0" w:type="dxa"/>
-            <w:left w:w="108" w:type="dxa"/>
-            <w:bottom w:w="0" w:type="dxa"/>
-            <w:right w:w="108" w:type="dxa"/>
-          </w:tblCellMar>
-        </w:tblPrEx>
         <w:tc>
           <w:tcPr>
             <w:tcW w:w="877" w:type="dxa"/>
@@ -2436,12 +2067,10 @@
             </w:r>
             <w:r>
               <w:rPr>
-                <w:rFonts w:hint="default"/>
                 <w:b/>
                 <w:color w:val="000000"/>
                 <w:sz w:val="20"/>
                 <w:szCs w:val="20"/>
-                <w:lang w:val="ru-RU"/>
               </w:rPr>
               <w:t>2</w:t>
             </w:r>
@@ -2465,18 +2094,26 @@
               <w:widowControl w:val="0"/>
               <w:spacing w:after="0" w:line="240" w:lineRule="auto"/>
               <w:rPr>
-                <w:rFonts w:hint="default" w:ascii="Times New Roman" w:hAnsi="Times New Roman" w:cs="Times New Roman"/>
+                <w:rFonts w:cs="Times New Roman"/>
                 <w:sz w:val="20"/>
                 <w:szCs w:val="20"/>
               </w:rPr>
             </w:pPr>
             <w:r>
               <w:rPr>
-                <w:rFonts w:hint="default" w:ascii="Times New Roman" w:hAnsi="Times New Roman" w:cs="Times New Roman"/>
+                <w:rFonts w:cs="Times New Roman"/>
                 <w:sz w:val="20"/>
                 <w:szCs w:val="20"/>
               </w:rPr>
-              <w:t>Осуществлять разработку тестовых наборов и тестовых сценариев для программного обеспечения.</w:t>
+              <w:t xml:space="preserve">Осуществлять разработку тестовых наборов и </w:t>
+            </w:r>
+            <w:r>
+              <w:rPr>
+                <w:rFonts w:cs="Times New Roman"/>
+                <w:sz w:val="20"/>
+                <w:szCs w:val="20"/>
+              </w:rPr>
+              <w:t>тестовых сценариев для программного обеспечения.</w:t>
             </w:r>
           </w:p>
         </w:tc>
@@ -2496,22 +2133,6 @@
         </w:tc>
       </w:tr>
       <w:tr>
-        <w:tblPrEx>
-          <w:tblBorders>
-            <w:top w:val="single" w:color="000000" w:sz="8" w:space="0"/>
-            <w:left w:val="single" w:color="000000" w:sz="8" w:space="0"/>
-            <w:bottom w:val="single" w:color="000000" w:sz="8" w:space="0"/>
-            <w:right w:val="single" w:color="000000" w:sz="8" w:space="0"/>
-            <w:insideH w:val="single" w:color="000000" w:sz="8" w:space="0"/>
-            <w:insideV w:val="single" w:color="000000" w:sz="8" w:space="0"/>
-          </w:tblBorders>
-          <w:tblCellMar>
-            <w:top w:w="0" w:type="dxa"/>
-            <w:left w:w="108" w:type="dxa"/>
-            <w:bottom w:w="0" w:type="dxa"/>
-            <w:right w:w="108" w:type="dxa"/>
-          </w:tblCellMar>
-        </w:tblPrEx>
         <w:tc>
           <w:tcPr>
             <w:tcW w:w="877" w:type="dxa"/>
@@ -2521,12 +2142,10 @@
               <w:widowControl w:val="0"/>
               <w:spacing w:after="0" w:line="240" w:lineRule="auto"/>
               <w:rPr>
-                <w:rFonts w:hint="default"/>
                 <w:b/>
                 <w:color w:val="000000"/>
                 <w:sz w:val="20"/>
                 <w:szCs w:val="20"/>
-                <w:lang w:val="ru-RU"/>
               </w:rPr>
             </w:pPr>
             <w:r>
@@ -2535,18 +2154,15 @@
                 <w:color w:val="000000"/>
                 <w:sz w:val="20"/>
                 <w:szCs w:val="20"/>
-                <w:lang w:val="ru-RU"/>
               </w:rPr>
               <w:t>ПК</w:t>
             </w:r>
             <w:r>
               <w:rPr>
-                <w:rFonts w:hint="default"/>
                 <w:b/>
                 <w:color w:val="000000"/>
                 <w:sz w:val="20"/>
                 <w:szCs w:val="20"/>
-                <w:lang w:val="ru-RU"/>
               </w:rPr>
               <w:t xml:space="preserve"> 2.5</w:t>
             </w:r>
@@ -2561,14 +2177,14 @@
               <w:widowControl w:val="0"/>
               <w:spacing w:after="0" w:line="240" w:lineRule="auto"/>
               <w:rPr>
-                <w:rFonts w:hint="default" w:ascii="Times New Roman" w:hAnsi="Times New Roman" w:cs="Times New Roman"/>
+                <w:rFonts w:cs="Times New Roman"/>
                 <w:sz w:val="20"/>
                 <w:szCs w:val="20"/>
               </w:rPr>
             </w:pPr>
             <w:r>
               <w:rPr>
-                <w:rFonts w:hint="default" w:ascii="Times New Roman" w:hAnsi="Times New Roman" w:cs="Times New Roman"/>
+                <w:rFonts w:cs="Times New Roman"/>
                 <w:sz w:val="20"/>
                 <w:szCs w:val="20"/>
               </w:rPr>
@@ -2605,24 +2221,17 @@
     </w:p>
     <w:tbl>
       <w:tblPr>
-        <w:tblStyle w:val="39"/>
+        <w:tblStyle w:val="af4"/>
         <w:tblW w:w="0" w:type="auto"/>
-        <w:tblInd w:w="0" w:type="dxa"/>
         <w:tblBorders>
-          <w:top w:val="none" w:color="auto" w:sz="0" w:space="0"/>
-          <w:left w:val="none" w:color="auto" w:sz="0" w:space="0"/>
-          <w:bottom w:val="none" w:color="auto" w:sz="0" w:space="0"/>
-          <w:right w:val="none" w:color="auto" w:sz="0" w:space="0"/>
-          <w:insideH w:val="none" w:color="auto" w:sz="0" w:space="0"/>
-          <w:insideV w:val="none" w:color="auto" w:sz="0" w:space="0"/>
+          <w:top w:val="none" w:sz="0" w:space="0" w:color="auto"/>
+          <w:left w:val="none" w:sz="0" w:space="0" w:color="auto"/>
+          <w:bottom w:val="none" w:sz="0" w:space="0" w:color="auto"/>
+          <w:right w:val="none" w:sz="0" w:space="0" w:color="auto"/>
+          <w:insideH w:val="none" w:sz="0" w:space="0" w:color="auto"/>
+          <w:insideV w:val="none" w:sz="0" w:space="0" w:color="auto"/>
         </w:tblBorders>
-        <w:tblLayout w:type="autofit"/>
-        <w:tblCellMar>
-          <w:top w:w="0" w:type="dxa"/>
-          <w:left w:w="108" w:type="dxa"/>
-          <w:bottom w:w="0" w:type="dxa"/>
-          <w:right w:w="108" w:type="dxa"/>
-        </w:tblCellMar>
+        <w:tblLook w:val="04A0" w:firstRow="1" w:lastRow="0" w:firstColumn="1" w:lastColumn="0" w:noHBand="0" w:noVBand="1"/>
       </w:tblPr>
       <w:tblGrid>
         <w:gridCol w:w="1869"/>
@@ -2634,16 +2243,6 @@
         <w:gridCol w:w="2262"/>
       </w:tblGrid>
       <w:tr>
-        <w:tblPrEx>
-          <w:tblBorders>
-            <w:top w:val="none" w:color="auto" w:sz="0" w:space="0"/>
-            <w:left w:val="none" w:color="auto" w:sz="0" w:space="0"/>
-            <w:bottom w:val="none" w:color="auto" w:sz="0" w:space="0"/>
-            <w:right w:val="none" w:color="auto" w:sz="0" w:space="0"/>
-            <w:insideH w:val="none" w:color="auto" w:sz="0" w:space="0"/>
-            <w:insideV w:val="none" w:color="auto" w:sz="0" w:space="0"/>
-          </w:tblBorders>
-        </w:tblPrEx>
         <w:tc>
           <w:tcPr>
             <w:tcW w:w="2830" w:type="dxa"/>
@@ -2687,7 +2286,7 @@
             <w:tcW w:w="2976" w:type="dxa"/>
             <w:gridSpan w:val="2"/>
             <w:tcBorders>
-              <w:bottom w:val="single" w:color="auto" w:sz="4" w:space="0"/>
+              <w:bottom w:val="single" w:sz="4" w:space="0" w:color="auto"/>
             </w:tcBorders>
           </w:tcPr>
           <w:p>
@@ -2725,7 +2324,7 @@
           <w:tcPr>
             <w:tcW w:w="2262" w:type="dxa"/>
             <w:tcBorders>
-              <w:bottom w:val="single" w:color="auto" w:sz="4" w:space="0"/>
+              <w:bottom w:val="single" w:sz="4" w:space="0" w:color="auto"/>
             </w:tcBorders>
           </w:tcPr>
           <w:p>
@@ -2748,22 +2347,6 @@
         </w:tc>
       </w:tr>
       <w:tr>
-        <w:tblPrEx>
-          <w:tblBorders>
-            <w:top w:val="none" w:color="auto" w:sz="0" w:space="0"/>
-            <w:left w:val="none" w:color="auto" w:sz="0" w:space="0"/>
-            <w:bottom w:val="none" w:color="auto" w:sz="0" w:space="0"/>
-            <w:right w:val="none" w:color="auto" w:sz="0" w:space="0"/>
-            <w:insideH w:val="none" w:color="auto" w:sz="0" w:space="0"/>
-            <w:insideV w:val="none" w:color="auto" w:sz="0" w:space="0"/>
-          </w:tblBorders>
-          <w:tblCellMar>
-            <w:top w:w="0" w:type="dxa"/>
-            <w:left w:w="108" w:type="dxa"/>
-            <w:bottom w:w="0" w:type="dxa"/>
-            <w:right w:w="108" w:type="dxa"/>
-          </w:tblCellMar>
-        </w:tblPrEx>
         <w:tc>
           <w:tcPr>
             <w:tcW w:w="1869" w:type="dxa"/>
@@ -2814,28 +2397,20 @@
                 <w:sz w:val="20"/>
                 <w:szCs w:val="20"/>
               </w:rPr>
-              <w:t>(фамилия, инициалы, подпись)</w:t>
+              <w:t xml:space="preserve">(фамилия, инициалы, </w:t>
+            </w:r>
+            <w:r>
+              <w:rPr>
+                <w:i/>
+                <w:sz w:val="20"/>
+                <w:szCs w:val="20"/>
+              </w:rPr>
+              <w:t>подпись)</w:t>
             </w:r>
           </w:p>
         </w:tc>
       </w:tr>
       <w:tr>
-        <w:tblPrEx>
-          <w:tblBorders>
-            <w:top w:val="none" w:color="auto" w:sz="0" w:space="0"/>
-            <w:left w:val="none" w:color="auto" w:sz="0" w:space="0"/>
-            <w:bottom w:val="none" w:color="auto" w:sz="0" w:space="0"/>
-            <w:right w:val="none" w:color="auto" w:sz="0" w:space="0"/>
-            <w:insideH w:val="none" w:color="auto" w:sz="0" w:space="0"/>
-            <w:insideV w:val="none" w:color="auto" w:sz="0" w:space="0"/>
-          </w:tblBorders>
-          <w:tblCellMar>
-            <w:top w:w="0" w:type="dxa"/>
-            <w:left w:w="108" w:type="dxa"/>
-            <w:bottom w:w="0" w:type="dxa"/>
-            <w:right w:w="108" w:type="dxa"/>
-          </w:tblCellMar>
-        </w:tblPrEx>
         <w:tc>
           <w:tcPr>
             <w:tcW w:w="1869" w:type="dxa"/>
@@ -2923,21 +2498,22 @@
     </w:p>
     <w:p>
       <w:pPr>
-        <w:pStyle w:val="2"/>
+        <w:pStyle w:val="1"/>
         <w:spacing w:before="0" w:after="0"/>
         <w:jc w:val="center"/>
         <w:rPr>
-          <w:rStyle w:val="41"/>
+          <w:rStyle w:val="Heading1Char"/>
         </w:rPr>
       </w:pPr>
       <w:bookmarkStart w:id="6" w:name="_Toc6335"/>
       <w:r>
         <w:rPr>
-          <w:rStyle w:val="41"/>
+          <w:rStyle w:val="Heading1Char"/>
           <w:rFonts w:ascii="Times New Roman" w:hAnsi="Times New Roman" w:cs="Times New Roman"/>
           <w:sz w:val="32"/>
           <w:szCs w:val="32"/>
         </w:rPr>
+        <w:lastRenderedPageBreak/>
         <w:t>ДНЕВНИК</w:t>
       </w:r>
       <w:bookmarkEnd w:id="6"/>
@@ -2955,7 +2531,7 @@
       </w:pPr>
       <w:r>
         <w:rPr>
-          <w:rStyle w:val="41"/>
+          <w:rStyle w:val="Heading1Char"/>
           <w:rFonts w:ascii="Times New Roman" w:hAnsi="Times New Roman" w:cs="Times New Roman"/>
           <w:sz w:val="32"/>
           <w:szCs w:val="32"/>
@@ -2974,24 +2550,19 @@
     </w:p>
     <w:tbl>
       <w:tblPr>
-        <w:tblStyle w:val="69"/>
+        <w:tblStyle w:val="Style65"/>
         <w:tblW w:w="9747" w:type="dxa"/>
         <w:tblInd w:w="-284" w:type="dxa"/>
         <w:tblBorders>
-          <w:top w:val="single" w:color="000000" w:sz="8" w:space="0"/>
-          <w:left w:val="single" w:color="000000" w:sz="8" w:space="0"/>
-          <w:bottom w:val="single" w:color="000000" w:sz="8" w:space="0"/>
-          <w:right w:val="single" w:color="000000" w:sz="8" w:space="0"/>
-          <w:insideH w:val="single" w:color="000000" w:sz="8" w:space="0"/>
-          <w:insideV w:val="single" w:color="000000" w:sz="8" w:space="0"/>
+          <w:top w:val="single" w:sz="8" w:space="0" w:color="000000"/>
+          <w:left w:val="single" w:sz="8" w:space="0" w:color="000000"/>
+          <w:bottom w:val="single" w:sz="8" w:space="0" w:color="000000"/>
+          <w:right w:val="single" w:sz="8" w:space="0" w:color="000000"/>
+          <w:insideH w:val="single" w:sz="8" w:space="0" w:color="000000"/>
+          <w:insideV w:val="single" w:sz="8" w:space="0" w:color="000000"/>
         </w:tblBorders>
         <w:tblLayout w:type="fixed"/>
-        <w:tblCellMar>
-          <w:top w:w="0" w:type="dxa"/>
-          <w:left w:w="108" w:type="dxa"/>
-          <w:bottom w:w="0" w:type="dxa"/>
-          <w:right w:w="108" w:type="dxa"/>
-        </w:tblCellMar>
+        <w:tblLook w:val="04A0" w:firstRow="1" w:lastRow="0" w:firstColumn="1" w:lastColumn="0" w:noHBand="0" w:noVBand="1"/>
       </w:tblPr>
       <w:tblGrid>
         <w:gridCol w:w="1558"/>
@@ -2999,22 +2570,6 @@
         <w:gridCol w:w="2991"/>
       </w:tblGrid>
       <w:tr>
-        <w:tblPrEx>
-          <w:tblBorders>
-            <w:top w:val="single" w:color="000000" w:sz="8" w:space="0"/>
-            <w:left w:val="single" w:color="000000" w:sz="8" w:space="0"/>
-            <w:bottom w:val="single" w:color="000000" w:sz="8" w:space="0"/>
-            <w:right w:val="single" w:color="000000" w:sz="8" w:space="0"/>
-            <w:insideH w:val="single" w:color="000000" w:sz="8" w:space="0"/>
-            <w:insideV w:val="single" w:color="000000" w:sz="8" w:space="0"/>
-          </w:tblBorders>
-          <w:tblCellMar>
-            <w:top w:w="0" w:type="dxa"/>
-            <w:left w:w="108" w:type="dxa"/>
-            <w:bottom w:w="0" w:type="dxa"/>
-            <w:right w:w="108" w:type="dxa"/>
-          </w:tblCellMar>
-        </w:tblPrEx>
         <w:tc>
           <w:tcPr>
             <w:tcW w:w="1558" w:type="dxa"/>
@@ -3022,16 +2577,9 @@
           <w:p>
             <w:pPr>
               <w:widowControl w:val="0"/>
-              <w:pBdr>
-                <w:top w:val="none" w:color="auto" w:sz="0" w:space="0"/>
-                <w:left w:val="none" w:color="auto" w:sz="0" w:space="0"/>
-                <w:bottom w:val="none" w:color="auto" w:sz="0" w:space="0"/>
-                <w:right w:val="none" w:color="auto" w:sz="0" w:space="0"/>
-                <w:between w:val="none" w:color="auto" w:sz="0" w:space="0"/>
-              </w:pBdr>
               <w:spacing w:after="0" w:line="240" w:lineRule="auto"/>
               <w:rPr>
-                <w:rFonts w:hint="default" w:ascii="Times New Roman" w:hAnsi="Times New Roman" w:eastAsia="Times New Roman" w:cs="Times New Roman"/>
+                <w:rFonts w:eastAsia="Times New Roman" w:cs="Times New Roman"/>
                 <w:b/>
                 <w:color w:val="000000"/>
                 <w:sz w:val="24"/>
@@ -3040,7 +2588,7 @@
             </w:pPr>
             <w:r>
               <w:rPr>
-                <w:rFonts w:hint="default" w:ascii="Times New Roman" w:hAnsi="Times New Roman" w:eastAsia="Times New Roman" w:cs="Times New Roman"/>
+                <w:rFonts w:eastAsia="Times New Roman" w:cs="Times New Roman"/>
                 <w:b/>
                 <w:color w:val="000000"/>
                 <w:sz w:val="24"/>
@@ -3057,16 +2605,9 @@
           <w:p>
             <w:pPr>
               <w:widowControl w:val="0"/>
-              <w:pBdr>
-                <w:top w:val="none" w:color="auto" w:sz="0" w:space="0"/>
-                <w:left w:val="none" w:color="auto" w:sz="0" w:space="0"/>
-                <w:bottom w:val="none" w:color="auto" w:sz="0" w:space="0"/>
-                <w:right w:val="none" w:color="auto" w:sz="0" w:space="0"/>
-                <w:between w:val="none" w:color="auto" w:sz="0" w:space="0"/>
-              </w:pBdr>
               <w:spacing w:after="0" w:line="240" w:lineRule="auto"/>
               <w:rPr>
-                <w:rFonts w:hint="default" w:ascii="Times New Roman" w:hAnsi="Times New Roman" w:eastAsia="Times New Roman" w:cs="Times New Roman"/>
+                <w:rFonts w:eastAsia="Times New Roman" w:cs="Times New Roman"/>
                 <w:b/>
                 <w:color w:val="000000"/>
                 <w:sz w:val="24"/>
@@ -3075,7 +2616,7 @@
             </w:pPr>
             <w:r>
               <w:rPr>
-                <w:rFonts w:hint="default" w:ascii="Times New Roman" w:hAnsi="Times New Roman" w:eastAsia="Times New Roman" w:cs="Times New Roman"/>
+                <w:rFonts w:eastAsia="Times New Roman" w:cs="Times New Roman"/>
                 <w:b/>
                 <w:color w:val="000000"/>
                 <w:sz w:val="24"/>
@@ -3092,16 +2633,9 @@
           <w:p>
             <w:pPr>
               <w:widowControl w:val="0"/>
-              <w:pBdr>
-                <w:top w:val="none" w:color="auto" w:sz="0" w:space="0"/>
-                <w:left w:val="none" w:color="auto" w:sz="0" w:space="0"/>
-                <w:bottom w:val="none" w:color="auto" w:sz="0" w:space="0"/>
-                <w:right w:val="none" w:color="auto" w:sz="0" w:space="0"/>
-                <w:between w:val="none" w:color="auto" w:sz="0" w:space="0"/>
-              </w:pBdr>
               <w:spacing w:after="0" w:line="240" w:lineRule="auto"/>
               <w:rPr>
-                <w:rFonts w:hint="default" w:ascii="Times New Roman" w:hAnsi="Times New Roman" w:eastAsia="Times New Roman" w:cs="Times New Roman"/>
+                <w:rFonts w:eastAsia="Times New Roman" w:cs="Times New Roman"/>
                 <w:b/>
                 <w:color w:val="000000"/>
                 <w:sz w:val="24"/>
@@ -3110,7 +2644,7 @@
             </w:pPr>
             <w:r>
               <w:rPr>
-                <w:rFonts w:hint="default" w:ascii="Times New Roman" w:hAnsi="Times New Roman" w:eastAsia="Times New Roman" w:cs="Times New Roman"/>
+                <w:rFonts w:eastAsia="Times New Roman" w:cs="Times New Roman"/>
                 <w:b/>
                 <w:color w:val="000000"/>
                 <w:sz w:val="24"/>
@@ -3122,22 +2656,6 @@
         </w:tc>
       </w:tr>
       <w:tr>
-        <w:tblPrEx>
-          <w:tblBorders>
-            <w:top w:val="single" w:color="000000" w:sz="8" w:space="0"/>
-            <w:left w:val="single" w:color="000000" w:sz="8" w:space="0"/>
-            <w:bottom w:val="single" w:color="000000" w:sz="8" w:space="0"/>
-            <w:right w:val="single" w:color="000000" w:sz="8" w:space="0"/>
-            <w:insideH w:val="single" w:color="000000" w:sz="8" w:space="0"/>
-            <w:insideV w:val="single" w:color="000000" w:sz="8" w:space="0"/>
-          </w:tblBorders>
-          <w:tblCellMar>
-            <w:top w:w="0" w:type="dxa"/>
-            <w:left w:w="108" w:type="dxa"/>
-            <w:bottom w:w="0" w:type="dxa"/>
-            <w:right w:w="108" w:type="dxa"/>
-          </w:tblCellMar>
-        </w:tblPrEx>
         <w:tc>
           <w:tcPr>
             <w:tcW w:w="1558" w:type="dxa"/>
@@ -3145,45 +2663,36 @@
           <w:p>
             <w:pPr>
               <w:widowControl w:val="0"/>
-              <w:pBdr>
-                <w:top w:val="none" w:color="auto" w:sz="0" w:space="0"/>
-                <w:left w:val="none" w:color="auto" w:sz="0" w:space="0"/>
-                <w:bottom w:val="none" w:color="auto" w:sz="0" w:space="0"/>
-                <w:right w:val="none" w:color="auto" w:sz="0" w:space="0"/>
-                <w:between w:val="none" w:color="auto" w:sz="0" w:space="0"/>
-              </w:pBdr>
               <w:spacing w:before="240" w:line="240" w:lineRule="auto"/>
               <w:rPr>
-                <w:rFonts w:hint="default" w:ascii="Times New Roman" w:hAnsi="Times New Roman" w:eastAsia="Times New Roman" w:cs="Times New Roman"/>
-                <w:sz w:val="22"/>
-              </w:rPr>
-            </w:pPr>
-            <w:r>
-              <w:rPr>
-                <w:rFonts w:hint="default" w:ascii="Times New Roman" w:hAnsi="Times New Roman" w:eastAsia="Times New Roman" w:cs="Times New Roman"/>
-                <w:sz w:val="22"/>
-                <w:lang w:val="ru-RU"/>
+                <w:rFonts w:eastAsia="Times New Roman" w:cs="Times New Roman"/>
+                <w:sz w:val="22"/>
+              </w:rPr>
+            </w:pPr>
+            <w:r>
+              <w:rPr>
+                <w:rFonts w:eastAsia="Times New Roman" w:cs="Times New Roman"/>
+                <w:sz w:val="22"/>
               </w:rPr>
               <w:t>13</w:t>
             </w:r>
             <w:r>
               <w:rPr>
-                <w:rFonts w:hint="default" w:ascii="Times New Roman" w:hAnsi="Times New Roman" w:eastAsia="Times New Roman" w:cs="Times New Roman"/>
+                <w:rFonts w:eastAsia="Times New Roman" w:cs="Times New Roman"/>
                 <w:sz w:val="22"/>
               </w:rPr>
               <w:t>.0</w:t>
             </w:r>
             <w:r>
               <w:rPr>
-                <w:rFonts w:hint="default" w:ascii="Times New Roman" w:hAnsi="Times New Roman" w:eastAsia="Times New Roman" w:cs="Times New Roman"/>
-                <w:sz w:val="22"/>
-                <w:lang w:val="ru-RU"/>
+                <w:rFonts w:eastAsia="Times New Roman" w:cs="Times New Roman"/>
+                <w:sz w:val="22"/>
               </w:rPr>
               <w:t>4</w:t>
             </w:r>
             <w:r>
               <w:rPr>
-                <w:rFonts w:hint="default" w:ascii="Times New Roman" w:hAnsi="Times New Roman" w:eastAsia="Times New Roman" w:cs="Times New Roman"/>
+                <w:rFonts w:eastAsia="Times New Roman" w:cs="Times New Roman"/>
                 <w:sz w:val="22"/>
               </w:rPr>
               <w:t>.2026</w:t>
@@ -3198,25 +2707,16 @@
           <w:p>
             <w:pPr>
               <w:widowControl w:val="0"/>
-              <w:pBdr>
-                <w:top w:val="none" w:color="auto" w:sz="0" w:space="0"/>
-                <w:left w:val="none" w:color="auto" w:sz="0" w:space="0"/>
-                <w:bottom w:val="none" w:color="auto" w:sz="0" w:space="0"/>
-                <w:right w:val="none" w:color="auto" w:sz="0" w:space="0"/>
-                <w:between w:val="none" w:color="auto" w:sz="0" w:space="0"/>
-              </w:pBdr>
               <w:spacing w:before="240" w:line="240" w:lineRule="auto"/>
               <w:rPr>
-                <w:rFonts w:hint="default" w:ascii="Times New Roman" w:hAnsi="Times New Roman" w:eastAsia="Times New Roman" w:cs="Times New Roman"/>
-                <w:sz w:val="22"/>
-                <w:lang w:val="ru-RU"/>
-              </w:rPr>
-            </w:pPr>
-            <w:r>
-              <w:rPr>
-                <w:rFonts w:hint="default" w:ascii="Times New Roman" w:hAnsi="Times New Roman" w:eastAsia="Times New Roman" w:cs="Times New Roman"/>
-                <w:sz w:val="22"/>
-                <w:lang w:val="ru-RU"/>
+                <w:rFonts w:eastAsia="Times New Roman" w:cs="Times New Roman"/>
+                <w:sz w:val="22"/>
+              </w:rPr>
+            </w:pPr>
+            <w:r>
+              <w:rPr>
+                <w:rFonts w:eastAsia="Times New Roman" w:cs="Times New Roman"/>
+                <w:sz w:val="22"/>
               </w:rPr>
               <w:t>Составление и согласование технического задания.</w:t>
             </w:r>
@@ -3229,16 +2729,9 @@
           <w:p>
             <w:pPr>
               <w:widowControl w:val="0"/>
-              <w:pBdr>
-                <w:top w:val="none" w:color="auto" w:sz="0" w:space="0"/>
-                <w:left w:val="none" w:color="auto" w:sz="0" w:space="0"/>
-                <w:bottom w:val="none" w:color="auto" w:sz="0" w:space="0"/>
-                <w:right w:val="none" w:color="auto" w:sz="0" w:space="0"/>
-                <w:between w:val="none" w:color="auto" w:sz="0" w:space="0"/>
-              </w:pBdr>
               <w:spacing w:before="240" w:line="240" w:lineRule="auto"/>
               <w:rPr>
-                <w:rFonts w:hint="default" w:ascii="Times New Roman" w:hAnsi="Times New Roman" w:eastAsia="Times New Roman" w:cs="Times New Roman"/>
+                <w:rFonts w:eastAsia="Times New Roman" w:cs="Times New Roman"/>
                 <w:sz w:val="22"/>
               </w:rPr>
             </w:pPr>
@@ -3246,22 +2739,6 @@
         </w:tc>
       </w:tr>
       <w:tr>
-        <w:tblPrEx>
-          <w:tblBorders>
-            <w:top w:val="single" w:color="000000" w:sz="8" w:space="0"/>
-            <w:left w:val="single" w:color="000000" w:sz="8" w:space="0"/>
-            <w:bottom w:val="single" w:color="000000" w:sz="8" w:space="0"/>
-            <w:right w:val="single" w:color="000000" w:sz="8" w:space="0"/>
-            <w:insideH w:val="single" w:color="000000" w:sz="8" w:space="0"/>
-            <w:insideV w:val="single" w:color="000000" w:sz="8" w:space="0"/>
-          </w:tblBorders>
-          <w:tblCellMar>
-            <w:top w:w="0" w:type="dxa"/>
-            <w:left w:w="108" w:type="dxa"/>
-            <w:bottom w:w="0" w:type="dxa"/>
-            <w:right w:w="108" w:type="dxa"/>
-          </w:tblCellMar>
-        </w:tblPrEx>
         <w:tc>
           <w:tcPr>
             <w:tcW w:w="1558" w:type="dxa"/>
@@ -3269,45 +2746,36 @@
           <w:p>
             <w:pPr>
               <w:widowControl w:val="0"/>
-              <w:pBdr>
-                <w:top w:val="none" w:color="auto" w:sz="0" w:space="0"/>
-                <w:left w:val="none" w:color="auto" w:sz="0" w:space="0"/>
-                <w:bottom w:val="none" w:color="auto" w:sz="0" w:space="0"/>
-                <w:right w:val="none" w:color="auto" w:sz="0" w:space="0"/>
-                <w:between w:val="none" w:color="auto" w:sz="0" w:space="0"/>
-              </w:pBdr>
               <w:spacing w:before="240" w:line="240" w:lineRule="auto"/>
               <w:rPr>
-                <w:rFonts w:hint="default" w:ascii="Times New Roman" w:hAnsi="Times New Roman" w:eastAsia="Times New Roman" w:cs="Times New Roman"/>
-                <w:sz w:val="22"/>
-              </w:rPr>
-            </w:pPr>
-            <w:r>
-              <w:rPr>
-                <w:rFonts w:hint="default" w:ascii="Times New Roman" w:hAnsi="Times New Roman" w:eastAsia="Times New Roman" w:cs="Times New Roman"/>
-                <w:sz w:val="22"/>
-                <w:lang w:val="ru-RU"/>
+                <w:rFonts w:eastAsia="Times New Roman" w:cs="Times New Roman"/>
+                <w:sz w:val="22"/>
+              </w:rPr>
+            </w:pPr>
+            <w:r>
+              <w:rPr>
+                <w:rFonts w:eastAsia="Times New Roman" w:cs="Times New Roman"/>
+                <w:sz w:val="22"/>
               </w:rPr>
               <w:t>14</w:t>
             </w:r>
             <w:r>
               <w:rPr>
-                <w:rFonts w:hint="default" w:ascii="Times New Roman" w:hAnsi="Times New Roman" w:eastAsia="Times New Roman" w:cs="Times New Roman"/>
+                <w:rFonts w:eastAsia="Times New Roman" w:cs="Times New Roman"/>
                 <w:sz w:val="22"/>
               </w:rPr>
               <w:t>.0</w:t>
             </w:r>
             <w:r>
               <w:rPr>
-                <w:rFonts w:hint="default" w:ascii="Times New Roman" w:hAnsi="Times New Roman" w:eastAsia="Times New Roman" w:cs="Times New Roman"/>
-                <w:sz w:val="22"/>
-                <w:lang w:val="ru-RU"/>
+                <w:rFonts w:eastAsia="Times New Roman" w:cs="Times New Roman"/>
+                <w:sz w:val="22"/>
               </w:rPr>
               <w:t>4</w:t>
             </w:r>
             <w:r>
               <w:rPr>
-                <w:rFonts w:hint="default" w:ascii="Times New Roman" w:hAnsi="Times New Roman" w:eastAsia="Times New Roman" w:cs="Times New Roman"/>
+                <w:rFonts w:eastAsia="Times New Roman" w:cs="Times New Roman"/>
                 <w:sz w:val="22"/>
               </w:rPr>
               <w:t>.2026</w:t>
@@ -3317,21 +2785,14 @@
         <w:tc>
           <w:tcPr>
             <w:tcW w:w="5198" w:type="dxa"/>
-            <w:vMerge w:val="continue"/>
+            <w:vMerge/>
           </w:tcPr>
           <w:p>
             <w:pPr>
               <w:widowControl w:val="0"/>
-              <w:pBdr>
-                <w:top w:val="none" w:color="auto" w:sz="0" w:space="0"/>
-                <w:left w:val="none" w:color="auto" w:sz="0" w:space="0"/>
-                <w:bottom w:val="none" w:color="auto" w:sz="0" w:space="0"/>
-                <w:right w:val="none" w:color="auto" w:sz="0" w:space="0"/>
-                <w:between w:val="none" w:color="auto" w:sz="0" w:space="0"/>
-              </w:pBdr>
               <w:spacing w:before="240" w:line="240" w:lineRule="auto"/>
               <w:rPr>
-                <w:rFonts w:hint="default" w:ascii="Times New Roman" w:hAnsi="Times New Roman" w:eastAsia="Times New Roman" w:cs="Times New Roman"/>
+                <w:rFonts w:eastAsia="Times New Roman" w:cs="Times New Roman"/>
                 <w:sz w:val="22"/>
               </w:rPr>
             </w:pPr>
@@ -3344,16 +2805,9 @@
           <w:p>
             <w:pPr>
               <w:widowControl w:val="0"/>
-              <w:pBdr>
-                <w:top w:val="none" w:color="auto" w:sz="0" w:space="0"/>
-                <w:left w:val="none" w:color="auto" w:sz="0" w:space="0"/>
-                <w:bottom w:val="none" w:color="auto" w:sz="0" w:space="0"/>
-                <w:right w:val="none" w:color="auto" w:sz="0" w:space="0"/>
-                <w:between w:val="none" w:color="auto" w:sz="0" w:space="0"/>
-              </w:pBdr>
               <w:spacing w:before="240" w:line="240" w:lineRule="auto"/>
               <w:rPr>
-                <w:rFonts w:hint="default" w:ascii="Times New Roman" w:hAnsi="Times New Roman" w:eastAsia="Times New Roman" w:cs="Times New Roman"/>
+                <w:rFonts w:eastAsia="Times New Roman" w:cs="Times New Roman"/>
                 <w:sz w:val="22"/>
               </w:rPr>
             </w:pPr>
@@ -3361,22 +2815,6 @@
         </w:tc>
       </w:tr>
       <w:tr>
-        <w:tblPrEx>
-          <w:tblBorders>
-            <w:top w:val="single" w:color="000000" w:sz="8" w:space="0"/>
-            <w:left w:val="single" w:color="000000" w:sz="8" w:space="0"/>
-            <w:bottom w:val="single" w:color="000000" w:sz="8" w:space="0"/>
-            <w:right w:val="single" w:color="000000" w:sz="8" w:space="0"/>
-            <w:insideH w:val="single" w:color="000000" w:sz="8" w:space="0"/>
-            <w:insideV w:val="single" w:color="000000" w:sz="8" w:space="0"/>
-          </w:tblBorders>
-          <w:tblCellMar>
-            <w:top w:w="0" w:type="dxa"/>
-            <w:left w:w="108" w:type="dxa"/>
-            <w:bottom w:w="0" w:type="dxa"/>
-            <w:right w:w="108" w:type="dxa"/>
-          </w:tblCellMar>
-        </w:tblPrEx>
         <w:tc>
           <w:tcPr>
             <w:tcW w:w="1558" w:type="dxa"/>
@@ -3384,30 +2822,22 @@
           <w:p>
             <w:pPr>
               <w:widowControl w:val="0"/>
-              <w:pBdr>
-                <w:top w:val="none" w:color="auto" w:sz="0" w:space="0"/>
-                <w:left w:val="none" w:color="auto" w:sz="0" w:space="0"/>
-                <w:bottom w:val="none" w:color="auto" w:sz="0" w:space="0"/>
-                <w:right w:val="none" w:color="auto" w:sz="0" w:space="0"/>
-                <w:between w:val="none" w:color="auto" w:sz="0" w:space="0"/>
-              </w:pBdr>
               <w:spacing w:before="240" w:line="240" w:lineRule="auto"/>
               <w:rPr>
-                <w:rFonts w:hint="default" w:ascii="Times New Roman" w:hAnsi="Times New Roman" w:eastAsia="Times New Roman" w:cs="Times New Roman"/>
-                <w:sz w:val="22"/>
-              </w:rPr>
-            </w:pPr>
-            <w:r>
-              <w:rPr>
-                <w:rFonts w:hint="default" w:ascii="Times New Roman" w:hAnsi="Times New Roman" w:eastAsia="Times New Roman" w:cs="Times New Roman"/>
-                <w:sz w:val="22"/>
-                <w:lang w:val="ru-RU"/>
+                <w:rFonts w:eastAsia="Times New Roman" w:cs="Times New Roman"/>
+                <w:sz w:val="22"/>
+              </w:rPr>
+            </w:pPr>
+            <w:r>
+              <w:rPr>
+                <w:rFonts w:eastAsia="Times New Roman" w:cs="Times New Roman"/>
+                <w:sz w:val="22"/>
               </w:rPr>
               <w:t>15</w:t>
             </w:r>
             <w:r>
               <w:rPr>
-                <w:rFonts w:hint="default" w:ascii="Times New Roman" w:hAnsi="Times New Roman" w:eastAsia="Times New Roman" w:cs="Times New Roman"/>
+                <w:rFonts w:eastAsia="Times New Roman" w:cs="Times New Roman"/>
                 <w:sz w:val="22"/>
               </w:rPr>
               <w:t>.04.2026</w:t>
@@ -3422,27 +2852,25 @@
           <w:p>
             <w:pPr>
               <w:widowControl w:val="0"/>
-              <w:pBdr>
-                <w:top w:val="none" w:color="auto" w:sz="0" w:space="0"/>
-                <w:left w:val="none" w:color="auto" w:sz="0" w:space="0"/>
-                <w:bottom w:val="none" w:color="auto" w:sz="0" w:space="0"/>
-                <w:right w:val="none" w:color="auto" w:sz="0" w:space="0"/>
-                <w:between w:val="none" w:color="auto" w:sz="0" w:space="0"/>
-              </w:pBdr>
               <w:spacing w:before="240" w:line="240" w:lineRule="auto"/>
               <w:rPr>
-                <w:rFonts w:hint="default" w:ascii="Times New Roman" w:hAnsi="Times New Roman" w:eastAsia="Times New Roman" w:cs="Times New Roman"/>
-                <w:sz w:val="22"/>
-                <w:lang w:val="ru-RU"/>
-              </w:rPr>
-            </w:pPr>
-            <w:r>
-              <w:rPr>
-                <w:rFonts w:hint="default" w:ascii="Times New Roman" w:hAnsi="Times New Roman" w:eastAsia="Times New Roman" w:cs="Times New Roman"/>
-                <w:sz w:val="22"/>
-                <w:lang w:val="ru-RU"/>
-              </w:rPr>
-              <w:t>Проектирование и настройка среды разработки.</w:t>
+                <w:rFonts w:eastAsia="Times New Roman" w:cs="Times New Roman"/>
+                <w:sz w:val="22"/>
+              </w:rPr>
+            </w:pPr>
+            <w:r>
+              <w:rPr>
+                <w:rFonts w:eastAsia="Times New Roman" w:cs="Times New Roman"/>
+                <w:sz w:val="22"/>
+              </w:rPr>
+              <w:t xml:space="preserve">Проектирование и настройка среды </w:t>
+            </w:r>
+            <w:r>
+              <w:rPr>
+                <w:rFonts w:eastAsia="Times New Roman" w:cs="Times New Roman"/>
+                <w:sz w:val="22"/>
+              </w:rPr>
+              <w:t>разработки.</w:t>
             </w:r>
           </w:p>
         </w:tc>
@@ -3453,16 +2881,9 @@
           <w:p>
             <w:pPr>
               <w:widowControl w:val="0"/>
-              <w:pBdr>
-                <w:top w:val="none" w:color="auto" w:sz="0" w:space="0"/>
-                <w:left w:val="none" w:color="auto" w:sz="0" w:space="0"/>
-                <w:bottom w:val="none" w:color="auto" w:sz="0" w:space="0"/>
-                <w:right w:val="none" w:color="auto" w:sz="0" w:space="0"/>
-                <w:between w:val="none" w:color="auto" w:sz="0" w:space="0"/>
-              </w:pBdr>
               <w:spacing w:before="240" w:line="240" w:lineRule="auto"/>
               <w:rPr>
-                <w:rFonts w:hint="default" w:ascii="Times New Roman" w:hAnsi="Times New Roman" w:eastAsia="Times New Roman" w:cs="Times New Roman"/>
+                <w:rFonts w:eastAsia="Times New Roman" w:cs="Times New Roman"/>
                 <w:sz w:val="22"/>
               </w:rPr>
             </w:pPr>
@@ -3470,22 +2891,6 @@
         </w:tc>
       </w:tr>
       <w:tr>
-        <w:tblPrEx>
-          <w:tblBorders>
-            <w:top w:val="single" w:color="000000" w:sz="8" w:space="0"/>
-            <w:left w:val="single" w:color="000000" w:sz="8" w:space="0"/>
-            <w:bottom w:val="single" w:color="000000" w:sz="8" w:space="0"/>
-            <w:right w:val="single" w:color="000000" w:sz="8" w:space="0"/>
-            <w:insideH w:val="single" w:color="000000" w:sz="8" w:space="0"/>
-            <w:insideV w:val="single" w:color="000000" w:sz="8" w:space="0"/>
-          </w:tblBorders>
-          <w:tblCellMar>
-            <w:top w:w="0" w:type="dxa"/>
-            <w:left w:w="108" w:type="dxa"/>
-            <w:bottom w:w="0" w:type="dxa"/>
-            <w:right w:w="108" w:type="dxa"/>
-          </w:tblCellMar>
-        </w:tblPrEx>
         <w:tc>
           <w:tcPr>
             <w:tcW w:w="1558" w:type="dxa"/>
@@ -3493,30 +2898,22 @@
           <w:p>
             <w:pPr>
               <w:widowControl w:val="0"/>
-              <w:pBdr>
-                <w:top w:val="none" w:color="auto" w:sz="0" w:space="0"/>
-                <w:left w:val="none" w:color="auto" w:sz="0" w:space="0"/>
-                <w:bottom w:val="none" w:color="auto" w:sz="0" w:space="0"/>
-                <w:right w:val="none" w:color="auto" w:sz="0" w:space="0"/>
-                <w:between w:val="none" w:color="auto" w:sz="0" w:space="0"/>
-              </w:pBdr>
               <w:spacing w:before="240" w:line="240" w:lineRule="auto"/>
               <w:rPr>
-                <w:rFonts w:hint="default" w:ascii="Times New Roman" w:hAnsi="Times New Roman" w:eastAsia="Times New Roman" w:cs="Times New Roman"/>
-                <w:sz w:val="22"/>
-              </w:rPr>
-            </w:pPr>
-            <w:r>
-              <w:rPr>
-                <w:rFonts w:hint="default" w:ascii="Times New Roman" w:hAnsi="Times New Roman" w:eastAsia="Times New Roman" w:cs="Times New Roman"/>
-                <w:sz w:val="22"/>
-                <w:lang w:val="ru-RU"/>
+                <w:rFonts w:eastAsia="Times New Roman" w:cs="Times New Roman"/>
+                <w:sz w:val="22"/>
+              </w:rPr>
+            </w:pPr>
+            <w:r>
+              <w:rPr>
+                <w:rFonts w:eastAsia="Times New Roman" w:cs="Times New Roman"/>
+                <w:sz w:val="22"/>
               </w:rPr>
               <w:t>16</w:t>
             </w:r>
             <w:r>
               <w:rPr>
-                <w:rFonts w:hint="default" w:ascii="Times New Roman" w:hAnsi="Times New Roman" w:eastAsia="Times New Roman" w:cs="Times New Roman"/>
+                <w:rFonts w:eastAsia="Times New Roman" w:cs="Times New Roman"/>
                 <w:sz w:val="22"/>
               </w:rPr>
               <w:t>.04.2026</w:t>
@@ -3526,21 +2923,14 @@
         <w:tc>
           <w:tcPr>
             <w:tcW w:w="5198" w:type="dxa"/>
-            <w:vMerge w:val="continue"/>
+            <w:vMerge/>
           </w:tcPr>
           <w:p>
             <w:pPr>
               <w:widowControl w:val="0"/>
-              <w:pBdr>
-                <w:top w:val="none" w:color="auto" w:sz="0" w:space="0"/>
-                <w:left w:val="none" w:color="auto" w:sz="0" w:space="0"/>
-                <w:bottom w:val="none" w:color="auto" w:sz="0" w:space="0"/>
-                <w:right w:val="none" w:color="auto" w:sz="0" w:space="0"/>
-                <w:between w:val="none" w:color="auto" w:sz="0" w:space="0"/>
-              </w:pBdr>
               <w:spacing w:before="240" w:line="240" w:lineRule="auto"/>
               <w:rPr>
-                <w:rFonts w:hint="default" w:ascii="Times New Roman" w:hAnsi="Times New Roman" w:eastAsia="Times New Roman" w:cs="Times New Roman"/>
+                <w:rFonts w:eastAsia="Times New Roman" w:cs="Times New Roman"/>
                 <w:sz w:val="22"/>
               </w:rPr>
             </w:pPr>
@@ -3553,16 +2943,9 @@
           <w:p>
             <w:pPr>
               <w:widowControl w:val="0"/>
-              <w:pBdr>
-                <w:top w:val="none" w:color="auto" w:sz="0" w:space="0"/>
-                <w:left w:val="none" w:color="auto" w:sz="0" w:space="0"/>
-                <w:bottom w:val="none" w:color="auto" w:sz="0" w:space="0"/>
-                <w:right w:val="none" w:color="auto" w:sz="0" w:space="0"/>
-                <w:between w:val="none" w:color="auto" w:sz="0" w:space="0"/>
-              </w:pBdr>
               <w:spacing w:before="240" w:line="240" w:lineRule="auto"/>
               <w:rPr>
-                <w:rFonts w:hint="default" w:ascii="Times New Roman" w:hAnsi="Times New Roman" w:eastAsia="Times New Roman" w:cs="Times New Roman"/>
+                <w:rFonts w:eastAsia="Times New Roman" w:cs="Times New Roman"/>
                 <w:sz w:val="22"/>
               </w:rPr>
             </w:pPr>
@@ -3570,22 +2953,6 @@
         </w:tc>
       </w:tr>
       <w:tr>
-        <w:tblPrEx>
-          <w:tblBorders>
-            <w:top w:val="single" w:color="000000" w:sz="8" w:space="0"/>
-            <w:left w:val="single" w:color="000000" w:sz="8" w:space="0"/>
-            <w:bottom w:val="single" w:color="000000" w:sz="8" w:space="0"/>
-            <w:right w:val="single" w:color="000000" w:sz="8" w:space="0"/>
-            <w:insideH w:val="single" w:color="000000" w:sz="8" w:space="0"/>
-            <w:insideV w:val="single" w:color="000000" w:sz="8" w:space="0"/>
-          </w:tblBorders>
-          <w:tblCellMar>
-            <w:top w:w="0" w:type="dxa"/>
-            <w:left w:w="108" w:type="dxa"/>
-            <w:bottom w:w="0" w:type="dxa"/>
-            <w:right w:w="108" w:type="dxa"/>
-          </w:tblCellMar>
-        </w:tblPrEx>
         <w:tc>
           <w:tcPr>
             <w:tcW w:w="1558" w:type="dxa"/>
@@ -3593,30 +2960,22 @@
           <w:p>
             <w:pPr>
               <w:widowControl w:val="0"/>
-              <w:pBdr>
-                <w:top w:val="none" w:color="auto" w:sz="0" w:space="0"/>
-                <w:left w:val="none" w:color="auto" w:sz="0" w:space="0"/>
-                <w:bottom w:val="none" w:color="auto" w:sz="0" w:space="0"/>
-                <w:right w:val="none" w:color="auto" w:sz="0" w:space="0"/>
-                <w:between w:val="none" w:color="auto" w:sz="0" w:space="0"/>
-              </w:pBdr>
               <w:spacing w:before="240" w:line="240" w:lineRule="auto"/>
               <w:rPr>
-                <w:rFonts w:hint="default" w:ascii="Times New Roman" w:hAnsi="Times New Roman" w:eastAsia="Times New Roman" w:cs="Times New Roman"/>
-                <w:sz w:val="22"/>
-              </w:rPr>
-            </w:pPr>
-            <w:r>
-              <w:rPr>
-                <w:rFonts w:hint="default" w:ascii="Times New Roman" w:hAnsi="Times New Roman" w:eastAsia="Times New Roman" w:cs="Times New Roman"/>
-                <w:sz w:val="22"/>
-                <w:lang w:val="ru-RU"/>
+                <w:rFonts w:eastAsia="Times New Roman" w:cs="Times New Roman"/>
+                <w:sz w:val="22"/>
+              </w:rPr>
+            </w:pPr>
+            <w:r>
+              <w:rPr>
+                <w:rFonts w:eastAsia="Times New Roman" w:cs="Times New Roman"/>
+                <w:sz w:val="22"/>
               </w:rPr>
               <w:t>17</w:t>
             </w:r>
             <w:r>
               <w:rPr>
-                <w:rFonts w:hint="default" w:ascii="Times New Roman" w:hAnsi="Times New Roman" w:eastAsia="Times New Roman" w:cs="Times New Roman"/>
+                <w:rFonts w:eastAsia="Times New Roman" w:cs="Times New Roman"/>
                 <w:sz w:val="22"/>
               </w:rPr>
               <w:t>.04.2026</w:t>
@@ -3631,51 +2990,30 @@
           <w:p>
             <w:pPr>
               <w:widowControl w:val="0"/>
-              <w:pBdr>
-                <w:top w:val="none" w:color="auto" w:sz="0" w:space="0"/>
-                <w:left w:val="none" w:color="auto" w:sz="0" w:space="0"/>
-                <w:bottom w:val="none" w:color="auto" w:sz="0" w:space="0"/>
-                <w:right w:val="none" w:color="auto" w:sz="0" w:space="0"/>
-                <w:between w:val="none" w:color="auto" w:sz="0" w:space="0"/>
-              </w:pBdr>
               <w:spacing w:before="240" w:line="240" w:lineRule="auto"/>
               <w:rPr>
-                <w:rFonts w:hint="default" w:ascii="Times New Roman" w:hAnsi="Times New Roman" w:eastAsia="Times New Roman" w:cs="Times New Roman"/>
-                <w:sz w:val="22"/>
-              </w:rPr>
-            </w:pPr>
-            <w:r>
-              <w:rPr>
-                <w:rFonts w:hint="default" w:ascii="Times New Roman" w:hAnsi="Times New Roman" w:eastAsia="sans-serif" w:cs="Times New Roman"/>
-                <w:b w:val="0"/>
-                <w:bCs w:val="0"/>
-                <w:color w:val="auto"/>
-                <w:sz w:val="22"/>
-                <w:szCs w:val="22"/>
+                <w:rFonts w:eastAsia="Times New Roman" w:cs="Times New Roman"/>
+                <w:sz w:val="22"/>
+              </w:rPr>
+            </w:pPr>
+            <w:r>
+              <w:rPr>
+                <w:rFonts w:eastAsia="sans-serif" w:cs="Times New Roman"/>
+                <w:sz w:val="22"/>
               </w:rPr>
               <w:t>Реализация функций управления данными</w:t>
             </w:r>
             <w:r>
               <w:rPr>
-                <w:rFonts w:hint="default" w:eastAsia="sans-serif" w:cs="Times New Roman"/>
-                <w:b w:val="0"/>
-                <w:bCs w:val="0"/>
-                <w:color w:val="auto"/>
-                <w:sz w:val="22"/>
-                <w:szCs w:val="22"/>
-                <w:lang w:val="ru-RU"/>
+                <w:rFonts w:eastAsia="sans-serif" w:cs="Times New Roman"/>
+                <w:sz w:val="22"/>
               </w:rPr>
               <w:t xml:space="preserve"> (добавление и удаление)</w:t>
             </w:r>
             <w:r>
               <w:rPr>
-                <w:rFonts w:hint="default" w:ascii="Times New Roman" w:hAnsi="Times New Roman" w:eastAsia="sans-serif" w:cs="Times New Roman"/>
-                <w:b w:val="0"/>
-                <w:bCs w:val="0"/>
-                <w:color w:val="auto"/>
-                <w:sz w:val="22"/>
-                <w:szCs w:val="22"/>
-                <w:lang w:val="ru-RU"/>
+                <w:rFonts w:eastAsia="sans-serif" w:cs="Times New Roman"/>
+                <w:sz w:val="22"/>
               </w:rPr>
               <w:t>.</w:t>
             </w:r>
@@ -3688,16 +3026,9 @@
           <w:p>
             <w:pPr>
               <w:widowControl w:val="0"/>
-              <w:pBdr>
-                <w:top w:val="none" w:color="auto" w:sz="0" w:space="0"/>
-                <w:left w:val="none" w:color="auto" w:sz="0" w:space="0"/>
-                <w:bottom w:val="none" w:color="auto" w:sz="0" w:space="0"/>
-                <w:right w:val="none" w:color="auto" w:sz="0" w:space="0"/>
-                <w:between w:val="none" w:color="auto" w:sz="0" w:space="0"/>
-              </w:pBdr>
               <w:spacing w:before="240" w:line="240" w:lineRule="auto"/>
               <w:rPr>
-                <w:rFonts w:hint="default" w:ascii="Times New Roman" w:hAnsi="Times New Roman" w:eastAsia="Times New Roman" w:cs="Times New Roman"/>
+                <w:rFonts w:eastAsia="Times New Roman" w:cs="Times New Roman"/>
                 <w:sz w:val="22"/>
               </w:rPr>
             </w:pPr>
@@ -3705,22 +3036,6 @@
         </w:tc>
       </w:tr>
       <w:tr>
-        <w:tblPrEx>
-          <w:tblBorders>
-            <w:top w:val="single" w:color="000000" w:sz="8" w:space="0"/>
-            <w:left w:val="single" w:color="000000" w:sz="8" w:space="0"/>
-            <w:bottom w:val="single" w:color="000000" w:sz="8" w:space="0"/>
-            <w:right w:val="single" w:color="000000" w:sz="8" w:space="0"/>
-            <w:insideH w:val="single" w:color="000000" w:sz="8" w:space="0"/>
-            <w:insideV w:val="single" w:color="000000" w:sz="8" w:space="0"/>
-          </w:tblBorders>
-          <w:tblCellMar>
-            <w:top w:w="0" w:type="dxa"/>
-            <w:left w:w="108" w:type="dxa"/>
-            <w:bottom w:w="0" w:type="dxa"/>
-            <w:right w:w="108" w:type="dxa"/>
-          </w:tblCellMar>
-        </w:tblPrEx>
         <w:tc>
           <w:tcPr>
             <w:tcW w:w="1558" w:type="dxa"/>
@@ -3728,30 +3043,22 @@
           <w:p>
             <w:pPr>
               <w:widowControl w:val="0"/>
-              <w:pBdr>
-                <w:top w:val="none" w:color="auto" w:sz="0" w:space="0"/>
-                <w:left w:val="none" w:color="auto" w:sz="0" w:space="0"/>
-                <w:bottom w:val="none" w:color="auto" w:sz="0" w:space="0"/>
-                <w:right w:val="none" w:color="auto" w:sz="0" w:space="0"/>
-                <w:between w:val="none" w:color="auto" w:sz="0" w:space="0"/>
-              </w:pBdr>
               <w:spacing w:before="240" w:line="240" w:lineRule="auto"/>
               <w:rPr>
-                <w:rFonts w:hint="default" w:ascii="Times New Roman" w:hAnsi="Times New Roman" w:eastAsia="Times New Roman" w:cs="Times New Roman"/>
-                <w:sz w:val="22"/>
-              </w:rPr>
-            </w:pPr>
-            <w:r>
-              <w:rPr>
-                <w:rFonts w:hint="default" w:ascii="Times New Roman" w:hAnsi="Times New Roman" w:eastAsia="Times New Roman" w:cs="Times New Roman"/>
-                <w:sz w:val="22"/>
-                <w:lang w:val="ru-RU"/>
+                <w:rFonts w:eastAsia="Times New Roman" w:cs="Times New Roman"/>
+                <w:sz w:val="22"/>
+              </w:rPr>
+            </w:pPr>
+            <w:r>
+              <w:rPr>
+                <w:rFonts w:eastAsia="Times New Roman" w:cs="Times New Roman"/>
+                <w:sz w:val="22"/>
               </w:rPr>
               <w:t>18</w:t>
             </w:r>
             <w:r>
               <w:rPr>
-                <w:rFonts w:hint="default" w:ascii="Times New Roman" w:hAnsi="Times New Roman" w:eastAsia="Times New Roman" w:cs="Times New Roman"/>
+                <w:rFonts w:eastAsia="Times New Roman" w:cs="Times New Roman"/>
                 <w:sz w:val="22"/>
               </w:rPr>
               <w:t>.04.2026</w:t>
@@ -3761,21 +3068,14 @@
         <w:tc>
           <w:tcPr>
             <w:tcW w:w="5198" w:type="dxa"/>
-            <w:vMerge w:val="continue"/>
+            <w:vMerge/>
           </w:tcPr>
           <w:p>
             <w:pPr>
               <w:widowControl w:val="0"/>
-              <w:pBdr>
-                <w:top w:val="none" w:color="auto" w:sz="0" w:space="0"/>
-                <w:left w:val="none" w:color="auto" w:sz="0" w:space="0"/>
-                <w:bottom w:val="none" w:color="auto" w:sz="0" w:space="0"/>
-                <w:right w:val="none" w:color="auto" w:sz="0" w:space="0"/>
-                <w:between w:val="none" w:color="auto" w:sz="0" w:space="0"/>
-              </w:pBdr>
               <w:spacing w:before="240" w:line="240" w:lineRule="auto"/>
               <w:rPr>
-                <w:rFonts w:hint="default" w:ascii="Times New Roman" w:hAnsi="Times New Roman" w:eastAsia="Times New Roman" w:cs="Times New Roman"/>
+                <w:rFonts w:eastAsia="Times New Roman" w:cs="Times New Roman"/>
                 <w:sz w:val="22"/>
               </w:rPr>
             </w:pPr>
@@ -3788,16 +3088,9 @@
           <w:p>
             <w:pPr>
               <w:widowControl w:val="0"/>
-              <w:pBdr>
-                <w:top w:val="none" w:color="auto" w:sz="0" w:space="0"/>
-                <w:left w:val="none" w:color="auto" w:sz="0" w:space="0"/>
-                <w:bottom w:val="none" w:color="auto" w:sz="0" w:space="0"/>
-                <w:right w:val="none" w:color="auto" w:sz="0" w:space="0"/>
-                <w:between w:val="none" w:color="auto" w:sz="0" w:space="0"/>
-              </w:pBdr>
               <w:spacing w:before="240" w:line="240" w:lineRule="auto"/>
               <w:rPr>
-                <w:rFonts w:hint="default" w:ascii="Times New Roman" w:hAnsi="Times New Roman" w:eastAsia="Times New Roman" w:cs="Times New Roman"/>
+                <w:rFonts w:eastAsia="Times New Roman" w:cs="Times New Roman"/>
                 <w:sz w:val="22"/>
               </w:rPr>
             </w:pPr>
@@ -3805,22 +3098,6 @@
         </w:tc>
       </w:tr>
       <w:tr>
-        <w:tblPrEx>
-          <w:tblBorders>
-            <w:top w:val="single" w:color="000000" w:sz="8" w:space="0"/>
-            <w:left w:val="single" w:color="000000" w:sz="8" w:space="0"/>
-            <w:bottom w:val="single" w:color="000000" w:sz="8" w:space="0"/>
-            <w:right w:val="single" w:color="000000" w:sz="8" w:space="0"/>
-            <w:insideH w:val="single" w:color="000000" w:sz="8" w:space="0"/>
-            <w:insideV w:val="single" w:color="000000" w:sz="8" w:space="0"/>
-          </w:tblBorders>
-          <w:tblCellMar>
-            <w:top w:w="0" w:type="dxa"/>
-            <w:left w:w="108" w:type="dxa"/>
-            <w:bottom w:w="0" w:type="dxa"/>
-            <w:right w:w="108" w:type="dxa"/>
-          </w:tblCellMar>
-        </w:tblPrEx>
         <w:tc>
           <w:tcPr>
             <w:tcW w:w="1558" w:type="dxa"/>
@@ -3828,30 +3105,22 @@
           <w:p>
             <w:pPr>
               <w:widowControl w:val="0"/>
-              <w:pBdr>
-                <w:top w:val="none" w:color="auto" w:sz="0" w:space="0"/>
-                <w:left w:val="none" w:color="auto" w:sz="0" w:space="0"/>
-                <w:bottom w:val="none" w:color="auto" w:sz="0" w:space="0"/>
-                <w:right w:val="none" w:color="auto" w:sz="0" w:space="0"/>
-                <w:between w:val="none" w:color="auto" w:sz="0" w:space="0"/>
-              </w:pBdr>
               <w:spacing w:before="240" w:line="240" w:lineRule="auto"/>
               <w:rPr>
-                <w:rFonts w:hint="default" w:ascii="Times New Roman" w:hAnsi="Times New Roman" w:eastAsia="Times New Roman" w:cs="Times New Roman"/>
-                <w:sz w:val="22"/>
-              </w:rPr>
-            </w:pPr>
-            <w:r>
-              <w:rPr>
-                <w:rFonts w:hint="default" w:ascii="Times New Roman" w:hAnsi="Times New Roman" w:eastAsia="Times New Roman" w:cs="Times New Roman"/>
-                <w:sz w:val="22"/>
-                <w:lang w:val="ru-RU"/>
+                <w:rFonts w:eastAsia="Times New Roman" w:cs="Times New Roman"/>
+                <w:sz w:val="22"/>
+              </w:rPr>
+            </w:pPr>
+            <w:r>
+              <w:rPr>
+                <w:rFonts w:eastAsia="Times New Roman" w:cs="Times New Roman"/>
+                <w:sz w:val="22"/>
               </w:rPr>
               <w:t>19</w:t>
             </w:r>
             <w:r>
               <w:rPr>
-                <w:rFonts w:hint="default" w:ascii="Times New Roman" w:hAnsi="Times New Roman" w:eastAsia="Times New Roman" w:cs="Times New Roman"/>
+                <w:rFonts w:eastAsia="Times New Roman" w:cs="Times New Roman"/>
                 <w:sz w:val="22"/>
               </w:rPr>
               <w:t>.04.2026</w:t>
@@ -3866,51 +3135,30 @@
           <w:p>
             <w:pPr>
               <w:widowControl w:val="0"/>
-              <w:pBdr>
-                <w:top w:val="none" w:color="auto" w:sz="0" w:space="0"/>
-                <w:left w:val="none" w:color="auto" w:sz="0" w:space="0"/>
-                <w:bottom w:val="none" w:color="auto" w:sz="0" w:space="0"/>
-                <w:right w:val="none" w:color="auto" w:sz="0" w:space="0"/>
-                <w:between w:val="none" w:color="auto" w:sz="0" w:space="0"/>
-              </w:pBdr>
               <w:spacing w:before="240" w:line="240" w:lineRule="auto"/>
               <w:rPr>
-                <w:rFonts w:hint="default" w:ascii="Times New Roman" w:hAnsi="Times New Roman" w:eastAsia="Times New Roman" w:cs="Times New Roman"/>
-                <w:sz w:val="22"/>
-              </w:rPr>
-            </w:pPr>
-            <w:r>
-              <w:rPr>
-                <w:rFonts w:hint="default" w:ascii="Times New Roman" w:hAnsi="Times New Roman" w:eastAsia="sans-serif" w:cs="Times New Roman"/>
-                <w:b w:val="0"/>
-                <w:bCs w:val="0"/>
-                <w:color w:val="auto"/>
-                <w:sz w:val="22"/>
-                <w:szCs w:val="22"/>
+                <w:rFonts w:eastAsia="Times New Roman" w:cs="Times New Roman"/>
+                <w:sz w:val="22"/>
+              </w:rPr>
+            </w:pPr>
+            <w:r>
+              <w:rPr>
+                <w:rFonts w:eastAsia="sans-serif" w:cs="Times New Roman"/>
+                <w:sz w:val="22"/>
               </w:rPr>
               <w:t>Реализация функций управления данными</w:t>
             </w:r>
             <w:r>
               <w:rPr>
-                <w:rFonts w:hint="default" w:eastAsia="sans-serif" w:cs="Times New Roman"/>
-                <w:b w:val="0"/>
-                <w:bCs w:val="0"/>
-                <w:color w:val="auto"/>
-                <w:sz w:val="22"/>
-                <w:szCs w:val="22"/>
-                <w:lang w:val="ru-RU"/>
+                <w:rFonts w:eastAsia="sans-serif" w:cs="Times New Roman"/>
+                <w:sz w:val="22"/>
               </w:rPr>
               <w:t xml:space="preserve"> (изменение)</w:t>
             </w:r>
             <w:r>
               <w:rPr>
-                <w:rFonts w:hint="default" w:ascii="Times New Roman" w:hAnsi="Times New Roman" w:eastAsia="sans-serif" w:cs="Times New Roman"/>
-                <w:b w:val="0"/>
-                <w:bCs w:val="0"/>
-                <w:color w:val="auto"/>
-                <w:sz w:val="22"/>
-                <w:szCs w:val="22"/>
-                <w:lang w:val="ru-RU"/>
+                <w:rFonts w:eastAsia="sans-serif" w:cs="Times New Roman"/>
+                <w:sz w:val="22"/>
               </w:rPr>
               <w:t>.</w:t>
             </w:r>
@@ -3923,16 +3171,9 @@
           <w:p>
             <w:pPr>
               <w:widowControl w:val="0"/>
-              <w:pBdr>
-                <w:top w:val="none" w:color="auto" w:sz="0" w:space="0"/>
-                <w:left w:val="none" w:color="auto" w:sz="0" w:space="0"/>
-                <w:bottom w:val="none" w:color="auto" w:sz="0" w:space="0"/>
-                <w:right w:val="none" w:color="auto" w:sz="0" w:space="0"/>
-                <w:between w:val="none" w:color="auto" w:sz="0" w:space="0"/>
-              </w:pBdr>
               <w:spacing w:before="240" w:line="240" w:lineRule="auto"/>
               <w:rPr>
-                <w:rFonts w:hint="default" w:ascii="Times New Roman" w:hAnsi="Times New Roman" w:eastAsia="Times New Roman" w:cs="Times New Roman"/>
+                <w:rFonts w:eastAsia="Times New Roman" w:cs="Times New Roman"/>
                 <w:sz w:val="22"/>
               </w:rPr>
             </w:pPr>
@@ -3940,22 +3181,6 @@
         </w:tc>
       </w:tr>
       <w:tr>
-        <w:tblPrEx>
-          <w:tblBorders>
-            <w:top w:val="single" w:color="000000" w:sz="8" w:space="0"/>
-            <w:left w:val="single" w:color="000000" w:sz="8" w:space="0"/>
-            <w:bottom w:val="single" w:color="000000" w:sz="8" w:space="0"/>
-            <w:right w:val="single" w:color="000000" w:sz="8" w:space="0"/>
-            <w:insideH w:val="single" w:color="000000" w:sz="8" w:space="0"/>
-            <w:insideV w:val="single" w:color="000000" w:sz="8" w:space="0"/>
-          </w:tblBorders>
-          <w:tblCellMar>
-            <w:top w:w="0" w:type="dxa"/>
-            <w:left w:w="108" w:type="dxa"/>
-            <w:bottom w:w="0" w:type="dxa"/>
-            <w:right w:w="108" w:type="dxa"/>
-          </w:tblCellMar>
-        </w:tblPrEx>
         <w:tc>
           <w:tcPr>
             <w:tcW w:w="1558" w:type="dxa"/>
@@ -3963,30 +3188,22 @@
           <w:p>
             <w:pPr>
               <w:widowControl w:val="0"/>
-              <w:pBdr>
-                <w:top w:val="none" w:color="auto" w:sz="0" w:space="0"/>
-                <w:left w:val="none" w:color="auto" w:sz="0" w:space="0"/>
-                <w:bottom w:val="none" w:color="auto" w:sz="0" w:space="0"/>
-                <w:right w:val="none" w:color="auto" w:sz="0" w:space="0"/>
-                <w:between w:val="none" w:color="auto" w:sz="0" w:space="0"/>
-              </w:pBdr>
               <w:spacing w:before="240" w:line="240" w:lineRule="auto"/>
               <w:rPr>
-                <w:rFonts w:hint="default" w:ascii="Times New Roman" w:hAnsi="Times New Roman" w:eastAsia="Times New Roman" w:cs="Times New Roman"/>
-                <w:sz w:val="22"/>
-              </w:rPr>
-            </w:pPr>
-            <w:r>
-              <w:rPr>
-                <w:rFonts w:hint="default" w:ascii="Times New Roman" w:hAnsi="Times New Roman" w:eastAsia="Times New Roman" w:cs="Times New Roman"/>
-                <w:sz w:val="22"/>
-                <w:lang w:val="ru-RU"/>
+                <w:rFonts w:eastAsia="Times New Roman" w:cs="Times New Roman"/>
+                <w:sz w:val="22"/>
+              </w:rPr>
+            </w:pPr>
+            <w:r>
+              <w:rPr>
+                <w:rFonts w:eastAsia="Times New Roman" w:cs="Times New Roman"/>
+                <w:sz w:val="22"/>
               </w:rPr>
               <w:t>20</w:t>
             </w:r>
             <w:r>
               <w:rPr>
-                <w:rFonts w:hint="default" w:ascii="Times New Roman" w:hAnsi="Times New Roman" w:eastAsia="Times New Roman" w:cs="Times New Roman"/>
+                <w:rFonts w:eastAsia="Times New Roman" w:cs="Times New Roman"/>
                 <w:sz w:val="22"/>
               </w:rPr>
               <w:t>.04.2026</w:t>
@@ -3996,21 +3213,14 @@
         <w:tc>
           <w:tcPr>
             <w:tcW w:w="5198" w:type="dxa"/>
-            <w:vMerge w:val="continue"/>
+            <w:vMerge/>
           </w:tcPr>
           <w:p>
             <w:pPr>
               <w:widowControl w:val="0"/>
-              <w:pBdr>
-                <w:top w:val="none" w:color="auto" w:sz="0" w:space="0"/>
-                <w:left w:val="none" w:color="auto" w:sz="0" w:space="0"/>
-                <w:bottom w:val="none" w:color="auto" w:sz="0" w:space="0"/>
-                <w:right w:val="none" w:color="auto" w:sz="0" w:space="0"/>
-                <w:between w:val="none" w:color="auto" w:sz="0" w:space="0"/>
-              </w:pBdr>
               <w:spacing w:before="240" w:line="240" w:lineRule="auto"/>
               <w:rPr>
-                <w:rFonts w:hint="default" w:ascii="Times New Roman" w:hAnsi="Times New Roman" w:eastAsia="Times New Roman" w:cs="Times New Roman"/>
+                <w:rFonts w:eastAsia="Times New Roman" w:cs="Times New Roman"/>
                 <w:sz w:val="22"/>
               </w:rPr>
             </w:pPr>
@@ -4025,16 +3235,9 @@
           <w:p>
             <w:pPr>
               <w:widowControl w:val="0"/>
-              <w:pBdr>
-                <w:top w:val="none" w:color="auto" w:sz="0" w:space="0"/>
-                <w:left w:val="none" w:color="auto" w:sz="0" w:space="0"/>
-                <w:bottom w:val="none" w:color="auto" w:sz="0" w:space="0"/>
-                <w:right w:val="none" w:color="auto" w:sz="0" w:space="0"/>
-                <w:between w:val="none" w:color="auto" w:sz="0" w:space="0"/>
-              </w:pBdr>
               <w:spacing w:before="240" w:line="240" w:lineRule="auto"/>
               <w:rPr>
-                <w:rFonts w:hint="default" w:ascii="Times New Roman" w:hAnsi="Times New Roman" w:eastAsia="Times New Roman" w:cs="Times New Roman"/>
+                <w:rFonts w:eastAsia="Times New Roman" w:cs="Times New Roman"/>
                 <w:sz w:val="22"/>
               </w:rPr>
             </w:pPr>
@@ -4042,22 +3245,6 @@
         </w:tc>
       </w:tr>
       <w:tr>
-        <w:tblPrEx>
-          <w:tblBorders>
-            <w:top w:val="single" w:color="000000" w:sz="8" w:space="0"/>
-            <w:left w:val="single" w:color="000000" w:sz="8" w:space="0"/>
-            <w:bottom w:val="single" w:color="000000" w:sz="8" w:space="0"/>
-            <w:right w:val="single" w:color="000000" w:sz="8" w:space="0"/>
-            <w:insideH w:val="single" w:color="000000" w:sz="8" w:space="0"/>
-            <w:insideV w:val="single" w:color="000000" w:sz="8" w:space="0"/>
-          </w:tblBorders>
-          <w:tblCellMar>
-            <w:top w:w="0" w:type="dxa"/>
-            <w:left w:w="108" w:type="dxa"/>
-            <w:bottom w:w="0" w:type="dxa"/>
-            <w:right w:w="108" w:type="dxa"/>
-          </w:tblCellMar>
-        </w:tblPrEx>
         <w:tc>
           <w:tcPr>
             <w:tcW w:w="1558" w:type="dxa"/>
@@ -4065,30 +3252,22 @@
           <w:p>
             <w:pPr>
               <w:widowControl w:val="0"/>
-              <w:pBdr>
-                <w:top w:val="none" w:color="auto" w:sz="0" w:space="0"/>
-                <w:left w:val="none" w:color="auto" w:sz="0" w:space="0"/>
-                <w:bottom w:val="none" w:color="auto" w:sz="0" w:space="0"/>
-                <w:right w:val="none" w:color="auto" w:sz="0" w:space="0"/>
-                <w:between w:val="none" w:color="auto" w:sz="0" w:space="0"/>
-              </w:pBdr>
               <w:spacing w:before="240" w:line="240" w:lineRule="auto"/>
               <w:rPr>
-                <w:rFonts w:hint="default" w:ascii="Times New Roman" w:hAnsi="Times New Roman" w:eastAsia="Times New Roman" w:cs="Times New Roman"/>
-                <w:sz w:val="22"/>
-              </w:rPr>
-            </w:pPr>
-            <w:r>
-              <w:rPr>
-                <w:rFonts w:hint="default" w:ascii="Times New Roman" w:hAnsi="Times New Roman" w:eastAsia="Times New Roman" w:cs="Times New Roman"/>
-                <w:sz w:val="22"/>
-                <w:lang w:val="ru-RU"/>
+                <w:rFonts w:eastAsia="Times New Roman" w:cs="Times New Roman"/>
+                <w:sz w:val="22"/>
+              </w:rPr>
+            </w:pPr>
+            <w:r>
+              <w:rPr>
+                <w:rFonts w:eastAsia="Times New Roman" w:cs="Times New Roman"/>
+                <w:sz w:val="22"/>
               </w:rPr>
               <w:t>21</w:t>
             </w:r>
             <w:r>
               <w:rPr>
-                <w:rFonts w:hint="default" w:ascii="Times New Roman" w:hAnsi="Times New Roman" w:eastAsia="Times New Roman" w:cs="Times New Roman"/>
+                <w:rFonts w:eastAsia="Times New Roman" w:cs="Times New Roman"/>
                 <w:sz w:val="22"/>
               </w:rPr>
               <w:t>.04.2026</w:t>
@@ -4103,32 +3282,28 @@
           <w:p>
             <w:pPr>
               <w:widowControl w:val="0"/>
-              <w:pBdr>
-                <w:top w:val="none" w:color="auto" w:sz="0" w:space="0"/>
-                <w:left w:val="none" w:color="auto" w:sz="0" w:space="0"/>
-                <w:bottom w:val="none" w:color="auto" w:sz="0" w:space="0"/>
-                <w:right w:val="none" w:color="auto" w:sz="0" w:space="0"/>
-                <w:between w:val="none" w:color="auto" w:sz="0" w:space="0"/>
-              </w:pBdr>
               <w:spacing w:before="240" w:line="240" w:lineRule="auto"/>
               <w:rPr>
-                <w:rFonts w:hint="default" w:ascii="Times New Roman" w:hAnsi="Times New Roman" w:eastAsia="Times New Roman" w:cs="Times New Roman"/>
-                <w:sz w:val="22"/>
-                <w:lang w:val="ru-RU"/>
+                <w:rFonts w:eastAsia="Times New Roman" w:cs="Times New Roman"/>
+                <w:sz w:val="22"/>
               </w:rPr>
             </w:pPr>
             <w:bookmarkStart w:id="8" w:name="bookmark=id.1fob9te" w:colFirst="0" w:colLast="0"/>
             <w:bookmarkEnd w:id="8"/>
             <w:r>
               <w:rPr>
-                <w:rFonts w:hint="default" w:ascii="Times New Roman" w:hAnsi="Times New Roman" w:eastAsia="Times New Roman" w:cs="Times New Roman"/>
-                <w:sz w:val="22"/>
-                <w:lang w:val="ru-RU"/>
-              </w:rPr>
-              <w:t>Тестирование. Исправление программных ошибок. Финальное тестирование.</w:t>
-            </w:r>
-            <w:bookmarkStart w:id="12" w:name="_GoBack"/>
-            <w:bookmarkEnd w:id="12"/>
+                <w:rFonts w:eastAsia="Times New Roman" w:cs="Times New Roman"/>
+                <w:sz w:val="22"/>
+              </w:rPr>
+              <w:t xml:space="preserve">Тестирование. Исправление программных </w:t>
+            </w:r>
+            <w:r>
+              <w:rPr>
+                <w:rFonts w:eastAsia="Times New Roman" w:cs="Times New Roman"/>
+                <w:sz w:val="22"/>
+              </w:rPr>
+              <w:t>ошибок. Финальное тестирование.</w:t>
+            </w:r>
           </w:p>
         </w:tc>
         <w:tc>
@@ -4138,16 +3313,9 @@
           <w:p>
             <w:pPr>
               <w:widowControl w:val="0"/>
-              <w:pBdr>
-                <w:top w:val="none" w:color="auto" w:sz="0" w:space="0"/>
-                <w:left w:val="none" w:color="auto" w:sz="0" w:space="0"/>
-                <w:bottom w:val="none" w:color="auto" w:sz="0" w:space="0"/>
-                <w:right w:val="none" w:color="auto" w:sz="0" w:space="0"/>
-                <w:between w:val="none" w:color="auto" w:sz="0" w:space="0"/>
-              </w:pBdr>
               <w:spacing w:before="240" w:line="240" w:lineRule="auto"/>
               <w:rPr>
-                <w:rFonts w:hint="default" w:ascii="Times New Roman" w:hAnsi="Times New Roman" w:eastAsia="Times New Roman" w:cs="Times New Roman"/>
+                <w:rFonts w:eastAsia="Times New Roman" w:cs="Times New Roman"/>
                 <w:sz w:val="22"/>
               </w:rPr>
             </w:pPr>
@@ -4155,22 +3323,6 @@
         </w:tc>
       </w:tr>
       <w:tr>
-        <w:tblPrEx>
-          <w:tblBorders>
-            <w:top w:val="single" w:color="000000" w:sz="8" w:space="0"/>
-            <w:left w:val="single" w:color="000000" w:sz="8" w:space="0"/>
-            <w:bottom w:val="single" w:color="000000" w:sz="8" w:space="0"/>
-            <w:right w:val="single" w:color="000000" w:sz="8" w:space="0"/>
-            <w:insideH w:val="single" w:color="000000" w:sz="8" w:space="0"/>
-            <w:insideV w:val="single" w:color="000000" w:sz="8" w:space="0"/>
-          </w:tblBorders>
-          <w:tblCellMar>
-            <w:top w:w="0" w:type="dxa"/>
-            <w:left w:w="108" w:type="dxa"/>
-            <w:bottom w:w="0" w:type="dxa"/>
-            <w:right w:w="108" w:type="dxa"/>
-          </w:tblCellMar>
-        </w:tblPrEx>
         <w:tc>
           <w:tcPr>
             <w:tcW w:w="1558" w:type="dxa"/>
@@ -4178,30 +3330,22 @@
           <w:p>
             <w:pPr>
               <w:widowControl w:val="0"/>
-              <w:pBdr>
-                <w:top w:val="none" w:color="auto" w:sz="0" w:space="0"/>
-                <w:left w:val="none" w:color="auto" w:sz="0" w:space="0"/>
-                <w:bottom w:val="none" w:color="auto" w:sz="0" w:space="0"/>
-                <w:right w:val="none" w:color="auto" w:sz="0" w:space="0"/>
-                <w:between w:val="none" w:color="auto" w:sz="0" w:space="0"/>
-              </w:pBdr>
               <w:spacing w:before="240" w:line="240" w:lineRule="auto"/>
               <w:rPr>
-                <w:rFonts w:hint="default" w:ascii="Times New Roman" w:hAnsi="Times New Roman" w:eastAsia="Times New Roman" w:cs="Times New Roman"/>
-                <w:sz w:val="22"/>
-              </w:rPr>
-            </w:pPr>
-            <w:r>
-              <w:rPr>
-                <w:rFonts w:hint="default" w:ascii="Times New Roman" w:hAnsi="Times New Roman" w:eastAsia="Times New Roman" w:cs="Times New Roman"/>
-                <w:sz w:val="22"/>
-                <w:lang w:val="ru-RU"/>
+                <w:rFonts w:eastAsia="Times New Roman" w:cs="Times New Roman"/>
+                <w:sz w:val="22"/>
+              </w:rPr>
+            </w:pPr>
+            <w:r>
+              <w:rPr>
+                <w:rFonts w:eastAsia="Times New Roman" w:cs="Times New Roman"/>
+                <w:sz w:val="22"/>
               </w:rPr>
               <w:t>22</w:t>
             </w:r>
             <w:r>
               <w:rPr>
-                <w:rFonts w:hint="default" w:ascii="Times New Roman" w:hAnsi="Times New Roman" w:eastAsia="Times New Roman" w:cs="Times New Roman"/>
+                <w:rFonts w:eastAsia="Times New Roman" w:cs="Times New Roman"/>
                 <w:sz w:val="22"/>
               </w:rPr>
               <w:t>.04.2026</w:t>
@@ -4211,21 +3355,14 @@
         <w:tc>
           <w:tcPr>
             <w:tcW w:w="5198" w:type="dxa"/>
-            <w:vMerge w:val="continue"/>
+            <w:vMerge/>
           </w:tcPr>
           <w:p>
             <w:pPr>
               <w:widowControl w:val="0"/>
-              <w:pBdr>
-                <w:top w:val="none" w:color="auto" w:sz="0" w:space="0"/>
-                <w:left w:val="none" w:color="auto" w:sz="0" w:space="0"/>
-                <w:bottom w:val="none" w:color="auto" w:sz="0" w:space="0"/>
-                <w:right w:val="none" w:color="auto" w:sz="0" w:space="0"/>
-                <w:between w:val="none" w:color="auto" w:sz="0" w:space="0"/>
-              </w:pBdr>
               <w:spacing w:before="240" w:line="240" w:lineRule="auto"/>
               <w:rPr>
-                <w:rFonts w:hint="default" w:ascii="Times New Roman" w:hAnsi="Times New Roman" w:eastAsia="Times New Roman" w:cs="Times New Roman"/>
+                <w:rFonts w:eastAsia="Times New Roman" w:cs="Times New Roman"/>
                 <w:sz w:val="22"/>
               </w:rPr>
             </w:pPr>
@@ -4240,16 +3377,9 @@
           <w:p>
             <w:pPr>
               <w:widowControl w:val="0"/>
-              <w:pBdr>
-                <w:top w:val="none" w:color="auto" w:sz="0" w:space="0"/>
-                <w:left w:val="none" w:color="auto" w:sz="0" w:space="0"/>
-                <w:bottom w:val="none" w:color="auto" w:sz="0" w:space="0"/>
-                <w:right w:val="none" w:color="auto" w:sz="0" w:space="0"/>
-                <w:between w:val="none" w:color="auto" w:sz="0" w:space="0"/>
-              </w:pBdr>
               <w:spacing w:before="240" w:line="240" w:lineRule="auto"/>
               <w:rPr>
-                <w:rFonts w:hint="default" w:ascii="Times New Roman" w:hAnsi="Times New Roman" w:eastAsia="Times New Roman" w:cs="Times New Roman"/>
+                <w:rFonts w:eastAsia="Times New Roman" w:cs="Times New Roman"/>
                 <w:sz w:val="22"/>
               </w:rPr>
             </w:pPr>
@@ -4257,78 +3387,52 @@
         </w:tc>
       </w:tr>
       <w:tr>
-        <w:tblPrEx>
-          <w:tblBorders>
-            <w:top w:val="single" w:color="000000" w:sz="8" w:space="0"/>
-            <w:left w:val="single" w:color="000000" w:sz="8" w:space="0"/>
-            <w:bottom w:val="single" w:color="000000" w:sz="8" w:space="0"/>
-            <w:right w:val="single" w:color="000000" w:sz="8" w:space="0"/>
-            <w:insideH w:val="single" w:color="000000" w:sz="8" w:space="0"/>
-            <w:insideV w:val="single" w:color="000000" w:sz="8" w:space="0"/>
-          </w:tblBorders>
-          <w:tblCellMar>
-            <w:top w:w="0" w:type="dxa"/>
-            <w:left w:w="108" w:type="dxa"/>
-            <w:bottom w:w="0" w:type="dxa"/>
-            <w:right w:w="108" w:type="dxa"/>
-          </w:tblCellMar>
-        </w:tblPrEx>
         <w:tc>
           <w:tcPr>
             <w:tcW w:w="1558" w:type="dxa"/>
-          </w:tcPr>
-          <w:p>
-            <w:pPr>
-              <w:widowControl w:val="0"/>
-              <w:pBdr>
-                <w:top w:val="none" w:color="auto" w:sz="0" w:space="0"/>
-                <w:left w:val="none" w:color="auto" w:sz="0" w:space="0"/>
-                <w:bottom w:val="none" w:color="auto" w:sz="0" w:space="0"/>
-                <w:right w:val="none" w:color="auto" w:sz="0" w:space="0"/>
-                <w:between w:val="none" w:color="auto" w:sz="0" w:space="0"/>
-              </w:pBdr>
-              <w:spacing w:before="240" w:after="0" w:line="240" w:lineRule="auto"/>
-              <w:rPr>
-                <w:rFonts w:hint="default" w:ascii="Times New Roman" w:hAnsi="Times New Roman" w:eastAsia="Times New Roman" w:cs="Times New Roman"/>
-                <w:sz w:val="22"/>
-              </w:rPr>
-            </w:pPr>
-            <w:r>
-              <w:rPr>
-                <w:rFonts w:hint="default" w:ascii="Times New Roman" w:hAnsi="Times New Roman" w:eastAsia="Times New Roman" w:cs="Times New Roman"/>
-                <w:sz w:val="22"/>
-                <w:lang w:val="ru-RU"/>
-              </w:rPr>
-              <w:t>23</w:t>
-            </w:r>
-            <w:r>
-              <w:rPr>
-                <w:rFonts w:hint="default" w:ascii="Times New Roman" w:hAnsi="Times New Roman" w:eastAsia="Times New Roman" w:cs="Times New Roman"/>
-                <w:sz w:val="22"/>
-              </w:rPr>
-              <w:t>.04.2026</w:t>
-            </w:r>
-          </w:p>
-        </w:tc>
-        <w:tc>
-          <w:tcPr>
-            <w:tcW w:w="5198" w:type="dxa"/>
           </w:tcPr>
           <w:p>
             <w:pPr>
               <w:widowControl w:val="0"/>
               <w:spacing w:before="240" w:after="0" w:line="240" w:lineRule="auto"/>
               <w:rPr>
-                <w:rFonts w:hint="default" w:ascii="Times New Roman" w:hAnsi="Times New Roman" w:eastAsia="Times" w:cs="Times New Roman"/>
-                <w:sz w:val="22"/>
-                <w:lang w:val="ru-RU"/>
-              </w:rPr>
-            </w:pPr>
-            <w:r>
-              <w:rPr>
-                <w:rFonts w:hint="default" w:ascii="Times New Roman" w:hAnsi="Times New Roman" w:eastAsia="Times" w:cs="Times New Roman"/>
-                <w:sz w:val="22"/>
-                <w:lang w:val="ru-RU"/>
+                <w:rFonts w:eastAsia="Times New Roman" w:cs="Times New Roman"/>
+                <w:sz w:val="22"/>
+              </w:rPr>
+            </w:pPr>
+            <w:r>
+              <w:rPr>
+                <w:rFonts w:eastAsia="Times New Roman" w:cs="Times New Roman"/>
+                <w:sz w:val="22"/>
+              </w:rPr>
+              <w:t>23</w:t>
+            </w:r>
+            <w:r>
+              <w:rPr>
+                <w:rFonts w:eastAsia="Times New Roman" w:cs="Times New Roman"/>
+                <w:sz w:val="22"/>
+              </w:rPr>
+              <w:t>.04.2026</w:t>
+            </w:r>
+          </w:p>
+        </w:tc>
+        <w:tc>
+          <w:tcPr>
+            <w:tcW w:w="5198" w:type="dxa"/>
+          </w:tcPr>
+          <w:p>
+            <w:pPr>
+              <w:widowControl w:val="0"/>
+              <w:spacing w:before="240" w:after="0" w:line="240" w:lineRule="auto"/>
+              <w:rPr>
+                <w:rFonts w:eastAsia="Times" w:cs="Times New Roman"/>
+                <w:sz w:val="22"/>
+              </w:rPr>
+            </w:pPr>
+            <w:r>
+              <w:rPr>
+                <w:rFonts w:eastAsia="Times" w:cs="Times New Roman"/>
+                <w:sz w:val="22"/>
               </w:rPr>
               <w:t>Составление отчёта о прохождении учебной практики.</w:t>
             </w:r>
@@ -4341,16 +3445,9 @@
           <w:p>
             <w:pPr>
               <w:widowControl w:val="0"/>
-              <w:pBdr>
-                <w:top w:val="none" w:color="auto" w:sz="0" w:space="0"/>
-                <w:left w:val="none" w:color="auto" w:sz="0" w:space="0"/>
-                <w:bottom w:val="none" w:color="auto" w:sz="0" w:space="0"/>
-                <w:right w:val="none" w:color="auto" w:sz="0" w:space="0"/>
-                <w:between w:val="none" w:color="auto" w:sz="0" w:space="0"/>
-              </w:pBdr>
               <w:spacing w:before="240" w:after="0" w:line="240" w:lineRule="auto"/>
               <w:rPr>
-                <w:rFonts w:hint="default" w:ascii="Times New Roman" w:hAnsi="Times New Roman" w:eastAsia="Times New Roman" w:cs="Times New Roman"/>
+                <w:rFonts w:eastAsia="Times New Roman" w:cs="Times New Roman"/>
                 <w:sz w:val="22"/>
               </w:rPr>
             </w:pPr>
@@ -4358,100 +3455,73 @@
         </w:tc>
       </w:tr>
       <w:tr>
-        <w:tblPrEx>
-          <w:tblBorders>
-            <w:top w:val="single" w:color="000000" w:sz="8" w:space="0"/>
-            <w:left w:val="single" w:color="000000" w:sz="8" w:space="0"/>
-            <w:bottom w:val="single" w:color="000000" w:sz="8" w:space="0"/>
-            <w:right w:val="single" w:color="000000" w:sz="8" w:space="0"/>
-            <w:insideH w:val="single" w:color="000000" w:sz="8" w:space="0"/>
-            <w:insideV w:val="single" w:color="000000" w:sz="8" w:space="0"/>
-          </w:tblBorders>
-          <w:tblCellMar>
-            <w:top w:w="0" w:type="dxa"/>
-            <w:left w:w="108" w:type="dxa"/>
-            <w:bottom w:w="0" w:type="dxa"/>
-            <w:right w:w="108" w:type="dxa"/>
-          </w:tblCellMar>
-        </w:tblPrEx>
         <w:tc>
           <w:tcPr>
             <w:tcW w:w="1558" w:type="dxa"/>
-          </w:tcPr>
-          <w:p>
-            <w:pPr>
-              <w:widowControl w:val="0"/>
-              <w:pBdr>
-                <w:top w:val="none" w:color="auto" w:sz="0" w:space="0"/>
-                <w:left w:val="none" w:color="auto" w:sz="0" w:space="0"/>
-                <w:bottom w:val="none" w:color="auto" w:sz="0" w:space="0"/>
-                <w:right w:val="none" w:color="auto" w:sz="0" w:space="0"/>
-                <w:between w:val="none" w:color="auto" w:sz="0" w:space="0"/>
-              </w:pBdr>
-              <w:spacing w:before="240" w:line="240" w:lineRule="auto"/>
-              <w:rPr>
-                <w:rFonts w:hint="default" w:ascii="Times New Roman" w:hAnsi="Times New Roman" w:eastAsia="Times New Roman" w:cs="Times New Roman"/>
-                <w:sz w:val="22"/>
-              </w:rPr>
-            </w:pPr>
-            <w:r>
-              <w:rPr>
-                <w:rFonts w:hint="default" w:ascii="Times New Roman" w:hAnsi="Times New Roman" w:eastAsia="Times New Roman" w:cs="Times New Roman"/>
-                <w:sz w:val="22"/>
-                <w:lang w:val="ru-RU"/>
-              </w:rPr>
-              <w:t>24</w:t>
-            </w:r>
-            <w:r>
-              <w:rPr>
-                <w:rFonts w:hint="default" w:ascii="Times New Roman" w:hAnsi="Times New Roman" w:eastAsia="Times New Roman" w:cs="Times New Roman"/>
-                <w:sz w:val="22"/>
-              </w:rPr>
-              <w:t>.04.2026</w:t>
-            </w:r>
-          </w:p>
-        </w:tc>
-        <w:tc>
-          <w:tcPr>
-            <w:tcW w:w="5198" w:type="dxa"/>
           </w:tcPr>
           <w:p>
             <w:pPr>
               <w:widowControl w:val="0"/>
               <w:spacing w:before="240" w:line="240" w:lineRule="auto"/>
               <w:rPr>
-                <w:rFonts w:hint="default" w:ascii="Times New Roman" w:hAnsi="Times New Roman" w:eastAsia="Times" w:cs="Times New Roman"/>
-                <w:sz w:val="22"/>
-                <w:lang w:val="ru-RU"/>
-              </w:rPr>
-            </w:pPr>
-            <w:r>
-              <w:rPr>
-                <w:rFonts w:hint="default" w:ascii="Times New Roman" w:hAnsi="Times New Roman" w:eastAsia="Times" w:cs="Times New Roman"/>
+                <w:rFonts w:eastAsia="Times New Roman" w:cs="Times New Roman"/>
+                <w:sz w:val="22"/>
+              </w:rPr>
+            </w:pPr>
+            <w:r>
+              <w:rPr>
+                <w:rFonts w:eastAsia="Times New Roman" w:cs="Times New Roman"/>
+                <w:sz w:val="22"/>
+              </w:rPr>
+              <w:t>24</w:t>
+            </w:r>
+            <w:r>
+              <w:rPr>
+                <w:rFonts w:eastAsia="Times New Roman" w:cs="Times New Roman"/>
+                <w:sz w:val="22"/>
+              </w:rPr>
+              <w:t>.04.2026</w:t>
+            </w:r>
+          </w:p>
+        </w:tc>
+        <w:tc>
+          <w:tcPr>
+            <w:tcW w:w="5198" w:type="dxa"/>
+          </w:tcPr>
+          <w:p>
+            <w:pPr>
+              <w:widowControl w:val="0"/>
+              <w:spacing w:before="240" w:line="240" w:lineRule="auto"/>
+              <w:rPr>
+                <w:rFonts w:eastAsia="Times" w:cs="Times New Roman"/>
+                <w:sz w:val="22"/>
+              </w:rPr>
+            </w:pPr>
+            <w:r>
+              <w:rPr>
+                <w:rFonts w:eastAsia="Times" w:cs="Times New Roman"/>
                 <w:sz w:val="22"/>
               </w:rPr>
               <w:t>Дифференцированный зач</w:t>
             </w:r>
             <w:r>
               <w:rPr>
-                <w:rFonts w:hint="default" w:ascii="Times New Roman" w:hAnsi="Times New Roman" w:eastAsia="Times" w:cs="Times New Roman"/>
-                <w:sz w:val="22"/>
-                <w:lang w:val="ru-RU"/>
+                <w:rFonts w:eastAsia="Times" w:cs="Times New Roman"/>
+                <w:sz w:val="22"/>
               </w:rPr>
               <w:t>ё</w:t>
             </w:r>
             <w:r>
               <w:rPr>
-                <w:rFonts w:hint="default" w:ascii="Times New Roman" w:hAnsi="Times New Roman" w:eastAsia="Times" w:cs="Times New Roman"/>
+                <w:rFonts w:eastAsia="Times" w:cs="Times New Roman"/>
                 <w:sz w:val="22"/>
               </w:rPr>
               <w:t>т</w:t>
             </w:r>
             <w:r>
               <w:rPr>
-                <w:rFonts w:hint="default" w:ascii="Times New Roman" w:hAnsi="Times New Roman" w:eastAsia="Times" w:cs="Times New Roman"/>
-                <w:sz w:val="22"/>
-                <w:lang w:val="ru-RU"/>
+                <w:rFonts w:eastAsia="Times" w:cs="Times New Roman"/>
+                <w:sz w:val="22"/>
               </w:rPr>
               <w:t>.</w:t>
             </w:r>
@@ -4464,16 +3534,9 @@
           <w:p>
             <w:pPr>
               <w:widowControl w:val="0"/>
-              <w:pBdr>
-                <w:top w:val="none" w:color="auto" w:sz="0" w:space="0"/>
-                <w:left w:val="none" w:color="auto" w:sz="0" w:space="0"/>
-                <w:bottom w:val="none" w:color="auto" w:sz="0" w:space="0"/>
-                <w:right w:val="none" w:color="auto" w:sz="0" w:space="0"/>
-                <w:between w:val="none" w:color="auto" w:sz="0" w:space="0"/>
-              </w:pBdr>
               <w:spacing w:before="240" w:line="240" w:lineRule="auto"/>
               <w:rPr>
-                <w:rFonts w:hint="default" w:ascii="Times New Roman" w:hAnsi="Times New Roman" w:eastAsia="Times New Roman" w:cs="Times New Roman"/>
+                <w:rFonts w:eastAsia="Times New Roman" w:cs="Times New Roman"/>
                 <w:sz w:val="22"/>
               </w:rPr>
             </w:pPr>
@@ -4483,13 +3546,6 @@
     </w:tbl>
     <w:p>
       <w:pPr>
-        <w:pBdr>
-          <w:top w:val="none" w:color="auto" w:sz="0" w:space="0"/>
-          <w:left w:val="none" w:color="auto" w:sz="0" w:space="0"/>
-          <w:bottom w:val="none" w:color="auto" w:sz="0" w:space="0"/>
-          <w:right w:val="none" w:color="auto" w:sz="0" w:space="0"/>
-          <w:between w:val="none" w:color="auto" w:sz="0" w:space="0"/>
-        </w:pBdr>
         <w:spacing w:after="0" w:line="240" w:lineRule="auto"/>
         <w:ind w:left="720"/>
         <w:rPr>
@@ -4501,24 +3557,17 @@
     </w:p>
     <w:tbl>
       <w:tblPr>
-        <w:tblStyle w:val="39"/>
+        <w:tblStyle w:val="af4"/>
         <w:tblW w:w="0" w:type="auto"/>
-        <w:tblInd w:w="0" w:type="dxa"/>
         <w:tblBorders>
-          <w:top w:val="none" w:color="auto" w:sz="0" w:space="0"/>
-          <w:left w:val="none" w:color="auto" w:sz="0" w:space="0"/>
-          <w:bottom w:val="none" w:color="auto" w:sz="0" w:space="0"/>
-          <w:right w:val="none" w:color="auto" w:sz="0" w:space="0"/>
-          <w:insideH w:val="none" w:color="auto" w:sz="0" w:space="0"/>
-          <w:insideV w:val="none" w:color="auto" w:sz="0" w:space="0"/>
+          <w:top w:val="none" w:sz="0" w:space="0" w:color="auto"/>
+          <w:left w:val="none" w:sz="0" w:space="0" w:color="auto"/>
+          <w:bottom w:val="none" w:sz="0" w:space="0" w:color="auto"/>
+          <w:right w:val="none" w:sz="0" w:space="0" w:color="auto"/>
+          <w:insideH w:val="none" w:sz="0" w:space="0" w:color="auto"/>
+          <w:insideV w:val="none" w:sz="0" w:space="0" w:color="auto"/>
         </w:tblBorders>
-        <w:tblLayout w:type="autofit"/>
-        <w:tblCellMar>
-          <w:top w:w="0" w:type="dxa"/>
-          <w:left w:w="108" w:type="dxa"/>
-          <w:bottom w:w="0" w:type="dxa"/>
-          <w:right w:w="108" w:type="dxa"/>
-        </w:tblCellMar>
+        <w:tblLook w:val="04A0" w:firstRow="1" w:lastRow="0" w:firstColumn="1" w:lastColumn="0" w:noHBand="0" w:noVBand="1"/>
       </w:tblPr>
       <w:tblGrid>
         <w:gridCol w:w="1869"/>
@@ -4530,22 +3579,6 @@
         <w:gridCol w:w="2262"/>
       </w:tblGrid>
       <w:tr>
-        <w:tblPrEx>
-          <w:tblBorders>
-            <w:top w:val="none" w:color="auto" w:sz="0" w:space="0"/>
-            <w:left w:val="none" w:color="auto" w:sz="0" w:space="0"/>
-            <w:bottom w:val="none" w:color="auto" w:sz="0" w:space="0"/>
-            <w:right w:val="none" w:color="auto" w:sz="0" w:space="0"/>
-            <w:insideH w:val="none" w:color="auto" w:sz="0" w:space="0"/>
-            <w:insideV w:val="none" w:color="auto" w:sz="0" w:space="0"/>
-          </w:tblBorders>
-          <w:tblCellMar>
-            <w:top w:w="0" w:type="dxa"/>
-            <w:left w:w="108" w:type="dxa"/>
-            <w:bottom w:w="0" w:type="dxa"/>
-            <w:right w:w="108" w:type="dxa"/>
-          </w:tblCellMar>
-        </w:tblPrEx>
         <w:tc>
           <w:tcPr>
             <w:tcW w:w="2830" w:type="dxa"/>
@@ -4587,7 +3620,7 @@
             <w:tcW w:w="2976" w:type="dxa"/>
             <w:gridSpan w:val="2"/>
             <w:tcBorders>
-              <w:bottom w:val="single" w:color="auto" w:sz="4" w:space="0"/>
+              <w:bottom w:val="single" w:sz="4" w:space="0" w:color="auto"/>
             </w:tcBorders>
           </w:tcPr>
           <w:p>
@@ -4625,7 +3658,7 @@
           <w:tcPr>
             <w:tcW w:w="2262" w:type="dxa"/>
             <w:tcBorders>
-              <w:bottom w:val="single" w:color="auto" w:sz="4" w:space="0"/>
+              <w:bottom w:val="single" w:sz="4" w:space="0" w:color="auto"/>
             </w:tcBorders>
           </w:tcPr>
           <w:p>
@@ -4648,22 +3681,6 @@
         </w:tc>
       </w:tr>
       <w:tr>
-        <w:tblPrEx>
-          <w:tblBorders>
-            <w:top w:val="none" w:color="auto" w:sz="0" w:space="0"/>
-            <w:left w:val="none" w:color="auto" w:sz="0" w:space="0"/>
-            <w:bottom w:val="none" w:color="auto" w:sz="0" w:space="0"/>
-            <w:right w:val="none" w:color="auto" w:sz="0" w:space="0"/>
-            <w:insideH w:val="none" w:color="auto" w:sz="0" w:space="0"/>
-            <w:insideV w:val="none" w:color="auto" w:sz="0" w:space="0"/>
-          </w:tblBorders>
-          <w:tblCellMar>
-            <w:top w:w="0" w:type="dxa"/>
-            <w:left w:w="108" w:type="dxa"/>
-            <w:bottom w:w="0" w:type="dxa"/>
-            <w:right w:w="108" w:type="dxa"/>
-          </w:tblCellMar>
-        </w:tblPrEx>
         <w:tc>
           <w:tcPr>
             <w:tcW w:w="1869" w:type="dxa"/>
@@ -4720,22 +3737,6 @@
         </w:tc>
       </w:tr>
       <w:tr>
-        <w:tblPrEx>
-          <w:tblBorders>
-            <w:top w:val="none" w:color="auto" w:sz="0" w:space="0"/>
-            <w:left w:val="none" w:color="auto" w:sz="0" w:space="0"/>
-            <w:bottom w:val="none" w:color="auto" w:sz="0" w:space="0"/>
-            <w:right w:val="none" w:color="auto" w:sz="0" w:space="0"/>
-            <w:insideH w:val="none" w:color="auto" w:sz="0" w:space="0"/>
-            <w:insideV w:val="none" w:color="auto" w:sz="0" w:space="0"/>
-          </w:tblBorders>
-          <w:tblCellMar>
-            <w:top w:w="0" w:type="dxa"/>
-            <w:left w:w="108" w:type="dxa"/>
-            <w:bottom w:w="0" w:type="dxa"/>
-            <w:right w:w="108" w:type="dxa"/>
-          </w:tblCellMar>
-        </w:tblPrEx>
         <w:tc>
           <w:tcPr>
             <w:tcW w:w="1869" w:type="dxa"/>
@@ -4812,13 +3813,6 @@
     </w:tbl>
     <w:p>
       <w:pPr>
-        <w:pBdr>
-          <w:top w:val="none" w:color="auto" w:sz="0" w:space="0"/>
-          <w:left w:val="none" w:color="auto" w:sz="0" w:space="0"/>
-          <w:bottom w:val="none" w:color="auto" w:sz="0" w:space="0"/>
-          <w:right w:val="none" w:color="auto" w:sz="0" w:space="0"/>
-          <w:between w:val="none" w:color="auto" w:sz="0" w:space="0"/>
-        </w:pBdr>
         <w:spacing w:after="0" w:line="240" w:lineRule="auto"/>
         <w:ind w:left="720"/>
         <w:rPr>
@@ -4839,25 +3833,11 @@
     </w:p>
     <w:p>
       <w:pPr>
-        <w:pStyle w:val="2"/>
-        <w:keepNext/>
-        <w:keepLines/>
-        <w:pageBreakBefore w:val="0"/>
-        <w:widowControl/>
-        <w:kinsoku/>
-        <w:wordWrap/>
-        <w:overflowPunct/>
-        <w:topLinePunct w:val="0"/>
-        <w:autoSpaceDE/>
-        <w:autoSpaceDN/>
-        <w:bidi w:val="0"/>
-        <w:adjustRightInd/>
-        <w:snapToGrid/>
+        <w:pStyle w:val="1"/>
         <w:spacing w:before="0" w:after="0" w:line="360" w:lineRule="auto"/>
         <w:jc w:val="center"/>
-        <w:textAlignment w:val="auto"/>
-        <w:rPr>
-          <w:rStyle w:val="41"/>
+        <w:rPr>
+          <w:rStyle w:val="Heading1Char"/>
           <w:rFonts w:ascii="Times New Roman" w:hAnsi="Times New Roman" w:cs="Times New Roman"/>
           <w:sz w:val="32"/>
           <w:szCs w:val="32"/>
@@ -4866,41 +3846,33 @@
       <w:bookmarkStart w:id="10" w:name="_Toc29938"/>
       <w:r>
         <w:rPr>
-          <w:rStyle w:val="41"/>
+          <w:rStyle w:val="Heading1Char"/>
           <w:rFonts w:ascii="Times New Roman" w:hAnsi="Times New Roman" w:cs="Times New Roman"/>
           <w:sz w:val="32"/>
           <w:szCs w:val="32"/>
         </w:rPr>
-        <w:t>ОТЧЕТ О ПРОДЕЛАННОЙ РАБОТЕ</w:t>
+        <w:lastRenderedPageBreak/>
+        <w:t xml:space="preserve">ОТЧЕТ О </w:t>
+      </w:r>
+      <w:r>
+        <w:rPr>
+          <w:rStyle w:val="Heading1Char"/>
+          <w:rFonts w:ascii="Times New Roman" w:hAnsi="Times New Roman" w:cs="Times New Roman"/>
+          <w:sz w:val="32"/>
+          <w:szCs w:val="32"/>
+        </w:rPr>
+        <w:t>ПРОДЕЛАННОЙ РАБОТЕ</w:t>
       </w:r>
       <w:bookmarkEnd w:id="10"/>
     </w:p>
     <w:p>
       <w:pPr>
-        <w:pStyle w:val="37"/>
-        <w:keepNext w:val="0"/>
-        <w:keepLines w:val="0"/>
-        <w:pageBreakBefore w:val="0"/>
-        <w:widowControl/>
-        <w:suppressLineNumbers w:val="0"/>
-        <w:kinsoku/>
-        <w:wordWrap/>
-        <w:overflowPunct/>
-        <w:topLinePunct w:val="0"/>
-        <w:autoSpaceDE/>
-        <w:autoSpaceDN/>
-        <w:bidi w:val="0"/>
-        <w:adjustRightInd/>
-        <w:snapToGrid/>
-        <w:spacing w:before="0" w:beforeAutospacing="0" w:afterAutospacing="0" w:line="360" w:lineRule="auto"/>
+        <w:pStyle w:val="af2"/>
+        <w:spacing w:beforeAutospacing="0" w:afterAutospacing="0" w:line="360" w:lineRule="auto"/>
         <w:ind w:firstLine="709"/>
         <w:jc w:val="both"/>
-        <w:textAlignment w:val="auto"/>
-        <w:rPr>
-          <w:rFonts w:hint="default" w:ascii="Times New Roman" w:hAnsi="Times New Roman" w:eastAsia="sans-serif" w:cs="Times New Roman"/>
-          <w:b w:val="0"/>
-          <w:bCs w:val="0"/>
-          <w:color w:val="auto"/>
+        <w:rPr>
+          <w:rFonts w:eastAsia="sans-serif"/>
           <w:sz w:val="28"/>
           <w:szCs w:val="28"/>
           <w:lang w:val="ru-RU"/>
@@ -4908,21 +3880,16 @@
       </w:pPr>
       <w:r>
         <w:rPr>
-          <w:rFonts w:hint="default" w:ascii="Times New Roman" w:hAnsi="Times New Roman" w:eastAsia="sans-serif" w:cs="Times New Roman"/>
-          <w:b w:val="0"/>
-          <w:bCs w:val="0"/>
-          <w:color w:val="auto"/>
-          <w:sz w:val="28"/>
-          <w:szCs w:val="28"/>
+          <w:rFonts w:eastAsia="sans-serif"/>
+          <w:sz w:val="28"/>
+          <w:szCs w:val="28"/>
+          <w:lang w:val="ru-RU"/>
         </w:rPr>
         <w:t>Этап 1. Проектирование и настройка среды разработки</w:t>
       </w:r>
       <w:r>
         <w:rPr>
-          <w:rFonts w:hint="default" w:ascii="Times New Roman" w:hAnsi="Times New Roman" w:eastAsia="sans-serif" w:cs="Times New Roman"/>
-          <w:b w:val="0"/>
-          <w:bCs w:val="0"/>
-          <w:color w:val="auto"/>
+          <w:rFonts w:eastAsia="sans-serif"/>
           <w:sz w:val="28"/>
           <w:szCs w:val="28"/>
           <w:lang w:val="ru-RU"/>
@@ -4932,95 +3899,115 @@
     </w:p>
     <w:p>
       <w:pPr>
-        <w:pStyle w:val="37"/>
-        <w:keepNext w:val="0"/>
-        <w:keepLines w:val="0"/>
-        <w:pageBreakBefore w:val="0"/>
-        <w:widowControl/>
-        <w:suppressLineNumbers w:val="0"/>
-        <w:kinsoku/>
-        <w:wordWrap/>
-        <w:overflowPunct/>
-        <w:topLinePunct w:val="0"/>
-        <w:autoSpaceDE/>
-        <w:autoSpaceDN/>
-        <w:bidi w:val="0"/>
-        <w:adjustRightInd/>
-        <w:snapToGrid/>
-        <w:spacing w:before="0" w:beforeAutospacing="0" w:afterAutospacing="0" w:line="360" w:lineRule="auto"/>
+        <w:pStyle w:val="af2"/>
+        <w:spacing w:beforeAutospacing="0" w:afterAutospacing="0" w:line="360" w:lineRule="auto"/>
         <w:ind w:firstLine="709"/>
         <w:jc w:val="both"/>
-        <w:textAlignment w:val="auto"/>
-        <w:rPr>
-          <w:rFonts w:hint="default" w:ascii="Times New Roman" w:hAnsi="Times New Roman" w:eastAsia="sans-serif" w:cs="Times New Roman"/>
-          <w:b w:val="0"/>
-          <w:bCs w:val="0"/>
-          <w:color w:val="auto"/>
-          <w:sz w:val="28"/>
-          <w:szCs w:val="28"/>
-        </w:rPr>
-      </w:pPr>
-      <w:r>
-        <w:rPr>
-          <w:rFonts w:hint="default" w:ascii="Times New Roman" w:hAnsi="Times New Roman" w:eastAsia="sans-serif" w:cs="Times New Roman"/>
-          <w:b w:val="0"/>
-          <w:bCs w:val="0"/>
-          <w:color w:val="auto"/>
-          <w:sz w:val="28"/>
-          <w:szCs w:val="28"/>
-        </w:rPr>
-        <w:t>В соответствии с требованиями технического задания , в качестве программной платформы была выбрана среда выполнения Node.js. Для хранения данных была спроектирована структура в формате JSON, обеспечивающая л</w:t>
-      </w:r>
-      <w:r>
-        <w:rPr>
-          <w:rFonts w:hint="default" w:ascii="Times New Roman" w:hAnsi="Times New Roman" w:eastAsia="sans-serif" w:cs="Times New Roman"/>
-          <w:b w:val="0"/>
-          <w:bCs w:val="0"/>
-          <w:color w:val="auto"/>
+        <w:rPr>
+          <w:rFonts w:eastAsia="sans-serif"/>
           <w:sz w:val="28"/>
           <w:szCs w:val="28"/>
           <w:lang w:val="ru-RU"/>
         </w:rPr>
+      </w:pPr>
+      <w:r>
+        <w:rPr>
+          <w:rFonts w:eastAsia="sans-serif"/>
+          <w:sz w:val="28"/>
+          <w:szCs w:val="28"/>
+          <w:lang w:val="ru-RU"/>
+        </w:rPr>
+        <w:t xml:space="preserve">В соответствии с требованиями технического задания , в качестве программной платформы была выбрана среда выполнения </w:t>
+      </w:r>
+      <w:r>
+        <w:rPr>
+          <w:rFonts w:eastAsia="sans-serif"/>
+          <w:sz w:val="28"/>
+          <w:szCs w:val="28"/>
+        </w:rPr>
+        <w:t>Node</w:t>
+      </w:r>
+      <w:r>
+        <w:rPr>
+          <w:rFonts w:eastAsia="sans-serif"/>
+          <w:sz w:val="28"/>
+          <w:szCs w:val="28"/>
+          <w:lang w:val="ru-RU"/>
+        </w:rPr>
+        <w:t>.</w:t>
+      </w:r>
+      <w:proofErr w:type="spellStart"/>
+      <w:r>
+        <w:rPr>
+          <w:rFonts w:eastAsia="sans-serif"/>
+          <w:sz w:val="28"/>
+          <w:szCs w:val="28"/>
+        </w:rPr>
+        <w:t>js</w:t>
+      </w:r>
+      <w:proofErr w:type="spellEnd"/>
+      <w:r>
+        <w:rPr>
+          <w:rFonts w:eastAsia="sans-serif"/>
+          <w:sz w:val="28"/>
+          <w:szCs w:val="28"/>
+          <w:lang w:val="ru-RU"/>
+        </w:rPr>
+        <w:t xml:space="preserve">. Для хранения данных была спроектирована структура в </w:t>
+      </w:r>
+      <w:r>
+        <w:rPr>
+          <w:rFonts w:eastAsia="sans-serif"/>
+          <w:sz w:val="28"/>
+          <w:szCs w:val="28"/>
+          <w:lang w:val="ru-RU"/>
+        </w:rPr>
+        <w:t xml:space="preserve">формате </w:t>
+      </w:r>
+      <w:r>
+        <w:rPr>
+          <w:rFonts w:eastAsia="sans-serif"/>
+          <w:sz w:val="28"/>
+          <w:szCs w:val="28"/>
+        </w:rPr>
+        <w:t>JSON</w:t>
+      </w:r>
+      <w:r>
+        <w:rPr>
+          <w:rFonts w:eastAsia="sans-serif"/>
+          <w:sz w:val="28"/>
+          <w:szCs w:val="28"/>
+          <w:lang w:val="ru-RU"/>
+        </w:rPr>
+        <w:t>, обеспечивающая л</w:t>
+      </w:r>
+      <w:r>
+        <w:rPr>
+          <w:rFonts w:eastAsia="sans-serif"/>
+          <w:sz w:val="28"/>
+          <w:szCs w:val="28"/>
+          <w:lang w:val="ru-RU"/>
+        </w:rPr>
         <w:t>ё</w:t>
       </w:r>
       <w:r>
         <w:rPr>
-          <w:rFonts w:hint="default" w:ascii="Times New Roman" w:hAnsi="Times New Roman" w:eastAsia="sans-serif" w:cs="Times New Roman"/>
-          <w:b w:val="0"/>
-          <w:bCs w:val="0"/>
-          <w:color w:val="auto"/>
-          <w:sz w:val="28"/>
-          <w:szCs w:val="28"/>
+          <w:rFonts w:eastAsia="sans-serif"/>
+          <w:sz w:val="28"/>
+          <w:szCs w:val="28"/>
+          <w:lang w:val="ru-RU"/>
         </w:rPr>
         <w:t>гкость интеграции и целостность информации. На данном этапе была настроена файловая структура проекта и инициализированы основные зависимости для реализации клиент-серверного взаимодействия.</w:t>
       </w:r>
     </w:p>
     <w:p>
       <w:pPr>
-        <w:pStyle w:val="37"/>
-        <w:keepNext w:val="0"/>
-        <w:keepLines w:val="0"/>
-        <w:pageBreakBefore w:val="0"/>
-        <w:widowControl/>
-        <w:suppressLineNumbers w:val="0"/>
-        <w:kinsoku/>
-        <w:wordWrap/>
-        <w:overflowPunct/>
-        <w:topLinePunct w:val="0"/>
-        <w:autoSpaceDE/>
-        <w:autoSpaceDN/>
-        <w:bidi w:val="0"/>
-        <w:adjustRightInd/>
-        <w:snapToGrid/>
-        <w:spacing w:before="0" w:beforeAutospacing="0" w:afterAutospacing="0" w:line="360" w:lineRule="auto"/>
+        <w:pStyle w:val="af2"/>
+        <w:spacing w:beforeAutospacing="0" w:afterAutospacing="0" w:line="360" w:lineRule="auto"/>
         <w:ind w:firstLine="709"/>
         <w:jc w:val="both"/>
-        <w:textAlignment w:val="auto"/>
-        <w:rPr>
-          <w:rFonts w:hint="default" w:ascii="Times New Roman" w:hAnsi="Times New Roman" w:eastAsia="sans-serif" w:cs="Times New Roman"/>
-          <w:b w:val="0"/>
-          <w:bCs w:val="0"/>
-          <w:color w:val="auto"/>
+        <w:rPr>
+          <w:rFonts w:eastAsia="sans-serif"/>
           <w:sz w:val="28"/>
           <w:szCs w:val="28"/>
           <w:lang w:val="ru-RU"/>
@@ -5028,87 +4015,108 @@
       </w:pPr>
       <w:r>
         <w:rPr>
-          <w:rFonts w:hint="default" w:ascii="Times New Roman" w:hAnsi="Times New Roman" w:eastAsia="sans-serif" w:cs="Times New Roman"/>
-          <w:b w:val="0"/>
-          <w:bCs w:val="0"/>
-          <w:color w:val="auto"/>
-          <w:sz w:val="28"/>
-          <w:szCs w:val="28"/>
-        </w:rPr>
-        <w:t>Этап 2. Разработка интерфейса и модуля регистрации документов</w:t>
-      </w:r>
-      <w:r>
-        <w:rPr>
-          <w:rFonts w:hint="default" w:ascii="Times New Roman" w:hAnsi="Times New Roman" w:eastAsia="sans-serif" w:cs="Times New Roman"/>
-          <w:b w:val="0"/>
-          <w:bCs w:val="0"/>
-          <w:color w:val="auto"/>
+          <w:rFonts w:eastAsia="sans-serif"/>
           <w:sz w:val="28"/>
           <w:szCs w:val="28"/>
           <w:lang w:val="ru-RU"/>
         </w:rPr>
+        <w:t>Этап 2. Разработка интерфейса и мо</w:t>
+      </w:r>
+      <w:r>
+        <w:rPr>
+          <w:rFonts w:eastAsia="sans-serif"/>
+          <w:sz w:val="28"/>
+          <w:szCs w:val="28"/>
+          <w:lang w:val="ru-RU"/>
+        </w:rPr>
+        <w:t>дуля регистрации документов</w:t>
+      </w:r>
+      <w:r>
+        <w:rPr>
+          <w:rFonts w:eastAsia="sans-serif"/>
+          <w:sz w:val="28"/>
+          <w:szCs w:val="28"/>
+          <w:lang w:val="ru-RU"/>
+        </w:rPr>
         <w:t>.</w:t>
       </w:r>
     </w:p>
     <w:p>
       <w:pPr>
-        <w:pStyle w:val="37"/>
-        <w:keepNext w:val="0"/>
-        <w:keepLines w:val="0"/>
-        <w:pageBreakBefore w:val="0"/>
-        <w:widowControl/>
-        <w:suppressLineNumbers w:val="0"/>
-        <w:kinsoku/>
-        <w:wordWrap/>
-        <w:overflowPunct/>
-        <w:topLinePunct w:val="0"/>
-        <w:autoSpaceDE/>
-        <w:autoSpaceDN/>
-        <w:bidi w:val="0"/>
-        <w:adjustRightInd/>
-        <w:snapToGrid/>
-        <w:spacing w:before="0" w:beforeAutospacing="0" w:afterAutospacing="0" w:line="360" w:lineRule="auto"/>
+        <w:pStyle w:val="af2"/>
+        <w:spacing w:beforeAutospacing="0" w:afterAutospacing="0" w:line="360" w:lineRule="auto"/>
         <w:ind w:firstLine="709"/>
         <w:jc w:val="both"/>
-        <w:textAlignment w:val="auto"/>
-        <w:rPr>
-          <w:rFonts w:hint="default" w:ascii="Times New Roman" w:hAnsi="Times New Roman" w:eastAsia="sans-serif" w:cs="Times New Roman"/>
-          <w:b w:val="0"/>
-          <w:bCs w:val="0"/>
-          <w:color w:val="auto"/>
-          <w:sz w:val="28"/>
-          <w:szCs w:val="28"/>
-        </w:rPr>
-      </w:pPr>
-      <w:r>
-        <w:rPr>
-          <w:rFonts w:hint="default" w:ascii="Times New Roman" w:hAnsi="Times New Roman" w:eastAsia="sans-serif" w:cs="Times New Roman"/>
-          <w:b w:val="0"/>
-          <w:bCs w:val="0"/>
-          <w:color w:val="auto"/>
-          <w:sz w:val="28"/>
-          <w:szCs w:val="28"/>
-        </w:rPr>
-        <w:t>С использованием технологий HTML и JavaScript был разработан пользовательский веб-интерфейс. Был реализован модуль регистрации, позволяющий создавать уникальные карточки документов. Интерфейс включает в себя форму ввода названия документа и таблицу «Архив документов» для отображения текущего списка записей</w:t>
-      </w:r>
-      <w:r>
-        <w:rPr>
-          <w:rFonts w:hint="default" w:ascii="Times New Roman" w:hAnsi="Times New Roman" w:eastAsia="sans-serif" w:cs="Times New Roman"/>
-          <w:b w:val="0"/>
-          <w:bCs w:val="0"/>
-          <w:color w:val="auto"/>
+        <w:rPr>
+          <w:rFonts w:eastAsia="sans-serif"/>
+          <w:sz w:val="28"/>
+          <w:szCs w:val="28"/>
+        </w:rPr>
+      </w:pPr>
+      <w:r>
+        <w:rPr>
+          <w:rFonts w:eastAsia="sans-serif"/>
           <w:sz w:val="28"/>
           <w:szCs w:val="28"/>
           <w:lang w:val="ru-RU"/>
         </w:rPr>
+        <w:t xml:space="preserve">С использованием технологий </w:t>
+      </w:r>
+      <w:r>
+        <w:rPr>
+          <w:rFonts w:eastAsia="sans-serif"/>
+          <w:sz w:val="28"/>
+          <w:szCs w:val="28"/>
+        </w:rPr>
+        <w:t>HTML</w:t>
+      </w:r>
+      <w:r>
+        <w:rPr>
+          <w:rFonts w:eastAsia="sans-serif"/>
+          <w:sz w:val="28"/>
+          <w:szCs w:val="28"/>
+          <w:lang w:val="ru-RU"/>
+        </w:rPr>
+        <w:t xml:space="preserve"> и </w:t>
+      </w:r>
+      <w:r>
+        <w:rPr>
+          <w:rFonts w:eastAsia="sans-serif"/>
+          <w:sz w:val="28"/>
+          <w:szCs w:val="28"/>
+        </w:rPr>
+        <w:t>JavaScript</w:t>
+      </w:r>
+      <w:r>
+        <w:rPr>
+          <w:rFonts w:eastAsia="sans-serif"/>
+          <w:sz w:val="28"/>
+          <w:szCs w:val="28"/>
+          <w:lang w:val="ru-RU"/>
+        </w:rPr>
+        <w:t xml:space="preserve"> был разработан пользовательский веб-интерфейс. Был реализован модуль регистрации, позволяющий создавать уникальные карточки документов. Интерфейс включает в себя форму ввода </w:t>
+      </w:r>
+      <w:r>
+        <w:rPr>
+          <w:rFonts w:eastAsia="sans-serif"/>
+          <w:sz w:val="28"/>
+          <w:szCs w:val="28"/>
+          <w:lang w:val="ru-RU"/>
+        </w:rPr>
+        <w:t>названия документа и таблицу «Архив документов» для отображения текущего списка записей</w:t>
+      </w:r>
+      <w:r>
+        <w:rPr>
+          <w:rFonts w:eastAsia="sans-serif"/>
+          <w:sz w:val="28"/>
+          <w:szCs w:val="28"/>
+          <w:lang w:val="ru-RU"/>
+        </w:rPr>
         <w:t xml:space="preserve"> (см. Рис. 1)</w:t>
       </w:r>
       <w:r>
         <w:rPr>
-          <w:rFonts w:hint="default" w:ascii="Times New Roman" w:hAnsi="Times New Roman" w:eastAsia="sans-serif" w:cs="Times New Roman"/>
-          <w:b w:val="0"/>
-          <w:bCs w:val="0"/>
-          <w:color w:val="auto"/>
+          <w:rFonts w:eastAsia="sans-serif"/>
           <w:sz w:val="28"/>
           <w:szCs w:val="28"/>
         </w:rPr>
@@ -5117,45 +4125,24 @@
     </w:p>
     <w:p>
       <w:pPr>
-        <w:pStyle w:val="37"/>
-        <w:keepNext w:val="0"/>
-        <w:keepLines w:val="0"/>
-        <w:pageBreakBefore w:val="0"/>
-        <w:widowControl/>
-        <w:suppressLineNumbers w:val="0"/>
-        <w:kinsoku/>
-        <w:wordWrap/>
-        <w:overflowPunct/>
-        <w:topLinePunct w:val="0"/>
-        <w:autoSpaceDE/>
-        <w:autoSpaceDN/>
-        <w:bidi w:val="0"/>
-        <w:adjustRightInd/>
-        <w:snapToGrid/>
-        <w:spacing w:before="0" w:beforeAutospacing="0" w:afterAutospacing="0" w:line="360" w:lineRule="auto"/>
+        <w:pStyle w:val="af2"/>
+        <w:spacing w:beforeAutospacing="0" w:afterAutospacing="0" w:line="360" w:lineRule="auto"/>
         <w:ind w:firstLine="709"/>
         <w:jc w:val="center"/>
-        <w:textAlignment w:val="auto"/>
-        <w:rPr>
-          <w:rFonts w:hint="default" w:ascii="Times New Roman" w:hAnsi="Times New Roman" w:eastAsia="sans-serif" w:cs="Times New Roman"/>
-          <w:b w:val="0"/>
-          <w:bCs w:val="0"/>
-          <w:i w:val="0"/>
-          <w:iCs w:val="0"/>
-          <w:color w:val="auto"/>
-          <w:sz w:val="28"/>
-          <w:szCs w:val="28"/>
-        </w:rPr>
-      </w:pPr>
-      <w:r>
-        <w:rPr>
-          <w:i w:val="0"/>
-          <w:iCs w:val="0"/>
+        <w:rPr>
+          <w:rFonts w:eastAsia="sans-serif"/>
+          <w:sz w:val="28"/>
+          <w:szCs w:val="28"/>
+        </w:rPr>
+      </w:pPr>
+      <w:r>
+        <w:rPr>
+          <w:noProof/>
           <w:sz w:val="28"/>
           <w:szCs w:val="28"/>
         </w:rPr>
         <w:drawing>
-          <wp:inline distT="0" distB="0" distL="114300" distR="114300">
+          <wp:inline distT="0" distB="0" distL="114300" distR="114300" wp14:anchorId="2DE682D8" wp14:editId="7F3656A8">
             <wp:extent cx="5091430" cy="2752725"/>
             <wp:effectExtent l="0" t="0" r="13970" b="9525"/>
             <wp:docPr id="57" name="Изображение 1"/>
@@ -5172,7 +4159,7 @@
                     </pic:cNvPicPr>
                   </pic:nvPicPr>
                   <pic:blipFill>
-                    <a:blip r:embed="rId7"/>
+                    <a:blip r:embed="rId9"/>
                     <a:stretch>
                       <a:fillRect/>
                     </a:stretch>
@@ -5199,32 +4186,12 @@
     </w:p>
     <w:p>
       <w:pPr>
-        <w:pStyle w:val="37"/>
-        <w:keepNext w:val="0"/>
-        <w:keepLines w:val="0"/>
-        <w:pageBreakBefore w:val="0"/>
-        <w:widowControl/>
-        <w:suppressLineNumbers w:val="0"/>
-        <w:kinsoku/>
-        <w:wordWrap/>
-        <w:overflowPunct/>
-        <w:topLinePunct w:val="0"/>
-        <w:autoSpaceDE/>
-        <w:autoSpaceDN/>
-        <w:bidi w:val="0"/>
-        <w:adjustRightInd/>
-        <w:snapToGrid/>
-        <w:spacing w:before="0" w:beforeAutospacing="0" w:afterAutospacing="0" w:line="360" w:lineRule="auto"/>
+        <w:pStyle w:val="af2"/>
+        <w:spacing w:beforeAutospacing="0" w:afterAutospacing="0" w:line="360" w:lineRule="auto"/>
         <w:ind w:firstLine="709"/>
         <w:jc w:val="center"/>
-        <w:textAlignment w:val="auto"/>
-        <w:rPr>
-          <w:rFonts w:hint="default" w:ascii="Times New Roman" w:hAnsi="Times New Roman" w:eastAsia="sans-serif" w:cs="Times New Roman"/>
-          <w:b w:val="0"/>
-          <w:bCs w:val="0"/>
-          <w:i w:val="0"/>
-          <w:iCs w:val="0"/>
-          <w:color w:val="auto"/>
+        <w:rPr>
+          <w:rFonts w:eastAsia="sans-serif"/>
           <w:sz w:val="28"/>
           <w:szCs w:val="28"/>
           <w:lang w:val="ru-RU"/>
@@ -5232,39 +4199,62 @@
       </w:pPr>
       <w:r>
         <w:rPr>
-          <w:rFonts w:hint="default" w:ascii="Times New Roman" w:hAnsi="Times New Roman" w:eastAsia="sans-serif" w:cs="Times New Roman"/>
-          <w:b w:val="0"/>
-          <w:bCs w:val="0"/>
-          <w:i w:val="0"/>
-          <w:iCs w:val="0"/>
-          <w:color w:val="auto"/>
+          <w:rFonts w:eastAsia="sans-serif"/>
           <w:sz w:val="28"/>
           <w:szCs w:val="28"/>
           <w:lang w:val="ru-RU"/>
         </w:rPr>
         <w:t xml:space="preserve">Рис. 1. </w:t>
       </w:r>
-      <w:r>
-        <w:rPr>
-          <w:rFonts w:hint="default" w:ascii="Times New Roman" w:hAnsi="Times New Roman" w:eastAsia="sans-serif" w:cs="Times New Roman"/>
-          <w:b w:val="0"/>
-          <w:bCs w:val="0"/>
-          <w:i w:val="0"/>
-          <w:iCs w:val="0"/>
-          <w:color w:val="auto"/>
-          <w:sz w:val="28"/>
-          <w:szCs w:val="28"/>
-        </w:rPr>
-        <w:t>Общий вид интерфейса</w:t>
-      </w:r>
-      <w:r>
-        <w:rPr>
-          <w:rFonts w:hint="default" w:ascii="Times New Roman" w:hAnsi="Times New Roman" w:eastAsia="sans-serif" w:cs="Times New Roman"/>
-          <w:b w:val="0"/>
-          <w:bCs w:val="0"/>
-          <w:i w:val="0"/>
-          <w:iCs w:val="0"/>
-          <w:color w:val="auto"/>
+      <w:proofErr w:type="spellStart"/>
+      <w:r>
+        <w:rPr>
+          <w:rFonts w:eastAsia="sans-serif"/>
+          <w:sz w:val="28"/>
+          <w:szCs w:val="28"/>
+        </w:rPr>
+        <w:t>Общий</w:t>
+      </w:r>
+      <w:proofErr w:type="spellEnd"/>
+      <w:r>
+        <w:rPr>
+          <w:rFonts w:eastAsia="sans-serif"/>
+          <w:sz w:val="28"/>
+          <w:szCs w:val="28"/>
+        </w:rPr>
+        <w:t xml:space="preserve"> </w:t>
+      </w:r>
+      <w:proofErr w:type="spellStart"/>
+      <w:r>
+        <w:rPr>
+          <w:rFonts w:eastAsia="sans-serif"/>
+          <w:sz w:val="28"/>
+          <w:szCs w:val="28"/>
+        </w:rPr>
+        <w:t>вид</w:t>
+      </w:r>
+      <w:proofErr w:type="spellEnd"/>
+      <w:r>
+        <w:rPr>
+          <w:rFonts w:eastAsia="sans-serif"/>
+          <w:sz w:val="28"/>
+          <w:szCs w:val="28"/>
+        </w:rPr>
+        <w:t xml:space="preserve"> </w:t>
+      </w:r>
+      <w:proofErr w:type="spellStart"/>
+      <w:r>
+        <w:rPr>
+          <w:rFonts w:eastAsia="sans-serif"/>
+          <w:sz w:val="28"/>
+          <w:szCs w:val="28"/>
+        </w:rPr>
+        <w:t>интерфейса</w:t>
+      </w:r>
+      <w:proofErr w:type="spellEnd"/>
+      <w:r>
+        <w:rPr>
+          <w:rFonts w:eastAsia="sans-serif"/>
           <w:sz w:val="28"/>
           <w:szCs w:val="28"/>
           <w:lang w:val="ru-RU"/>
@@ -5274,30 +4264,12 @@
     </w:p>
     <w:p>
       <w:pPr>
-        <w:pStyle w:val="37"/>
-        <w:keepNext w:val="0"/>
-        <w:keepLines w:val="0"/>
-        <w:pageBreakBefore w:val="0"/>
-        <w:widowControl/>
-        <w:suppressLineNumbers w:val="0"/>
-        <w:kinsoku/>
-        <w:wordWrap/>
-        <w:overflowPunct/>
-        <w:topLinePunct w:val="0"/>
-        <w:autoSpaceDE/>
-        <w:autoSpaceDN/>
-        <w:bidi w:val="0"/>
-        <w:adjustRightInd/>
-        <w:snapToGrid/>
-        <w:spacing w:before="0" w:beforeAutospacing="0" w:afterAutospacing="0" w:line="360" w:lineRule="auto"/>
+        <w:pStyle w:val="af2"/>
+        <w:spacing w:beforeAutospacing="0" w:afterAutospacing="0" w:line="360" w:lineRule="auto"/>
         <w:ind w:firstLine="709"/>
         <w:jc w:val="both"/>
-        <w:textAlignment w:val="auto"/>
-        <w:rPr>
-          <w:rFonts w:hint="default" w:ascii="Times New Roman" w:hAnsi="Times New Roman" w:eastAsia="sans-serif" w:cs="Times New Roman"/>
-          <w:b w:val="0"/>
-          <w:bCs w:val="0"/>
-          <w:color w:val="auto"/>
+        <w:rPr>
+          <w:rFonts w:eastAsia="sans-serif"/>
           <w:sz w:val="28"/>
           <w:szCs w:val="28"/>
           <w:lang w:val="ru-RU"/>
@@ -5305,133 +4277,145 @@
       </w:pPr>
       <w:r>
         <w:rPr>
-          <w:rFonts w:hint="default" w:ascii="Times New Roman" w:hAnsi="Times New Roman" w:eastAsia="sans-serif" w:cs="Times New Roman"/>
-          <w:b w:val="0"/>
-          <w:bCs w:val="0"/>
-          <w:color w:val="auto"/>
-          <w:sz w:val="28"/>
-          <w:szCs w:val="28"/>
-        </w:rPr>
-        <w:t>Этап 3. Реализация функций управления данными (CRUD)</w:t>
-      </w:r>
-      <w:r>
-        <w:rPr>
-          <w:rFonts w:hint="default" w:ascii="Times New Roman" w:hAnsi="Times New Roman" w:eastAsia="sans-serif" w:cs="Times New Roman"/>
-          <w:b w:val="0"/>
-          <w:bCs w:val="0"/>
-          <w:color w:val="auto"/>
+          <w:rFonts w:eastAsia="sans-serif"/>
           <w:sz w:val="28"/>
           <w:szCs w:val="28"/>
           <w:lang w:val="ru-RU"/>
         </w:rPr>
+        <w:t>Этап 3. Реализация функций управления данными (</w:t>
+      </w:r>
+      <w:r>
+        <w:rPr>
+          <w:rFonts w:eastAsia="sans-serif"/>
+          <w:sz w:val="28"/>
+          <w:szCs w:val="28"/>
+        </w:rPr>
+        <w:t>CRUD</w:t>
+      </w:r>
+      <w:r>
+        <w:rPr>
+          <w:rFonts w:eastAsia="sans-serif"/>
+          <w:sz w:val="28"/>
+          <w:szCs w:val="28"/>
+          <w:lang w:val="ru-RU"/>
+        </w:rPr>
+        <w:t>)</w:t>
+      </w:r>
+      <w:r>
+        <w:rPr>
+          <w:rFonts w:eastAsia="sans-serif"/>
+          <w:sz w:val="28"/>
+          <w:szCs w:val="28"/>
+          <w:lang w:val="ru-RU"/>
+        </w:rPr>
         <w:t>.</w:t>
       </w:r>
     </w:p>
     <w:p>
       <w:pPr>
-        <w:pStyle w:val="37"/>
-        <w:keepNext w:val="0"/>
-        <w:keepLines w:val="0"/>
-        <w:pageBreakBefore w:val="0"/>
-        <w:widowControl/>
-        <w:suppressLineNumbers w:val="0"/>
-        <w:kinsoku/>
-        <w:wordWrap/>
-        <w:overflowPunct/>
-        <w:topLinePunct w:val="0"/>
-        <w:autoSpaceDE/>
-        <w:autoSpaceDN/>
-        <w:bidi w:val="0"/>
-        <w:adjustRightInd/>
-        <w:snapToGrid/>
-        <w:spacing w:before="0" w:beforeAutospacing="0" w:afterAutospacing="0" w:line="360" w:lineRule="auto"/>
+        <w:pStyle w:val="af2"/>
+        <w:spacing w:beforeAutospacing="0" w:afterAutospacing="0" w:line="360" w:lineRule="auto"/>
         <w:ind w:firstLine="709"/>
         <w:jc w:val="both"/>
-        <w:textAlignment w:val="auto"/>
-        <w:rPr>
-          <w:rFonts w:hint="default" w:ascii="Times New Roman" w:hAnsi="Times New Roman" w:eastAsia="sans-serif" w:cs="Times New Roman"/>
-          <w:b w:val="0"/>
-          <w:bCs w:val="0"/>
-          <w:color w:val="auto"/>
-          <w:sz w:val="28"/>
-          <w:szCs w:val="28"/>
-        </w:rPr>
-      </w:pPr>
-      <w:r>
-        <w:rPr>
-          <w:rFonts w:hint="default" w:ascii="Times New Roman" w:hAnsi="Times New Roman" w:eastAsia="sans-serif" w:cs="Times New Roman"/>
-          <w:b w:val="0"/>
-          <w:bCs w:val="0"/>
-          <w:color w:val="auto"/>
-          <w:sz w:val="28"/>
-          <w:szCs w:val="28"/>
-        </w:rPr>
-        <w:t>Для обеспечения полноценной работы с архивом были программно реализованы функции изменения и удаления записей:</w:t>
-      </w:r>
-    </w:p>
-    <w:p>
-      <w:pPr>
-        <w:pStyle w:val="37"/>
-        <w:keepNext w:val="0"/>
-        <w:keepLines w:val="0"/>
-        <w:pageBreakBefore w:val="0"/>
-        <w:widowControl/>
+        <w:rPr>
+          <w:rFonts w:eastAsia="sans-serif"/>
+          <w:sz w:val="28"/>
+          <w:szCs w:val="28"/>
+          <w:lang w:val="ru-RU"/>
+        </w:rPr>
+      </w:pPr>
+      <w:r>
+        <w:rPr>
+          <w:rFonts w:eastAsia="sans-serif"/>
+          <w:sz w:val="28"/>
+          <w:szCs w:val="28"/>
+          <w:lang w:val="ru-RU"/>
+        </w:rPr>
+        <w:t xml:space="preserve">Для обеспечения полноценной работы с архивом были </w:t>
+      </w:r>
+      <w:proofErr w:type="spellStart"/>
+      <w:r>
+        <w:rPr>
+          <w:rFonts w:eastAsia="sans-serif"/>
+          <w:sz w:val="28"/>
+          <w:szCs w:val="28"/>
+          <w:lang w:val="ru-RU"/>
+        </w:rPr>
+        <w:t>программно</w:t>
+      </w:r>
+      <w:proofErr w:type="spellEnd"/>
+      <w:r>
+        <w:rPr>
+          <w:rFonts w:eastAsia="sans-serif"/>
+          <w:sz w:val="28"/>
+          <w:szCs w:val="28"/>
+          <w:lang w:val="ru-RU"/>
+        </w:rPr>
+        <w:t xml:space="preserve"> реализо</w:t>
+      </w:r>
+      <w:r>
+        <w:rPr>
+          <w:rFonts w:eastAsia="sans-serif"/>
+          <w:sz w:val="28"/>
+          <w:szCs w:val="28"/>
+          <w:lang w:val="ru-RU"/>
+        </w:rPr>
+        <w:t>ваны функции изменения и удаления записей:</w:t>
+      </w:r>
+    </w:p>
+    <w:p>
+      <w:pPr>
+        <w:pStyle w:val="af2"/>
         <w:numPr>
           <w:ilvl w:val="0"/>
           <w:numId w:val="1"/>
         </w:numPr>
-        <w:suppressLineNumbers w:val="0"/>
-        <w:kinsoku/>
-        <w:wordWrap/>
-        <w:overflowPunct/>
-        <w:topLinePunct w:val="0"/>
-        <w:autoSpaceDE/>
-        <w:autoSpaceDN/>
-        <w:bidi w:val="0"/>
-        <w:adjustRightInd/>
-        <w:snapToGrid/>
-        <w:spacing w:before="0" w:beforeAutospacing="0" w:afterAutospacing="0" w:line="360" w:lineRule="auto"/>
-        <w:ind w:left="425" w:leftChars="0" w:hanging="425" w:firstLineChars="0"/>
+        <w:spacing w:beforeAutospacing="0" w:afterAutospacing="0" w:line="360" w:lineRule="auto"/>
         <w:jc w:val="both"/>
-        <w:textAlignment w:val="auto"/>
-        <w:rPr>
-          <w:rFonts w:hint="default" w:ascii="Times New Roman" w:hAnsi="Times New Roman" w:eastAsia="sans-serif" w:cs="Times New Roman"/>
-          <w:b w:val="0"/>
-          <w:bCs w:val="0"/>
-          <w:color w:val="auto"/>
-          <w:sz w:val="28"/>
-          <w:szCs w:val="28"/>
-        </w:rPr>
-      </w:pPr>
-      <w:r>
-        <w:rPr>
-          <w:rFonts w:hint="default" w:ascii="Times New Roman" w:hAnsi="Times New Roman" w:eastAsia="sans-serif" w:cs="Times New Roman"/>
-          <w:b w:val="0"/>
-          <w:bCs w:val="0"/>
-          <w:color w:val="auto"/>
-          <w:sz w:val="28"/>
-          <w:szCs w:val="28"/>
-        </w:rPr>
-        <w:t>Функция добавления: При вводе названия и нажатии кнопки «Добавить» система генерирует уникальный ID, фиксирует текущую дату/время и сохраняет объект в базу данных</w:t>
-      </w:r>
-      <w:r>
-        <w:rPr>
-          <w:rFonts w:hint="default" w:ascii="Times New Roman" w:hAnsi="Times New Roman" w:eastAsia="sans-serif" w:cs="Times New Roman"/>
-          <w:b w:val="0"/>
-          <w:bCs w:val="0"/>
-          <w:color w:val="auto"/>
+        <w:rPr>
+          <w:rFonts w:eastAsia="sans-serif"/>
+          <w:sz w:val="28"/>
+          <w:szCs w:val="28"/>
+        </w:rPr>
+      </w:pPr>
+      <w:r>
+        <w:rPr>
+          <w:rFonts w:eastAsia="sans-serif"/>
           <w:sz w:val="28"/>
           <w:szCs w:val="28"/>
           <w:lang w:val="ru-RU"/>
         </w:rPr>
+        <w:t xml:space="preserve">Функция добавления: При вводе названия и нажатии кнопки «Добавить» система генерирует уникальный </w:t>
+      </w:r>
+      <w:r>
+        <w:rPr>
+          <w:rFonts w:eastAsia="sans-serif"/>
+          <w:sz w:val="28"/>
+          <w:szCs w:val="28"/>
+        </w:rPr>
+        <w:t>ID</w:t>
+      </w:r>
+      <w:r>
+        <w:rPr>
+          <w:rFonts w:eastAsia="sans-serif"/>
+          <w:sz w:val="28"/>
+          <w:szCs w:val="28"/>
+          <w:lang w:val="ru-RU"/>
+        </w:rPr>
+        <w:t>, фиксирует текущую дату/время и сохраняет объект в базу данных</w:t>
+      </w:r>
+      <w:r>
+        <w:rPr>
+          <w:rFonts w:eastAsia="sans-serif"/>
+          <w:sz w:val="28"/>
+          <w:szCs w:val="28"/>
+          <w:lang w:val="ru-RU"/>
+        </w:rPr>
         <w:t xml:space="preserve"> (см. Рис. 2 и Рис. 3)</w:t>
       </w:r>
       <w:r>
         <w:rPr>
-          <w:rFonts w:hint="default" w:ascii="Times New Roman" w:hAnsi="Times New Roman" w:eastAsia="sans-serif" w:cs="Times New Roman"/>
-          <w:b w:val="0"/>
-          <w:bCs w:val="0"/>
-          <w:color w:val="auto"/>
+          <w:rFonts w:eastAsia="sans-serif"/>
           <w:sz w:val="28"/>
           <w:szCs w:val="28"/>
         </w:rPr>
@@ -5440,40 +4424,23 @@
     </w:p>
     <w:p>
       <w:pPr>
-        <w:pStyle w:val="37"/>
-        <w:keepNext w:val="0"/>
-        <w:keepLines w:val="0"/>
-        <w:pageBreakBefore w:val="0"/>
-        <w:widowControl/>
-        <w:numPr>
-          <w:numId w:val="0"/>
-        </w:numPr>
-        <w:suppressLineNumbers w:val="0"/>
-        <w:kinsoku/>
-        <w:wordWrap/>
-        <w:overflowPunct/>
-        <w:topLinePunct w:val="0"/>
-        <w:autoSpaceDE/>
-        <w:autoSpaceDN/>
-        <w:bidi w:val="0"/>
-        <w:adjustRightInd/>
-        <w:snapToGrid/>
-        <w:spacing w:before="0" w:beforeAutospacing="0" w:afterAutospacing="0" w:line="360" w:lineRule="auto"/>
-        <w:ind w:leftChars="0" w:right="0" w:rightChars="0"/>
+        <w:pStyle w:val="af2"/>
+        <w:spacing w:beforeAutospacing="0" w:afterAutospacing="0" w:line="360" w:lineRule="auto"/>
         <w:jc w:val="center"/>
-        <w:textAlignment w:val="auto"/>
-        <w:rPr>
-          <w:sz w:val="28"/>
-          <w:szCs w:val="28"/>
-        </w:rPr>
-      </w:pPr>
-      <w:r>
-        <w:rPr>
-          <w:sz w:val="28"/>
-          <w:szCs w:val="28"/>
-        </w:rPr>
+        <w:rPr>
+          <w:sz w:val="28"/>
+          <w:szCs w:val="28"/>
+        </w:rPr>
+      </w:pPr>
+      <w:r>
+        <w:rPr>
+          <w:noProof/>
+          <w:sz w:val="28"/>
+          <w:szCs w:val="28"/>
+        </w:rPr>
+        <w:lastRenderedPageBreak/>
         <w:drawing>
-          <wp:inline distT="0" distB="0" distL="114300" distR="114300">
+          <wp:inline distT="0" distB="0" distL="114300" distR="114300" wp14:anchorId="62A76217" wp14:editId="4A6AFE52">
             <wp:extent cx="2962275" cy="838200"/>
             <wp:effectExtent l="0" t="0" r="9525" b="0"/>
             <wp:docPr id="58" name="Изображение 2"/>
@@ -5490,7 +4457,7 @@
                     </pic:cNvPicPr>
                   </pic:nvPicPr>
                   <pic:blipFill>
-                    <a:blip r:embed="rId8"/>
+                    <a:blip r:embed="rId10"/>
                     <a:stretch>
                       <a:fillRect/>
                     </a:stretch>
@@ -5517,30 +4484,10 @@
     </w:p>
     <w:p>
       <w:pPr>
-        <w:pStyle w:val="37"/>
-        <w:keepNext w:val="0"/>
-        <w:keepLines w:val="0"/>
-        <w:pageBreakBefore w:val="0"/>
-        <w:widowControl/>
-        <w:numPr>
-          <w:numId w:val="0"/>
-        </w:numPr>
-        <w:suppressLineNumbers w:val="0"/>
-        <w:kinsoku/>
-        <w:wordWrap/>
-        <w:overflowPunct/>
-        <w:topLinePunct w:val="0"/>
-        <w:autoSpaceDE/>
-        <w:autoSpaceDN/>
-        <w:bidi w:val="0"/>
-        <w:adjustRightInd/>
-        <w:snapToGrid/>
-        <w:spacing w:before="0" w:beforeAutospacing="0" w:afterAutospacing="0" w:line="360" w:lineRule="auto"/>
-        <w:ind w:leftChars="0" w:right="0" w:rightChars="0"/>
+        <w:pStyle w:val="af2"/>
+        <w:spacing w:beforeAutospacing="0" w:afterAutospacing="0" w:line="360" w:lineRule="auto"/>
         <w:jc w:val="center"/>
-        <w:textAlignment w:val="auto"/>
-        <w:rPr>
-          <w:rFonts w:hint="default"/>
+        <w:rPr>
           <w:sz w:val="28"/>
           <w:szCs w:val="28"/>
           <w:lang w:val="ru-RU"/>
@@ -5556,46 +4503,37 @@
       </w:r>
       <w:r>
         <w:rPr>
-          <w:rFonts w:hint="default"/>
           <w:sz w:val="28"/>
           <w:szCs w:val="28"/>
           <w:lang w:val="ru-RU"/>
         </w:rPr>
-        <w:t>. 2. Процесс добавления нового документа.</w:t>
-      </w:r>
-    </w:p>
-    <w:p>
-      <w:pPr>
-        <w:pStyle w:val="37"/>
-        <w:keepNext w:val="0"/>
-        <w:keepLines w:val="0"/>
-        <w:pageBreakBefore w:val="0"/>
-        <w:widowControl/>
-        <w:numPr>
-          <w:numId w:val="0"/>
-        </w:numPr>
-        <w:suppressLineNumbers w:val="0"/>
-        <w:kinsoku/>
-        <w:wordWrap/>
-        <w:overflowPunct/>
-        <w:topLinePunct w:val="0"/>
-        <w:autoSpaceDE/>
-        <w:autoSpaceDN/>
-        <w:bidi w:val="0"/>
-        <w:adjustRightInd/>
-        <w:snapToGrid/>
-        <w:spacing w:before="0" w:beforeAutospacing="0" w:afterAutospacing="0" w:line="360" w:lineRule="auto"/>
-        <w:ind w:leftChars="0" w:right="0" w:rightChars="0"/>
+        <w:t>. 2. Процесс добавлени</w:t>
+      </w:r>
+      <w:r>
+        <w:rPr>
+          <w:sz w:val="28"/>
+          <w:szCs w:val="28"/>
+          <w:lang w:val="ru-RU"/>
+        </w:rPr>
+        <w:t>я нового документа.</w:t>
+      </w:r>
+    </w:p>
+    <w:p>
+      <w:pPr>
+        <w:pStyle w:val="af2"/>
+        <w:spacing w:beforeAutospacing="0" w:afterAutospacing="0" w:line="360" w:lineRule="auto"/>
         <w:jc w:val="center"/>
-        <w:textAlignment w:val="auto"/>
-        <w:rPr>
-          <w:sz w:val="28"/>
-          <w:szCs w:val="28"/>
-        </w:rPr>
-      </w:pPr>
-      <w:r>
+        <w:rPr>
+          <w:sz w:val="28"/>
+          <w:szCs w:val="28"/>
+        </w:rPr>
+      </w:pPr>
+      <w:r>
+        <w:rPr>
+          <w:noProof/>
+        </w:rPr>
         <w:drawing>
-          <wp:inline distT="0" distB="0" distL="114300" distR="114300">
+          <wp:inline distT="0" distB="0" distL="114300" distR="114300" wp14:anchorId="05AB7432" wp14:editId="1D9564ED">
             <wp:extent cx="5252085" cy="2839720"/>
             <wp:effectExtent l="0" t="0" r="5715" b="17780"/>
             <wp:docPr id="59" name="Изображение 3"/>
@@ -5612,7 +4550,7 @@
                     </pic:cNvPicPr>
                   </pic:nvPicPr>
                   <pic:blipFill>
-                    <a:blip r:embed="rId9"/>
+                    <a:blip r:embed="rId11"/>
                     <a:stretch>
                       <a:fillRect/>
                     </a:stretch>
@@ -5639,30 +4577,10 @@
     </w:p>
     <w:p>
       <w:pPr>
-        <w:pStyle w:val="37"/>
-        <w:keepNext w:val="0"/>
-        <w:keepLines w:val="0"/>
-        <w:pageBreakBefore w:val="0"/>
-        <w:widowControl/>
-        <w:numPr>
-          <w:numId w:val="0"/>
-        </w:numPr>
-        <w:suppressLineNumbers w:val="0"/>
-        <w:kinsoku/>
-        <w:wordWrap/>
-        <w:overflowPunct/>
-        <w:topLinePunct w:val="0"/>
-        <w:autoSpaceDE/>
-        <w:autoSpaceDN/>
-        <w:bidi w:val="0"/>
-        <w:adjustRightInd/>
-        <w:snapToGrid/>
-        <w:spacing w:before="0" w:beforeAutospacing="0" w:afterAutospacing="0" w:line="360" w:lineRule="auto"/>
-        <w:ind w:leftChars="0" w:right="0" w:rightChars="0"/>
+        <w:pStyle w:val="af2"/>
+        <w:spacing w:beforeAutospacing="0" w:afterAutospacing="0" w:line="360" w:lineRule="auto"/>
         <w:jc w:val="center"/>
-        <w:textAlignment w:val="auto"/>
-        <w:rPr>
-          <w:rFonts w:hint="default"/>
+        <w:rPr>
           <w:sz w:val="28"/>
           <w:szCs w:val="28"/>
           <w:lang w:val="ru-RU"/>
@@ -5678,7 +4596,6 @@
       </w:r>
       <w:r>
         <w:rPr>
-          <w:rFonts w:hint="default"/>
           <w:sz w:val="28"/>
           <w:szCs w:val="28"/>
           <w:lang w:val="ru-RU"/>
@@ -5688,67 +4605,57 @@
     </w:p>
     <w:p>
       <w:pPr>
-        <w:pStyle w:val="37"/>
-        <w:keepNext w:val="0"/>
-        <w:keepLines w:val="0"/>
-        <w:pageBreakBefore w:val="0"/>
-        <w:widowControl/>
+        <w:pStyle w:val="af2"/>
         <w:numPr>
           <w:ilvl w:val="0"/>
           <w:numId w:val="1"/>
         </w:numPr>
-        <w:suppressLineNumbers w:val="0"/>
-        <w:kinsoku/>
-        <w:wordWrap/>
-        <w:overflowPunct/>
-        <w:topLinePunct w:val="0"/>
-        <w:autoSpaceDE/>
-        <w:autoSpaceDN/>
-        <w:bidi w:val="0"/>
-        <w:adjustRightInd/>
-        <w:snapToGrid/>
-        <w:spacing w:before="0" w:beforeAutospacing="0" w:afterAutospacing="0" w:line="360" w:lineRule="auto"/>
-        <w:ind w:left="425" w:leftChars="0" w:hanging="425" w:firstLineChars="0"/>
+        <w:spacing w:beforeAutospacing="0" w:afterAutospacing="0" w:line="360" w:lineRule="auto"/>
         <w:jc w:val="both"/>
-        <w:textAlignment w:val="auto"/>
-        <w:rPr>
-          <w:rFonts w:hint="default" w:ascii="Times New Roman" w:hAnsi="Times New Roman" w:eastAsia="sans-serif" w:cs="Times New Roman"/>
-          <w:b w:val="0"/>
-          <w:bCs w:val="0"/>
-          <w:color w:val="auto"/>
-          <w:sz w:val="28"/>
-          <w:szCs w:val="28"/>
-        </w:rPr>
-      </w:pPr>
-      <w:r>
-        <w:rPr>
-          <w:rFonts w:hint="default" w:ascii="Times New Roman" w:hAnsi="Times New Roman" w:eastAsia="sans-serif" w:cs="Times New Roman"/>
-          <w:b w:val="0"/>
-          <w:bCs w:val="0"/>
-          <w:color w:val="auto"/>
-          <w:sz w:val="28"/>
-          <w:szCs w:val="28"/>
-        </w:rPr>
-        <w:t>Функция редактирования: Реализовано через диалоговые окна (prompt), позволяющие пользователю изменить название документа или дату его регистрации</w:t>
-      </w:r>
-      <w:r>
-        <w:rPr>
-          <w:rFonts w:hint="default" w:ascii="Times New Roman" w:hAnsi="Times New Roman" w:eastAsia="sans-serif" w:cs="Times New Roman"/>
-          <w:b w:val="0"/>
-          <w:bCs w:val="0"/>
-          <w:color w:val="auto"/>
+        <w:rPr>
+          <w:rFonts w:eastAsia="sans-serif"/>
+          <w:sz w:val="28"/>
+          <w:szCs w:val="28"/>
+        </w:rPr>
+      </w:pPr>
+      <w:r>
+        <w:rPr>
+          <w:rFonts w:eastAsia="sans-serif"/>
           <w:sz w:val="28"/>
           <w:szCs w:val="28"/>
           <w:lang w:val="ru-RU"/>
         </w:rPr>
+        <w:t>Функция редактирования: Реализовано через диалоговые окна (</w:t>
+      </w:r>
+      <w:r>
+        <w:rPr>
+          <w:rFonts w:eastAsia="sans-serif"/>
+          <w:sz w:val="28"/>
+          <w:szCs w:val="28"/>
+        </w:rPr>
+        <w:t>prompt</w:t>
+      </w:r>
+      <w:r>
+        <w:rPr>
+          <w:rFonts w:eastAsia="sans-serif"/>
+          <w:sz w:val="28"/>
+          <w:szCs w:val="28"/>
+          <w:lang w:val="ru-RU"/>
+        </w:rPr>
+        <w:t>), позволяющие пользователю изменить название документа или дату его регистрации</w:t>
+      </w:r>
+      <w:r>
+        <w:rPr>
+          <w:rFonts w:eastAsia="sans-serif"/>
+          <w:sz w:val="28"/>
+          <w:szCs w:val="28"/>
+          <w:lang w:val="ru-RU"/>
+        </w:rPr>
         <w:t xml:space="preserve"> (см. Рис. 4, Рис. 5 и Рис. 6)</w:t>
       </w:r>
       <w:r>
         <w:rPr>
-          <w:rFonts w:hint="default" w:ascii="Times New Roman" w:hAnsi="Times New Roman" w:eastAsia="sans-serif" w:cs="Times New Roman"/>
-          <w:b w:val="0"/>
-          <w:bCs w:val="0"/>
-          <w:color w:val="auto"/>
+          <w:rFonts w:eastAsia="sans-serif"/>
           <w:sz w:val="28"/>
           <w:szCs w:val="28"/>
         </w:rPr>
@@ -5757,36 +4664,20 @@
     </w:p>
     <w:p>
       <w:pPr>
-        <w:pStyle w:val="37"/>
-        <w:keepNext w:val="0"/>
-        <w:keepLines w:val="0"/>
-        <w:pageBreakBefore w:val="0"/>
-        <w:widowControl/>
-        <w:numPr>
-          <w:numId w:val="0"/>
-        </w:numPr>
-        <w:suppressLineNumbers w:val="0"/>
-        <w:kinsoku/>
-        <w:wordWrap/>
-        <w:overflowPunct/>
-        <w:topLinePunct w:val="0"/>
-        <w:autoSpaceDE/>
-        <w:autoSpaceDN/>
-        <w:bidi w:val="0"/>
-        <w:adjustRightInd/>
-        <w:snapToGrid/>
-        <w:spacing w:before="0" w:beforeAutospacing="0" w:afterAutospacing="0" w:line="360" w:lineRule="auto"/>
-        <w:ind w:leftChars="0" w:right="0" w:rightChars="0"/>
+        <w:pStyle w:val="af2"/>
+        <w:spacing w:beforeAutospacing="0" w:afterAutospacing="0" w:line="360" w:lineRule="auto"/>
         <w:jc w:val="center"/>
-        <w:textAlignment w:val="auto"/>
-        <w:rPr>
-          <w:sz w:val="28"/>
-          <w:szCs w:val="28"/>
-        </w:rPr>
-      </w:pPr>
-      <w:r>
+        <w:rPr>
+          <w:sz w:val="28"/>
+          <w:szCs w:val="28"/>
+        </w:rPr>
+      </w:pPr>
+      <w:r>
+        <w:rPr>
+          <w:noProof/>
+        </w:rPr>
         <w:drawing>
-          <wp:inline distT="0" distB="0" distL="114300" distR="114300">
+          <wp:inline distT="0" distB="0" distL="114300" distR="114300" wp14:anchorId="074DABDF" wp14:editId="49C74056">
             <wp:extent cx="4295775" cy="1838325"/>
             <wp:effectExtent l="0" t="0" r="9525" b="9525"/>
             <wp:docPr id="62" name="Изображение 6"/>
@@ -5803,7 +4694,7 @@
                     </pic:cNvPicPr>
                   </pic:nvPicPr>
                   <pic:blipFill>
-                    <a:blip r:embed="rId10"/>
+                    <a:blip r:embed="rId12"/>
                     <a:stretch>
                       <a:fillRect/>
                     </a:stretch>
@@ -5830,30 +4721,10 @@
     </w:p>
     <w:p>
       <w:pPr>
-        <w:pStyle w:val="37"/>
-        <w:keepNext w:val="0"/>
-        <w:keepLines w:val="0"/>
-        <w:pageBreakBefore w:val="0"/>
-        <w:widowControl/>
-        <w:numPr>
-          <w:numId w:val="0"/>
-        </w:numPr>
-        <w:suppressLineNumbers w:val="0"/>
-        <w:kinsoku/>
-        <w:wordWrap/>
-        <w:overflowPunct/>
-        <w:topLinePunct w:val="0"/>
-        <w:autoSpaceDE/>
-        <w:autoSpaceDN/>
-        <w:bidi w:val="0"/>
-        <w:adjustRightInd/>
-        <w:snapToGrid/>
-        <w:spacing w:before="0" w:beforeAutospacing="0" w:afterAutospacing="0" w:line="360" w:lineRule="auto"/>
-        <w:ind w:leftChars="0" w:right="0" w:rightChars="0"/>
+        <w:pStyle w:val="af2"/>
+        <w:spacing w:beforeAutospacing="0" w:afterAutospacing="0" w:line="360" w:lineRule="auto"/>
         <w:jc w:val="center"/>
-        <w:textAlignment w:val="auto"/>
-        <w:rPr>
-          <w:rFonts w:hint="default"/>
+        <w:rPr>
           <w:sz w:val="28"/>
           <w:szCs w:val="28"/>
           <w:lang w:val="ru-RU"/>
@@ -5869,7 +4740,6 @@
       </w:r>
       <w:r>
         <w:rPr>
-          <w:rFonts w:hint="default"/>
           <w:sz w:val="28"/>
           <w:szCs w:val="28"/>
           <w:lang w:val="ru-RU"/>
@@ -5879,40 +4749,23 @@
     </w:p>
     <w:p>
       <w:pPr>
-        <w:pStyle w:val="37"/>
-        <w:keepNext w:val="0"/>
-        <w:keepLines w:val="0"/>
-        <w:pageBreakBefore w:val="0"/>
-        <w:widowControl/>
-        <w:numPr>
-          <w:numId w:val="0"/>
-        </w:numPr>
-        <w:suppressLineNumbers w:val="0"/>
-        <w:kinsoku/>
-        <w:wordWrap/>
-        <w:overflowPunct/>
-        <w:topLinePunct w:val="0"/>
-        <w:autoSpaceDE/>
-        <w:autoSpaceDN/>
-        <w:bidi w:val="0"/>
-        <w:adjustRightInd/>
-        <w:snapToGrid/>
-        <w:spacing w:before="0" w:beforeAutospacing="0" w:afterAutospacing="0" w:line="360" w:lineRule="auto"/>
-        <w:ind w:leftChars="0" w:right="0" w:rightChars="0"/>
+        <w:pStyle w:val="af2"/>
+        <w:spacing w:beforeAutospacing="0" w:afterAutospacing="0" w:line="360" w:lineRule="auto"/>
         <w:jc w:val="center"/>
-        <w:textAlignment w:val="auto"/>
-        <w:rPr>
-          <w:sz w:val="28"/>
-          <w:szCs w:val="28"/>
-        </w:rPr>
-      </w:pPr>
-      <w:r>
-        <w:rPr>
-          <w:sz w:val="28"/>
-          <w:szCs w:val="28"/>
-        </w:rPr>
+        <w:rPr>
+          <w:sz w:val="28"/>
+          <w:szCs w:val="28"/>
+        </w:rPr>
+      </w:pPr>
+      <w:r>
+        <w:rPr>
+          <w:noProof/>
+          <w:sz w:val="28"/>
+          <w:szCs w:val="28"/>
+        </w:rPr>
+        <w:lastRenderedPageBreak/>
         <w:drawing>
-          <wp:inline distT="0" distB="0" distL="114300" distR="114300">
+          <wp:inline distT="0" distB="0" distL="114300" distR="114300" wp14:anchorId="7BFBF12A" wp14:editId="0B5FD4DE">
             <wp:extent cx="4343400" cy="1885950"/>
             <wp:effectExtent l="0" t="0" r="0" b="0"/>
             <wp:docPr id="61" name="Изображение 5"/>
@@ -5929,7 +4782,7 @@
                     </pic:cNvPicPr>
                   </pic:nvPicPr>
                   <pic:blipFill>
-                    <a:blip r:embed="rId11"/>
+                    <a:blip r:embed="rId13"/>
                     <a:stretch>
                       <a:fillRect/>
                     </a:stretch>
@@ -5956,30 +4809,10 @@
     </w:p>
     <w:p>
       <w:pPr>
-        <w:pStyle w:val="37"/>
-        <w:keepNext w:val="0"/>
-        <w:keepLines w:val="0"/>
-        <w:pageBreakBefore w:val="0"/>
-        <w:widowControl/>
-        <w:numPr>
-          <w:numId w:val="0"/>
-        </w:numPr>
-        <w:suppressLineNumbers w:val="0"/>
-        <w:kinsoku/>
-        <w:wordWrap/>
-        <w:overflowPunct/>
-        <w:topLinePunct w:val="0"/>
-        <w:autoSpaceDE/>
-        <w:autoSpaceDN/>
-        <w:bidi w:val="0"/>
-        <w:adjustRightInd/>
-        <w:snapToGrid/>
-        <w:spacing w:before="0" w:beforeAutospacing="0" w:afterAutospacing="0" w:line="360" w:lineRule="auto"/>
-        <w:ind w:leftChars="0" w:right="0" w:rightChars="0"/>
+        <w:pStyle w:val="af2"/>
+        <w:spacing w:beforeAutospacing="0" w:afterAutospacing="0" w:line="360" w:lineRule="auto"/>
         <w:jc w:val="center"/>
-        <w:textAlignment w:val="auto"/>
-        <w:rPr>
-          <w:rFonts w:hint="default"/>
+        <w:rPr>
           <w:sz w:val="28"/>
           <w:szCs w:val="28"/>
           <w:lang w:val="ru-RU"/>
@@ -5995,7 +4828,6 @@
       </w:r>
       <w:r>
         <w:rPr>
-          <w:rFonts w:hint="default"/>
           <w:sz w:val="28"/>
           <w:szCs w:val="28"/>
           <w:lang w:val="ru-RU"/>
@@ -6005,38 +4837,21 @@
     </w:p>
     <w:p>
       <w:pPr>
-        <w:pStyle w:val="37"/>
-        <w:keepNext w:val="0"/>
-        <w:keepLines w:val="0"/>
-        <w:pageBreakBefore w:val="0"/>
-        <w:widowControl/>
-        <w:numPr>
-          <w:numId w:val="0"/>
-        </w:numPr>
-        <w:suppressLineNumbers w:val="0"/>
-        <w:kinsoku/>
-        <w:wordWrap/>
-        <w:overflowPunct/>
-        <w:topLinePunct w:val="0"/>
-        <w:autoSpaceDE/>
-        <w:autoSpaceDN/>
-        <w:bidi w:val="0"/>
-        <w:adjustRightInd/>
-        <w:snapToGrid/>
-        <w:spacing w:before="0" w:beforeAutospacing="0" w:afterAutospacing="0" w:line="360" w:lineRule="auto"/>
-        <w:ind w:leftChars="0" w:right="0" w:rightChars="0"/>
+        <w:pStyle w:val="af2"/>
+        <w:spacing w:beforeAutospacing="0" w:afterAutospacing="0" w:line="360" w:lineRule="auto"/>
         <w:jc w:val="center"/>
-        <w:textAlignment w:val="auto"/>
-        <w:rPr>
-          <w:rFonts w:hint="default"/>
+        <w:rPr>
           <w:sz w:val="28"/>
           <w:szCs w:val="28"/>
           <w:lang w:val="ru-RU"/>
         </w:rPr>
       </w:pPr>
       <w:r>
+        <w:rPr>
+          <w:noProof/>
+        </w:rPr>
         <w:drawing>
-          <wp:inline distT="0" distB="0" distL="114300" distR="114300">
+          <wp:inline distT="0" distB="0" distL="114300" distR="114300" wp14:anchorId="7675FED2" wp14:editId="27BDA4A5">
             <wp:extent cx="5185410" cy="2803525"/>
             <wp:effectExtent l="0" t="0" r="15240" b="15875"/>
             <wp:docPr id="63" name="Изображение 7"/>
@@ -6053,7 +4868,7 @@
                     </pic:cNvPicPr>
                   </pic:nvPicPr>
                   <pic:blipFill>
-                    <a:blip r:embed="rId12"/>
+                    <a:blip r:embed="rId14"/>
                     <a:stretch>
                       <a:fillRect/>
                     </a:stretch>
@@ -6080,30 +4895,10 @@
     </w:p>
     <w:p>
       <w:pPr>
-        <w:pStyle w:val="37"/>
-        <w:keepNext w:val="0"/>
-        <w:keepLines w:val="0"/>
-        <w:pageBreakBefore w:val="0"/>
-        <w:widowControl/>
-        <w:numPr>
-          <w:numId w:val="0"/>
-        </w:numPr>
-        <w:suppressLineNumbers w:val="0"/>
-        <w:kinsoku/>
-        <w:wordWrap/>
-        <w:overflowPunct/>
-        <w:topLinePunct w:val="0"/>
-        <w:autoSpaceDE/>
-        <w:autoSpaceDN/>
-        <w:bidi w:val="0"/>
-        <w:adjustRightInd/>
-        <w:snapToGrid/>
-        <w:spacing w:before="0" w:beforeAutospacing="0" w:afterAutospacing="0" w:line="360" w:lineRule="auto"/>
-        <w:ind w:leftChars="0" w:right="0" w:rightChars="0"/>
+        <w:pStyle w:val="af2"/>
+        <w:spacing w:beforeAutospacing="0" w:afterAutospacing="0" w:line="360" w:lineRule="auto"/>
         <w:jc w:val="center"/>
-        <w:textAlignment w:val="auto"/>
-        <w:rPr>
-          <w:rFonts w:hint="default"/>
+        <w:rPr>
           <w:sz w:val="28"/>
           <w:szCs w:val="28"/>
           <w:lang w:val="ru-RU"/>
@@ -6111,7 +4906,6 @@
       </w:pPr>
       <w:r>
         <w:rPr>
-          <w:rFonts w:hint="default"/>
           <w:sz w:val="28"/>
           <w:szCs w:val="28"/>
           <w:lang w:val="ru-RU"/>
@@ -6121,67 +4915,49 @@
     </w:p>
     <w:p>
       <w:pPr>
-        <w:pStyle w:val="37"/>
-        <w:keepNext w:val="0"/>
-        <w:keepLines w:val="0"/>
-        <w:pageBreakBefore w:val="0"/>
-        <w:widowControl/>
+        <w:pStyle w:val="af2"/>
         <w:numPr>
           <w:ilvl w:val="0"/>
           <w:numId w:val="1"/>
         </w:numPr>
-        <w:suppressLineNumbers w:val="0"/>
-        <w:kinsoku/>
-        <w:wordWrap/>
-        <w:overflowPunct/>
-        <w:topLinePunct w:val="0"/>
-        <w:autoSpaceDE/>
-        <w:autoSpaceDN/>
-        <w:bidi w:val="0"/>
-        <w:adjustRightInd/>
-        <w:snapToGrid/>
-        <w:spacing w:before="0" w:beforeAutospacing="0" w:afterAutospacing="0" w:line="360" w:lineRule="auto"/>
-        <w:ind w:left="425" w:leftChars="0" w:hanging="425" w:firstLineChars="0"/>
+        <w:spacing w:beforeAutospacing="0" w:afterAutospacing="0" w:line="360" w:lineRule="auto"/>
         <w:jc w:val="both"/>
-        <w:textAlignment w:val="auto"/>
-        <w:rPr>
-          <w:rFonts w:hint="default" w:ascii="Times New Roman" w:hAnsi="Times New Roman" w:eastAsia="sans-serif" w:cs="Times New Roman"/>
-          <w:b w:val="0"/>
-          <w:bCs w:val="0"/>
-          <w:color w:val="auto"/>
-          <w:sz w:val="28"/>
-          <w:szCs w:val="28"/>
-        </w:rPr>
-      </w:pPr>
-      <w:r>
-        <w:rPr>
-          <w:rFonts w:hint="default" w:ascii="Times New Roman" w:hAnsi="Times New Roman" w:eastAsia="sans-serif" w:cs="Times New Roman"/>
-          <w:b w:val="0"/>
-          <w:bCs w:val="0"/>
-          <w:color w:val="auto"/>
-          <w:sz w:val="28"/>
-          <w:szCs w:val="28"/>
-        </w:rPr>
-        <w:t>Функция удаления: Система запрашивает подтверждение операции для предотвращения случайной потери данных</w:t>
-      </w:r>
-      <w:r>
-        <w:rPr>
-          <w:rFonts w:hint="default" w:ascii="Times New Roman" w:hAnsi="Times New Roman" w:eastAsia="sans-serif" w:cs="Times New Roman"/>
-          <w:b w:val="0"/>
-          <w:bCs w:val="0"/>
-          <w:color w:val="auto"/>
+        <w:rPr>
+          <w:rFonts w:eastAsia="sans-serif"/>
+          <w:sz w:val="28"/>
+          <w:szCs w:val="28"/>
+        </w:rPr>
+      </w:pPr>
+      <w:r>
+        <w:rPr>
+          <w:rFonts w:eastAsia="sans-serif"/>
           <w:sz w:val="28"/>
           <w:szCs w:val="28"/>
           <w:lang w:val="ru-RU"/>
         </w:rPr>
+        <w:t>Функция удаления: Система запрашивает подтв</w:t>
+      </w:r>
+      <w:r>
+        <w:rPr>
+          <w:rFonts w:eastAsia="sans-serif"/>
+          <w:sz w:val="28"/>
+          <w:szCs w:val="28"/>
+          <w:lang w:val="ru-RU"/>
+        </w:rPr>
+        <w:t>ерждение операции для предотвращения случайной потери данных</w:t>
+      </w:r>
+      <w:r>
+        <w:rPr>
+          <w:rFonts w:eastAsia="sans-serif"/>
+          <w:sz w:val="28"/>
+          <w:szCs w:val="28"/>
+          <w:lang w:val="ru-RU"/>
+        </w:rPr>
         <w:t xml:space="preserve"> (см. Рис. 7 и Рис. 8)</w:t>
       </w:r>
       <w:r>
         <w:rPr>
-          <w:rFonts w:hint="default" w:ascii="Times New Roman" w:hAnsi="Times New Roman" w:eastAsia="sans-serif" w:cs="Times New Roman"/>
-          <w:b w:val="0"/>
-          <w:bCs w:val="0"/>
-          <w:color w:val="auto"/>
+          <w:rFonts w:eastAsia="sans-serif"/>
           <w:sz w:val="28"/>
           <w:szCs w:val="28"/>
         </w:rPr>
@@ -6190,37 +4966,23 @@
     </w:p>
     <w:p>
       <w:pPr>
-        <w:pStyle w:val="37"/>
-        <w:keepNext w:val="0"/>
-        <w:keepLines w:val="0"/>
-        <w:pageBreakBefore w:val="0"/>
-        <w:widowControl/>
-        <w:suppressLineNumbers w:val="0"/>
-        <w:kinsoku/>
-        <w:wordWrap/>
-        <w:overflowPunct/>
-        <w:topLinePunct w:val="0"/>
-        <w:autoSpaceDE/>
-        <w:autoSpaceDN/>
-        <w:bidi w:val="0"/>
-        <w:adjustRightInd/>
-        <w:snapToGrid/>
-        <w:spacing w:before="0" w:beforeAutospacing="0" w:afterAutospacing="0" w:line="360" w:lineRule="auto"/>
+        <w:pStyle w:val="af2"/>
+        <w:spacing w:beforeAutospacing="0" w:afterAutospacing="0" w:line="360" w:lineRule="auto"/>
         <w:ind w:firstLine="709"/>
         <w:jc w:val="center"/>
-        <w:textAlignment w:val="auto"/>
-        <w:rPr>
-          <w:sz w:val="28"/>
-          <w:szCs w:val="28"/>
-        </w:rPr>
-      </w:pPr>
-      <w:r>
-        <w:rPr>
+        <w:rPr>
+          <w:sz w:val="28"/>
+          <w:szCs w:val="28"/>
+        </w:rPr>
+      </w:pPr>
+      <w:r>
+        <w:rPr>
+          <w:noProof/>
           <w:sz w:val="28"/>
           <w:szCs w:val="28"/>
         </w:rPr>
         <w:drawing>
-          <wp:inline distT="0" distB="0" distL="114300" distR="114300">
+          <wp:inline distT="0" distB="0" distL="114300" distR="114300" wp14:anchorId="31620637" wp14:editId="18952F45">
             <wp:extent cx="4286250" cy="1476375"/>
             <wp:effectExtent l="0" t="0" r="0" b="9525"/>
             <wp:docPr id="66" name="Изображение 10"/>
@@ -6237,7 +4999,7 @@
                     </pic:cNvPicPr>
                   </pic:nvPicPr>
                   <pic:blipFill>
-                    <a:blip r:embed="rId13"/>
+                    <a:blip r:embed="rId15"/>
                     <a:stretch>
                       <a:fillRect/>
                     </a:stretch>
@@ -6264,27 +5026,11 @@
     </w:p>
     <w:p>
       <w:pPr>
-        <w:pStyle w:val="37"/>
-        <w:keepNext w:val="0"/>
-        <w:keepLines w:val="0"/>
-        <w:pageBreakBefore w:val="0"/>
-        <w:widowControl/>
-        <w:suppressLineNumbers w:val="0"/>
-        <w:kinsoku/>
-        <w:wordWrap/>
-        <w:overflowPunct/>
-        <w:topLinePunct w:val="0"/>
-        <w:autoSpaceDE/>
-        <w:autoSpaceDN/>
-        <w:bidi w:val="0"/>
-        <w:adjustRightInd/>
-        <w:snapToGrid/>
-        <w:spacing w:before="0" w:beforeAutospacing="0" w:afterAutospacing="0" w:line="360" w:lineRule="auto"/>
+        <w:pStyle w:val="af2"/>
+        <w:spacing w:beforeAutospacing="0" w:afterAutospacing="0" w:line="360" w:lineRule="auto"/>
         <w:ind w:firstLine="709"/>
         <w:jc w:val="center"/>
-        <w:textAlignment w:val="auto"/>
-        <w:rPr>
-          <w:rFonts w:hint="default"/>
+        <w:rPr>
           <w:sz w:val="28"/>
           <w:szCs w:val="28"/>
           <w:lang w:val="ru-RU"/>
@@ -6300,7 +5046,6 @@
       </w:r>
       <w:r>
         <w:rPr>
-          <w:rFonts w:hint="default"/>
           <w:sz w:val="28"/>
           <w:szCs w:val="28"/>
           <w:lang w:val="ru-RU"/>
@@ -6310,27 +5055,11 @@
     </w:p>
     <w:p>
       <w:pPr>
-        <w:pStyle w:val="37"/>
-        <w:keepNext w:val="0"/>
-        <w:keepLines w:val="0"/>
-        <w:pageBreakBefore w:val="0"/>
-        <w:widowControl/>
-        <w:suppressLineNumbers w:val="0"/>
-        <w:kinsoku/>
-        <w:wordWrap/>
-        <w:overflowPunct/>
-        <w:topLinePunct w:val="0"/>
-        <w:autoSpaceDE/>
-        <w:autoSpaceDN/>
-        <w:bidi w:val="0"/>
-        <w:adjustRightInd/>
-        <w:snapToGrid/>
-        <w:spacing w:before="0" w:beforeAutospacing="0" w:afterAutospacing="0" w:line="360" w:lineRule="auto"/>
+        <w:pStyle w:val="af2"/>
+        <w:spacing w:beforeAutospacing="0" w:afterAutospacing="0" w:line="360" w:lineRule="auto"/>
         <w:ind w:firstLine="709"/>
         <w:jc w:val="center"/>
-        <w:textAlignment w:val="auto"/>
-        <w:rPr>
-          <w:rFonts w:hint="default"/>
+        <w:rPr>
           <w:sz w:val="28"/>
           <w:szCs w:val="28"/>
           <w:lang w:val="ru-RU"/>
@@ -6338,11 +5067,13 @@
       </w:pPr>
       <w:r>
         <w:rPr>
-          <w:sz w:val="28"/>
-          <w:szCs w:val="28"/>
-        </w:rPr>
+          <w:noProof/>
+          <w:sz w:val="28"/>
+          <w:szCs w:val="28"/>
+        </w:rPr>
+        <w:lastRenderedPageBreak/>
         <w:drawing>
-          <wp:inline distT="0" distB="0" distL="114300" distR="114300">
+          <wp:inline distT="0" distB="0" distL="114300" distR="114300" wp14:anchorId="2E4321E4" wp14:editId="6077E7AA">
             <wp:extent cx="5320030" cy="2876550"/>
             <wp:effectExtent l="0" t="0" r="13970" b="0"/>
             <wp:docPr id="67" name="Изображение 11"/>
@@ -6359,7 +5090,7 @@
                     </pic:cNvPicPr>
                   </pic:nvPicPr>
                   <pic:blipFill>
-                    <a:blip r:embed="rId7"/>
+                    <a:blip r:embed="rId9"/>
                     <a:stretch>
                       <a:fillRect/>
                     </a:stretch>
@@ -6386,37 +5117,18 @@
     </w:p>
     <w:p>
       <w:pPr>
-        <w:pStyle w:val="37"/>
-        <w:keepNext w:val="0"/>
-        <w:keepLines w:val="0"/>
-        <w:pageBreakBefore w:val="0"/>
-        <w:widowControl/>
-        <w:suppressLineNumbers w:val="0"/>
-        <w:kinsoku/>
-        <w:wordWrap/>
-        <w:overflowPunct/>
-        <w:topLinePunct w:val="0"/>
-        <w:autoSpaceDE/>
-        <w:autoSpaceDN/>
-        <w:bidi w:val="0"/>
-        <w:adjustRightInd/>
-        <w:snapToGrid/>
-        <w:spacing w:before="0" w:beforeAutospacing="0" w:afterAutospacing="0" w:line="360" w:lineRule="auto"/>
+        <w:pStyle w:val="af2"/>
+        <w:spacing w:beforeAutospacing="0" w:afterAutospacing="0" w:line="360" w:lineRule="auto"/>
         <w:ind w:firstLine="709"/>
         <w:jc w:val="center"/>
-        <w:textAlignment w:val="auto"/>
-        <w:rPr>
-          <w:rFonts w:hint="default" w:ascii="Times New Roman" w:hAnsi="Times New Roman" w:eastAsia="sans-serif" w:cs="Times New Roman"/>
-          <w:b w:val="0"/>
-          <w:bCs w:val="0"/>
-          <w:color w:val="auto"/>
-          <w:sz w:val="28"/>
-          <w:szCs w:val="28"/>
-        </w:rPr>
-      </w:pPr>
-      <w:r>
-        <w:rPr>
-          <w:rFonts w:hint="default"/>
+        <w:rPr>
+          <w:rFonts w:eastAsia="sans-serif"/>
+          <w:sz w:val="28"/>
+          <w:szCs w:val="28"/>
+        </w:rPr>
+      </w:pPr>
+      <w:r>
+        <w:rPr>
           <w:sz w:val="28"/>
           <w:szCs w:val="28"/>
           <w:lang w:val="ru-RU"/>
@@ -6426,30 +5138,12 @@
     </w:p>
     <w:p>
       <w:pPr>
-        <w:pStyle w:val="37"/>
-        <w:keepNext w:val="0"/>
-        <w:keepLines w:val="0"/>
-        <w:pageBreakBefore w:val="0"/>
-        <w:widowControl/>
-        <w:suppressLineNumbers w:val="0"/>
-        <w:kinsoku/>
-        <w:wordWrap/>
-        <w:overflowPunct/>
-        <w:topLinePunct w:val="0"/>
-        <w:autoSpaceDE/>
-        <w:autoSpaceDN/>
-        <w:bidi w:val="0"/>
-        <w:adjustRightInd/>
-        <w:snapToGrid/>
-        <w:spacing w:before="0" w:beforeAutospacing="0" w:afterAutospacing="0" w:line="360" w:lineRule="auto"/>
+        <w:pStyle w:val="af2"/>
+        <w:spacing w:beforeAutospacing="0" w:afterAutospacing="0" w:line="360" w:lineRule="auto"/>
         <w:ind w:firstLine="709"/>
         <w:jc w:val="both"/>
-        <w:textAlignment w:val="auto"/>
-        <w:rPr>
-          <w:rFonts w:hint="default" w:ascii="Times New Roman" w:hAnsi="Times New Roman" w:eastAsia="sans-serif" w:cs="Times New Roman"/>
-          <w:b w:val="0"/>
-          <w:bCs w:val="0"/>
-          <w:color w:val="auto"/>
+        <w:rPr>
+          <w:rFonts w:eastAsia="sans-serif"/>
           <w:sz w:val="28"/>
           <w:szCs w:val="28"/>
           <w:lang w:val="ru-RU"/>
@@ -6457,21 +5151,16 @@
       </w:pPr>
       <w:r>
         <w:rPr>
-          <w:rFonts w:hint="default" w:ascii="Times New Roman" w:hAnsi="Times New Roman" w:eastAsia="sans-serif" w:cs="Times New Roman"/>
-          <w:b w:val="0"/>
-          <w:bCs w:val="0"/>
-          <w:color w:val="auto"/>
-          <w:sz w:val="28"/>
-          <w:szCs w:val="28"/>
+          <w:rFonts w:eastAsia="sans-serif"/>
+          <w:sz w:val="28"/>
+          <w:szCs w:val="28"/>
+          <w:lang w:val="ru-RU"/>
         </w:rPr>
         <w:t xml:space="preserve">Этап </w:t>
       </w:r>
       <w:r>
         <w:rPr>
-          <w:rFonts w:hint="default" w:ascii="Times New Roman" w:hAnsi="Times New Roman" w:eastAsia="sans-serif" w:cs="Times New Roman"/>
-          <w:b w:val="0"/>
-          <w:bCs w:val="0"/>
-          <w:color w:val="auto"/>
+          <w:rFonts w:eastAsia="sans-serif"/>
           <w:sz w:val="28"/>
           <w:szCs w:val="28"/>
           <w:lang w:val="ru-RU"/>
@@ -6480,21 +5169,16 @@
       </w:r>
       <w:r>
         <w:rPr>
-          <w:rFonts w:hint="default" w:ascii="Times New Roman" w:hAnsi="Times New Roman" w:eastAsia="sans-serif" w:cs="Times New Roman"/>
-          <w:b w:val="0"/>
-          <w:bCs w:val="0"/>
-          <w:color w:val="auto"/>
-          <w:sz w:val="28"/>
-          <w:szCs w:val="28"/>
+          <w:rFonts w:eastAsia="sans-serif"/>
+          <w:sz w:val="28"/>
+          <w:szCs w:val="28"/>
+          <w:lang w:val="ru-RU"/>
         </w:rPr>
         <w:t>. Подготовка системы к эксплуатации</w:t>
       </w:r>
       <w:r>
         <w:rPr>
-          <w:rFonts w:hint="default" w:ascii="Times New Roman" w:hAnsi="Times New Roman" w:eastAsia="sans-serif" w:cs="Times New Roman"/>
-          <w:b w:val="0"/>
-          <w:bCs w:val="0"/>
-          <w:color w:val="auto"/>
+          <w:rFonts w:eastAsia="sans-serif"/>
           <w:sz w:val="28"/>
           <w:szCs w:val="28"/>
           <w:lang w:val="ru-RU"/>
@@ -6504,76 +5188,61 @@
     </w:p>
     <w:p>
       <w:pPr>
-        <w:pStyle w:val="37"/>
-        <w:keepNext w:val="0"/>
-        <w:keepLines w:val="0"/>
-        <w:pageBreakBefore w:val="0"/>
-        <w:widowControl/>
-        <w:suppressLineNumbers w:val="0"/>
-        <w:kinsoku/>
-        <w:wordWrap/>
-        <w:overflowPunct/>
-        <w:topLinePunct w:val="0"/>
-        <w:autoSpaceDE/>
-        <w:autoSpaceDN/>
-        <w:bidi w:val="0"/>
-        <w:adjustRightInd/>
-        <w:snapToGrid/>
-        <w:spacing w:before="0" w:beforeAutospacing="0" w:afterAutospacing="0" w:line="360" w:lineRule="auto"/>
+        <w:pStyle w:val="af2"/>
+        <w:spacing w:beforeAutospacing="0" w:afterAutospacing="0" w:line="360" w:lineRule="auto"/>
         <w:ind w:firstLine="709"/>
         <w:jc w:val="both"/>
-        <w:textAlignment w:val="auto"/>
-        <w:rPr>
-          <w:rFonts w:hint="default" w:ascii="Times New Roman" w:hAnsi="Times New Roman" w:eastAsia="sans-serif" w:cs="Times New Roman"/>
-          <w:b w:val="0"/>
-          <w:bCs w:val="0"/>
-          <w:color w:val="auto"/>
-          <w:sz w:val="28"/>
-          <w:szCs w:val="28"/>
-        </w:rPr>
-      </w:pPr>
-      <w:r>
-        <w:rPr>
-          <w:rFonts w:hint="default" w:ascii="Times New Roman" w:hAnsi="Times New Roman" w:eastAsia="sans-serif" w:cs="Times New Roman"/>
-          <w:b w:val="0"/>
-          <w:bCs w:val="0"/>
-          <w:color w:val="auto"/>
-          <w:sz w:val="28"/>
-          <w:szCs w:val="28"/>
-        </w:rPr>
-        <w:t>На заключительном этапе была выполнена финальная сборка компонентов в единую информационную систему. Подготовлен комплект сопроводительной документации и проведена проверка системы на соответствие всем пунктам утвержд</w:t>
-      </w:r>
-      <w:r>
-        <w:rPr>
-          <w:rFonts w:hint="default" w:ascii="Times New Roman" w:hAnsi="Times New Roman" w:eastAsia="sans-serif" w:cs="Times New Roman"/>
-          <w:b w:val="0"/>
-          <w:bCs w:val="0"/>
-          <w:color w:val="auto"/>
+        <w:rPr>
+          <w:rFonts w:eastAsia="sans-serif"/>
           <w:sz w:val="28"/>
           <w:szCs w:val="28"/>
           <w:lang w:val="ru-RU"/>
         </w:rPr>
+      </w:pPr>
+      <w:r>
+        <w:rPr>
+          <w:rFonts w:eastAsia="sans-serif"/>
+          <w:sz w:val="28"/>
+          <w:szCs w:val="28"/>
+          <w:lang w:val="ru-RU"/>
+        </w:rPr>
+        <w:t xml:space="preserve">На заключительном этапе была выполнена финальная сборка </w:t>
+      </w:r>
+      <w:r>
+        <w:rPr>
+          <w:rFonts w:eastAsia="sans-serif"/>
+          <w:sz w:val="28"/>
+          <w:szCs w:val="28"/>
+          <w:lang w:val="ru-RU"/>
+        </w:rPr>
+        <w:t>компонентов в единую информационную систему. Подготовлен комплект сопроводительной документации и проведена проверка системы на соответствие всем пунктам утвержд</w:t>
+      </w:r>
+      <w:r>
+        <w:rPr>
+          <w:rFonts w:eastAsia="sans-serif"/>
+          <w:sz w:val="28"/>
+          <w:szCs w:val="28"/>
+          <w:lang w:val="ru-RU"/>
+        </w:rPr>
         <w:t>ё</w:t>
       </w:r>
       <w:r>
         <w:rPr>
-          <w:rFonts w:hint="default" w:ascii="Times New Roman" w:hAnsi="Times New Roman" w:eastAsia="sans-serif" w:cs="Times New Roman"/>
-          <w:b w:val="0"/>
-          <w:bCs w:val="0"/>
-          <w:color w:val="auto"/>
-          <w:sz w:val="28"/>
-          <w:szCs w:val="28"/>
+          <w:rFonts w:eastAsia="sans-serif"/>
+          <w:sz w:val="28"/>
+          <w:szCs w:val="28"/>
+          <w:lang w:val="ru-RU"/>
         </w:rPr>
         <w:t>нного ТЗ.</w:t>
       </w:r>
     </w:p>
     <w:p>
       <w:pPr>
-        <w:pStyle w:val="2"/>
+        <w:pStyle w:val="1"/>
         <w:spacing w:before="0" w:after="0"/>
         <w:jc w:val="both"/>
         <w:rPr>
-          <w:rStyle w:val="41"/>
+          <w:rStyle w:val="Heading1Char"/>
           <w:rFonts w:ascii="Times New Roman" w:hAnsi="Times New Roman" w:cs="Times New Roman"/>
           <w:sz w:val="32"/>
           <w:szCs w:val="32"/>
@@ -6583,7 +5252,7 @@
     <w:p>
       <w:pPr>
         <w:rPr>
-          <w:rStyle w:val="41"/>
+          <w:rStyle w:val="Heading1Char"/>
           <w:rFonts w:ascii="Times New Roman" w:hAnsi="Times New Roman" w:cs="Times New Roman"/>
           <w:sz w:val="32"/>
           <w:szCs w:val="32"/>
@@ -6591,7 +5260,7 @@
       </w:pPr>
       <w:r>
         <w:rPr>
-          <w:rStyle w:val="41"/>
+          <w:rStyle w:val="Heading1Char"/>
           <w:rFonts w:ascii="Times New Roman" w:hAnsi="Times New Roman" w:cs="Times New Roman"/>
           <w:sz w:val="32"/>
           <w:szCs w:val="32"/>
@@ -6601,21 +5270,22 @@
     </w:p>
     <w:p>
       <w:pPr>
-        <w:pStyle w:val="2"/>
+        <w:pStyle w:val="1"/>
         <w:spacing w:before="0" w:after="0"/>
         <w:jc w:val="center"/>
         <w:rPr>
-          <w:rStyle w:val="41"/>
+          <w:rStyle w:val="Heading1Char"/>
         </w:rPr>
       </w:pPr>
       <w:bookmarkStart w:id="11" w:name="_Toc7559"/>
       <w:r>
         <w:rPr>
-          <w:rStyle w:val="41"/>
+          <w:rStyle w:val="Heading1Char"/>
           <w:rFonts w:ascii="Times New Roman" w:hAnsi="Times New Roman" w:cs="Times New Roman"/>
           <w:sz w:val="32"/>
           <w:szCs w:val="32"/>
         </w:rPr>
+        <w:lastRenderedPageBreak/>
         <w:t>ОТЗЫВ РУКОВОДИТЕЛЯ ПРАКТИКИ</w:t>
       </w:r>
       <w:bookmarkEnd w:id="11"/>
@@ -6635,23 +5305,18 @@
         <w:spacing w:after="0" w:line="360" w:lineRule="auto"/>
         <w:jc w:val="right"/>
         <w:rPr>
-          <w:rFonts w:hint="default"/>
           <w:sz w:val="22"/>
-          <w:lang w:val="ru-RU"/>
         </w:rPr>
       </w:pPr>
       <w:r>
         <w:rPr>
           <w:sz w:val="22"/>
-          <w:lang w:val="ru-RU"/>
         </w:rPr>
         <w:t>Соколова</w:t>
       </w:r>
       <w:r>
         <w:rPr>
-          <w:rFonts w:hint="default"/>
           <w:sz w:val="22"/>
-          <w:lang w:val="ru-RU"/>
         </w:rPr>
         <w:t xml:space="preserve"> Анастасия Ивановна</w:t>
       </w:r>
@@ -6673,7 +5338,6 @@
       <w:r>
         <w:rPr>
           <w:sz w:val="22"/>
-          <w:lang w:val="ru-RU"/>
         </w:rPr>
         <w:t>к</w:t>
       </w:r>
@@ -6787,20 +5451,19 @@
         <w:t xml:space="preserve">Студентка </w:t>
       </w:r>
       <w:r>
-        <w:rPr>
-          <w:lang w:val="ru-RU"/>
-        </w:rPr>
         <w:t>Соколова</w:t>
       </w:r>
       <w:r>
-        <w:rPr>
-          <w:rFonts w:hint="default"/>
-          <w:lang w:val="ru-RU"/>
-        </w:rPr>
         <w:t xml:space="preserve"> Анастасия Ивановна</w:t>
       </w:r>
       <w:r>
-        <w:t xml:space="preserve"> за время прохождения производственной практики проявила себя с положительной стороны. Место проведения практики посещала регулярно в соответствии с программой прохождения практики. К должностным обязанностям и поставленным задачам относилась с особым вниманием, проявляя интерес к работе. Опозданий не допускала. Порученные задания выполняла аккуратно и в срок. Обладает высокими теоретическими знаниями, необходимыми для формирования профессиональных качеств.</w:t>
+        <w:t xml:space="preserve"> за время прохождения производственной практики проявила себя с положительной стороны. Место проведения практики посещала регулярно в соответствии с прогр</w:t>
+      </w:r>
+      <w:r>
+        <w:t>аммой прохождения практики. К должностным обязанностям и поставленным задачам относилась с особым вниманием, проявляя интерес к работе. Опозданий не допускала. Порученные задания выполняла аккуратно и в срок. Обладает высокими теоретическими знаниями, необ</w:t>
+      </w:r>
+      <w:r>
+        <w:t>ходимыми для формирования профессиональных качеств.</w:t>
       </w:r>
     </w:p>
     <w:p>
@@ -6813,9 +5476,6 @@
         <w:t>Программу прохождения практики выполнила в полном объ</w:t>
       </w:r>
       <w:r>
-        <w:rPr>
-          <w:lang w:val="ru-RU"/>
-        </w:rPr>
         <w:t>ё</w:t>
       </w:r>
       <w:r>
@@ -6869,24 +5529,17 @@
     </w:p>
     <w:tbl>
       <w:tblPr>
-        <w:tblStyle w:val="39"/>
+        <w:tblStyle w:val="af4"/>
         <w:tblW w:w="0" w:type="auto"/>
-        <w:tblInd w:w="0" w:type="dxa"/>
         <w:tblBorders>
-          <w:top w:val="none" w:color="auto" w:sz="0" w:space="0"/>
-          <w:left w:val="none" w:color="auto" w:sz="0" w:space="0"/>
-          <w:bottom w:val="none" w:color="auto" w:sz="0" w:space="0"/>
-          <w:right w:val="none" w:color="auto" w:sz="0" w:space="0"/>
-          <w:insideH w:val="none" w:color="auto" w:sz="0" w:space="0"/>
-          <w:insideV w:val="none" w:color="auto" w:sz="0" w:space="0"/>
+          <w:top w:val="none" w:sz="0" w:space="0" w:color="auto"/>
+          <w:left w:val="none" w:sz="0" w:space="0" w:color="auto"/>
+          <w:bottom w:val="none" w:sz="0" w:space="0" w:color="auto"/>
+          <w:right w:val="none" w:sz="0" w:space="0" w:color="auto"/>
+          <w:insideH w:val="none" w:sz="0" w:space="0" w:color="auto"/>
+          <w:insideV w:val="none" w:sz="0" w:space="0" w:color="auto"/>
         </w:tblBorders>
-        <w:tblLayout w:type="autofit"/>
-        <w:tblCellMar>
-          <w:top w:w="0" w:type="dxa"/>
-          <w:left w:w="108" w:type="dxa"/>
-          <w:bottom w:w="0" w:type="dxa"/>
-          <w:right w:w="108" w:type="dxa"/>
-        </w:tblCellMar>
+        <w:tblLook w:val="04A0" w:firstRow="1" w:lastRow="0" w:firstColumn="1" w:lastColumn="0" w:noHBand="0" w:noVBand="1"/>
       </w:tblPr>
       <w:tblGrid>
         <w:gridCol w:w="1869"/>
@@ -6898,22 +5551,6 @@
         <w:gridCol w:w="2262"/>
       </w:tblGrid>
       <w:tr>
-        <w:tblPrEx>
-          <w:tblBorders>
-            <w:top w:val="none" w:color="auto" w:sz="0" w:space="0"/>
-            <w:left w:val="none" w:color="auto" w:sz="0" w:space="0"/>
-            <w:bottom w:val="none" w:color="auto" w:sz="0" w:space="0"/>
-            <w:right w:val="none" w:color="auto" w:sz="0" w:space="0"/>
-            <w:insideH w:val="none" w:color="auto" w:sz="0" w:space="0"/>
-            <w:insideV w:val="none" w:color="auto" w:sz="0" w:space="0"/>
-          </w:tblBorders>
-          <w:tblCellMar>
-            <w:top w:w="0" w:type="dxa"/>
-            <w:left w:w="108" w:type="dxa"/>
-            <w:bottom w:w="0" w:type="dxa"/>
-            <w:right w:w="108" w:type="dxa"/>
-          </w:tblCellMar>
-        </w:tblPrEx>
         <w:tc>
           <w:tcPr>
             <w:tcW w:w="2977" w:type="dxa"/>
@@ -6932,7 +5569,14 @@
                 <w:sz w:val="24"/>
                 <w:szCs w:val="24"/>
               </w:rPr>
-              <w:t>Руководитель по учебной практике от колледжа</w:t>
+              <w:t xml:space="preserve">Руководитель по </w:t>
+            </w:r>
+            <w:r>
+              <w:rPr>
+                <w:sz w:val="24"/>
+                <w:szCs w:val="24"/>
+              </w:rPr>
+              <w:t>учебной практике от колледжа</w:t>
             </w:r>
           </w:p>
         </w:tc>
@@ -6955,7 +5599,7 @@
             <w:tcW w:w="2976" w:type="dxa"/>
             <w:gridSpan w:val="2"/>
             <w:tcBorders>
-              <w:bottom w:val="single" w:color="auto" w:sz="4" w:space="0"/>
+              <w:bottom w:val="single" w:sz="4" w:space="0" w:color="auto"/>
             </w:tcBorders>
           </w:tcPr>
           <w:p>
@@ -6993,7 +5637,7 @@
           <w:tcPr>
             <w:tcW w:w="2262" w:type="dxa"/>
             <w:tcBorders>
-              <w:bottom w:val="single" w:color="auto" w:sz="4" w:space="0"/>
+              <w:bottom w:val="single" w:sz="4" w:space="0" w:color="auto"/>
             </w:tcBorders>
           </w:tcPr>
           <w:p>
@@ -7016,22 +5660,6 @@
         </w:tc>
       </w:tr>
       <w:tr>
-        <w:tblPrEx>
-          <w:tblBorders>
-            <w:top w:val="none" w:color="auto" w:sz="0" w:space="0"/>
-            <w:left w:val="none" w:color="auto" w:sz="0" w:space="0"/>
-            <w:bottom w:val="none" w:color="auto" w:sz="0" w:space="0"/>
-            <w:right w:val="none" w:color="auto" w:sz="0" w:space="0"/>
-            <w:insideH w:val="none" w:color="auto" w:sz="0" w:space="0"/>
-            <w:insideV w:val="none" w:color="auto" w:sz="0" w:space="0"/>
-          </w:tblBorders>
-          <w:tblCellMar>
-            <w:top w:w="0" w:type="dxa"/>
-            <w:left w:w="108" w:type="dxa"/>
-            <w:bottom w:w="0" w:type="dxa"/>
-            <w:right w:w="108" w:type="dxa"/>
-          </w:tblCellMar>
-        </w:tblPrEx>
         <w:tc>
           <w:tcPr>
             <w:tcW w:w="1869" w:type="dxa"/>
@@ -7088,22 +5716,6 @@
         </w:tc>
       </w:tr>
       <w:tr>
-        <w:tblPrEx>
-          <w:tblBorders>
-            <w:top w:val="none" w:color="auto" w:sz="0" w:space="0"/>
-            <w:left w:val="none" w:color="auto" w:sz="0" w:space="0"/>
-            <w:bottom w:val="none" w:color="auto" w:sz="0" w:space="0"/>
-            <w:right w:val="none" w:color="auto" w:sz="0" w:space="0"/>
-            <w:insideH w:val="none" w:color="auto" w:sz="0" w:space="0"/>
-            <w:insideV w:val="none" w:color="auto" w:sz="0" w:space="0"/>
-          </w:tblBorders>
-          <w:tblCellMar>
-            <w:top w:w="0" w:type="dxa"/>
-            <w:left w:w="108" w:type="dxa"/>
-            <w:bottom w:w="0" w:type="dxa"/>
-            <w:right w:w="108" w:type="dxa"/>
-          </w:tblCellMar>
-        </w:tblPrEx>
         <w:tc>
           <w:tcPr>
             <w:tcW w:w="1869" w:type="dxa"/>
@@ -7184,21 +5796,21 @@
       </w:pPr>
     </w:p>
     <w:sectPr>
-      <w:footerReference r:id="rId5" w:type="default"/>
+      <w:footerReference w:type="default" r:id="rId16"/>
       <w:pgSz w:w="11906" w:h="16838"/>
       <w:pgMar w:top="1134" w:right="850" w:bottom="1134" w:left="1701" w:header="0" w:footer="0" w:gutter="0"/>
       <w:pgNumType w:start="1"/>
-      <w:cols w:space="720" w:num="1"/>
+      <w:cols w:space="720"/>
       <w:titlePg/>
-      <w:docGrid w:linePitch="381" w:charSpace="0"/>
+      <w:docGrid w:linePitch="381"/>
     </w:sectPr>
   </w:body>
 </w:document>
 </file>
 
 <file path=word/endnotes.xml><?xml version="1.0" encoding="utf-8"?>
-<w:endnotes xmlns:wpc="http://schemas.microsoft.com/office/word/2010/wordprocessingCanvas" xmlns:mc="http://schemas.openxmlformats.org/markup-compatibility/2006" xmlns:o="urn:schemas-microsoft-com:office:office" xmlns:r="http://schemas.openxmlformats.org/officeDocument/2006/relationships" xmlns:m="http://schemas.openxmlformats.org/officeDocument/2006/math" xmlns:v="urn:schemas-microsoft-com:vml" xmlns:wp14="http://schemas.microsoft.com/office/word/2010/wordprocessingDrawing" xmlns:wp="http://schemas.openxmlformats.org/drawingml/2006/wordprocessingDrawing" xmlns:w="http://schemas.openxmlformats.org/wordprocessingml/2006/main" xmlns:w14="http://schemas.microsoft.com/office/word/2010/wordml" xmlns:w15="http://schemas.microsoft.com/office/word/2012/wordml" xmlns:w10="urn:schemas-microsoft-com:office:word" xmlns:wpg="http://schemas.microsoft.com/office/word/2010/wordprocessingGroup" xmlns:wpi="http://schemas.microsoft.com/office/word/2010/wordprocessingInk" xmlns:wne="http://schemas.microsoft.com/office/word/2006/wordml" xmlns:wps="http://schemas.microsoft.com/office/word/2010/wordprocessingShape" xmlns:wpsCustomData="http://www.wps.cn/officeDocument/2013/wpsCustomData" mc:Ignorable="w14 w15 wp14">
-  <w:endnote w:type="separator" w:id="0">
+<w:endnotes xmlns:wpc="http://schemas.microsoft.com/office/word/2010/wordprocessingCanvas" xmlns:cx="http://schemas.microsoft.com/office/drawing/2014/chartex" xmlns:cx1="http://schemas.microsoft.com/office/drawing/2015/9/8/chartex" xmlns:cx2="http://schemas.microsoft.com/office/drawing/2015/10/21/chartex" xmlns:cx3="http://schemas.microsoft.com/office/drawing/2016/5/9/chartex" xmlns:cx4="http://schemas.microsoft.com/office/drawing/2016/5/10/chartex" xmlns:cx5="http://schemas.microsoft.com/office/drawing/2016/5/11/chartex" xmlns:cx6="http://schemas.microsoft.com/office/drawing/2016/5/12/chartex" xmlns:cx7="http://schemas.microsoft.com/office/drawing/2016/5/13/chartex" xmlns:cx8="http://schemas.microsoft.com/office/drawing/2016/5/14/chartex" xmlns:mc="http://schemas.openxmlformats.org/markup-compatibility/2006" xmlns:aink="http://schemas.microsoft.com/office/drawing/2016/ink" xmlns:am3d="http://schemas.microsoft.com/office/drawing/2017/model3d" xmlns:o="urn:schemas-microsoft-com:office:office" xmlns:r="http://schemas.openxmlformats.org/officeDocument/2006/relationships" xmlns:m="http://schemas.openxmlformats.org/officeDocument/2006/math" xmlns:v="urn:schemas-microsoft-com:vml" xmlns:wp14="http://schemas.microsoft.com/office/word/2010/wordprocessingDrawing" xmlns:wp="http://schemas.openxmlformats.org/drawingml/2006/wordprocessingDrawing" xmlns:w10="urn:schemas-microsoft-com:office:word" xmlns:w="http://schemas.openxmlformats.org/wordprocessingml/2006/main" xmlns:w14="http://schemas.microsoft.com/office/word/2010/wordml" xmlns:w15="http://schemas.microsoft.com/office/word/2012/wordml" xmlns:w16cex="http://schemas.microsoft.com/office/word/2018/wordml/cex" xmlns:w16cid="http://schemas.microsoft.com/office/word/2016/wordml/cid" xmlns:w16="http://schemas.microsoft.com/office/word/2018/wordml" xmlns:w16sdtdh="http://schemas.microsoft.com/office/word/2020/wordml/sdtdatahash" xmlns:w16se="http://schemas.microsoft.com/office/word/2015/wordml/symex" xmlns:wpg="http://schemas.microsoft.com/office/word/2010/wordprocessingGroup" xmlns:wpi="http://schemas.microsoft.com/office/word/2010/wordprocessingInk" xmlns:wne="http://schemas.microsoft.com/office/word/2006/wordml" xmlns:wps="http://schemas.microsoft.com/office/word/2010/wordprocessingShape" mc:Ignorable="w14 w15 w16se w16cid w16 w16cex w16sdtdh wp14">
+  <w:endnote w:type="separator" w:id="-1">
     <w:p>
       <w:pPr>
         <w:spacing w:line="240" w:lineRule="auto"/>
@@ -7208,7 +5820,7 @@
       </w:r>
     </w:p>
   </w:endnote>
-  <w:endnote w:type="continuationSeparator" w:id="1">
+  <w:endnote w:type="continuationSeparator" w:id="0">
     <w:p>
       <w:pPr>
         <w:spacing w:line="240" w:lineRule="auto"/>
@@ -7222,25 +5834,23 @@
 </file>
 
 <file path=word/footer1.xml><?xml version="1.0" encoding="utf-8"?>
-<w:ftr xmlns:wpc="http://schemas.microsoft.com/office/word/2010/wordprocessingCanvas" xmlns:mc="http://schemas.openxmlformats.org/markup-compatibility/2006" xmlns:o="urn:schemas-microsoft-com:office:office" xmlns:r="http://schemas.openxmlformats.org/officeDocument/2006/relationships" xmlns:m="http://schemas.openxmlformats.org/officeDocument/2006/math" xmlns:v="urn:schemas-microsoft-com:vml" xmlns:wp14="http://schemas.microsoft.com/office/word/2010/wordprocessingDrawing" xmlns:wp="http://schemas.openxmlformats.org/drawingml/2006/wordprocessingDrawing" xmlns:w10="urn:schemas-microsoft-com:office:word" xmlns:w="http://schemas.openxmlformats.org/wordprocessingml/2006/main" xmlns:w14="http://schemas.microsoft.com/office/word/2010/wordml" xmlns:w15="http://schemas.microsoft.com/office/word/2012/wordml" xmlns:wpg="http://schemas.microsoft.com/office/word/2010/wordprocessingGroup" xmlns:wpi="http://schemas.microsoft.com/office/word/2010/wordprocessingInk" xmlns:wne="http://schemas.microsoft.com/office/word/2006/wordml" xmlns:wps="http://schemas.microsoft.com/office/word/2010/wordprocessingShape" xmlns:wpsCustomData="http://www.wps.cn/officeDocument/2013/wpsCustomData" mc:Ignorable="w14 w15 wp14">
+<w:ftr xmlns:wpc="http://schemas.microsoft.com/office/word/2010/wordprocessingCanvas" xmlns:cx="http://schemas.microsoft.com/office/drawing/2014/chartex" xmlns:cx1="http://schemas.microsoft.com/office/drawing/2015/9/8/chartex" xmlns:cx2="http://schemas.microsoft.com/office/drawing/2015/10/21/chartex" xmlns:cx3="http://schemas.microsoft.com/office/drawing/2016/5/9/chartex" xmlns:cx4="http://schemas.microsoft.com/office/drawing/2016/5/10/chartex" xmlns:cx5="http://schemas.microsoft.com/office/drawing/2016/5/11/chartex" xmlns:cx6="http://schemas.microsoft.com/office/drawing/2016/5/12/chartex" xmlns:cx7="http://schemas.microsoft.com/office/drawing/2016/5/13/chartex" xmlns:cx8="http://schemas.microsoft.com/office/drawing/2016/5/14/chartex" xmlns:mc="http://schemas.openxmlformats.org/markup-compatibility/2006" xmlns:aink="http://schemas.microsoft.com/office/drawing/2016/ink" xmlns:am3d="http://schemas.microsoft.com/office/drawing/2017/model3d" xmlns:o="urn:schemas-microsoft-com:office:office" xmlns:r="http://schemas.openxmlformats.org/officeDocument/2006/relationships" xmlns:m="http://schemas.openxmlformats.org/officeDocument/2006/math" xmlns:v="urn:schemas-microsoft-com:vml" xmlns:wp14="http://schemas.microsoft.com/office/word/2010/wordprocessingDrawing" xmlns:wp="http://schemas.openxmlformats.org/drawingml/2006/wordprocessingDrawing" xmlns:w10="urn:schemas-microsoft-com:office:word" xmlns:w="http://schemas.openxmlformats.org/wordprocessingml/2006/main" xmlns:w14="http://schemas.microsoft.com/office/word/2010/wordml" xmlns:w15="http://schemas.microsoft.com/office/word/2012/wordml" xmlns:w16cex="http://schemas.microsoft.com/office/word/2018/wordml/cex" xmlns:w16cid="http://schemas.microsoft.com/office/word/2016/wordml/cid" xmlns:w16="http://schemas.microsoft.com/office/word/2018/wordml" xmlns:w16sdtdh="http://schemas.microsoft.com/office/word/2020/wordml/sdtdatahash" xmlns:w16se="http://schemas.microsoft.com/office/word/2015/wordml/symex" xmlns:wpg="http://schemas.microsoft.com/office/word/2010/wordprocessingGroup" xmlns:wpi="http://schemas.microsoft.com/office/word/2010/wordprocessingInk" xmlns:wne="http://schemas.microsoft.com/office/word/2006/wordml" xmlns:wps="http://schemas.microsoft.com/office/word/2010/wordprocessingShape" mc:Ignorable="w14 w15 w16se w16cid w16 w16cex w16sdtdh wp14">
   <w:sdt>
     <w:sdtPr>
       <w:id w:val="586345468"/>
-      <w:docPartObj>
-        <w:docPartGallery w:val="autotext"/>
-      </w:docPartObj>
     </w:sdtPr>
+    <w:sdtEndPr/>
     <w:sdtContent>
       <w:p>
         <w:pPr>
-          <w:pStyle w:val="35"/>
+          <w:pStyle w:val="af"/>
           <w:jc w:val="center"/>
         </w:pPr>
         <w:r>
           <w:fldChar w:fldCharType="begin"/>
         </w:r>
         <w:r>
-          <w:instrText xml:space="preserve">PAGE   \* MERGEFORMAT</w:instrText>
+          <w:instrText>PAGE   \* MERGEFORMAT</w:instrText>
         </w:r>
         <w:r>
           <w:fldChar w:fldCharType="separate"/>
@@ -7263,21 +5873,21 @@
 </file>
 
 <file path=word/footnotes.xml><?xml version="1.0" encoding="utf-8"?>
-<w:footnotes xmlns:wpc="http://schemas.microsoft.com/office/word/2010/wordprocessingCanvas" xmlns:mc="http://schemas.openxmlformats.org/markup-compatibility/2006" xmlns:o="urn:schemas-microsoft-com:office:office" xmlns:r="http://schemas.openxmlformats.org/officeDocument/2006/relationships" xmlns:m="http://schemas.openxmlformats.org/officeDocument/2006/math" xmlns:v="urn:schemas-microsoft-com:vml" xmlns:wp14="http://schemas.microsoft.com/office/word/2010/wordprocessingDrawing" xmlns:wp="http://schemas.openxmlformats.org/drawingml/2006/wordprocessingDrawing" xmlns:w="http://schemas.openxmlformats.org/wordprocessingml/2006/main" xmlns:w14="http://schemas.microsoft.com/office/word/2010/wordml" xmlns:w15="http://schemas.microsoft.com/office/word/2012/wordml" xmlns:w10="urn:schemas-microsoft-com:office:word" xmlns:wpg="http://schemas.microsoft.com/office/word/2010/wordprocessingGroup" xmlns:wpi="http://schemas.microsoft.com/office/word/2010/wordprocessingInk" xmlns:wne="http://schemas.microsoft.com/office/word/2006/wordml" xmlns:wps="http://schemas.microsoft.com/office/word/2010/wordprocessingShape" xmlns:wpsCustomData="http://www.wps.cn/officeDocument/2013/wpsCustomData" mc:Ignorable="w14 w15 wp14">
-  <w:footnote w:type="separator" w:id="0">
-    <w:p>
-      <w:pPr>
-        <w:spacing w:before="0" w:after="0" w:line="276" w:lineRule="auto"/>
+<w:footnotes xmlns:wpc="http://schemas.microsoft.com/office/word/2010/wordprocessingCanvas" xmlns:cx="http://schemas.microsoft.com/office/drawing/2014/chartex" xmlns:cx1="http://schemas.microsoft.com/office/drawing/2015/9/8/chartex" xmlns:cx2="http://schemas.microsoft.com/office/drawing/2015/10/21/chartex" xmlns:cx3="http://schemas.microsoft.com/office/drawing/2016/5/9/chartex" xmlns:cx4="http://schemas.microsoft.com/office/drawing/2016/5/10/chartex" xmlns:cx5="http://schemas.microsoft.com/office/drawing/2016/5/11/chartex" xmlns:cx6="http://schemas.microsoft.com/office/drawing/2016/5/12/chartex" xmlns:cx7="http://schemas.microsoft.com/office/drawing/2016/5/13/chartex" xmlns:cx8="http://schemas.microsoft.com/office/drawing/2016/5/14/chartex" xmlns:mc="http://schemas.openxmlformats.org/markup-compatibility/2006" xmlns:aink="http://schemas.microsoft.com/office/drawing/2016/ink" xmlns:am3d="http://schemas.microsoft.com/office/drawing/2017/model3d" xmlns:o="urn:schemas-microsoft-com:office:office" xmlns:r="http://schemas.openxmlformats.org/officeDocument/2006/relationships" xmlns:m="http://schemas.openxmlformats.org/officeDocument/2006/math" xmlns:v="urn:schemas-microsoft-com:vml" xmlns:wp14="http://schemas.microsoft.com/office/word/2010/wordprocessingDrawing" xmlns:wp="http://schemas.openxmlformats.org/drawingml/2006/wordprocessingDrawing" xmlns:w10="urn:schemas-microsoft-com:office:word" xmlns:w="http://schemas.openxmlformats.org/wordprocessingml/2006/main" xmlns:w14="http://schemas.microsoft.com/office/word/2010/wordml" xmlns:w15="http://schemas.microsoft.com/office/word/2012/wordml" xmlns:w16cex="http://schemas.microsoft.com/office/word/2018/wordml/cex" xmlns:w16cid="http://schemas.microsoft.com/office/word/2016/wordml/cid" xmlns:w16="http://schemas.microsoft.com/office/word/2018/wordml" xmlns:w16sdtdh="http://schemas.microsoft.com/office/word/2020/wordml/sdtdatahash" xmlns:w16se="http://schemas.microsoft.com/office/word/2015/wordml/symex" xmlns:wpg="http://schemas.microsoft.com/office/word/2010/wordprocessingGroup" xmlns:wpi="http://schemas.microsoft.com/office/word/2010/wordprocessingInk" xmlns:wne="http://schemas.microsoft.com/office/word/2006/wordml" xmlns:wps="http://schemas.microsoft.com/office/word/2010/wordprocessingShape" mc:Ignorable="w14 w15 w16se w16cid w16 w16cex w16sdtdh wp14">
+  <w:footnote w:type="separator" w:id="-1">
+    <w:p>
+      <w:pPr>
+        <w:spacing w:after="0"/>
       </w:pPr>
       <w:r>
         <w:separator/>
       </w:r>
     </w:p>
   </w:footnote>
-  <w:footnote w:type="continuationSeparator" w:id="1">
-    <w:p>
-      <w:pPr>
-        <w:spacing w:before="0" w:after="0" w:line="276" w:lineRule="auto"/>
+  <w:footnote w:type="continuationSeparator" w:id="0">
+    <w:p>
+      <w:pPr>
+        <w:spacing w:after="0"/>
       </w:pPr>
       <w:r>
         <w:continuationSeparator/>
@@ -7288,12 +5898,12 @@
 </file>
 
 <file path=word/numbering.xml><?xml version="1.0" encoding="utf-8"?>
-<w:numbering xmlns:wpc="http://schemas.microsoft.com/office/word/2010/wordprocessingCanvas" xmlns:mc="http://schemas.openxmlformats.org/markup-compatibility/2006" xmlns:o="urn:schemas-microsoft-com:office:office" xmlns:r="http://schemas.openxmlformats.org/officeDocument/2006/relationships" xmlns:m="http://schemas.openxmlformats.org/officeDocument/2006/math" xmlns:v="urn:schemas-microsoft-com:vml" xmlns:wp14="http://schemas.microsoft.com/office/word/2010/wordprocessingDrawing" xmlns:wp="http://schemas.openxmlformats.org/drawingml/2006/wordprocessingDrawing" xmlns:w10="urn:schemas-microsoft-com:office:word" xmlns:w="http://schemas.openxmlformats.org/wordprocessingml/2006/main" xmlns:w14="http://schemas.microsoft.com/office/word/2010/wordml" xmlns:wpg="http://schemas.microsoft.com/office/word/2010/wordprocessingGroup" xmlns:wpi="http://schemas.microsoft.com/office/word/2010/wordprocessingInk" xmlns:wne="http://schemas.microsoft.com/office/word/2006/wordml" xmlns:wps="http://schemas.microsoft.com/office/word/2010/wordprocessingShape" xmlns:wpsCustomData="http://www.wps.cn/officeDocument/2013/wpsCustomData" mc:Ignorable="w14 wp14">
-  <w:abstractNum w:abstractNumId="0">
+<w:numbering xmlns:wpc="http://schemas.microsoft.com/office/word/2010/wordprocessingCanvas" xmlns:cx="http://schemas.microsoft.com/office/drawing/2014/chartex" xmlns:cx1="http://schemas.microsoft.com/office/drawing/2015/9/8/chartex" xmlns:cx2="http://schemas.microsoft.com/office/drawing/2015/10/21/chartex" xmlns:cx3="http://schemas.microsoft.com/office/drawing/2016/5/9/chartex" xmlns:cx4="http://schemas.microsoft.com/office/drawing/2016/5/10/chartex" xmlns:cx5="http://schemas.microsoft.com/office/drawing/2016/5/11/chartex" xmlns:cx6="http://schemas.microsoft.com/office/drawing/2016/5/12/chartex" xmlns:cx7="http://schemas.microsoft.com/office/drawing/2016/5/13/chartex" xmlns:cx8="http://schemas.microsoft.com/office/drawing/2016/5/14/chartex" xmlns:mc="http://schemas.openxmlformats.org/markup-compatibility/2006" xmlns:aink="http://schemas.microsoft.com/office/drawing/2016/ink" xmlns:am3d="http://schemas.microsoft.com/office/drawing/2017/model3d" xmlns:o="urn:schemas-microsoft-com:office:office" xmlns:r="http://schemas.openxmlformats.org/officeDocument/2006/relationships" xmlns:m="http://schemas.openxmlformats.org/officeDocument/2006/math" xmlns:v="urn:schemas-microsoft-com:vml" xmlns:wp14="http://schemas.microsoft.com/office/word/2010/wordprocessingDrawing" xmlns:wp="http://schemas.openxmlformats.org/drawingml/2006/wordprocessingDrawing" xmlns:w10="urn:schemas-microsoft-com:office:word" xmlns:w="http://schemas.openxmlformats.org/wordprocessingml/2006/main" xmlns:w14="http://schemas.microsoft.com/office/word/2010/wordml" xmlns:w15="http://schemas.microsoft.com/office/word/2012/wordml" xmlns:w16cex="http://schemas.microsoft.com/office/word/2018/wordml/cex" xmlns:w16cid="http://schemas.microsoft.com/office/word/2016/wordml/cid" xmlns:w16="http://schemas.microsoft.com/office/word/2018/wordml" xmlns:w16sdtdh="http://schemas.microsoft.com/office/word/2020/wordml/sdtdatahash" xmlns:w16se="http://schemas.microsoft.com/office/word/2015/wordml/symex" xmlns:wpg="http://schemas.microsoft.com/office/word/2010/wordprocessingGroup" xmlns:wpi="http://schemas.microsoft.com/office/word/2010/wordprocessingInk" xmlns:wne="http://schemas.microsoft.com/office/word/2006/wordml" xmlns:wps="http://schemas.microsoft.com/office/word/2010/wordprocessingShape" mc:Ignorable="w14 w15 w16se w16cid w16 w16cex w16sdtdh wp14">
+  <w:abstractNum w:abstractNumId="0" w15:restartNumberingAfterBreak="0">
     <w:nsid w:val="00C1D5A2"/>
     <w:multiLevelType w:val="singleLevel"/>
     <w:tmpl w:val="00C1D5A2"/>
-    <w:lvl w:ilvl="0" w:tentative="0">
+    <w:lvl w:ilvl="0">
       <w:start w:val="1"/>
       <w:numFmt w:val="decimal"/>
       <w:lvlText w:val="%1)"/>
@@ -7302,7 +5912,7 @@
         <w:tabs>
           <w:tab w:val="left" w:pos="425"/>
         </w:tabs>
-        <w:ind w:left="425" w:leftChars="0" w:hanging="425" w:firstLineChars="0"/>
+        <w:ind w:left="425" w:hanging="425"/>
       </w:pPr>
       <w:rPr>
         <w:rFonts w:hint="default"/>
@@ -7316,191 +5926,413 @@
 </file>
 
 <file path=word/styles.xml><?xml version="1.0" encoding="utf-8"?>
-<w:styles xmlns:mc="http://schemas.openxmlformats.org/markup-compatibility/2006" xmlns:o="urn:schemas-microsoft-com:office:office" xmlns:r="http://schemas.openxmlformats.org/officeDocument/2006/relationships" xmlns:m="http://schemas.openxmlformats.org/officeDocument/2006/math" xmlns:v="urn:schemas-microsoft-com:vml" xmlns:w="http://schemas.openxmlformats.org/wordprocessingml/2006/main" xmlns:w14="http://schemas.microsoft.com/office/word/2010/wordml" xmlns:w10="urn:schemas-microsoft-com:office:word" xmlns:sl="http://schemas.openxmlformats.org/schemaLibrary/2006/main" xmlns:wpsCustomData="http://www.wps.cn/officeDocument/2013/wpsCustomData" mc:Ignorable="w14">
+<w:styles xmlns:mc="http://schemas.openxmlformats.org/markup-compatibility/2006" xmlns:r="http://schemas.openxmlformats.org/officeDocument/2006/relationships" xmlns:w="http://schemas.openxmlformats.org/wordprocessingml/2006/main" xmlns:w14="http://schemas.microsoft.com/office/word/2010/wordml" xmlns:w15="http://schemas.microsoft.com/office/word/2012/wordml" xmlns:w16cex="http://schemas.microsoft.com/office/word/2018/wordml/cex" xmlns:w16cid="http://schemas.microsoft.com/office/word/2016/wordml/cid" xmlns:w16="http://schemas.microsoft.com/office/word/2018/wordml" xmlns:w16sdtdh="http://schemas.microsoft.com/office/word/2020/wordml/sdtdatahash" xmlns:w16se="http://schemas.microsoft.com/office/word/2015/wordml/symex" mc:Ignorable="w14 w15 w16se w16cid w16 w16cex w16sdtdh">
   <w:docDefaults>
     <w:rPrDefault>
       <w:rPr>
-        <w:rFonts w:ascii="Times New Roman" w:hAnsi="Times New Roman" w:eastAsia="SimSun" w:cs="Times New Roman"/>
+        <w:rFonts w:ascii="Times New Roman" w:eastAsia="SimSun" w:hAnsi="Times New Roman" w:cs="Times New Roman"/>
+        <w:lang w:val="ru-RU" w:eastAsia="ru-RU" w:bidi="ar-SA"/>
       </w:rPr>
     </w:rPrDefault>
     <w:pPrDefault/>
   </w:docDefaults>
-  <w:latentStyles w:count="260" w:defQFormat="0" w:defUnhideWhenUsed="1" w:defSemiHidden="1" w:defUIPriority="99" w:defLockedState="0">
-    <w:lsdException w:qFormat="1" w:unhideWhenUsed="0" w:uiPriority="0" w:semiHidden="0" w:name="Normal"/>
-    <w:lsdException w:qFormat="1" w:unhideWhenUsed="0" w:uiPriority="9" w:semiHidden="0" w:name="heading 1"/>
-    <w:lsdException w:qFormat="1" w:uiPriority="9" w:name="heading 2"/>
-    <w:lsdException w:qFormat="1" w:uiPriority="9" w:name="heading 3"/>
-    <w:lsdException w:qFormat="1" w:uiPriority="9" w:name="heading 4"/>
-    <w:lsdException w:qFormat="1" w:uiPriority="9" w:name="heading 5"/>
-    <w:lsdException w:qFormat="1" w:uiPriority="9" w:name="heading 6"/>
-    <w:lsdException w:qFormat="1" w:uiPriority="9" w:semiHidden="0" w:name="heading 7"/>
-    <w:lsdException w:qFormat="1" w:uiPriority="9" w:semiHidden="0" w:name="heading 8"/>
-    <w:lsdException w:qFormat="1" w:uiPriority="9" w:semiHidden="0" w:name="heading 9"/>
-    <w:lsdException w:uiPriority="99" w:name="index 1"/>
-    <w:lsdException w:uiPriority="99" w:name="index 2"/>
-    <w:lsdException w:uiPriority="99" w:name="index 3"/>
-    <w:lsdException w:uiPriority="99" w:name="index 4"/>
-    <w:lsdException w:uiPriority="99" w:name="index 5"/>
-    <w:lsdException w:uiPriority="99" w:name="index 6"/>
-    <w:lsdException w:uiPriority="99" w:name="index 7"/>
-    <w:lsdException w:uiPriority="99" w:name="index 8"/>
-    <w:lsdException w:uiPriority="99" w:name="index 9"/>
-    <w:lsdException w:qFormat="1" w:uiPriority="39" w:semiHidden="0" w:name="toc 1"/>
-    <w:lsdException w:qFormat="1" w:uiPriority="39" w:semiHidden="0" w:name="toc 2"/>
-    <w:lsdException w:qFormat="1" w:uiPriority="39" w:semiHidden="0" w:name="toc 3"/>
-    <w:lsdException w:qFormat="1" w:uiPriority="39" w:semiHidden="0" w:name="toc 4"/>
-    <w:lsdException w:qFormat="1" w:uiPriority="39" w:semiHidden="0" w:name="toc 5"/>
-    <w:lsdException w:qFormat="1" w:uiPriority="39" w:semiHidden="0" w:name="toc 6"/>
-    <w:lsdException w:qFormat="1" w:uiPriority="39" w:semiHidden="0" w:name="toc 7"/>
-    <w:lsdException w:qFormat="1" w:uiPriority="39" w:semiHidden="0" w:name="toc 8"/>
-    <w:lsdException w:qFormat="1" w:uiPriority="39" w:semiHidden="0" w:name="toc 9"/>
-    <w:lsdException w:uiPriority="99" w:name="Normal Indent"/>
-    <w:lsdException w:qFormat="1" w:uiPriority="99" w:name="footnote text"/>
-    <w:lsdException w:uiPriority="99" w:name="annotation text"/>
-    <w:lsdException w:qFormat="1" w:uiPriority="99" w:semiHidden="0" w:name="header"/>
-    <w:lsdException w:qFormat="1" w:uiPriority="99" w:semiHidden="0" w:name="footer"/>
-    <w:lsdException w:qFormat="1" w:unhideWhenUsed="0" w:uiPriority="0" w:semiHidden="0" w:name="index heading"/>
-    <w:lsdException w:qFormat="1" w:uiPriority="35" w:name="caption"/>
-    <w:lsdException w:qFormat="1" w:uiPriority="99" w:semiHidden="0" w:name="table of figures"/>
-    <w:lsdException w:uiPriority="99" w:name="envelope address"/>
-    <w:lsdException w:uiPriority="99" w:name="envelope return"/>
-    <w:lsdException w:qFormat="1" w:unhideWhenUsed="0" w:uiPriority="0" w:semiHidden="0" w:name="footnote reference"/>
-    <w:lsdException w:uiPriority="99" w:name="annotation reference"/>
-    <w:lsdException w:uiPriority="99" w:name="line number"/>
-    <w:lsdException w:uiPriority="99" w:name="page number"/>
-    <w:lsdException w:qFormat="1" w:unhideWhenUsed="0" w:uiPriority="0" w:semiHidden="0" w:name="endnote reference"/>
-    <w:lsdException w:qFormat="1" w:uiPriority="99" w:name="endnote text"/>
-    <w:lsdException w:uiPriority="99" w:name="table of authorities"/>
-    <w:lsdException w:uiPriority="99" w:name="macro"/>
-    <w:lsdException w:uiPriority="99" w:name="toa heading"/>
-    <w:lsdException w:qFormat="1" w:unhideWhenUsed="0" w:uiPriority="0" w:semiHidden="0" w:name="List"/>
-    <w:lsdException w:uiPriority="99" w:name="List Bullet"/>
-    <w:lsdException w:uiPriority="99" w:name="List Number"/>
-    <w:lsdException w:uiPriority="99" w:name="List 2"/>
-    <w:lsdException w:uiPriority="99" w:name="List 3"/>
-    <w:lsdException w:uiPriority="99" w:name="List 4"/>
-    <w:lsdException w:uiPriority="99" w:name="List 5"/>
-    <w:lsdException w:uiPriority="99" w:name="List Bullet 2"/>
-    <w:lsdException w:uiPriority="99" w:name="List Bullet 3"/>
-    <w:lsdException w:uiPriority="99" w:name="List Bullet 4"/>
-    <w:lsdException w:uiPriority="99" w:name="List Bullet 5"/>
-    <w:lsdException w:uiPriority="99" w:name="List Number 2"/>
-    <w:lsdException w:uiPriority="99" w:name="List Number 3"/>
-    <w:lsdException w:uiPriority="99" w:name="List Number 4"/>
-    <w:lsdException w:uiPriority="99" w:name="List Number 5"/>
-    <w:lsdException w:qFormat="1" w:unhideWhenUsed="0" w:uiPriority="10" w:semiHidden="0" w:name="Title"/>
-    <w:lsdException w:uiPriority="99" w:name="Closing"/>
-    <w:lsdException w:uiPriority="99" w:name="Signature"/>
-    <w:lsdException w:qFormat="1" w:uiPriority="1" w:name="Default Paragraph Font"/>
-    <w:lsdException w:qFormat="1" w:unhideWhenUsed="0" w:uiPriority="0" w:semiHidden="0" w:name="Body Text"/>
-    <w:lsdException w:uiPriority="99" w:name="Body Text Indent"/>
-    <w:lsdException w:uiPriority="99" w:name="List Continue"/>
-    <w:lsdException w:uiPriority="99" w:name="List Continue 2"/>
-    <w:lsdException w:uiPriority="99" w:name="List Continue 3"/>
-    <w:lsdException w:uiPriority="99" w:name="List Continue 4"/>
-    <w:lsdException w:uiPriority="99" w:name="List Continue 5"/>
-    <w:lsdException w:uiPriority="99" w:name="Message Header"/>
-    <w:lsdException w:qFormat="1" w:unhideWhenUsed="0" w:uiPriority="11" w:semiHidden="0" w:name="Subtitle"/>
-    <w:lsdException w:uiPriority="99" w:name="Salutation"/>
-    <w:lsdException w:uiPriority="99" w:name="Date"/>
-    <w:lsdException w:uiPriority="99" w:name="Body Text First Indent"/>
-    <w:lsdException w:uiPriority="99" w:name="Body Text First Indent 2"/>
-    <w:lsdException w:uiPriority="99" w:name="Note Heading"/>
-    <w:lsdException w:uiPriority="99" w:name="Body Text 2"/>
-    <w:lsdException w:uiPriority="99" w:name="Body Text 3"/>
-    <w:lsdException w:uiPriority="99" w:name="Body Text Indent 2"/>
-    <w:lsdException w:uiPriority="99" w:name="Body Text Indent 3"/>
-    <w:lsdException w:uiPriority="99" w:name="Block Text"/>
-    <w:lsdException w:qFormat="1" w:uiPriority="99" w:semiHidden="0" w:name="Hyperlink"/>
-    <w:lsdException w:uiPriority="99" w:name="FollowedHyperlink"/>
-    <w:lsdException w:qFormat="1" w:unhideWhenUsed="0" w:uiPriority="22" w:semiHidden="0" w:name="Strong"/>
-    <w:lsdException w:qFormat="1" w:unhideWhenUsed="0" w:uiPriority="20" w:semiHidden="0" w:name="Emphasis"/>
-    <w:lsdException w:uiPriority="99" w:name="Document Map"/>
-    <w:lsdException w:uiPriority="99" w:name="Plain Text"/>
-    <w:lsdException w:uiPriority="99" w:name="E-mail Signature"/>
-    <w:lsdException w:qFormat="1" w:uiPriority="99" w:name="Normal (Web)"/>
-    <w:lsdException w:uiPriority="99" w:name="HTML Acronym"/>
-    <w:lsdException w:uiPriority="99" w:name="HTML Address"/>
-    <w:lsdException w:uiPriority="99" w:name="HTML Cite"/>
-    <w:lsdException w:qFormat="1" w:uiPriority="99" w:name="HTML Code"/>
-    <w:lsdException w:uiPriority="99" w:name="HTML Definition"/>
-    <w:lsdException w:uiPriority="99" w:name="HTML Keyboard"/>
-    <w:lsdException w:uiPriority="99" w:name="HTML Preformatted"/>
-    <w:lsdException w:uiPriority="99" w:name="HTML Sample"/>
-    <w:lsdException w:uiPriority="99" w:name="HTML Typewriter"/>
-    <w:lsdException w:uiPriority="99" w:name="HTML Variable"/>
-    <w:lsdException w:qFormat="1" w:uiPriority="99" w:name="Normal Table"/>
-    <w:lsdException w:uiPriority="99" w:name="annotation subject"/>
-    <w:lsdException w:uiPriority="99" w:name="Table Simple 1"/>
-    <w:lsdException w:uiPriority="99" w:name="Table Simple 2"/>
-    <w:lsdException w:uiPriority="99" w:name="Table Simple 3"/>
-    <w:lsdException w:uiPriority="99" w:name="Table Classic 1"/>
-    <w:lsdException w:uiPriority="99" w:name="Table Classic 2"/>
-    <w:lsdException w:uiPriority="99" w:name="Table Classic 3"/>
-    <w:lsdException w:uiPriority="99" w:name="Table Classic 4"/>
-    <w:lsdException w:uiPriority="99" w:name="Table Colorful 1"/>
-    <w:lsdException w:uiPriority="99" w:name="Table Colorful 2"/>
-    <w:lsdException w:uiPriority="99" w:name="Table Colorful 3"/>
-    <w:lsdException w:uiPriority="99" w:name="Table Columns 1"/>
-    <w:lsdException w:uiPriority="99" w:name="Table Columns 2"/>
-    <w:lsdException w:uiPriority="99" w:name="Table Columns 3"/>
-    <w:lsdException w:uiPriority="99" w:name="Table Columns 4"/>
-    <w:lsdException w:uiPriority="99" w:name="Table Columns 5"/>
-    <w:lsdException w:uiPriority="99" w:name="Table Grid 1"/>
-    <w:lsdException w:uiPriority="99" w:name="Table Grid 2"/>
-    <w:lsdException w:uiPriority="99" w:name="Table Grid 3"/>
-    <w:lsdException w:uiPriority="99" w:name="Table Grid 4"/>
-    <w:lsdException w:uiPriority="99" w:name="Table Grid 5"/>
-    <w:lsdException w:uiPriority="99" w:name="Table Grid 6"/>
-    <w:lsdException w:uiPriority="99" w:name="Table Grid 7"/>
-    <w:lsdException w:uiPriority="99" w:name="Table Grid 8"/>
-    <w:lsdException w:uiPriority="99" w:name="Table List 1"/>
-    <w:lsdException w:uiPriority="99" w:name="Table List 2"/>
-    <w:lsdException w:uiPriority="99" w:name="Table List 3"/>
-    <w:lsdException w:uiPriority="99" w:name="Table List 4"/>
-    <w:lsdException w:uiPriority="99" w:name="Table List 5"/>
-    <w:lsdException w:uiPriority="99" w:name="Table List 6"/>
-    <w:lsdException w:uiPriority="99" w:name="Table List 7"/>
-    <w:lsdException w:uiPriority="99" w:name="Table List 8"/>
-    <w:lsdException w:uiPriority="99" w:name="Table 3D effects 1"/>
-    <w:lsdException w:uiPriority="99" w:name="Table 3D effects 2"/>
-    <w:lsdException w:uiPriority="99" w:name="Table 3D effects 3"/>
-    <w:lsdException w:uiPriority="99" w:name="Table Contemporary"/>
-    <w:lsdException w:uiPriority="99" w:name="Table Elegant"/>
-    <w:lsdException w:uiPriority="99" w:name="Table Professional"/>
-    <w:lsdException w:uiPriority="99" w:name="Table Subtle 1"/>
-    <w:lsdException w:uiPriority="99" w:name="Table Subtle 2"/>
-    <w:lsdException w:uiPriority="99" w:name="Table Web 1"/>
-    <w:lsdException w:uiPriority="99" w:name="Table Web 2"/>
-    <w:lsdException w:uiPriority="99" w:name="Table Web 3"/>
-    <w:lsdException w:uiPriority="99" w:name="Balloon Text"/>
-    <w:lsdException w:qFormat="1" w:unhideWhenUsed="0" w:uiPriority="39" w:semiHidden="0" w:name="Table Grid"/>
-    <w:lsdException w:uiPriority="99" w:name="Table Theme"/>
-    <w:lsdException w:qFormat="1" w:unhideWhenUsed="0" w:uiPriority="1" w:semiHidden="0" w:name="No Spacing"/>
-    <w:lsdException w:qFormat="1" w:unhideWhenUsed="0" w:uiPriority="34" w:semiHidden="0" w:name="List Paragraph"/>
-    <w:lsdException w:qFormat="1" w:unhideWhenUsed="0" w:uiPriority="29" w:semiHidden="0" w:name="Quote"/>
-    <w:lsdException w:qFormat="1" w:unhideWhenUsed="0" w:uiPriority="30" w:semiHidden="0" w:name="Intense Quote"/>
+  <w:latentStyles w:defLockedState="0" w:defUIPriority="99" w:defSemiHidden="0" w:defUnhideWhenUsed="0" w:defQFormat="0" w:count="376">
+    <w:lsdException w:name="Normal" w:uiPriority="0" w:qFormat="1"/>
+    <w:lsdException w:name="heading 1" w:uiPriority="9" w:qFormat="1"/>
+    <w:lsdException w:name="heading 2" w:semiHidden="1" w:uiPriority="9" w:unhideWhenUsed="1" w:qFormat="1"/>
+    <w:lsdException w:name="heading 3" w:semiHidden="1" w:uiPriority="9" w:unhideWhenUsed="1" w:qFormat="1"/>
+    <w:lsdException w:name="heading 4" w:semiHidden="1" w:uiPriority="9" w:unhideWhenUsed="1" w:qFormat="1"/>
+    <w:lsdException w:name="heading 5" w:semiHidden="1" w:uiPriority="9" w:unhideWhenUsed="1" w:qFormat="1"/>
+    <w:lsdException w:name="heading 6" w:semiHidden="1" w:uiPriority="9" w:unhideWhenUsed="1" w:qFormat="1"/>
+    <w:lsdException w:name="heading 7" w:uiPriority="9" w:unhideWhenUsed="1" w:qFormat="1"/>
+    <w:lsdException w:name="heading 8" w:uiPriority="9" w:unhideWhenUsed="1" w:qFormat="1"/>
+    <w:lsdException w:name="heading 9" w:uiPriority="9" w:unhideWhenUsed="1" w:qFormat="1"/>
+    <w:lsdException w:name="index 1" w:semiHidden="1" w:unhideWhenUsed="1"/>
+    <w:lsdException w:name="index 2" w:semiHidden="1" w:unhideWhenUsed="1"/>
+    <w:lsdException w:name="index 3" w:semiHidden="1" w:unhideWhenUsed="1"/>
+    <w:lsdException w:name="index 4" w:semiHidden="1" w:unhideWhenUsed="1"/>
+    <w:lsdException w:name="index 5" w:semiHidden="1" w:unhideWhenUsed="1"/>
+    <w:lsdException w:name="index 6" w:semiHidden="1" w:unhideWhenUsed="1"/>
+    <w:lsdException w:name="index 7" w:semiHidden="1" w:unhideWhenUsed="1"/>
+    <w:lsdException w:name="index 8" w:semiHidden="1" w:unhideWhenUsed="1"/>
+    <w:lsdException w:name="index 9" w:semiHidden="1" w:unhideWhenUsed="1"/>
+    <w:lsdException w:name="toc 1" w:uiPriority="39" w:unhideWhenUsed="1" w:qFormat="1"/>
+    <w:lsdException w:name="toc 2" w:uiPriority="39" w:unhideWhenUsed="1" w:qFormat="1"/>
+    <w:lsdException w:name="toc 3" w:uiPriority="39" w:unhideWhenUsed="1" w:qFormat="1"/>
+    <w:lsdException w:name="toc 4" w:uiPriority="39" w:unhideWhenUsed="1" w:qFormat="1"/>
+    <w:lsdException w:name="toc 5" w:uiPriority="39" w:unhideWhenUsed="1" w:qFormat="1"/>
+    <w:lsdException w:name="toc 6" w:uiPriority="39" w:unhideWhenUsed="1" w:qFormat="1"/>
+    <w:lsdException w:name="toc 7" w:uiPriority="39" w:unhideWhenUsed="1" w:qFormat="1"/>
+    <w:lsdException w:name="toc 8" w:uiPriority="39" w:unhideWhenUsed="1" w:qFormat="1"/>
+    <w:lsdException w:name="toc 9" w:uiPriority="39" w:unhideWhenUsed="1" w:qFormat="1"/>
+    <w:lsdException w:name="Normal Indent" w:semiHidden="1" w:unhideWhenUsed="1"/>
+    <w:lsdException w:name="footnote text" w:semiHidden="1" w:unhideWhenUsed="1" w:qFormat="1"/>
+    <w:lsdException w:name="annotation text" w:semiHidden="1" w:unhideWhenUsed="1"/>
+    <w:lsdException w:name="header" w:unhideWhenUsed="1" w:qFormat="1"/>
+    <w:lsdException w:name="footer" w:unhideWhenUsed="1" w:qFormat="1"/>
+    <w:lsdException w:name="index heading" w:uiPriority="0" w:qFormat="1"/>
+    <w:lsdException w:name="caption" w:semiHidden="1" w:uiPriority="35" w:unhideWhenUsed="1" w:qFormat="1"/>
+    <w:lsdException w:name="table of figures" w:unhideWhenUsed="1" w:qFormat="1"/>
+    <w:lsdException w:name="envelope address" w:semiHidden="1" w:unhideWhenUsed="1"/>
+    <w:lsdException w:name="envelope return" w:semiHidden="1" w:unhideWhenUsed="1"/>
+    <w:lsdException w:name="footnote reference" w:uiPriority="0" w:qFormat="1"/>
+    <w:lsdException w:name="annotation reference" w:semiHidden="1" w:unhideWhenUsed="1"/>
+    <w:lsdException w:name="line number" w:semiHidden="1" w:unhideWhenUsed="1"/>
+    <w:lsdException w:name="page number" w:semiHidden="1" w:unhideWhenUsed="1"/>
+    <w:lsdException w:name="endnote reference" w:uiPriority="0" w:qFormat="1"/>
+    <w:lsdException w:name="endnote text" w:semiHidden="1" w:unhideWhenUsed="1" w:qFormat="1"/>
+    <w:lsdException w:name="table of authorities" w:semiHidden="1" w:unhideWhenUsed="1"/>
+    <w:lsdException w:name="macro" w:semiHidden="1" w:unhideWhenUsed="1"/>
+    <w:lsdException w:name="toa heading" w:semiHidden="1" w:unhideWhenUsed="1"/>
+    <w:lsdException w:name="List" w:uiPriority="0" w:qFormat="1"/>
+    <w:lsdException w:name="List Bullet" w:semiHidden="1" w:unhideWhenUsed="1"/>
+    <w:lsdException w:name="List Number" w:semiHidden="1" w:unhideWhenUsed="1"/>
+    <w:lsdException w:name="List 2" w:semiHidden="1" w:unhideWhenUsed="1"/>
+    <w:lsdException w:name="List 3" w:semiHidden="1" w:unhideWhenUsed="1"/>
+    <w:lsdException w:name="List 4" w:semiHidden="1" w:unhideWhenUsed="1"/>
+    <w:lsdException w:name="List 5" w:semiHidden="1" w:unhideWhenUsed="1"/>
+    <w:lsdException w:name="List Bullet 2" w:semiHidden="1" w:unhideWhenUsed="1"/>
+    <w:lsdException w:name="List Bullet 3" w:semiHidden="1" w:unhideWhenUsed="1"/>
+    <w:lsdException w:name="List Bullet 4" w:semiHidden="1" w:unhideWhenUsed="1"/>
+    <w:lsdException w:name="List Bullet 5" w:semiHidden="1" w:unhideWhenUsed="1"/>
+    <w:lsdException w:name="List Number 2" w:semiHidden="1" w:unhideWhenUsed="1"/>
+    <w:lsdException w:name="List Number 3" w:semiHidden="1" w:unhideWhenUsed="1"/>
+    <w:lsdException w:name="List Number 4" w:semiHidden="1" w:unhideWhenUsed="1"/>
+    <w:lsdException w:name="List Number 5" w:semiHidden="1" w:unhideWhenUsed="1"/>
+    <w:lsdException w:name="Title" w:uiPriority="10" w:qFormat="1"/>
+    <w:lsdException w:name="Closing" w:semiHidden="1" w:unhideWhenUsed="1"/>
+    <w:lsdException w:name="Signature" w:semiHidden="1" w:unhideWhenUsed="1"/>
+    <w:lsdException w:name="Default Paragraph Font" w:semiHidden="1" w:uiPriority="1" w:unhideWhenUsed="1" w:qFormat="1"/>
+    <w:lsdException w:name="Body Text" w:uiPriority="0" w:qFormat="1"/>
+    <w:lsdException w:name="Body Text Indent" w:semiHidden="1" w:unhideWhenUsed="1"/>
+    <w:lsdException w:name="List Continue" w:semiHidden="1" w:unhideWhenUsed="1"/>
+    <w:lsdException w:name="List Continue 2" w:semiHidden="1" w:unhideWhenUsed="1"/>
+    <w:lsdException w:name="List Continue 3" w:semiHidden="1" w:unhideWhenUsed="1"/>
+    <w:lsdException w:name="List Continue 4" w:semiHidden="1" w:unhideWhenUsed="1"/>
+    <w:lsdException w:name="List Continue 5" w:semiHidden="1" w:unhideWhenUsed="1"/>
+    <w:lsdException w:name="Message Header" w:semiHidden="1" w:unhideWhenUsed="1"/>
+    <w:lsdException w:name="Subtitle" w:uiPriority="11" w:qFormat="1"/>
+    <w:lsdException w:name="Salutation" w:semiHidden="1" w:unhideWhenUsed="1"/>
+    <w:lsdException w:name="Date" w:semiHidden="1" w:unhideWhenUsed="1"/>
+    <w:lsdException w:name="Body Text First Indent" w:semiHidden="1" w:unhideWhenUsed="1"/>
+    <w:lsdException w:name="Body Text First Indent 2" w:semiHidden="1" w:unhideWhenUsed="1"/>
+    <w:lsdException w:name="Note Heading" w:semiHidden="1" w:unhideWhenUsed="1"/>
+    <w:lsdException w:name="Body Text 2" w:semiHidden="1" w:unhideWhenUsed="1"/>
+    <w:lsdException w:name="Body Text 3" w:semiHidden="1" w:unhideWhenUsed="1"/>
+    <w:lsdException w:name="Body Text Indent 2" w:semiHidden="1" w:unhideWhenUsed="1"/>
+    <w:lsdException w:name="Body Text Indent 3" w:semiHidden="1" w:unhideWhenUsed="1"/>
+    <w:lsdException w:name="Block Text" w:semiHidden="1" w:unhideWhenUsed="1"/>
+    <w:lsdException w:name="Hyperlink" w:unhideWhenUsed="1" w:qFormat="1"/>
+    <w:lsdException w:name="FollowedHyperlink" w:semiHidden="1" w:unhideWhenUsed="1"/>
+    <w:lsdException w:name="Strong" w:uiPriority="22" w:qFormat="1"/>
+    <w:lsdException w:name="Emphasis" w:uiPriority="20" w:qFormat="1"/>
+    <w:lsdException w:name="Document Map" w:semiHidden="1" w:unhideWhenUsed="1"/>
+    <w:lsdException w:name="Plain Text" w:semiHidden="1" w:unhideWhenUsed="1"/>
+    <w:lsdException w:name="E-mail Signature" w:semiHidden="1" w:unhideWhenUsed="1"/>
+    <w:lsdException w:name="HTML Top of Form" w:semiHidden="1" w:unhideWhenUsed="1"/>
+    <w:lsdException w:name="HTML Bottom of Form" w:semiHidden="1" w:unhideWhenUsed="1"/>
+    <w:lsdException w:name="Normal (Web)" w:semiHidden="1" w:unhideWhenUsed="1" w:qFormat="1"/>
+    <w:lsdException w:name="HTML Acronym" w:semiHidden="1" w:unhideWhenUsed="1"/>
+    <w:lsdException w:name="HTML Address" w:semiHidden="1" w:unhideWhenUsed="1"/>
+    <w:lsdException w:name="HTML Cite" w:semiHidden="1" w:unhideWhenUsed="1"/>
+    <w:lsdException w:name="HTML Code" w:semiHidden="1" w:unhideWhenUsed="1" w:qFormat="1"/>
+    <w:lsdException w:name="HTML Definition" w:semiHidden="1" w:unhideWhenUsed="1"/>
+    <w:lsdException w:name="HTML Keyboard" w:semiHidden="1" w:unhideWhenUsed="1"/>
+    <w:lsdException w:name="HTML Preformatted" w:semiHidden="1" w:unhideWhenUsed="1"/>
+    <w:lsdException w:name="HTML Sample" w:semiHidden="1" w:unhideWhenUsed="1"/>
+    <w:lsdException w:name="HTML Typewriter" w:semiHidden="1" w:unhideWhenUsed="1"/>
+    <w:lsdException w:name="HTML Variable" w:semiHidden="1" w:unhideWhenUsed="1"/>
+    <w:lsdException w:name="Normal Table" w:semiHidden="1" w:unhideWhenUsed="1" w:qFormat="1"/>
+    <w:lsdException w:name="annotation subject" w:semiHidden="1" w:unhideWhenUsed="1"/>
+    <w:lsdException w:name="No List" w:semiHidden="1" w:unhideWhenUsed="1"/>
+    <w:lsdException w:name="Outline List 1" w:semiHidden="1" w:unhideWhenUsed="1"/>
+    <w:lsdException w:name="Outline List 2" w:semiHidden="1" w:unhideWhenUsed="1"/>
+    <w:lsdException w:name="Outline List 3" w:semiHidden="1" w:unhideWhenUsed="1"/>
+    <w:lsdException w:name="Table Simple 1" w:semiHidden="1" w:unhideWhenUsed="1"/>
+    <w:lsdException w:name="Table Simple 2" w:semiHidden="1" w:unhideWhenUsed="1"/>
+    <w:lsdException w:name="Table Simple 3" w:semiHidden="1" w:unhideWhenUsed="1"/>
+    <w:lsdException w:name="Table Classic 1" w:semiHidden="1" w:unhideWhenUsed="1"/>
+    <w:lsdException w:name="Table Classic 2" w:semiHidden="1" w:unhideWhenUsed="1"/>
+    <w:lsdException w:name="Table Classic 3" w:semiHidden="1" w:unhideWhenUsed="1"/>
+    <w:lsdException w:name="Table Classic 4" w:semiHidden="1" w:unhideWhenUsed="1"/>
+    <w:lsdException w:name="Table Colorful 1" w:semiHidden="1" w:unhideWhenUsed="1"/>
+    <w:lsdException w:name="Table Colorful 2" w:semiHidden="1" w:unhideWhenUsed="1"/>
+    <w:lsdException w:name="Table Colorful 3" w:semiHidden="1" w:unhideWhenUsed="1"/>
+    <w:lsdException w:name="Table Columns 1" w:semiHidden="1" w:unhideWhenUsed="1"/>
+    <w:lsdException w:name="Table Columns 2" w:semiHidden="1" w:unhideWhenUsed="1"/>
+    <w:lsdException w:name="Table Columns 3" w:semiHidden="1" w:unhideWhenUsed="1"/>
+    <w:lsdException w:name="Table Columns 4" w:semiHidden="1" w:unhideWhenUsed="1"/>
+    <w:lsdException w:name="Table Columns 5" w:semiHidden="1" w:unhideWhenUsed="1"/>
+    <w:lsdException w:name="Table Grid 1" w:semiHidden="1" w:unhideWhenUsed="1"/>
+    <w:lsdException w:name="Table Grid 2" w:semiHidden="1" w:unhideWhenUsed="1"/>
+    <w:lsdException w:name="Table Grid 3" w:semiHidden="1" w:unhideWhenUsed="1"/>
+    <w:lsdException w:name="Table Grid 4" w:semiHidden="1" w:unhideWhenUsed="1"/>
+    <w:lsdException w:name="Table Grid 5" w:semiHidden="1" w:unhideWhenUsed="1"/>
+    <w:lsdException w:name="Table Grid 6" w:semiHidden="1" w:unhideWhenUsed="1"/>
+    <w:lsdException w:name="Table Grid 7" w:semiHidden="1" w:unhideWhenUsed="1"/>
+    <w:lsdException w:name="Table Grid 8" w:semiHidden="1" w:unhideWhenUsed="1"/>
+    <w:lsdException w:name="Table List 1" w:semiHidden="1" w:unhideWhenUsed="1"/>
+    <w:lsdException w:name="Table List 2" w:semiHidden="1" w:unhideWhenUsed="1"/>
+    <w:lsdException w:name="Table List 3" w:semiHidden="1" w:unhideWhenUsed="1"/>
+    <w:lsdException w:name="Table List 4" w:semiHidden="1" w:unhideWhenUsed="1"/>
+    <w:lsdException w:name="Table List 5" w:semiHidden="1" w:unhideWhenUsed="1"/>
+    <w:lsdException w:name="Table List 6" w:semiHidden="1" w:unhideWhenUsed="1"/>
+    <w:lsdException w:name="Table List 7" w:semiHidden="1" w:unhideWhenUsed="1"/>
+    <w:lsdException w:name="Table List 8" w:semiHidden="1" w:unhideWhenUsed="1"/>
+    <w:lsdException w:name="Table 3D effects 1" w:semiHidden="1" w:unhideWhenUsed="1"/>
+    <w:lsdException w:name="Table 3D effects 2" w:semiHidden="1" w:unhideWhenUsed="1"/>
+    <w:lsdException w:name="Table 3D effects 3" w:semiHidden="1" w:unhideWhenUsed="1"/>
+    <w:lsdException w:name="Table Contemporary" w:semiHidden="1" w:unhideWhenUsed="1"/>
+    <w:lsdException w:name="Table Elegant" w:semiHidden="1" w:unhideWhenUsed="1"/>
+    <w:lsdException w:name="Table Professional" w:semiHidden="1" w:unhideWhenUsed="1"/>
+    <w:lsdException w:name="Table Subtle 1" w:semiHidden="1" w:unhideWhenUsed="1"/>
+    <w:lsdException w:name="Table Subtle 2" w:semiHidden="1" w:unhideWhenUsed="1"/>
+    <w:lsdException w:name="Table Web 1" w:semiHidden="1" w:unhideWhenUsed="1"/>
+    <w:lsdException w:name="Table Web 2" w:semiHidden="1" w:unhideWhenUsed="1"/>
+    <w:lsdException w:name="Table Web 3" w:semiHidden="1" w:unhideWhenUsed="1"/>
+    <w:lsdException w:name="Balloon Text" w:semiHidden="1" w:unhideWhenUsed="1"/>
+    <w:lsdException w:name="Table Grid" w:uiPriority="39" w:qFormat="1"/>
+    <w:lsdException w:name="Table Theme" w:semiHidden="1" w:unhideWhenUsed="1"/>
+    <w:lsdException w:name="Placeholder Text" w:semiHidden="1"/>
+    <w:lsdException w:name="No Spacing" w:uiPriority="1" w:qFormat="1"/>
+    <w:lsdException w:name="Light Shading"/>
+    <w:lsdException w:name="Light List"/>
+    <w:lsdException w:name="Light Grid"/>
+    <w:lsdException w:name="Medium Shading 1"/>
+    <w:lsdException w:name="Medium Shading 2"/>
+    <w:lsdException w:name="Medium List 1"/>
+    <w:lsdException w:name="Medium List 2"/>
+    <w:lsdException w:name="Medium Grid 1"/>
+    <w:lsdException w:name="Medium Grid 2"/>
+    <w:lsdException w:name="Medium Grid 3"/>
+    <w:lsdException w:name="Dark List"/>
+    <w:lsdException w:name="Colorful Shading"/>
+    <w:lsdException w:name="Colorful List"/>
+    <w:lsdException w:name="Colorful Grid"/>
+    <w:lsdException w:name="Light Shading Accent 1"/>
+    <w:lsdException w:name="Light List Accent 1"/>
+    <w:lsdException w:name="Light Grid Accent 1"/>
+    <w:lsdException w:name="Medium Shading 1 Accent 1"/>
+    <w:lsdException w:name="Medium Shading 2 Accent 1"/>
+    <w:lsdException w:name="Medium List 1 Accent 1"/>
+    <w:lsdException w:name="Revision" w:semiHidden="1"/>
+    <w:lsdException w:name="List Paragraph" w:uiPriority="34" w:qFormat="1"/>
+    <w:lsdException w:name="Quote" w:uiPriority="29" w:qFormat="1"/>
+    <w:lsdException w:name="Intense Quote" w:uiPriority="30" w:qFormat="1"/>
+    <w:lsdException w:name="Medium List 2 Accent 1"/>
+    <w:lsdException w:name="Medium Grid 1 Accent 1"/>
+    <w:lsdException w:name="Medium Grid 2 Accent 1"/>
+    <w:lsdException w:name="Medium Grid 3 Accent 1"/>
+    <w:lsdException w:name="Dark List Accent 1"/>
+    <w:lsdException w:name="Colorful Shading Accent 1"/>
+    <w:lsdException w:name="Colorful List Accent 1"/>
+    <w:lsdException w:name="Colorful Grid Accent 1"/>
+    <w:lsdException w:name="Light Shading Accent 2"/>
+    <w:lsdException w:name="Light List Accent 2"/>
+    <w:lsdException w:name="Light Grid Accent 2"/>
+    <w:lsdException w:name="Medium Shading 1 Accent 2"/>
+    <w:lsdException w:name="Medium Shading 2 Accent 2"/>
+    <w:lsdException w:name="Medium List 1 Accent 2"/>
+    <w:lsdException w:name="Medium List 2 Accent 2"/>
+    <w:lsdException w:name="Medium Grid 1 Accent 2"/>
+    <w:lsdException w:name="Medium Grid 2 Accent 2"/>
+    <w:lsdException w:name="Medium Grid 3 Accent 2"/>
+    <w:lsdException w:name="Dark List Accent 2"/>
+    <w:lsdException w:name="Colorful Shading Accent 2"/>
+    <w:lsdException w:name="Colorful List Accent 2"/>
+    <w:lsdException w:name="Colorful Grid Accent 2"/>
+    <w:lsdException w:name="Light Shading Accent 3"/>
+    <w:lsdException w:name="Light List Accent 3"/>
+    <w:lsdException w:name="Light Grid Accent 3"/>
+    <w:lsdException w:name="Medium Shading 1 Accent 3"/>
+    <w:lsdException w:name="Medium Shading 2 Accent 3"/>
+    <w:lsdException w:name="Medium List 1 Accent 3"/>
+    <w:lsdException w:name="Medium List 2 Accent 3"/>
+    <w:lsdException w:name="Medium Grid 1 Accent 3"/>
+    <w:lsdException w:name="Medium Grid 2 Accent 3"/>
+    <w:lsdException w:name="Medium Grid 3 Accent 3"/>
+    <w:lsdException w:name="Dark List Accent 3"/>
+    <w:lsdException w:name="Colorful Shading Accent 3"/>
+    <w:lsdException w:name="Colorful List Accent 3"/>
+    <w:lsdException w:name="Colorful Grid Accent 3"/>
+    <w:lsdException w:name="Light Shading Accent 4"/>
+    <w:lsdException w:name="Light List Accent 4"/>
+    <w:lsdException w:name="Light Grid Accent 4"/>
+    <w:lsdException w:name="Medium Shading 1 Accent 4"/>
+    <w:lsdException w:name="Medium Shading 2 Accent 4"/>
+    <w:lsdException w:name="Medium List 1 Accent 4"/>
+    <w:lsdException w:name="Medium List 2 Accent 4"/>
+    <w:lsdException w:name="Medium Grid 1 Accent 4"/>
+    <w:lsdException w:name="Medium Grid 2 Accent 4"/>
+    <w:lsdException w:name="Medium Grid 3 Accent 4"/>
+    <w:lsdException w:name="Dark List Accent 4"/>
+    <w:lsdException w:name="Colorful Shading Accent 4"/>
+    <w:lsdException w:name="Colorful List Accent 4"/>
+    <w:lsdException w:name="Colorful Grid Accent 4"/>
+    <w:lsdException w:name="Light Shading Accent 5"/>
+    <w:lsdException w:name="Light List Accent 5"/>
+    <w:lsdException w:name="Light Grid Accent 5"/>
+    <w:lsdException w:name="Medium Shading 1 Accent 5"/>
+    <w:lsdException w:name="Medium Shading 2 Accent 5"/>
+    <w:lsdException w:name="Medium List 1 Accent 5"/>
+    <w:lsdException w:name="Medium List 2 Accent 5"/>
+    <w:lsdException w:name="Medium Grid 1 Accent 5"/>
+    <w:lsdException w:name="Medium Grid 2 Accent 5"/>
+    <w:lsdException w:name="Medium Grid 3 Accent 5"/>
+    <w:lsdException w:name="Dark List Accent 5"/>
+    <w:lsdException w:name="Colorful Shading Accent 5"/>
+    <w:lsdException w:name="Colorful List Accent 5"/>
+    <w:lsdException w:name="Colorful Grid Accent 5"/>
+    <w:lsdException w:name="Light Shading Accent 6"/>
+    <w:lsdException w:name="Light List Accent 6"/>
+    <w:lsdException w:name="Light Grid Accent 6"/>
+    <w:lsdException w:name="Medium Shading 1 Accent 6"/>
+    <w:lsdException w:name="Medium Shading 2 Accent 6"/>
+    <w:lsdException w:name="Medium List 1 Accent 6"/>
+    <w:lsdException w:name="Medium List 2 Accent 6"/>
+    <w:lsdException w:name="Medium Grid 1 Accent 6"/>
+    <w:lsdException w:name="Medium Grid 2 Accent 6"/>
+    <w:lsdException w:name="Medium Grid 3 Accent 6"/>
+    <w:lsdException w:name="Dark List Accent 6"/>
+    <w:lsdException w:name="Colorful Shading Accent 6"/>
+    <w:lsdException w:name="Colorful List Accent 6"/>
+    <w:lsdException w:name="Colorful Grid Accent 6"/>
+    <w:lsdException w:name="Subtle Emphasis" w:uiPriority="19" w:qFormat="1"/>
+    <w:lsdException w:name="Intense Emphasis" w:uiPriority="21" w:qFormat="1"/>
+    <w:lsdException w:name="Subtle Reference" w:uiPriority="31" w:qFormat="1"/>
+    <w:lsdException w:name="Intense Reference" w:uiPriority="32" w:qFormat="1"/>
+    <w:lsdException w:name="Book Title" w:uiPriority="33" w:qFormat="1"/>
+    <w:lsdException w:name="Bibliography" w:semiHidden="1" w:uiPriority="37" w:unhideWhenUsed="1"/>
+    <w:lsdException w:name="TOC Heading" w:semiHidden="1" w:uiPriority="39" w:unhideWhenUsed="1" w:qFormat="1"/>
+    <w:lsdException w:name="Plain Table 1" w:uiPriority="41"/>
+    <w:lsdException w:name="Plain Table 2" w:uiPriority="42"/>
+    <w:lsdException w:name="Plain Table 3" w:uiPriority="43"/>
+    <w:lsdException w:name="Plain Table 4" w:uiPriority="44"/>
+    <w:lsdException w:name="Plain Table 5" w:uiPriority="45"/>
+    <w:lsdException w:name="Grid Table Light" w:uiPriority="40"/>
+    <w:lsdException w:name="Grid Table 1 Light" w:uiPriority="46"/>
+    <w:lsdException w:name="Grid Table 2" w:uiPriority="47"/>
+    <w:lsdException w:name="Grid Table 3" w:uiPriority="48"/>
+    <w:lsdException w:name="Grid Table 4" w:uiPriority="49"/>
+    <w:lsdException w:name="Grid Table 5 Dark" w:uiPriority="50"/>
+    <w:lsdException w:name="Grid Table 6 Colorful" w:uiPriority="51"/>
+    <w:lsdException w:name="Grid Table 7 Colorful" w:uiPriority="52"/>
+    <w:lsdException w:name="Grid Table 1 Light Accent 1" w:uiPriority="46"/>
+    <w:lsdException w:name="Grid Table 2 Accent 1" w:uiPriority="47"/>
+    <w:lsdException w:name="Grid Table 3 Accent 1" w:uiPriority="48"/>
+    <w:lsdException w:name="Grid Table 4 Accent 1" w:uiPriority="49"/>
+    <w:lsdException w:name="Grid Table 5 Dark Accent 1" w:uiPriority="50"/>
+    <w:lsdException w:name="Grid Table 6 Colorful Accent 1" w:uiPriority="51"/>
+    <w:lsdException w:name="Grid Table 7 Colorful Accent 1" w:uiPriority="52"/>
+    <w:lsdException w:name="Grid Table 1 Light Accent 2" w:uiPriority="46"/>
+    <w:lsdException w:name="Grid Table 2 Accent 2" w:uiPriority="47"/>
+    <w:lsdException w:name="Grid Table 3 Accent 2" w:uiPriority="48"/>
+    <w:lsdException w:name="Grid Table 4 Accent 2" w:uiPriority="49"/>
+    <w:lsdException w:name="Grid Table 5 Dark Accent 2" w:uiPriority="50"/>
+    <w:lsdException w:name="Grid Table 6 Colorful Accent 2" w:uiPriority="51"/>
+    <w:lsdException w:name="Grid Table 7 Colorful Accent 2" w:uiPriority="52"/>
+    <w:lsdException w:name="Grid Table 1 Light Accent 3" w:uiPriority="46"/>
+    <w:lsdException w:name="Grid Table 2 Accent 3" w:uiPriority="47"/>
+    <w:lsdException w:name="Grid Table 3 Accent 3" w:uiPriority="48"/>
+    <w:lsdException w:name="Grid Table 4 Accent 3" w:uiPriority="49"/>
+    <w:lsdException w:name="Grid Table 5 Dark Accent 3" w:uiPriority="50"/>
+    <w:lsdException w:name="Grid Table 6 Colorful Accent 3" w:uiPriority="51"/>
+    <w:lsdException w:name="Grid Table 7 Colorful Accent 3" w:uiPriority="52"/>
+    <w:lsdException w:name="Grid Table 1 Light Accent 4" w:uiPriority="46"/>
+    <w:lsdException w:name="Grid Table 2 Accent 4" w:uiPriority="47"/>
+    <w:lsdException w:name="Grid Table 3 Accent 4" w:uiPriority="48"/>
+    <w:lsdException w:name="Grid Table 4 Accent 4" w:uiPriority="49"/>
+    <w:lsdException w:name="Grid Table 5 Dark Accent 4" w:uiPriority="50"/>
+    <w:lsdException w:name="Grid Table 6 Colorful Accent 4" w:uiPriority="51"/>
+    <w:lsdException w:name="Grid Table 7 Colorful Accent 4" w:uiPriority="52"/>
+    <w:lsdException w:name="Grid Table 1 Light Accent 5" w:uiPriority="46"/>
+    <w:lsdException w:name="Grid Table 2 Accent 5" w:uiPriority="47"/>
+    <w:lsdException w:name="Grid Table 3 Accent 5" w:uiPriority="48"/>
+    <w:lsdException w:name="Grid Table 4 Accent 5" w:uiPriority="49"/>
+    <w:lsdException w:name="Grid Table 5 Dark Accent 5" w:uiPriority="50"/>
+    <w:lsdException w:name="Grid Table 6 Colorful Accent 5" w:uiPriority="51"/>
+    <w:lsdException w:name="Grid Table 7 Colorful Accent 5" w:uiPriority="52"/>
+    <w:lsdException w:name="Grid Table 1 Light Accent 6" w:uiPriority="46"/>
+    <w:lsdException w:name="Grid Table 2 Accent 6" w:uiPriority="47"/>
+    <w:lsdException w:name="Grid Table 3 Accent 6" w:uiPriority="48"/>
+    <w:lsdException w:name="Grid Table 4 Accent 6" w:uiPriority="49"/>
+    <w:lsdException w:name="Grid Table 5 Dark Accent 6" w:uiPriority="50"/>
+    <w:lsdException w:name="Grid Table 6 Colorful Accent 6" w:uiPriority="51"/>
+    <w:lsdException w:name="Grid Table 7 Colorful Accent 6" w:uiPriority="52"/>
+    <w:lsdException w:name="List Table 1 Light" w:uiPriority="46"/>
+    <w:lsdException w:name="List Table 2" w:uiPriority="47"/>
+    <w:lsdException w:name="List Table 3" w:uiPriority="48"/>
+    <w:lsdException w:name="List Table 4" w:uiPriority="49"/>
+    <w:lsdException w:name="List Table 5 Dark" w:uiPriority="50"/>
+    <w:lsdException w:name="List Table 6 Colorful" w:uiPriority="51"/>
+    <w:lsdException w:name="List Table 7 Colorful" w:uiPriority="52"/>
+    <w:lsdException w:name="List Table 1 Light Accent 1" w:uiPriority="46"/>
+    <w:lsdException w:name="List Table 2 Accent 1" w:uiPriority="47"/>
+    <w:lsdException w:name="List Table 3 Accent 1" w:uiPriority="48"/>
+    <w:lsdException w:name="List Table 4 Accent 1" w:uiPriority="49"/>
+    <w:lsdException w:name="List Table 5 Dark Accent 1" w:uiPriority="50"/>
+    <w:lsdException w:name="List Table 6 Colorful Accent 1" w:uiPriority="51"/>
+    <w:lsdException w:name="List Table 7 Colorful Accent 1" w:uiPriority="52"/>
+    <w:lsdException w:name="List Table 1 Light Accent 2" w:uiPriority="46"/>
+    <w:lsdException w:name="List Table 2 Accent 2" w:uiPriority="47"/>
+    <w:lsdException w:name="List Table 3 Accent 2" w:uiPriority="48"/>
+    <w:lsdException w:name="List Table 4 Accent 2" w:uiPriority="49"/>
+    <w:lsdException w:name="List Table 5 Dark Accent 2" w:uiPriority="50"/>
+    <w:lsdException w:name="List Table 6 Colorful Accent 2" w:uiPriority="51"/>
+    <w:lsdException w:name="List Table 7 Colorful Accent 2" w:uiPriority="52"/>
+    <w:lsdException w:name="List Table 1 Light Accent 3" w:uiPriority="46"/>
+    <w:lsdException w:name="List Table 2 Accent 3" w:uiPriority="47"/>
+    <w:lsdException w:name="List Table 3 Accent 3" w:uiPriority="48"/>
+    <w:lsdException w:name="List Table 4 Accent 3" w:uiPriority="49"/>
+    <w:lsdException w:name="List Table 5 Dark Accent 3" w:uiPriority="50"/>
+    <w:lsdException w:name="List Table 6 Colorful Accent 3" w:uiPriority="51"/>
+    <w:lsdException w:name="List Table 7 Colorful Accent 3" w:uiPriority="52"/>
+    <w:lsdException w:name="List Table 1 Light Accent 4" w:uiPriority="46"/>
+    <w:lsdException w:name="List Table 2 Accent 4" w:uiPriority="47"/>
+    <w:lsdException w:name="List Table 3 Accent 4" w:uiPriority="48"/>
+    <w:lsdException w:name="List Table 4 Accent 4" w:uiPriority="49"/>
+    <w:lsdException w:name="List Table 5 Dark Accent 4" w:uiPriority="50"/>
+    <w:lsdException w:name="List Table 6 Colorful Accent 4" w:uiPriority="51"/>
+    <w:lsdException w:name="List Table 7 Colorful Accent 4" w:uiPriority="52"/>
+    <w:lsdException w:name="List Table 1 Light Accent 5" w:uiPriority="46"/>
+    <w:lsdException w:name="List Table 2 Accent 5" w:uiPriority="47"/>
+    <w:lsdException w:name="List Table 3 Accent 5" w:uiPriority="48"/>
+    <w:lsdException w:name="List Table 4 Accent 5" w:uiPriority="49"/>
+    <w:lsdException w:name="List Table 5 Dark Accent 5" w:uiPriority="50"/>
+    <w:lsdException w:name="List Table 6 Colorful Accent 5" w:uiPriority="51"/>
+    <w:lsdException w:name="List Table 7 Colorful Accent 5" w:uiPriority="52"/>
+    <w:lsdException w:name="List Table 1 Light Accent 6" w:uiPriority="46"/>
+    <w:lsdException w:name="List Table 2 Accent 6" w:uiPriority="47"/>
+    <w:lsdException w:name="List Table 3 Accent 6" w:uiPriority="48"/>
+    <w:lsdException w:name="List Table 4 Accent 6" w:uiPriority="49"/>
+    <w:lsdException w:name="List Table 5 Dark Accent 6" w:uiPriority="50"/>
+    <w:lsdException w:name="List Table 6 Colorful Accent 6" w:uiPriority="51"/>
+    <w:lsdException w:name="List Table 7 Colorful Accent 6" w:uiPriority="52"/>
+    <w:lsdException w:name="Mention" w:semiHidden="1" w:unhideWhenUsed="1"/>
+    <w:lsdException w:name="Smart Hyperlink" w:semiHidden="1" w:unhideWhenUsed="1"/>
+    <w:lsdException w:name="Hashtag" w:semiHidden="1" w:unhideWhenUsed="1"/>
+    <w:lsdException w:name="Unresolved Mention" w:semiHidden="1" w:unhideWhenUsed="1"/>
+    <w:lsdException w:name="Smart Link" w:semiHidden="1" w:unhideWhenUsed="1"/>
   </w:latentStyles>
-  <w:style w:type="paragraph" w:default="1" w:styleId="1">
+  <w:style w:type="paragraph" w:default="1" w:styleId="a">
     <w:name w:val="Normal"/>
     <w:qFormat/>
-    <w:uiPriority w:val="0"/>
     <w:pPr>
       <w:suppressAutoHyphens/>
       <w:spacing w:after="200" w:line="276" w:lineRule="auto"/>
     </w:pPr>
     <w:rPr>
-      <w:rFonts w:ascii="Times New Roman" w:hAnsi="Times New Roman" w:cs="Arial" w:eastAsiaTheme="minorEastAsia"/>
+      <w:rFonts w:eastAsiaTheme="minorEastAsia" w:cs="Arial"/>
       <w:sz w:val="28"/>
       <w:szCs w:val="22"/>
-      <w:lang w:val="ru-RU" w:eastAsia="en-US" w:bidi="ar-SA"/>
+      <w:lang w:eastAsia="en-US"/>
     </w:rPr>
   </w:style>
-  <w:style w:type="paragraph" w:styleId="2">
+  <w:style w:type="paragraph" w:styleId="1">
     <w:name w:val="heading 1"/>
-    <w:basedOn w:val="1"/>
+    <w:basedOn w:val="a"/>
+    <w:uiPriority w:val="9"/>
     <w:qFormat/>
-    <w:uiPriority w:val="9"/>
     <w:pPr>
       <w:keepNext/>
       <w:keepLines/>
@@ -7508,18 +6340,18 @@
       <w:outlineLvl w:val="0"/>
     </w:pPr>
     <w:rPr>
-      <w:rFonts w:ascii="Arial" w:hAnsi="Arial" w:eastAsia="Arial"/>
+      <w:rFonts w:ascii="Arial" w:eastAsia="Arial" w:hAnsi="Arial"/>
       <w:sz w:val="40"/>
       <w:szCs w:val="40"/>
     </w:rPr>
   </w:style>
-  <w:style w:type="paragraph" w:styleId="3">
+  <w:style w:type="paragraph" w:styleId="2">
     <w:name w:val="heading 2"/>
-    <w:basedOn w:val="1"/>
+    <w:basedOn w:val="a"/>
+    <w:uiPriority w:val="9"/>
     <w:semiHidden/>
     <w:unhideWhenUsed/>
     <w:qFormat/>
-    <w:uiPriority w:val="9"/>
     <w:pPr>
       <w:keepNext/>
       <w:keepLines/>
@@ -7527,17 +6359,17 @@
       <w:outlineLvl w:val="1"/>
     </w:pPr>
     <w:rPr>
-      <w:rFonts w:ascii="Arial" w:hAnsi="Arial" w:eastAsia="Arial"/>
+      <w:rFonts w:ascii="Arial" w:eastAsia="Arial" w:hAnsi="Arial"/>
       <w:sz w:val="34"/>
     </w:rPr>
   </w:style>
-  <w:style w:type="paragraph" w:styleId="4">
+  <w:style w:type="paragraph" w:styleId="3">
     <w:name w:val="heading 3"/>
-    <w:basedOn w:val="1"/>
+    <w:basedOn w:val="a"/>
+    <w:uiPriority w:val="9"/>
     <w:semiHidden/>
     <w:unhideWhenUsed/>
     <w:qFormat/>
-    <w:uiPriority w:val="9"/>
     <w:pPr>
       <w:keepNext/>
       <w:keepLines/>
@@ -7545,18 +6377,18 @@
       <w:outlineLvl w:val="2"/>
     </w:pPr>
     <w:rPr>
-      <w:rFonts w:ascii="Arial" w:hAnsi="Arial" w:eastAsia="Arial"/>
+      <w:rFonts w:ascii="Arial" w:eastAsia="Arial" w:hAnsi="Arial"/>
       <w:sz w:val="30"/>
       <w:szCs w:val="30"/>
     </w:rPr>
   </w:style>
-  <w:style w:type="paragraph" w:styleId="5">
+  <w:style w:type="paragraph" w:styleId="4">
     <w:name w:val="heading 4"/>
-    <w:basedOn w:val="1"/>
+    <w:basedOn w:val="a"/>
+    <w:uiPriority w:val="9"/>
     <w:semiHidden/>
     <w:unhideWhenUsed/>
     <w:qFormat/>
-    <w:uiPriority w:val="9"/>
     <w:pPr>
       <w:keepNext/>
       <w:keepLines/>
@@ -7564,20 +6396,20 @@
       <w:outlineLvl w:val="3"/>
     </w:pPr>
     <w:rPr>
-      <w:rFonts w:ascii="Arial" w:hAnsi="Arial" w:eastAsia="Arial"/>
+      <w:rFonts w:ascii="Arial" w:eastAsia="Arial" w:hAnsi="Arial"/>
       <w:b/>
       <w:bCs/>
       <w:sz w:val="26"/>
       <w:szCs w:val="26"/>
     </w:rPr>
   </w:style>
-  <w:style w:type="paragraph" w:styleId="6">
+  <w:style w:type="paragraph" w:styleId="5">
     <w:name w:val="heading 5"/>
-    <w:basedOn w:val="1"/>
+    <w:basedOn w:val="a"/>
+    <w:uiPriority w:val="9"/>
     <w:semiHidden/>
     <w:unhideWhenUsed/>
     <w:qFormat/>
-    <w:uiPriority w:val="9"/>
     <w:pPr>
       <w:keepNext/>
       <w:keepLines/>
@@ -7585,20 +6417,20 @@
       <w:outlineLvl w:val="4"/>
     </w:pPr>
     <w:rPr>
-      <w:rFonts w:ascii="Arial" w:hAnsi="Arial" w:eastAsia="Arial"/>
+      <w:rFonts w:ascii="Arial" w:eastAsia="Arial" w:hAnsi="Arial"/>
       <w:b/>
       <w:bCs/>
       <w:sz w:val="24"/>
       <w:szCs w:val="24"/>
     </w:rPr>
   </w:style>
-  <w:style w:type="paragraph" w:styleId="7">
+  <w:style w:type="paragraph" w:styleId="6">
     <w:name w:val="heading 6"/>
-    <w:basedOn w:val="1"/>
+    <w:basedOn w:val="a"/>
+    <w:uiPriority w:val="9"/>
     <w:semiHidden/>
     <w:unhideWhenUsed/>
     <w:qFormat/>
-    <w:uiPriority w:val="9"/>
     <w:pPr>
       <w:keepNext/>
       <w:keepLines/>
@@ -7606,18 +6438,18 @@
       <w:outlineLvl w:val="5"/>
     </w:pPr>
     <w:rPr>
-      <w:rFonts w:ascii="Arial" w:hAnsi="Arial" w:eastAsia="Arial"/>
+      <w:rFonts w:ascii="Arial" w:eastAsia="Arial" w:hAnsi="Arial"/>
       <w:b/>
       <w:bCs/>
       <w:sz w:val="22"/>
     </w:rPr>
   </w:style>
-  <w:style w:type="paragraph" w:styleId="8">
+  <w:style w:type="paragraph" w:styleId="7">
     <w:name w:val="heading 7"/>
-    <w:basedOn w:val="1"/>
+    <w:basedOn w:val="a"/>
+    <w:uiPriority w:val="9"/>
     <w:unhideWhenUsed/>
     <w:qFormat/>
-    <w:uiPriority w:val="9"/>
     <w:pPr>
       <w:keepNext/>
       <w:keepLines/>
@@ -7625,7 +6457,7 @@
       <w:outlineLvl w:val="6"/>
     </w:pPr>
     <w:rPr>
-      <w:rFonts w:ascii="Arial" w:hAnsi="Arial" w:eastAsia="Arial"/>
+      <w:rFonts w:ascii="Arial" w:eastAsia="Arial" w:hAnsi="Arial"/>
       <w:b/>
       <w:bCs/>
       <w:i/>
@@ -7633,12 +6465,12 @@
       <w:sz w:val="22"/>
     </w:rPr>
   </w:style>
-  <w:style w:type="paragraph" w:styleId="9">
+  <w:style w:type="paragraph" w:styleId="8">
     <w:name w:val="heading 8"/>
-    <w:basedOn w:val="1"/>
+    <w:basedOn w:val="a"/>
+    <w:uiPriority w:val="9"/>
     <w:unhideWhenUsed/>
     <w:qFormat/>
-    <w:uiPriority w:val="9"/>
     <w:pPr>
       <w:keepNext/>
       <w:keepLines/>
@@ -7646,18 +6478,18 @@
       <w:outlineLvl w:val="7"/>
     </w:pPr>
     <w:rPr>
-      <w:rFonts w:ascii="Arial" w:hAnsi="Arial" w:eastAsia="Arial"/>
+      <w:rFonts w:ascii="Arial" w:eastAsia="Arial" w:hAnsi="Arial"/>
       <w:i/>
       <w:iCs/>
       <w:sz w:val="22"/>
     </w:rPr>
   </w:style>
-  <w:style w:type="paragraph" w:styleId="10">
+  <w:style w:type="paragraph" w:styleId="9">
     <w:name w:val="heading 9"/>
-    <w:basedOn w:val="1"/>
+    <w:basedOn w:val="a"/>
+    <w:uiPriority w:val="9"/>
     <w:unhideWhenUsed/>
     <w:qFormat/>
-    <w:uiPriority w:val="9"/>
     <w:pPr>
       <w:keepNext/>
       <w:keepLines/>
@@ -7665,27 +6497,26 @@
       <w:outlineLvl w:val="8"/>
     </w:pPr>
     <w:rPr>
-      <w:rFonts w:ascii="Arial" w:hAnsi="Arial" w:eastAsia="Arial"/>
+      <w:rFonts w:ascii="Arial" w:eastAsia="Arial" w:hAnsi="Arial"/>
       <w:i/>
       <w:iCs/>
       <w:sz w:val="21"/>
       <w:szCs w:val="21"/>
     </w:rPr>
   </w:style>
-  <w:style w:type="character" w:default="1" w:styleId="11">
+  <w:style w:type="character" w:default="1" w:styleId="a0">
     <w:name w:val="Default Paragraph Font"/>
+    <w:uiPriority w:val="1"/>
     <w:semiHidden/>
     <w:unhideWhenUsed/>
-    <w:qFormat/>
-    <w:uiPriority w:val="1"/>
-  </w:style>
-  <w:style w:type="table" w:default="1" w:styleId="12">
+  </w:style>
+  <w:style w:type="table" w:default="1" w:styleId="a1">
     <w:name w:val="Normal Table"/>
+    <w:uiPriority w:val="99"/>
     <w:semiHidden/>
     <w:unhideWhenUsed/>
-    <w:qFormat/>
-    <w:uiPriority w:val="99"/>
     <w:tblPr>
+      <w:tblInd w:w="0" w:type="dxa"/>
       <w:tblCellMar>
         <w:top w:w="0" w:type="dxa"/>
         <w:left w:w="108" w:type="dxa"/>
@@ -7694,67 +6525,66 @@
       </w:tblCellMar>
     </w:tblPr>
   </w:style>
-  <w:style w:type="character" w:styleId="13">
+  <w:style w:type="numbering" w:default="1" w:styleId="a2">
+    <w:name w:val="No List"/>
+    <w:uiPriority w:val="99"/>
+    <w:semiHidden/>
+    <w:unhideWhenUsed/>
+  </w:style>
+  <w:style w:type="character" w:styleId="a3">
     <w:name w:val="footnote reference"/>
     <w:qFormat/>
-    <w:uiPriority w:val="0"/>
     <w:rPr>
       <w:vertAlign w:val="superscript"/>
     </w:rPr>
   </w:style>
-  <w:style w:type="character" w:styleId="14">
+  <w:style w:type="character" w:styleId="a4">
     <w:name w:val="endnote reference"/>
     <w:qFormat/>
-    <w:uiPriority w:val="0"/>
     <w:rPr>
       <w:vertAlign w:val="superscript"/>
     </w:rPr>
   </w:style>
-  <w:style w:type="character" w:styleId="15">
+  <w:style w:type="character" w:styleId="a5">
     <w:name w:val="Emphasis"/>
-    <w:basedOn w:val="11"/>
+    <w:basedOn w:val="a0"/>
+    <w:uiPriority w:val="20"/>
     <w:qFormat/>
-    <w:uiPriority w:val="20"/>
     <w:rPr>
       <w:i/>
     </w:rPr>
   </w:style>
-  <w:style w:type="character" w:styleId="16">
+  <w:style w:type="character" w:styleId="a6">
     <w:name w:val="Hyperlink"/>
-    <w:basedOn w:val="11"/>
+    <w:basedOn w:val="a0"/>
+    <w:uiPriority w:val="99"/>
     <w:unhideWhenUsed/>
     <w:qFormat/>
-    <w:uiPriority w:val="99"/>
     <w:rPr>
       <w:color w:val="0563C1" w:themeColor="hyperlink"/>
       <w:u w:val="single"/>
-      <w14:textFill>
-        <w14:solidFill>
-          <w14:schemeClr w14:val="hlink"/>
-        </w14:solidFill>
-      </w14:textFill>
     </w:rPr>
   </w:style>
-  <w:style w:type="character" w:styleId="17">
+  <w:style w:type="character" w:styleId="HTML">
     <w:name w:val="HTML Code"/>
-    <w:basedOn w:val="11"/>
+    <w:basedOn w:val="a0"/>
+    <w:uiPriority w:val="99"/>
     <w:semiHidden/>
     <w:unhideWhenUsed/>
     <w:qFormat/>
-    <w:uiPriority w:val="99"/>
     <w:rPr>
       <w:rFonts w:ascii="Courier New" w:hAnsi="Courier New" w:cs="Courier New"/>
       <w:sz w:val="20"/>
       <w:szCs w:val="20"/>
     </w:rPr>
   </w:style>
-  <w:style w:type="paragraph" w:styleId="18">
+  <w:style w:type="paragraph" w:styleId="a7">
     <w:name w:val="endnote text"/>
-    <w:basedOn w:val="1"/>
+    <w:basedOn w:val="a"/>
+    <w:uiPriority w:val="99"/>
     <w:semiHidden/>
     <w:unhideWhenUsed/>
     <w:qFormat/>
-    <w:uiPriority w:val="99"/>
     <w:pPr>
       <w:spacing w:after="0" w:line="240" w:lineRule="auto"/>
     </w:pPr>
@@ -7762,33 +6592,28 @@
       <w:sz w:val="20"/>
     </w:rPr>
   </w:style>
-  <w:style w:type="paragraph" w:styleId="19">
+  <w:style w:type="paragraph" w:styleId="a8">
     <w:name w:val="caption"/>
-    <w:basedOn w:val="1"/>
+    <w:basedOn w:val="a"/>
+    <w:uiPriority w:val="35"/>
     <w:semiHidden/>
     <w:unhideWhenUsed/>
     <w:qFormat/>
-    <w:uiPriority w:val="35"/>
     <w:rPr>
       <w:b/>
       <w:bCs/>
       <w:color w:val="4472C4" w:themeColor="accent1"/>
       <w:sz w:val="18"/>
       <w:szCs w:val="18"/>
-      <w14:textFill>
-        <w14:solidFill>
-          <w14:schemeClr w14:val="accent1"/>
-        </w14:solidFill>
-      </w14:textFill>
     </w:rPr>
   </w:style>
-  <w:style w:type="paragraph" w:styleId="20">
+  <w:style w:type="paragraph" w:styleId="a9">
     <w:name w:val="footnote text"/>
-    <w:basedOn w:val="1"/>
+    <w:basedOn w:val="a"/>
+    <w:uiPriority w:val="99"/>
     <w:semiHidden/>
     <w:unhideWhenUsed/>
     <w:qFormat/>
-    <w:uiPriority w:val="99"/>
     <w:pPr>
       <w:spacing w:after="40" w:line="240" w:lineRule="auto"/>
     </w:pPr>
@@ -7796,23 +6621,23 @@
       <w:sz w:val="18"/>
     </w:rPr>
   </w:style>
-  <w:style w:type="paragraph" w:styleId="21">
+  <w:style w:type="paragraph" w:styleId="80">
     <w:name w:val="toc 8"/>
-    <w:basedOn w:val="1"/>
+    <w:basedOn w:val="a"/>
+    <w:uiPriority w:val="39"/>
     <w:unhideWhenUsed/>
     <w:qFormat/>
-    <w:uiPriority w:val="39"/>
     <w:pPr>
       <w:spacing w:after="57"/>
       <w:ind w:left="1984"/>
     </w:pPr>
   </w:style>
-  <w:style w:type="paragraph" w:styleId="22">
+  <w:style w:type="paragraph" w:styleId="aa">
     <w:name w:val="header"/>
-    <w:basedOn w:val="1"/>
+    <w:basedOn w:val="a"/>
+    <w:uiPriority w:val="99"/>
     <w:unhideWhenUsed/>
     <w:qFormat/>
-    <w:uiPriority w:val="99"/>
     <w:pPr>
       <w:tabs>
         <w:tab w:val="center" w:pos="7143"/>
@@ -7821,49 +6646,47 @@
       <w:spacing w:after="0" w:line="240" w:lineRule="auto"/>
     </w:pPr>
   </w:style>
-  <w:style w:type="paragraph" w:styleId="23">
+  <w:style w:type="paragraph" w:styleId="90">
     <w:name w:val="toc 9"/>
-    <w:basedOn w:val="1"/>
+    <w:basedOn w:val="a"/>
+    <w:uiPriority w:val="39"/>
     <w:unhideWhenUsed/>
     <w:qFormat/>
-    <w:uiPriority w:val="39"/>
     <w:pPr>
       <w:spacing w:after="57"/>
       <w:ind w:left="2268"/>
     </w:pPr>
   </w:style>
-  <w:style w:type="paragraph" w:styleId="24">
+  <w:style w:type="paragraph" w:styleId="70">
     <w:name w:val="toc 7"/>
-    <w:basedOn w:val="1"/>
+    <w:basedOn w:val="a"/>
+    <w:uiPriority w:val="39"/>
     <w:unhideWhenUsed/>
     <w:qFormat/>
-    <w:uiPriority w:val="39"/>
     <w:pPr>
       <w:spacing w:after="57"/>
       <w:ind w:left="1701"/>
     </w:pPr>
   </w:style>
-  <w:style w:type="paragraph" w:styleId="25">
+  <w:style w:type="paragraph" w:styleId="ab">
     <w:name w:val="Body Text"/>
-    <w:basedOn w:val="1"/>
+    <w:basedOn w:val="a"/>
     <w:qFormat/>
-    <w:uiPriority w:val="0"/>
     <w:pPr>
       <w:spacing w:after="140"/>
     </w:pPr>
   </w:style>
-  <w:style w:type="paragraph" w:styleId="26">
+  <w:style w:type="paragraph" w:styleId="ac">
     <w:name w:val="index heading"/>
-    <w:basedOn w:val="27"/>
+    <w:basedOn w:val="ad"/>
     <w:qFormat/>
-    <w:uiPriority w:val="0"/>
-  </w:style>
-  <w:style w:type="paragraph" w:styleId="27">
+  </w:style>
+  <w:style w:type="paragraph" w:styleId="ad">
     <w:name w:val="Title"/>
-    <w:basedOn w:val="1"/>
-    <w:next w:val="25"/>
+    <w:basedOn w:val="a"/>
+    <w:next w:val="ab"/>
+    <w:uiPriority w:val="10"/>
     <w:qFormat/>
-    <w:uiPriority w:val="10"/>
     <w:pPr>
       <w:spacing w:before="300"/>
       <w:contextualSpacing/>
@@ -7873,88 +6696,88 @@
       <w:szCs w:val="48"/>
     </w:rPr>
   </w:style>
-  <w:style w:type="paragraph" w:styleId="28">
+  <w:style w:type="paragraph" w:styleId="10">
     <w:name w:val="toc 1"/>
-    <w:basedOn w:val="1"/>
+    <w:basedOn w:val="a"/>
+    <w:uiPriority w:val="39"/>
     <w:unhideWhenUsed/>
     <w:qFormat/>
-    <w:uiPriority w:val="39"/>
     <w:pPr>
       <w:spacing w:after="57"/>
     </w:pPr>
   </w:style>
-  <w:style w:type="paragraph" w:styleId="29">
+  <w:style w:type="paragraph" w:styleId="60">
     <w:name w:val="toc 6"/>
-    <w:basedOn w:val="1"/>
+    <w:basedOn w:val="a"/>
+    <w:uiPriority w:val="39"/>
     <w:unhideWhenUsed/>
     <w:qFormat/>
-    <w:uiPriority w:val="39"/>
     <w:pPr>
       <w:spacing w:after="57"/>
       <w:ind w:left="1417"/>
     </w:pPr>
   </w:style>
-  <w:style w:type="paragraph" w:styleId="30">
+  <w:style w:type="paragraph" w:styleId="ae">
     <w:name w:val="table of figures"/>
-    <w:basedOn w:val="1"/>
+    <w:basedOn w:val="a"/>
+    <w:uiPriority w:val="99"/>
     <w:unhideWhenUsed/>
     <w:qFormat/>
-    <w:uiPriority w:val="99"/>
     <w:pPr>
       <w:spacing w:after="0"/>
     </w:pPr>
   </w:style>
-  <w:style w:type="paragraph" w:styleId="31">
+  <w:style w:type="paragraph" w:styleId="30">
     <w:name w:val="toc 3"/>
-    <w:basedOn w:val="1"/>
+    <w:basedOn w:val="a"/>
+    <w:uiPriority w:val="39"/>
     <w:unhideWhenUsed/>
     <w:qFormat/>
-    <w:uiPriority w:val="39"/>
     <w:pPr>
       <w:spacing w:after="57"/>
       <w:ind w:left="567"/>
     </w:pPr>
   </w:style>
-  <w:style w:type="paragraph" w:styleId="32">
+  <w:style w:type="paragraph" w:styleId="20">
     <w:name w:val="toc 2"/>
-    <w:basedOn w:val="1"/>
+    <w:basedOn w:val="a"/>
+    <w:uiPriority w:val="39"/>
     <w:unhideWhenUsed/>
     <w:qFormat/>
-    <w:uiPriority w:val="39"/>
     <w:pPr>
       <w:spacing w:after="57"/>
       <w:ind w:left="283"/>
     </w:pPr>
   </w:style>
-  <w:style w:type="paragraph" w:styleId="33">
+  <w:style w:type="paragraph" w:styleId="40">
     <w:name w:val="toc 4"/>
-    <w:basedOn w:val="1"/>
+    <w:basedOn w:val="a"/>
+    <w:uiPriority w:val="39"/>
     <w:unhideWhenUsed/>
     <w:qFormat/>
-    <w:uiPriority w:val="39"/>
     <w:pPr>
       <w:spacing w:after="57"/>
       <w:ind w:left="850"/>
     </w:pPr>
   </w:style>
-  <w:style w:type="paragraph" w:styleId="34">
+  <w:style w:type="paragraph" w:styleId="50">
     <w:name w:val="toc 5"/>
-    <w:basedOn w:val="1"/>
+    <w:basedOn w:val="a"/>
+    <w:uiPriority w:val="39"/>
     <w:unhideWhenUsed/>
     <w:qFormat/>
-    <w:uiPriority w:val="39"/>
     <w:pPr>
       <w:spacing w:after="57"/>
       <w:ind w:left="1134"/>
     </w:pPr>
   </w:style>
-  <w:style w:type="paragraph" w:styleId="35">
+  <w:style w:type="paragraph" w:styleId="af">
     <w:name w:val="footer"/>
-    <w:basedOn w:val="1"/>
-    <w:link w:val="75"/>
+    <w:basedOn w:val="a"/>
+    <w:link w:val="af0"/>
+    <w:uiPriority w:val="99"/>
     <w:unhideWhenUsed/>
     <w:qFormat/>
-    <w:uiPriority w:val="99"/>
     <w:pPr>
       <w:tabs>
         <w:tab w:val="center" w:pos="7143"/>
@@ -7963,40 +6786,35 @@
       <w:spacing w:after="0" w:line="240" w:lineRule="auto"/>
     </w:pPr>
   </w:style>
-  <w:style w:type="paragraph" w:styleId="36">
+  <w:style w:type="paragraph" w:styleId="af1">
     <w:name w:val="List"/>
-    <w:basedOn w:val="25"/>
+    <w:basedOn w:val="ab"/>
     <w:qFormat/>
-    <w:uiPriority w:val="0"/>
     <w:rPr>
       <w:rFonts w:cs="Arial Unicode MS"/>
     </w:rPr>
   </w:style>
-  <w:style w:type="paragraph" w:styleId="37">
+  <w:style w:type="paragraph" w:styleId="af2">
     <w:name w:val="Normal (Web)"/>
+    <w:uiPriority w:val="99"/>
     <w:semiHidden/>
     <w:unhideWhenUsed/>
     <w:qFormat/>
-    <w:uiPriority w:val="99"/>
     <w:pPr>
-      <w:spacing w:before="0" w:beforeAutospacing="1" w:after="0" w:afterAutospacing="1"/>
-      <w:ind w:left="0" w:right="0"/>
-      <w:jc w:val="left"/>
+      <w:spacing w:beforeAutospacing="1" w:afterAutospacing="1"/>
     </w:pPr>
     <w:rPr>
-      <w:rFonts w:ascii="Times New Roman" w:hAnsi="Times New Roman" w:eastAsia="SimSun" w:cs="Times New Roman"/>
-      <w:kern w:val="0"/>
       <w:sz w:val="24"/>
       <w:szCs w:val="24"/>
-      <w:lang w:val="en-US" w:eastAsia="zh-CN" w:bidi="ar"/>
+      <w:lang w:val="en-US" w:eastAsia="zh-CN"/>
     </w:rPr>
   </w:style>
-  <w:style w:type="paragraph" w:styleId="38">
+  <w:style w:type="paragraph" w:styleId="af3">
     <w:name w:val="Subtitle"/>
-    <w:basedOn w:val="1"/>
-    <w:next w:val="1"/>
+    <w:basedOn w:val="a"/>
+    <w:next w:val="a"/>
+    <w:uiPriority w:val="11"/>
     <w:qFormat/>
-    <w:uiPriority w:val="11"/>
     <w:pPr>
       <w:spacing w:before="200"/>
     </w:pPr>
@@ -8005,29 +6823,25 @@
       <w:szCs w:val="24"/>
     </w:rPr>
   </w:style>
-  <w:style w:type="table" w:styleId="39">
+  <w:style w:type="table" w:styleId="af4">
     <w:name w:val="Table Grid"/>
-    <w:basedOn w:val="12"/>
+    <w:basedOn w:val="a1"/>
+    <w:uiPriority w:val="39"/>
     <w:qFormat/>
-    <w:uiPriority w:val="39"/>
-    <w:pPr>
-      <w:spacing w:after="0" w:line="240" w:lineRule="auto"/>
-    </w:pPr>
     <w:tblPr>
       <w:tblBorders>
-        <w:top w:val="single" w:color="auto" w:sz="4" w:space="0"/>
-        <w:left w:val="single" w:color="auto" w:sz="4" w:space="0"/>
-        <w:bottom w:val="single" w:color="auto" w:sz="4" w:space="0"/>
-        <w:right w:val="single" w:color="auto" w:sz="4" w:space="0"/>
-        <w:insideH w:val="single" w:color="auto" w:sz="4" w:space="0"/>
-        <w:insideV w:val="single" w:color="auto" w:sz="4" w:space="0"/>
+        <w:top w:val="single" w:sz="4" w:space="0" w:color="auto"/>
+        <w:left w:val="single" w:sz="4" w:space="0" w:color="auto"/>
+        <w:bottom w:val="single" w:sz="4" w:space="0" w:color="auto"/>
+        <w:right w:val="single" w:sz="4" w:space="0" w:color="auto"/>
+        <w:insideH w:val="single" w:sz="4" w:space="0" w:color="auto"/>
+        <w:insideV w:val="single" w:sz="4" w:space="0" w:color="auto"/>
       </w:tblBorders>
     </w:tblPr>
   </w:style>
-  <w:style w:type="table" w:customStyle="1" w:styleId="40">
+  <w:style w:type="table" w:customStyle="1" w:styleId="TableNormal">
     <w:name w:val="Table Normal"/>
     <w:qFormat/>
-    <w:uiPriority w:val="0"/>
     <w:tblPr>
       <w:tblCellMar>
         <w:top w:w="0" w:type="dxa"/>
@@ -8037,84 +6851,84 @@
       </w:tblCellMar>
     </w:tblPr>
   </w:style>
-  <w:style w:type="character" w:customStyle="1" w:styleId="41">
+  <w:style w:type="character" w:customStyle="1" w:styleId="Heading1Char">
     <w:name w:val="Heading 1 Char"/>
-    <w:basedOn w:val="11"/>
+    <w:basedOn w:val="a0"/>
+    <w:uiPriority w:val="9"/>
     <w:qFormat/>
-    <w:uiPriority w:val="9"/>
     <w:rPr>
-      <w:rFonts w:ascii="Arial" w:hAnsi="Arial" w:eastAsia="Arial" w:cs="Arial"/>
+      <w:rFonts w:ascii="Arial" w:eastAsia="Arial" w:hAnsi="Arial" w:cs="Arial"/>
       <w:sz w:val="40"/>
       <w:szCs w:val="40"/>
     </w:rPr>
   </w:style>
-  <w:style w:type="character" w:customStyle="1" w:styleId="42">
+  <w:style w:type="character" w:customStyle="1" w:styleId="Heading2Char">
     <w:name w:val="Heading 2 Char"/>
-    <w:basedOn w:val="11"/>
+    <w:basedOn w:val="a0"/>
+    <w:uiPriority w:val="9"/>
     <w:qFormat/>
-    <w:uiPriority w:val="9"/>
     <w:rPr>
-      <w:rFonts w:ascii="Arial" w:hAnsi="Arial" w:eastAsia="Arial" w:cs="Arial"/>
+      <w:rFonts w:ascii="Arial" w:eastAsia="Arial" w:hAnsi="Arial" w:cs="Arial"/>
       <w:sz w:val="34"/>
     </w:rPr>
   </w:style>
-  <w:style w:type="character" w:customStyle="1" w:styleId="43">
+  <w:style w:type="character" w:customStyle="1" w:styleId="Heading3Char">
     <w:name w:val="Heading 3 Char"/>
-    <w:basedOn w:val="11"/>
+    <w:basedOn w:val="a0"/>
+    <w:uiPriority w:val="9"/>
     <w:qFormat/>
-    <w:uiPriority w:val="9"/>
     <w:rPr>
-      <w:rFonts w:ascii="Arial" w:hAnsi="Arial" w:eastAsia="Arial" w:cs="Arial"/>
+      <w:rFonts w:ascii="Arial" w:eastAsia="Arial" w:hAnsi="Arial" w:cs="Arial"/>
       <w:sz w:val="30"/>
       <w:szCs w:val="30"/>
     </w:rPr>
   </w:style>
-  <w:style w:type="character" w:customStyle="1" w:styleId="44">
+  <w:style w:type="character" w:customStyle="1" w:styleId="Heading4Char">
     <w:name w:val="Heading 4 Char"/>
-    <w:basedOn w:val="11"/>
+    <w:basedOn w:val="a0"/>
+    <w:uiPriority w:val="9"/>
     <w:qFormat/>
-    <w:uiPriority w:val="9"/>
     <w:rPr>
-      <w:rFonts w:ascii="Arial" w:hAnsi="Arial" w:eastAsia="Arial" w:cs="Arial"/>
+      <w:rFonts w:ascii="Arial" w:eastAsia="Arial" w:hAnsi="Arial" w:cs="Arial"/>
       <w:b/>
       <w:bCs/>
       <w:sz w:val="26"/>
       <w:szCs w:val="26"/>
     </w:rPr>
   </w:style>
-  <w:style w:type="character" w:customStyle="1" w:styleId="45">
+  <w:style w:type="character" w:customStyle="1" w:styleId="Heading5Char">
     <w:name w:val="Heading 5 Char"/>
-    <w:basedOn w:val="11"/>
+    <w:basedOn w:val="a0"/>
+    <w:uiPriority w:val="9"/>
     <w:qFormat/>
-    <w:uiPriority w:val="9"/>
     <w:rPr>
-      <w:rFonts w:ascii="Arial" w:hAnsi="Arial" w:eastAsia="Arial" w:cs="Arial"/>
+      <w:rFonts w:ascii="Arial" w:eastAsia="Arial" w:hAnsi="Arial" w:cs="Arial"/>
       <w:b/>
       <w:bCs/>
       <w:sz w:val="24"/>
       <w:szCs w:val="24"/>
     </w:rPr>
   </w:style>
-  <w:style w:type="character" w:customStyle="1" w:styleId="46">
+  <w:style w:type="character" w:customStyle="1" w:styleId="Heading6Char">
     <w:name w:val="Heading 6 Char"/>
-    <w:basedOn w:val="11"/>
+    <w:basedOn w:val="a0"/>
+    <w:uiPriority w:val="9"/>
     <w:qFormat/>
-    <w:uiPriority w:val="9"/>
     <w:rPr>
-      <w:rFonts w:ascii="Arial" w:hAnsi="Arial" w:eastAsia="Arial" w:cs="Arial"/>
+      <w:rFonts w:ascii="Arial" w:eastAsia="Arial" w:hAnsi="Arial" w:cs="Arial"/>
       <w:b/>
       <w:bCs/>
       <w:sz w:val="22"/>
       <w:szCs w:val="22"/>
     </w:rPr>
   </w:style>
-  <w:style w:type="character" w:customStyle="1" w:styleId="47">
+  <w:style w:type="character" w:customStyle="1" w:styleId="Heading7Char">
     <w:name w:val="Heading 7 Char"/>
-    <w:basedOn w:val="11"/>
+    <w:basedOn w:val="a0"/>
+    <w:uiPriority w:val="9"/>
     <w:qFormat/>
-    <w:uiPriority w:val="9"/>
     <w:rPr>
-      <w:rFonts w:ascii="Arial" w:hAnsi="Arial" w:eastAsia="Arial" w:cs="Arial"/>
+      <w:rFonts w:ascii="Arial" w:eastAsia="Arial" w:hAnsi="Arial" w:cs="Arial"/>
       <w:b/>
       <w:bCs/>
       <w:i/>
@@ -8123,145 +6937,143 @@
       <w:szCs w:val="22"/>
     </w:rPr>
   </w:style>
-  <w:style w:type="character" w:customStyle="1" w:styleId="48">
+  <w:style w:type="character" w:customStyle="1" w:styleId="Heading8Char">
     <w:name w:val="Heading 8 Char"/>
-    <w:basedOn w:val="11"/>
+    <w:basedOn w:val="a0"/>
+    <w:uiPriority w:val="9"/>
     <w:qFormat/>
-    <w:uiPriority w:val="9"/>
     <w:rPr>
-      <w:rFonts w:ascii="Arial" w:hAnsi="Arial" w:eastAsia="Arial" w:cs="Arial"/>
+      <w:rFonts w:ascii="Arial" w:eastAsia="Arial" w:hAnsi="Arial" w:cs="Arial"/>
       <w:i/>
       <w:iCs/>
       <w:sz w:val="22"/>
       <w:szCs w:val="22"/>
     </w:rPr>
   </w:style>
-  <w:style w:type="character" w:customStyle="1" w:styleId="49">
+  <w:style w:type="character" w:customStyle="1" w:styleId="Heading9Char">
     <w:name w:val="Heading 9 Char"/>
-    <w:basedOn w:val="11"/>
+    <w:basedOn w:val="a0"/>
+    <w:uiPriority w:val="9"/>
     <w:qFormat/>
-    <w:uiPriority w:val="9"/>
     <w:rPr>
-      <w:rFonts w:ascii="Arial" w:hAnsi="Arial" w:eastAsia="Arial" w:cs="Arial"/>
+      <w:rFonts w:ascii="Arial" w:eastAsia="Arial" w:hAnsi="Arial" w:cs="Arial"/>
       <w:i/>
       <w:iCs/>
       <w:sz w:val="21"/>
       <w:szCs w:val="21"/>
     </w:rPr>
   </w:style>
-  <w:style w:type="character" w:customStyle="1" w:styleId="50">
+  <w:style w:type="character" w:customStyle="1" w:styleId="TitleChar">
     <w:name w:val="Title Char"/>
-    <w:basedOn w:val="11"/>
+    <w:basedOn w:val="a0"/>
+    <w:uiPriority w:val="10"/>
     <w:qFormat/>
-    <w:uiPriority w:val="10"/>
     <w:rPr>
       <w:sz w:val="48"/>
       <w:szCs w:val="48"/>
     </w:rPr>
   </w:style>
-  <w:style w:type="character" w:customStyle="1" w:styleId="51">
+  <w:style w:type="character" w:customStyle="1" w:styleId="SubtitleChar">
     <w:name w:val="Subtitle Char"/>
-    <w:basedOn w:val="11"/>
+    <w:basedOn w:val="a0"/>
+    <w:uiPriority w:val="11"/>
     <w:qFormat/>
-    <w:uiPriority w:val="11"/>
     <w:rPr>
       <w:sz w:val="24"/>
       <w:szCs w:val="24"/>
     </w:rPr>
   </w:style>
-  <w:style w:type="character" w:customStyle="1" w:styleId="52">
+  <w:style w:type="character" w:customStyle="1" w:styleId="QuoteChar">
     <w:name w:val="Quote Char"/>
+    <w:uiPriority w:val="29"/>
     <w:qFormat/>
-    <w:uiPriority w:val="29"/>
     <w:rPr>
       <w:i/>
     </w:rPr>
   </w:style>
-  <w:style w:type="character" w:customStyle="1" w:styleId="53">
+  <w:style w:type="character" w:customStyle="1" w:styleId="IntenseQuoteChar">
     <w:name w:val="Intense Quote Char"/>
+    <w:uiPriority w:val="30"/>
     <w:qFormat/>
-    <w:uiPriority w:val="30"/>
     <w:rPr>
       <w:i/>
     </w:rPr>
   </w:style>
-  <w:style w:type="character" w:customStyle="1" w:styleId="54">
+  <w:style w:type="character" w:customStyle="1" w:styleId="HeaderChar">
     <w:name w:val="Header Char"/>
-    <w:basedOn w:val="11"/>
+    <w:basedOn w:val="a0"/>
+    <w:uiPriority w:val="99"/>
     <w:qFormat/>
+  </w:style>
+  <w:style w:type="character" w:customStyle="1" w:styleId="FooterChar">
+    <w:name w:val="Footer Char"/>
+    <w:basedOn w:val="a0"/>
     <w:uiPriority w:val="99"/>
-  </w:style>
-  <w:style w:type="character" w:customStyle="1" w:styleId="55">
-    <w:name w:val="Footer Char"/>
-    <w:basedOn w:val="11"/>
     <w:qFormat/>
+  </w:style>
+  <w:style w:type="character" w:customStyle="1" w:styleId="CaptionChar">
+    <w:name w:val="Caption Char"/>
     <w:uiPriority w:val="99"/>
-  </w:style>
-  <w:style w:type="character" w:customStyle="1" w:styleId="56">
-    <w:name w:val="Caption Char"/>
     <w:qFormat/>
+  </w:style>
+  <w:style w:type="character" w:customStyle="1" w:styleId="FootnoteTextChar">
+    <w:name w:val="Footnote Text Char"/>
     <w:uiPriority w:val="99"/>
-  </w:style>
-  <w:style w:type="character" w:customStyle="1" w:styleId="57">
-    <w:name w:val="Footnote Text Char"/>
     <w:qFormat/>
-    <w:uiPriority w:val="99"/>
     <w:rPr>
       <w:sz w:val="18"/>
     </w:rPr>
   </w:style>
-  <w:style w:type="character" w:customStyle="1" w:styleId="58">
+  <w:style w:type="character" w:customStyle="1" w:styleId="af5">
     <w:name w:val="Символ сноски"/>
+    <w:uiPriority w:val="99"/>
     <w:unhideWhenUsed/>
     <w:qFormat/>
-    <w:uiPriority w:val="99"/>
     <w:rPr>
       <w:vertAlign w:val="superscript"/>
     </w:rPr>
   </w:style>
-  <w:style w:type="character" w:customStyle="1" w:styleId="59">
+  <w:style w:type="character" w:customStyle="1" w:styleId="EndnoteTextChar">
     <w:name w:val="Endnote Text Char"/>
+    <w:uiPriority w:val="99"/>
     <w:qFormat/>
-    <w:uiPriority w:val="99"/>
     <w:rPr>
       <w:sz w:val="20"/>
     </w:rPr>
   </w:style>
-  <w:style w:type="character" w:customStyle="1" w:styleId="60">
+  <w:style w:type="character" w:customStyle="1" w:styleId="af6">
     <w:name w:val="Символ концевой сноски"/>
+    <w:uiPriority w:val="99"/>
     <w:semiHidden/>
     <w:unhideWhenUsed/>
     <w:qFormat/>
-    <w:uiPriority w:val="99"/>
     <w:rPr>
       <w:vertAlign w:val="superscript"/>
     </w:rPr>
   </w:style>
-  <w:style w:type="character" w:customStyle="1" w:styleId="61">
+  <w:style w:type="character" w:customStyle="1" w:styleId="af7">
     <w:name w:val="Символ нумерации"/>
     <w:qFormat/>
-    <w:uiPriority w:val="0"/>
-  </w:style>
-  <w:style w:type="paragraph" w:styleId="62">
+  </w:style>
+  <w:style w:type="paragraph" w:styleId="af8">
     <w:name w:val="No Spacing"/>
+    <w:uiPriority w:val="1"/>
     <w:qFormat/>
-    <w:uiPriority w:val="1"/>
     <w:pPr>
       <w:suppressAutoHyphens/>
-      <w:spacing w:after="0" w:line="240" w:lineRule="auto"/>
     </w:pPr>
     <w:rPr>
-      <w:rFonts w:asciiTheme="minorHAnsi" w:hAnsiTheme="minorHAnsi" w:eastAsiaTheme="minorHAnsi" w:cstheme="minorBidi"/>
+      <w:rFonts w:asciiTheme="minorHAnsi" w:eastAsiaTheme="minorHAnsi" w:hAnsiTheme="minorHAnsi" w:cstheme="minorBidi"/>
       <w:sz w:val="22"/>
       <w:szCs w:val="22"/>
-      <w:lang w:val="ru-RU" w:eastAsia="en-US" w:bidi="ar-SA"/>
+      <w:lang w:eastAsia="en-US"/>
     </w:rPr>
   </w:style>
-  <w:style w:type="paragraph" w:styleId="63">
+  <w:style w:type="paragraph" w:styleId="21">
     <w:name w:val="Quote"/>
-    <w:basedOn w:val="1"/>
+    <w:basedOn w:val="a"/>
+    <w:uiPriority w:val="29"/>
     <w:qFormat/>
-    <w:uiPriority w:val="29"/>
     <w:pPr>
       <w:ind w:left="720" w:right="720"/>
     </w:pPr>
@@ -8269,17 +7081,17 @@
       <w:i/>
     </w:rPr>
   </w:style>
-  <w:style w:type="paragraph" w:styleId="64">
+  <w:style w:type="paragraph" w:styleId="af9">
     <w:name w:val="Intense Quote"/>
-    <w:basedOn w:val="1"/>
+    <w:basedOn w:val="a"/>
+    <w:uiPriority w:val="30"/>
     <w:qFormat/>
-    <w:uiPriority w:val="30"/>
     <w:pPr>
       <w:pBdr>
-        <w:top w:val="single" w:color="FFFFFF" w:sz="4" w:space="5"/>
-        <w:left w:val="single" w:color="FFFFFF" w:sz="4" w:space="10"/>
-        <w:bottom w:val="single" w:color="FFFFFF" w:sz="4" w:space="5"/>
-        <w:right w:val="single" w:color="FFFFFF" w:sz="4" w:space="10"/>
+        <w:top w:val="single" w:sz="4" w:space="5" w:color="FFFFFF"/>
+        <w:left w:val="single" w:sz="4" w:space="10" w:color="FFFFFF"/>
+        <w:bottom w:val="single" w:sz="4" w:space="5" w:color="FFFFFF"/>
+        <w:right w:val="single" w:sz="4" w:space="10" w:color="FFFFFF"/>
       </w:pBdr>
       <w:shd w:val="clear" w:color="auto" w:fill="F2F2F2"/>
       <w:spacing w:after="160"/>
@@ -8289,43 +7101,41 @@
       <w:i/>
     </w:rPr>
   </w:style>
-  <w:style w:type="paragraph" w:customStyle="1" w:styleId="65">
+  <w:style w:type="paragraph" w:customStyle="1" w:styleId="afa">
     <w:name w:val="Колонтитул"/>
-    <w:basedOn w:val="1"/>
+    <w:basedOn w:val="a"/>
     <w:qFormat/>
-    <w:uiPriority w:val="0"/>
-  </w:style>
-  <w:style w:type="paragraph" w:customStyle="1" w:styleId="66">
-    <w:name w:val="TOC Heading"/>
+  </w:style>
+  <w:style w:type="paragraph" w:customStyle="1" w:styleId="11">
+    <w:name w:val="Заголовок оглавления1"/>
+    <w:uiPriority w:val="39"/>
     <w:unhideWhenUsed/>
     <w:qFormat/>
-    <w:uiPriority w:val="39"/>
     <w:pPr>
       <w:suppressAutoHyphens/>
       <w:spacing w:after="160" w:line="259" w:lineRule="auto"/>
     </w:pPr>
     <w:rPr>
-      <w:rFonts w:asciiTheme="minorHAnsi" w:hAnsiTheme="minorHAnsi" w:eastAsiaTheme="minorHAnsi" w:cstheme="minorBidi"/>
+      <w:rFonts w:asciiTheme="minorHAnsi" w:eastAsiaTheme="minorHAnsi" w:hAnsiTheme="minorHAnsi" w:cstheme="minorBidi"/>
       <w:sz w:val="22"/>
       <w:szCs w:val="22"/>
-      <w:lang w:val="ru-RU" w:eastAsia="en-US" w:bidi="ar-SA"/>
+      <w:lang w:eastAsia="en-US"/>
     </w:rPr>
   </w:style>
-  <w:style w:type="paragraph" w:styleId="67">
+  <w:style w:type="paragraph" w:styleId="afb">
     <w:name w:val="List Paragraph"/>
-    <w:basedOn w:val="1"/>
+    <w:basedOn w:val="a"/>
+    <w:uiPriority w:val="34"/>
     <w:qFormat/>
-    <w:uiPriority w:val="34"/>
     <w:pPr>
       <w:ind w:left="720"/>
       <w:contextualSpacing/>
     </w:pPr>
   </w:style>
-  <w:style w:type="table" w:customStyle="1" w:styleId="68">
+  <w:style w:type="table" w:customStyle="1" w:styleId="Style64">
     <w:name w:val="_Style 64"/>
-    <w:basedOn w:val="40"/>
+    <w:basedOn w:val="TableNormal"/>
     <w:qFormat/>
-    <w:uiPriority w:val="0"/>
     <w:tblPr>
       <w:tblCellMar>
         <w:top w:w="100" w:type="dxa"/>
@@ -8335,11 +7145,10 @@
       </w:tblCellMar>
     </w:tblPr>
   </w:style>
-  <w:style w:type="table" w:customStyle="1" w:styleId="69">
+  <w:style w:type="table" w:customStyle="1" w:styleId="Style65">
     <w:name w:val="_Style 65"/>
-    <w:basedOn w:val="40"/>
+    <w:basedOn w:val="TableNormal"/>
     <w:qFormat/>
-    <w:uiPriority w:val="0"/>
     <w:tblPr>
       <w:tblCellMar>
         <w:left w:w="108" w:type="dxa"/>
@@ -8347,11 +7156,10 @@
       </w:tblCellMar>
     </w:tblPr>
   </w:style>
-  <w:style w:type="table" w:customStyle="1" w:styleId="70">
+  <w:style w:type="table" w:customStyle="1" w:styleId="Style66">
     <w:name w:val="_Style 66"/>
-    <w:basedOn w:val="40"/>
+    <w:basedOn w:val="TableNormal"/>
     <w:qFormat/>
-    <w:uiPriority w:val="0"/>
     <w:tblPr>
       <w:tblCellMar>
         <w:left w:w="108" w:type="dxa"/>
@@ -8359,11 +7167,10 @@
       </w:tblCellMar>
     </w:tblPr>
   </w:style>
-  <w:style w:type="table" w:customStyle="1" w:styleId="71">
+  <w:style w:type="table" w:customStyle="1" w:styleId="Style67">
     <w:name w:val="_Style 67"/>
-    <w:basedOn w:val="40"/>
+    <w:basedOn w:val="TableNormal"/>
     <w:qFormat/>
-    <w:uiPriority w:val="0"/>
     <w:tblPr>
       <w:tblCellMar>
         <w:left w:w="108" w:type="dxa"/>
@@ -8371,11 +7178,10 @@
       </w:tblCellMar>
     </w:tblPr>
   </w:style>
-  <w:style w:type="paragraph" w:customStyle="1" w:styleId="72">
+  <w:style w:type="paragraph" w:customStyle="1" w:styleId="paragraph">
     <w:name w:val="paragraph"/>
-    <w:basedOn w:val="1"/>
+    <w:basedOn w:val="a"/>
     <w:qFormat/>
-    <w:uiPriority w:val="0"/>
     <w:pPr>
       <w:suppressAutoHyphens w:val="0"/>
       <w:spacing w:before="100" w:beforeAutospacing="1" w:after="100" w:afterAutospacing="1" w:line="240" w:lineRule="auto"/>
@@ -8387,26 +7193,24 @@
       <w:lang w:eastAsia="ru-RU"/>
     </w:rPr>
   </w:style>
-  <w:style w:type="character" w:customStyle="1" w:styleId="73">
+  <w:style w:type="character" w:customStyle="1" w:styleId="normaltextrun">
     <w:name w:val="normaltextrun"/>
-    <w:basedOn w:val="11"/>
+    <w:basedOn w:val="a0"/>
     <w:qFormat/>
-    <w:uiPriority w:val="0"/>
-  </w:style>
-  <w:style w:type="character" w:customStyle="1" w:styleId="74">
+  </w:style>
+  <w:style w:type="character" w:customStyle="1" w:styleId="eop">
     <w:name w:val="eop"/>
-    <w:basedOn w:val="11"/>
+    <w:basedOn w:val="a0"/>
     <w:qFormat/>
-    <w:uiPriority w:val="0"/>
-  </w:style>
-  <w:style w:type="character" w:customStyle="1" w:styleId="75">
+  </w:style>
+  <w:style w:type="character" w:customStyle="1" w:styleId="af0">
     <w:name w:val="Нижний колонтитул Знак"/>
-    <w:basedOn w:val="11"/>
-    <w:link w:val="35"/>
+    <w:basedOn w:val="a0"/>
+    <w:link w:val="af"/>
+    <w:uiPriority w:val="99"/>
     <w:qFormat/>
-    <w:uiPriority w:val="99"/>
     <w:rPr>
-      <w:rFonts w:cs="Arial" w:eastAsiaTheme="minorEastAsia"/>
+      <w:rFonts w:eastAsiaTheme="minorEastAsia" w:cs="Arial"/>
       <w:szCs w:val="22"/>
       <w:lang w:eastAsia="en-US"/>
     </w:rPr>
@@ -8618,27 +7422,33 @@
     </a:fmtScheme>
   </a:themeElements>
   <a:objectDefaults/>
+  <a:extraClrSchemeLst/>
 </a:theme>
 </file>
 
 <file path=customXml/item1.xml><?xml version="1.0" encoding="utf-8"?>
+<b:Sources xmlns:b="http://schemas.openxmlformats.org/officeDocument/2006/bibliography" xmlns="http://schemas.openxmlformats.org/officeDocument/2006/bibliography" SelectedStyle="\APASixthEditionOfficeOnline.xsl" StyleName="APA" Version="6"/>
+</file>
+
+<file path=customXml/item2.xml><?xml version="1.0" encoding="utf-8"?>
 <go:gDocsCustomXmlDataStorage xmlns:go="http://customooxmlschemas.google.com/" xmlns:r="http://schemas.openxmlformats.org/officeDocument/2006/relationships" uri="GoogleDocsCustomDataVersion2">
   <go:docsCustomData xmlns:go="http://customooxmlschemas.google.com/" roundtripDataSignature="AMtx7mj9KXRy3XwCV0h7kjLmcvp4+5Aaow==">CgMxLjAaHwoBMBIaChgICVIUChJ0YWJsZS5pc3Q5NzU0OHN3cGUyCWlkLmdqZGd4czIKaWQuMzBqMHpsbDIKaWQuMWZvYjl0ZTIKaWQuM3pueXNoNzIJaC4yZXQ5MnAwOAByITF3NXRmNDNvd1RHempIS1RPVGxYUzBabG9fUXlzd0FSeQ==</go:docsCustomData>
 </go:gDocsCustomXmlDataStorage>
 </file>
 
-<file path=customXml/item2.xml><?xml version="1.0" encoding="utf-8"?>
-<b:Sources xmlns:b="http://schemas.openxmlformats.org/officeDocument/2006/bibliography" xmlns="http://schemas.openxmlformats.org/officeDocument/2006/bibliography" SelectedStyle="\APASixthEditionOfficeOnline.xsl" StyleName="APA" Version="6"/>
-</file>
-
 <file path=customXml/itemProps1.xml><?xml version="1.0" encoding="utf-8"?>
-<ds:datastoreItem xmlns:ds="http://schemas.openxmlformats.org/officeDocument/2006/customXml" ds:itemID="{11111111-1234-1234-1234-123412341234}">
-  <ds:schemaRefs/>
+<ds:datastoreItem xmlns:ds="http://schemas.openxmlformats.org/officeDocument/2006/customXml" ds:itemID="{F985EAA1-372C-4145-9B9C-06E308B66465}">
+  <ds:schemaRefs>
+    <ds:schemaRef ds:uri="http://schemas.openxmlformats.org/officeDocument/2006/bibliography"/>
+  </ds:schemaRefs>
 </ds:datastoreItem>
 </file>
 
 <file path=customXml/itemProps2.xml><?xml version="1.0" encoding="utf-8"?>
-<ds:datastoreItem xmlns:ds="http://schemas.openxmlformats.org/officeDocument/2006/customXml" ds:itemID="{F985EAA1-372C-4145-9B9C-06E308B66465}">
-  <ds:schemaRefs/>
+<ds:datastoreItem xmlns:ds="http://schemas.openxmlformats.org/officeDocument/2006/customXml" ds:itemID="{11111111-1234-1234-1234-123412341234}">
+  <ds:schemaRefs>
+    <ds:schemaRef ds:uri="http://customooxmlschemas.google.com/"/>
+    <ds:schemaRef ds:uri="http://schemas.openxmlformats.org/officeDocument/2006/relationships"/>
+  </ds:schemaRefs>
 </ds:datastoreItem>
 </file>
--- a/отчет апрель.docx
+++ b/отчет апрель.docx
@@ -123,56 +123,7 @@
                 <w:szCs w:val="24"/>
                 <w:lang w:eastAsia="ru-RU"/>
               </w:rPr>
-              <w:t xml:space="preserve">Юридический адрес: 121170, г. Москва, </w:t>
-            </w:r>
-            <w:proofErr w:type="spellStart"/>
-            <w:r>
-              <w:rPr>
-                <w:rFonts w:eastAsia="Times New Roman" w:cs="Times New Roman"/>
-                <w:sz w:val="24"/>
-                <w:szCs w:val="24"/>
-                <w:lang w:eastAsia="ru-RU"/>
-              </w:rPr>
-              <w:t>вн.тер.г</w:t>
-            </w:r>
-            <w:proofErr w:type="spellEnd"/>
-            <w:r>
-              <w:rPr>
-                <w:rFonts w:eastAsia="Times New Roman" w:cs="Times New Roman"/>
-                <w:sz w:val="24"/>
-                <w:szCs w:val="24"/>
-                <w:lang w:eastAsia="ru-RU"/>
-              </w:rPr>
-              <w:t xml:space="preserve">. муниципальный округ Дорогомилово, </w:t>
-            </w:r>
-            <w:proofErr w:type="spellStart"/>
-            <w:r>
-              <w:rPr>
-                <w:rFonts w:eastAsia="Times New Roman" w:cs="Times New Roman"/>
-                <w:sz w:val="24"/>
-                <w:szCs w:val="24"/>
-                <w:lang w:eastAsia="ru-RU"/>
-              </w:rPr>
-              <w:t>пр-кт</w:t>
-            </w:r>
-            <w:proofErr w:type="spellEnd"/>
-            <w:r>
-              <w:rPr>
-                <w:rFonts w:eastAsia="Times New Roman" w:cs="Times New Roman"/>
-                <w:sz w:val="24"/>
-                <w:szCs w:val="24"/>
-                <w:lang w:eastAsia="ru-RU"/>
-              </w:rPr>
-              <w:t xml:space="preserve"> Кутузовский, д</w:t>
-            </w:r>
-            <w:r>
-              <w:rPr>
-                <w:rFonts w:eastAsia="Times New Roman" w:cs="Times New Roman"/>
-                <w:sz w:val="24"/>
-                <w:szCs w:val="24"/>
-                <w:lang w:eastAsia="ru-RU"/>
-              </w:rPr>
-              <w:t xml:space="preserve">.36, стр. 2, этаж I, помещение/ комната </w:t>
+              <w:t xml:space="preserve">Юридический адрес: 121170, г. Москва, вн.тер.г. муниципальный округ Дорогомилово, пр-кт Кутузовский, д.36, стр. 2, этаж I, помещение/ комната </w:t>
             </w:r>
             <w:r>
               <w:rPr>
@@ -427,13 +378,7 @@
               <w:rPr>
                 <w:sz w:val="24"/>
               </w:rPr>
-              <w:t>Соколова</w:t>
-            </w:r>
-            <w:r>
-              <w:rPr>
-                <w:sz w:val="24"/>
-              </w:rPr>
-              <w:t xml:space="preserve"> Анастасия Ивановна</w:t>
+              <w:t>Соколова Анастасия Ивановна</w:t>
             </w:r>
           </w:p>
         </w:tc>
@@ -561,13 +506,7 @@
               <w:rPr>
                 <w:sz w:val="24"/>
               </w:rPr>
-              <w:t>Пузиков</w:t>
-            </w:r>
-            <w:r>
-              <w:rPr>
-                <w:sz w:val="24"/>
-              </w:rPr>
-              <w:t xml:space="preserve"> Денис Владимирович</w:t>
+              <w:t>Пузиков Денис Владимирович</w:t>
             </w:r>
           </w:p>
         </w:tc>
@@ -629,14 +568,7 @@
           <w:rStyle w:val="normaltextrun"/>
           <w:rFonts w:eastAsia="Arial"/>
         </w:rPr>
-        <w:t xml:space="preserve">АНО ПОО ММКЦТ </w:t>
-      </w:r>
-      <w:r>
-        <w:rPr>
-          <w:rStyle w:val="normaltextrun"/>
-          <w:rFonts w:eastAsia="Arial"/>
-        </w:rPr>
-        <w:t>«АКАДЕМИЯ ТОП»</w:t>
+        <w:t>АНО ПОО ММКЦТ «АКАДЕМИЯ ТОП»</w:t>
       </w:r>
       <w:bookmarkEnd w:id="1"/>
     </w:p>
@@ -656,49 +588,7 @@
           <w:rStyle w:val="normaltextrun"/>
           <w:rFonts w:eastAsia="Arial"/>
         </w:rPr>
-        <w:t xml:space="preserve">Дата прохождения: </w:t>
-      </w:r>
-      <w:r>
-        <w:rPr>
-          <w:rStyle w:val="normaltextrun"/>
-          <w:rFonts w:eastAsia="Arial"/>
-        </w:rPr>
-        <w:t>13</w:t>
-      </w:r>
-      <w:r>
-        <w:rPr>
-          <w:rStyle w:val="normaltextrun"/>
-          <w:rFonts w:eastAsia="Arial"/>
-        </w:rPr>
-        <w:t>.0</w:t>
-      </w:r>
-      <w:r>
-        <w:rPr>
-          <w:rStyle w:val="normaltextrun"/>
-          <w:rFonts w:eastAsia="Arial"/>
-        </w:rPr>
-        <w:t>4</w:t>
-      </w:r>
-      <w:r>
-        <w:rPr>
-          <w:rStyle w:val="normaltextrun"/>
-          <w:rFonts w:eastAsia="Arial"/>
-        </w:rPr>
-        <w:t xml:space="preserve">.2026 г. – </w:t>
-      </w:r>
-      <w:r>
-        <w:rPr>
-          <w:rStyle w:val="normaltextrun"/>
-          <w:rFonts w:eastAsia="Arial"/>
-        </w:rPr>
-        <w:t>24</w:t>
-      </w:r>
-      <w:r>
-        <w:rPr>
-          <w:rStyle w:val="normaltextrun"/>
-          <w:rFonts w:eastAsia="Arial"/>
-        </w:rPr>
-        <w:t xml:space="preserve">.04.2026 г. </w:t>
+        <w:t xml:space="preserve">Дата прохождения: 13.04.2026 г. – 24.04.2026 г. </w:t>
       </w:r>
     </w:p>
     <w:p>
@@ -969,14 +859,7 @@
                 <w:rFonts w:cs="Times New Roman"/>
                 <w:szCs w:val="32"/>
               </w:rPr>
-              <w:t>ОТЗ</w:t>
-            </w:r>
-            <w:r>
-              <w:rPr>
-                <w:rFonts w:cs="Times New Roman"/>
-                <w:szCs w:val="32"/>
-              </w:rPr>
-              <w:t>ЫВ РУКОВОДИТЕЛЯ ПРАКТИКИ</w:t>
+              <w:t>ОТЗЫВ РУКОВОДИТЕЛЯ ПРАКТИКИ</w:t>
             </w:r>
             <w:r>
               <w:tab/>
@@ -1082,47 +965,7 @@
           <w:rFonts w:eastAsia="Arial"/>
           <w:sz w:val="28"/>
         </w:rPr>
-        <w:t>Выдано студент</w:t>
-      </w:r>
-      <w:r>
-        <w:rPr>
-          <w:rStyle w:val="normaltextrun"/>
-          <w:rFonts w:eastAsia="Arial"/>
-          <w:sz w:val="28"/>
-        </w:rPr>
-        <w:t>ке</w:t>
-      </w:r>
-      <w:r>
-        <w:rPr>
-          <w:rStyle w:val="normaltextrun"/>
-          <w:rFonts w:eastAsia="Arial"/>
-          <w:sz w:val="28"/>
-        </w:rPr>
-        <w:t xml:space="preserve"> </w:t>
-      </w:r>
-      <w:r>
-        <w:rPr>
-          <w:rStyle w:val="normaltextrun"/>
-          <w:rFonts w:eastAsia="Arial"/>
-          <w:sz w:val="28"/>
-        </w:rPr>
-        <w:t>Соколовой</w:t>
-      </w:r>
-      <w:r>
-        <w:rPr>
-          <w:rStyle w:val="normaltextrun"/>
-          <w:rFonts w:eastAsia="Arial"/>
-          <w:sz w:val="28"/>
-        </w:rPr>
-        <w:t xml:space="preserve"> Анастасии Ивановне</w:t>
-      </w:r>
-      <w:r>
-        <w:rPr>
-          <w:rStyle w:val="normaltextrun"/>
-          <w:rFonts w:eastAsia="Arial"/>
-          <w:sz w:val="28"/>
-        </w:rPr>
-        <w:t xml:space="preserve"> группы 9\3-РПО-23\3 Автономной некоммерческой организации профессиональной организации Московского международного колледжа цифровых технологий «Академия ТОП».</w:t>
+        <w:t>Выдано студентке Соколовой Анастасии Ивановне группы 9\3-РПО-23\3 Автономной некоммерческой организации профессиональной организации Московского международного колледжа цифровых технологий «Академия ТОП».</w:t>
       </w:r>
       <w:r>
         <w:rPr>
@@ -1260,34 +1103,7 @@
           <w:b/>
           <w:sz w:val="28"/>
         </w:rPr>
-        <w:t>практическ</w:t>
-      </w:r>
-      <w:r>
-        <w:rPr>
-          <w:rStyle w:val="normaltextrun"/>
-          <w:rFonts w:eastAsia="Arial"/>
-          <w:b/>
-          <w:sz w:val="28"/>
-        </w:rPr>
-        <w:t>ого</w:t>
-      </w:r>
-      <w:r>
-        <w:rPr>
-          <w:rStyle w:val="normaltextrun"/>
-          <w:rFonts w:eastAsia="Arial"/>
-          <w:b/>
-          <w:sz w:val="28"/>
-        </w:rPr>
-        <w:t xml:space="preserve"> задани</w:t>
-      </w:r>
-      <w:r>
-        <w:rPr>
-          <w:rStyle w:val="normaltextrun"/>
-          <w:rFonts w:eastAsia="Arial"/>
-          <w:b/>
-          <w:sz w:val="28"/>
-        </w:rPr>
-        <w:t>я</w:t>
+        <w:t>практического задания</w:t>
       </w:r>
       <w:r>
         <w:rPr>
@@ -1390,13 +1206,7 @@
               <w:spacing w:after="0" w:line="240" w:lineRule="auto"/>
             </w:pPr>
             <w:r>
-              <w:t>Пузиков</w:t>
-            </w:r>
-            <w:r>
-              <w:t xml:space="preserve"> Денис Владимирович</w:t>
-            </w:r>
-            <w:r>
-              <w:t xml:space="preserve">                   </w:t>
+              <w:t xml:space="preserve">Пузиков Денис Владимирович                   </w:t>
             </w:r>
           </w:p>
         </w:tc>
@@ -1442,13 +1252,7 @@
         <w:spacing w:after="0" w:line="360" w:lineRule="auto"/>
       </w:pPr>
       <w:r>
-        <w:t>Задание принял</w:t>
-      </w:r>
-      <w:r>
-        <w:t>а</w:t>
-      </w:r>
-      <w:r>
-        <w:t xml:space="preserve"> </w:t>
+        <w:t xml:space="preserve">Задание приняла </w:t>
       </w:r>
     </w:p>
     <w:p>
@@ -1465,13 +1269,7 @@
         <w:rPr>
           <w:u w:val="single"/>
         </w:rPr>
-        <w:t>Соколова</w:t>
-      </w:r>
-      <w:r>
-        <w:rPr>
-          <w:u w:val="single"/>
-        </w:rPr>
-        <w:t xml:space="preserve"> Анастасия Ивановна</w:t>
+        <w:t>Соколова Анастасия Ивановна</w:t>
       </w:r>
       <w:r>
         <w:rPr>
@@ -1569,19 +1367,7 @@
         <w:rPr>
           <w:u w:val="single"/>
         </w:rPr>
-        <w:t>_</w:t>
-      </w:r>
-      <w:r>
-        <w:rPr>
-          <w:u w:val="single"/>
-        </w:rPr>
-        <w:t>Соколова</w:t>
-      </w:r>
-      <w:r>
-        <w:rPr>
-          <w:u w:val="single"/>
-        </w:rPr>
-        <w:t xml:space="preserve"> А. И.,         9\3-РПО-23\3</w:t>
+        <w:t>_Соколова А. И.,         9\3-РПО-23\3</w:t>
       </w:r>
       <w:r>
         <w:t xml:space="preserve">__________, </w:t>
@@ -1628,16 +1414,7 @@
         </w:rPr>
       </w:pPr>
       <w:r>
-        <w:t xml:space="preserve">во время прохождения </w:t>
-      </w:r>
-      <w:r>
-        <w:t>учебной</w:t>
-      </w:r>
-      <w:r>
-        <w:t xml:space="preserve"> практики в АНО ПОО ММКЦТ «АКАДЕМИЯ ТОП</w:t>
-      </w:r>
-      <w:r>
-        <w:t>», проявил(а) следующий уровень</w:t>
+        <w:t>во время прохождения учебной практики в АНО ПОО ММКЦТ «АКАДЕМИЯ ТОП», проявил(а) следующий уровень</w:t>
       </w:r>
       <w:r>
         <w:rPr>
@@ -1661,6 +1438,7 @@
       <w:r>
         <w:rPr>
           <w:b/>
+          <w:sz w:val="20"/>
           <w:szCs w:val="20"/>
         </w:rPr>
         <w:t>Профессиональных компетенций:</w:t>
@@ -1799,25 +1577,7 @@
                 <w:sz w:val="20"/>
                 <w:szCs w:val="20"/>
               </w:rPr>
-              <w:t xml:space="preserve">ПК </w:t>
-            </w:r>
-            <w:r>
-              <w:rPr>
-                <w:b/>
-                <w:color w:val="000000"/>
-                <w:sz w:val="20"/>
-                <w:szCs w:val="20"/>
-              </w:rPr>
-              <w:t>2</w:t>
-            </w:r>
-            <w:r>
-              <w:rPr>
-                <w:b/>
-                <w:color w:val="000000"/>
-                <w:sz w:val="20"/>
-                <w:szCs w:val="20"/>
-              </w:rPr>
-              <w:t>.1.</w:t>
+              <w:t>ПК 2.1.</w:t>
             </w:r>
           </w:p>
         </w:tc>
@@ -1839,14 +1599,7 @@
                 <w:sz w:val="20"/>
                 <w:szCs w:val="20"/>
               </w:rPr>
-              <w:t xml:space="preserve">Разрабатывать требования к программным модулям на основе анализа проектной и технической документации на предмет </w:t>
-            </w:r>
-            <w:r>
-              <w:rPr>
-                <w:sz w:val="20"/>
-                <w:szCs w:val="20"/>
-              </w:rPr>
-              <w:t>взаимодействия компонент.</w:t>
+              <w:t>Разрабатывать требования к программным модулям на основе анализа проектной и технической документации на предмет взаимодействия компонент.</w:t>
             </w:r>
           </w:p>
         </w:tc>
@@ -1891,25 +1644,7 @@
                 <w:sz w:val="20"/>
                 <w:szCs w:val="20"/>
               </w:rPr>
-              <w:t xml:space="preserve">ПК </w:t>
-            </w:r>
-            <w:r>
-              <w:rPr>
-                <w:b/>
-                <w:color w:val="000000"/>
-                <w:sz w:val="20"/>
-                <w:szCs w:val="20"/>
-              </w:rPr>
-              <w:t>2</w:t>
-            </w:r>
-            <w:r>
-              <w:rPr>
-                <w:b/>
-                <w:color w:val="000000"/>
-                <w:sz w:val="20"/>
-                <w:szCs w:val="20"/>
-              </w:rPr>
-              <w:t>.2.</w:t>
+              <w:t>ПК 2.2.</w:t>
             </w:r>
           </w:p>
         </w:tc>
@@ -1977,25 +1712,7 @@
                 <w:sz w:val="20"/>
                 <w:szCs w:val="20"/>
               </w:rPr>
-              <w:t xml:space="preserve">ПК </w:t>
-            </w:r>
-            <w:r>
-              <w:rPr>
-                <w:b/>
-                <w:color w:val="000000"/>
-                <w:sz w:val="20"/>
-                <w:szCs w:val="20"/>
-              </w:rPr>
-              <w:t>2</w:t>
-            </w:r>
-            <w:r>
-              <w:rPr>
-                <w:b/>
-                <w:color w:val="000000"/>
-                <w:sz w:val="20"/>
-                <w:szCs w:val="20"/>
-              </w:rPr>
-              <w:t>.3.</w:t>
+              <w:t>ПК 2.3.</w:t>
             </w:r>
           </w:p>
         </w:tc>
@@ -2063,25 +1780,7 @@
                 <w:sz w:val="20"/>
                 <w:szCs w:val="20"/>
               </w:rPr>
-              <w:t xml:space="preserve">ПК </w:t>
-            </w:r>
-            <w:r>
-              <w:rPr>
-                <w:b/>
-                <w:color w:val="000000"/>
-                <w:sz w:val="20"/>
-                <w:szCs w:val="20"/>
-              </w:rPr>
-              <w:t>2</w:t>
-            </w:r>
-            <w:r>
-              <w:rPr>
-                <w:b/>
-                <w:color w:val="000000"/>
-                <w:sz w:val="20"/>
-                <w:szCs w:val="20"/>
-              </w:rPr>
-              <w:t>.4.</w:t>
+              <w:t>ПК 2.4.</w:t>
             </w:r>
           </w:p>
         </w:tc>
@@ -2105,15 +1804,7 @@
                 <w:sz w:val="20"/>
                 <w:szCs w:val="20"/>
               </w:rPr>
-              <w:t xml:space="preserve">Осуществлять разработку тестовых наборов и </w:t>
-            </w:r>
-            <w:r>
-              <w:rPr>
-                <w:rFonts w:cs="Times New Roman"/>
-                <w:sz w:val="20"/>
-                <w:szCs w:val="20"/>
-              </w:rPr>
-              <w:t>тестовых сценариев для программного обеспечения.</w:t>
+              <w:t>Осуществлять разработку тестовых наборов и тестовых сценариев для программного обеспечения.</w:t>
             </w:r>
           </w:p>
         </w:tc>
@@ -2155,16 +1846,7 @@
                 <w:sz w:val="20"/>
                 <w:szCs w:val="20"/>
               </w:rPr>
-              <w:t>ПК</w:t>
-            </w:r>
-            <w:r>
-              <w:rPr>
-                <w:b/>
-                <w:color w:val="000000"/>
-                <w:sz w:val="20"/>
-                <w:szCs w:val="20"/>
-              </w:rPr>
-              <w:t xml:space="preserve"> 2.5</w:t>
+              <w:t>ПК 2.5</w:t>
             </w:r>
           </w:p>
         </w:tc>
@@ -2210,14 +1892,2214 @@
     </w:tbl>
     <w:p>
       <w:pPr>
-        <w:spacing w:before="240" w:after="0" w:line="240" w:lineRule="auto"/>
+        <w:spacing w:after="0" w:line="240" w:lineRule="auto"/>
         <w:rPr>
           <w:b/>
-          <w:sz w:val="22"/>
+          <w:sz w:val="20"/>
+          <w:szCs w:val="20"/>
         </w:rPr>
       </w:pPr>
       <w:bookmarkStart w:id="4" w:name="_heading=h.2et92p0" w:colFirst="0" w:colLast="0"/>
       <w:bookmarkEnd w:id="4"/>
+    </w:p>
+    <w:p>
+      <w:pPr>
+        <w:spacing w:after="0" w:line="360" w:lineRule="auto"/>
+        <w:rPr>
+          <w:b/>
+          <w:sz w:val="20"/>
+          <w:szCs w:val="20"/>
+        </w:rPr>
+      </w:pPr>
+      <w:r>
+        <w:rPr>
+          <w:b/>
+          <w:sz w:val="20"/>
+          <w:szCs w:val="20"/>
+        </w:rPr>
+        <w:t>Общих компетенций:</w:t>
+      </w:r>
+    </w:p>
+    <w:tbl>
+      <w:tblPr>
+        <w:tblW w:w="9345" w:type="dxa"/>
+        <w:tblInd w:w="-108" w:type="dxa"/>
+        <w:tblBorders>
+          <w:top w:val="single" w:sz="8" w:space="0" w:color="000000"/>
+          <w:left w:val="single" w:sz="8" w:space="0" w:color="000000"/>
+          <w:bottom w:val="single" w:sz="8" w:space="0" w:color="000000"/>
+          <w:right w:val="single" w:sz="8" w:space="0" w:color="000000"/>
+          <w:insideH w:val="single" w:sz="8" w:space="0" w:color="000000"/>
+          <w:insideV w:val="single" w:sz="8" w:space="0" w:color="000000"/>
+        </w:tblBorders>
+        <w:tblLayout w:type="fixed"/>
+        <w:tblLook w:val="0400" w:firstRow="0" w:lastRow="0" w:firstColumn="0" w:lastColumn="0" w:noHBand="0" w:noVBand="1"/>
+      </w:tblPr>
+      <w:tblGrid>
+        <w:gridCol w:w="875"/>
+        <w:gridCol w:w="7313"/>
+        <w:gridCol w:w="1157"/>
+      </w:tblGrid>
+      <w:tr>
+        <w:tc>
+          <w:tcPr>
+            <w:tcW w:w="875" w:type="dxa"/>
+            <w:tcBorders>
+              <w:top w:val="single" w:sz="8" w:space="0" w:color="000000"/>
+              <w:left w:val="single" w:sz="8" w:space="0" w:color="000000"/>
+              <w:bottom w:val="single" w:sz="8" w:space="0" w:color="000000"/>
+              <w:right w:val="single" w:sz="8" w:space="0" w:color="000000"/>
+            </w:tcBorders>
+            <w:hideMark/>
+          </w:tcPr>
+          <w:p>
+            <w:pPr>
+              <w:widowControl w:val="0"/>
+              <w:spacing w:after="0" w:line="240" w:lineRule="auto"/>
+              <w:rPr>
+                <w:b/>
+                <w:color w:val="000000"/>
+                <w:sz w:val="20"/>
+                <w:szCs w:val="20"/>
+              </w:rPr>
+            </w:pPr>
+            <w:r>
+              <w:rPr>
+                <w:b/>
+                <w:color w:val="000000"/>
+                <w:sz w:val="20"/>
+                <w:szCs w:val="20"/>
+              </w:rPr>
+              <w:t>Код</w:t>
+            </w:r>
+          </w:p>
+        </w:tc>
+        <w:tc>
+          <w:tcPr>
+            <w:tcW w:w="7313" w:type="dxa"/>
+            <w:tcBorders>
+              <w:top w:val="single" w:sz="8" w:space="0" w:color="000000"/>
+              <w:left w:val="single" w:sz="8" w:space="0" w:color="000000"/>
+              <w:bottom w:val="single" w:sz="8" w:space="0" w:color="000000"/>
+              <w:right w:val="single" w:sz="8" w:space="0" w:color="000000"/>
+            </w:tcBorders>
+            <w:hideMark/>
+          </w:tcPr>
+          <w:p>
+            <w:pPr>
+              <w:widowControl w:val="0"/>
+              <w:spacing w:after="0" w:line="240" w:lineRule="auto"/>
+              <w:rPr>
+                <w:b/>
+                <w:color w:val="000000"/>
+                <w:sz w:val="20"/>
+                <w:szCs w:val="20"/>
+              </w:rPr>
+            </w:pPr>
+            <w:r>
+              <w:rPr>
+                <w:b/>
+                <w:color w:val="000000"/>
+                <w:sz w:val="20"/>
+                <w:szCs w:val="20"/>
+              </w:rPr>
+              <w:t>Наименование компетенции</w:t>
+            </w:r>
+          </w:p>
+        </w:tc>
+        <w:tc>
+          <w:tcPr>
+            <w:tcW w:w="1157" w:type="dxa"/>
+            <w:tcBorders>
+              <w:top w:val="single" w:sz="8" w:space="0" w:color="000000"/>
+              <w:left w:val="single" w:sz="8" w:space="0" w:color="000000"/>
+              <w:bottom w:val="single" w:sz="8" w:space="0" w:color="000000"/>
+              <w:right w:val="single" w:sz="8" w:space="0" w:color="000000"/>
+            </w:tcBorders>
+            <w:hideMark/>
+          </w:tcPr>
+          <w:p>
+            <w:pPr>
+              <w:widowControl w:val="0"/>
+              <w:spacing w:after="0" w:line="240" w:lineRule="auto"/>
+              <w:rPr>
+                <w:b/>
+                <w:sz w:val="20"/>
+                <w:szCs w:val="20"/>
+              </w:rPr>
+            </w:pPr>
+            <w:r>
+              <w:rPr>
+                <w:b/>
+                <w:sz w:val="20"/>
+                <w:szCs w:val="20"/>
+              </w:rPr>
+              <w:t>Оценка</w:t>
+            </w:r>
+          </w:p>
+          <w:p>
+            <w:pPr>
+              <w:widowControl w:val="0"/>
+              <w:spacing w:after="0" w:line="240" w:lineRule="auto"/>
+              <w:rPr>
+                <w:i/>
+                <w:sz w:val="20"/>
+                <w:szCs w:val="20"/>
+              </w:rPr>
+            </w:pPr>
+            <w:r>
+              <w:rPr>
+                <w:i/>
+                <w:sz w:val="20"/>
+                <w:szCs w:val="20"/>
+              </w:rPr>
+              <w:t>(по 5-балльной системе)</w:t>
+            </w:r>
+          </w:p>
+        </w:tc>
+      </w:tr>
+      <w:tr>
+        <w:trPr>
+          <w:trHeight w:val="429"/>
+        </w:trPr>
+        <w:tc>
+          <w:tcPr>
+            <w:tcW w:w="875" w:type="dxa"/>
+            <w:tcBorders>
+              <w:top w:val="single" w:sz="8" w:space="0" w:color="000000"/>
+              <w:left w:val="single" w:sz="8" w:space="0" w:color="000000"/>
+              <w:bottom w:val="single" w:sz="8" w:space="0" w:color="000000"/>
+              <w:right w:val="single" w:sz="8" w:space="0" w:color="000000"/>
+            </w:tcBorders>
+            <w:hideMark/>
+          </w:tcPr>
+          <w:p>
+            <w:pPr>
+              <w:widowControl w:val="0"/>
+              <w:spacing w:after="0" w:line="240" w:lineRule="auto"/>
+              <w:rPr>
+                <w:b/>
+                <w:color w:val="000000"/>
+                <w:sz w:val="20"/>
+                <w:szCs w:val="20"/>
+              </w:rPr>
+            </w:pPr>
+            <w:r>
+              <w:rPr>
+                <w:b/>
+                <w:color w:val="000000"/>
+                <w:sz w:val="20"/>
+                <w:szCs w:val="20"/>
+              </w:rPr>
+              <w:t>ОК01.</w:t>
+            </w:r>
+          </w:p>
+        </w:tc>
+        <w:tc>
+          <w:tcPr>
+            <w:tcW w:w="7313" w:type="dxa"/>
+            <w:tcBorders>
+              <w:top w:val="single" w:sz="8" w:space="0" w:color="000000"/>
+              <w:left w:val="single" w:sz="8" w:space="0" w:color="000000"/>
+              <w:bottom w:val="single" w:sz="8" w:space="0" w:color="000000"/>
+              <w:right w:val="single" w:sz="8" w:space="0" w:color="000000"/>
+            </w:tcBorders>
+            <w:hideMark/>
+          </w:tcPr>
+          <w:p>
+            <w:pPr>
+              <w:widowControl w:val="0"/>
+              <w:spacing w:after="0" w:line="240" w:lineRule="auto"/>
+              <w:rPr>
+                <w:sz w:val="20"/>
+                <w:szCs w:val="20"/>
+              </w:rPr>
+            </w:pPr>
+            <w:r>
+              <w:rPr>
+                <w:color w:val="000000"/>
+                <w:sz w:val="20"/>
+                <w:szCs w:val="20"/>
+              </w:rPr>
+              <w:t>Выбирать способы решения задач профессиональной деятельности, применительно к различным контекстам</w:t>
+            </w:r>
+          </w:p>
+        </w:tc>
+        <w:tc>
+          <w:tcPr>
+            <w:tcW w:w="1157" w:type="dxa"/>
+            <w:tcBorders>
+              <w:top w:val="single" w:sz="8" w:space="0" w:color="000000"/>
+              <w:left w:val="single" w:sz="8" w:space="0" w:color="000000"/>
+              <w:bottom w:val="single" w:sz="8" w:space="0" w:color="000000"/>
+              <w:right w:val="single" w:sz="8" w:space="0" w:color="000000"/>
+            </w:tcBorders>
+          </w:tcPr>
+          <w:p>
+            <w:pPr>
+              <w:widowControl w:val="0"/>
+              <w:spacing w:after="0" w:line="240" w:lineRule="auto"/>
+              <w:rPr>
+                <w:sz w:val="20"/>
+                <w:szCs w:val="20"/>
+              </w:rPr>
+            </w:pPr>
+          </w:p>
+        </w:tc>
+      </w:tr>
+      <w:tr>
+        <w:tc>
+          <w:tcPr>
+            <w:tcW w:w="875" w:type="dxa"/>
+            <w:tcBorders>
+              <w:top w:val="single" w:sz="8" w:space="0" w:color="000000"/>
+              <w:left w:val="single" w:sz="8" w:space="0" w:color="000000"/>
+              <w:bottom w:val="single" w:sz="8" w:space="0" w:color="000000"/>
+              <w:right w:val="single" w:sz="8" w:space="0" w:color="000000"/>
+            </w:tcBorders>
+            <w:hideMark/>
+          </w:tcPr>
+          <w:p>
+            <w:pPr>
+              <w:widowControl w:val="0"/>
+              <w:spacing w:after="0" w:line="240" w:lineRule="auto"/>
+              <w:rPr>
+                <w:b/>
+                <w:color w:val="000000"/>
+                <w:sz w:val="20"/>
+                <w:szCs w:val="20"/>
+              </w:rPr>
+            </w:pPr>
+            <w:r>
+              <w:rPr>
+                <w:b/>
+                <w:color w:val="000000"/>
+                <w:sz w:val="20"/>
+                <w:szCs w:val="20"/>
+              </w:rPr>
+              <w:t>ОК02.</w:t>
+            </w:r>
+          </w:p>
+        </w:tc>
+        <w:tc>
+          <w:tcPr>
+            <w:tcW w:w="7313" w:type="dxa"/>
+            <w:tcBorders>
+              <w:top w:val="single" w:sz="8" w:space="0" w:color="000000"/>
+              <w:left w:val="single" w:sz="8" w:space="0" w:color="000000"/>
+              <w:bottom w:val="single" w:sz="8" w:space="0" w:color="000000"/>
+              <w:right w:val="single" w:sz="8" w:space="0" w:color="000000"/>
+            </w:tcBorders>
+            <w:hideMark/>
+          </w:tcPr>
+          <w:p>
+            <w:pPr>
+              <w:widowControl w:val="0"/>
+              <w:spacing w:after="0" w:line="240" w:lineRule="auto"/>
+              <w:rPr>
+                <w:b/>
+                <w:i/>
+                <w:sz w:val="20"/>
+                <w:szCs w:val="20"/>
+              </w:rPr>
+            </w:pPr>
+            <w:r>
+              <w:rPr>
+                <w:color w:val="000000"/>
+                <w:sz w:val="20"/>
+                <w:szCs w:val="20"/>
+              </w:rPr>
+              <w:t>Использовать современные средства поиска, анализа и интерпретации</w:t>
+            </w:r>
+            <w:r>
+              <w:rPr>
+                <w:color w:val="000000"/>
+                <w:sz w:val="20"/>
+                <w:szCs w:val="20"/>
+              </w:rPr>
+              <w:t xml:space="preserve"> </w:t>
+            </w:r>
+            <w:r>
+              <w:rPr>
+                <w:color w:val="000000"/>
+                <w:sz w:val="20"/>
+                <w:szCs w:val="20"/>
+              </w:rPr>
+              <w:t>информации и информационные технологии для выполнения задач профессиональной деятельности</w:t>
+            </w:r>
+          </w:p>
+        </w:tc>
+        <w:tc>
+          <w:tcPr>
+            <w:tcW w:w="1157" w:type="dxa"/>
+            <w:tcBorders>
+              <w:top w:val="single" w:sz="8" w:space="0" w:color="000000"/>
+              <w:left w:val="single" w:sz="8" w:space="0" w:color="000000"/>
+              <w:bottom w:val="single" w:sz="8" w:space="0" w:color="000000"/>
+              <w:right w:val="single" w:sz="8" w:space="0" w:color="000000"/>
+            </w:tcBorders>
+          </w:tcPr>
+          <w:p>
+            <w:pPr>
+              <w:widowControl w:val="0"/>
+              <w:spacing w:after="0" w:line="240" w:lineRule="auto"/>
+              <w:rPr>
+                <w:sz w:val="20"/>
+                <w:szCs w:val="20"/>
+              </w:rPr>
+            </w:pPr>
+          </w:p>
+        </w:tc>
+      </w:tr>
+      <w:tr>
+        <w:trPr>
+          <w:trHeight w:val="766"/>
+        </w:trPr>
+        <w:tc>
+          <w:tcPr>
+            <w:tcW w:w="875" w:type="dxa"/>
+            <w:tcBorders>
+              <w:top w:val="single" w:sz="8" w:space="0" w:color="000000"/>
+              <w:left w:val="single" w:sz="8" w:space="0" w:color="000000"/>
+              <w:bottom w:val="single" w:sz="8" w:space="0" w:color="000000"/>
+              <w:right w:val="single" w:sz="8" w:space="0" w:color="000000"/>
+            </w:tcBorders>
+            <w:hideMark/>
+          </w:tcPr>
+          <w:p>
+            <w:pPr>
+              <w:widowControl w:val="0"/>
+              <w:spacing w:after="0" w:line="240" w:lineRule="auto"/>
+              <w:rPr>
+                <w:b/>
+                <w:color w:val="000000"/>
+                <w:sz w:val="20"/>
+                <w:szCs w:val="20"/>
+              </w:rPr>
+            </w:pPr>
+            <w:r>
+              <w:rPr>
+                <w:b/>
+                <w:color w:val="000000"/>
+                <w:sz w:val="20"/>
+                <w:szCs w:val="20"/>
+              </w:rPr>
+              <w:t>ОК03.</w:t>
+            </w:r>
+          </w:p>
+        </w:tc>
+        <w:tc>
+          <w:tcPr>
+            <w:tcW w:w="7313" w:type="dxa"/>
+            <w:tcBorders>
+              <w:top w:val="single" w:sz="8" w:space="0" w:color="000000"/>
+              <w:left w:val="single" w:sz="8" w:space="0" w:color="000000"/>
+              <w:bottom w:val="single" w:sz="8" w:space="0" w:color="000000"/>
+              <w:right w:val="single" w:sz="8" w:space="0" w:color="000000"/>
+            </w:tcBorders>
+            <w:hideMark/>
+          </w:tcPr>
+          <w:p>
+            <w:pPr>
+              <w:widowControl w:val="0"/>
+              <w:spacing w:after="0" w:line="240" w:lineRule="auto"/>
+              <w:rPr>
+                <w:b/>
+                <w:i/>
+                <w:sz w:val="20"/>
+                <w:szCs w:val="20"/>
+              </w:rPr>
+            </w:pPr>
+            <w:r>
+              <w:rPr>
+                <w:color w:val="000000"/>
+                <w:sz w:val="20"/>
+                <w:szCs w:val="20"/>
+              </w:rPr>
+              <w:t>Планировать и реализовывать собственное профессиональное и личностное развитие, предпринимательскую деятельность в профессиональной сфере, использовать знания по финансовой грамотности в различных жизненных ситуациях.</w:t>
+            </w:r>
+          </w:p>
+        </w:tc>
+        <w:tc>
+          <w:tcPr>
+            <w:tcW w:w="1157" w:type="dxa"/>
+            <w:tcBorders>
+              <w:top w:val="single" w:sz="8" w:space="0" w:color="000000"/>
+              <w:left w:val="single" w:sz="8" w:space="0" w:color="000000"/>
+              <w:bottom w:val="single" w:sz="8" w:space="0" w:color="000000"/>
+              <w:right w:val="single" w:sz="8" w:space="0" w:color="000000"/>
+            </w:tcBorders>
+          </w:tcPr>
+          <w:p>
+            <w:pPr>
+              <w:widowControl w:val="0"/>
+              <w:spacing w:after="0" w:line="240" w:lineRule="auto"/>
+              <w:rPr>
+                <w:sz w:val="20"/>
+                <w:szCs w:val="20"/>
+              </w:rPr>
+            </w:pPr>
+          </w:p>
+        </w:tc>
+      </w:tr>
+      <w:tr>
+        <w:tc>
+          <w:tcPr>
+            <w:tcW w:w="875" w:type="dxa"/>
+            <w:tcBorders>
+              <w:top w:val="single" w:sz="8" w:space="0" w:color="000000"/>
+              <w:left w:val="single" w:sz="8" w:space="0" w:color="000000"/>
+              <w:bottom w:val="single" w:sz="8" w:space="0" w:color="000000"/>
+              <w:right w:val="single" w:sz="8" w:space="0" w:color="000000"/>
+            </w:tcBorders>
+            <w:hideMark/>
+          </w:tcPr>
+          <w:p>
+            <w:pPr>
+              <w:widowControl w:val="0"/>
+              <w:spacing w:after="0" w:line="240" w:lineRule="auto"/>
+              <w:rPr>
+                <w:b/>
+                <w:color w:val="000000"/>
+                <w:sz w:val="20"/>
+                <w:szCs w:val="20"/>
+              </w:rPr>
+            </w:pPr>
+            <w:r>
+              <w:rPr>
+                <w:b/>
+                <w:color w:val="000000"/>
+                <w:sz w:val="20"/>
+                <w:szCs w:val="20"/>
+              </w:rPr>
+              <w:t>ОК04.</w:t>
+            </w:r>
+          </w:p>
+        </w:tc>
+        <w:tc>
+          <w:tcPr>
+            <w:tcW w:w="7313" w:type="dxa"/>
+            <w:tcBorders>
+              <w:top w:val="single" w:sz="8" w:space="0" w:color="000000"/>
+              <w:left w:val="single" w:sz="8" w:space="0" w:color="000000"/>
+              <w:bottom w:val="single" w:sz="8" w:space="0" w:color="000000"/>
+              <w:right w:val="single" w:sz="8" w:space="0" w:color="000000"/>
+            </w:tcBorders>
+            <w:hideMark/>
+          </w:tcPr>
+          <w:p>
+            <w:pPr>
+              <w:widowControl w:val="0"/>
+              <w:spacing w:after="0" w:line="240" w:lineRule="auto"/>
+              <w:rPr>
+                <w:sz w:val="20"/>
+                <w:szCs w:val="20"/>
+              </w:rPr>
+            </w:pPr>
+            <w:r>
+              <w:rPr>
+                <w:color w:val="000000"/>
+                <w:sz w:val="20"/>
+                <w:szCs w:val="20"/>
+              </w:rPr>
+              <w:t>Работать в коллективе и команде, эффективно взаимодействовать с коллегами, руководством, клиентами.</w:t>
+            </w:r>
+          </w:p>
+        </w:tc>
+        <w:tc>
+          <w:tcPr>
+            <w:tcW w:w="1157" w:type="dxa"/>
+            <w:tcBorders>
+              <w:top w:val="single" w:sz="8" w:space="0" w:color="000000"/>
+              <w:left w:val="single" w:sz="8" w:space="0" w:color="000000"/>
+              <w:bottom w:val="single" w:sz="8" w:space="0" w:color="000000"/>
+              <w:right w:val="single" w:sz="8" w:space="0" w:color="000000"/>
+            </w:tcBorders>
+          </w:tcPr>
+          <w:p>
+            <w:pPr>
+              <w:widowControl w:val="0"/>
+              <w:spacing w:after="0" w:line="240" w:lineRule="auto"/>
+              <w:rPr>
+                <w:sz w:val="20"/>
+                <w:szCs w:val="20"/>
+              </w:rPr>
+            </w:pPr>
+          </w:p>
+        </w:tc>
+      </w:tr>
+      <w:tr>
+        <w:tc>
+          <w:tcPr>
+            <w:tcW w:w="875" w:type="dxa"/>
+            <w:tcBorders>
+              <w:top w:val="single" w:sz="8" w:space="0" w:color="000000"/>
+              <w:left w:val="single" w:sz="8" w:space="0" w:color="000000"/>
+              <w:bottom w:val="single" w:sz="8" w:space="0" w:color="000000"/>
+              <w:right w:val="single" w:sz="8" w:space="0" w:color="000000"/>
+            </w:tcBorders>
+            <w:hideMark/>
+          </w:tcPr>
+          <w:p>
+            <w:pPr>
+              <w:widowControl w:val="0"/>
+              <w:spacing w:after="0" w:line="240" w:lineRule="auto"/>
+              <w:rPr>
+                <w:b/>
+                <w:color w:val="000000"/>
+                <w:sz w:val="20"/>
+                <w:szCs w:val="20"/>
+              </w:rPr>
+            </w:pPr>
+            <w:r>
+              <w:rPr>
+                <w:b/>
+                <w:color w:val="000000"/>
+                <w:sz w:val="20"/>
+                <w:szCs w:val="20"/>
+              </w:rPr>
+              <w:t>ОК05</w:t>
+            </w:r>
+          </w:p>
+        </w:tc>
+        <w:tc>
+          <w:tcPr>
+            <w:tcW w:w="7313" w:type="dxa"/>
+            <w:tcBorders>
+              <w:top w:val="single" w:sz="8" w:space="0" w:color="000000"/>
+              <w:left w:val="single" w:sz="8" w:space="0" w:color="000000"/>
+              <w:bottom w:val="single" w:sz="8" w:space="0" w:color="000000"/>
+              <w:right w:val="single" w:sz="8" w:space="0" w:color="000000"/>
+            </w:tcBorders>
+            <w:hideMark/>
+          </w:tcPr>
+          <w:p>
+            <w:pPr>
+              <w:widowControl w:val="0"/>
+              <w:spacing w:after="0" w:line="240" w:lineRule="auto"/>
+              <w:rPr>
+                <w:sz w:val="20"/>
+                <w:szCs w:val="20"/>
+              </w:rPr>
+            </w:pPr>
+            <w:r>
+              <w:rPr>
+                <w:color w:val="000000"/>
+                <w:sz w:val="20"/>
+                <w:szCs w:val="20"/>
+              </w:rPr>
+              <w:t>Осуществлять устную и письменную коммуникацию на государственном языке с учетом особенностей социального и культурного контекста.</w:t>
+            </w:r>
+          </w:p>
+        </w:tc>
+        <w:tc>
+          <w:tcPr>
+            <w:tcW w:w="1157" w:type="dxa"/>
+            <w:tcBorders>
+              <w:top w:val="single" w:sz="8" w:space="0" w:color="000000"/>
+              <w:left w:val="single" w:sz="8" w:space="0" w:color="000000"/>
+              <w:bottom w:val="single" w:sz="8" w:space="0" w:color="000000"/>
+              <w:right w:val="single" w:sz="8" w:space="0" w:color="000000"/>
+            </w:tcBorders>
+          </w:tcPr>
+          <w:p>
+            <w:pPr>
+              <w:widowControl w:val="0"/>
+              <w:spacing w:after="0" w:line="240" w:lineRule="auto"/>
+              <w:rPr>
+                <w:sz w:val="20"/>
+                <w:szCs w:val="20"/>
+              </w:rPr>
+            </w:pPr>
+          </w:p>
+        </w:tc>
+      </w:tr>
+      <w:tr>
+        <w:tc>
+          <w:tcPr>
+            <w:tcW w:w="875" w:type="dxa"/>
+            <w:tcBorders>
+              <w:top w:val="single" w:sz="8" w:space="0" w:color="000000"/>
+              <w:left w:val="single" w:sz="8" w:space="0" w:color="000000"/>
+              <w:bottom w:val="single" w:sz="8" w:space="0" w:color="000000"/>
+              <w:right w:val="single" w:sz="8" w:space="0" w:color="000000"/>
+            </w:tcBorders>
+            <w:hideMark/>
+          </w:tcPr>
+          <w:p>
+            <w:pPr>
+              <w:widowControl w:val="0"/>
+              <w:spacing w:after="0" w:line="240" w:lineRule="auto"/>
+              <w:rPr>
+                <w:b/>
+                <w:color w:val="000000"/>
+                <w:sz w:val="20"/>
+                <w:szCs w:val="20"/>
+              </w:rPr>
+            </w:pPr>
+            <w:r>
+              <w:rPr>
+                <w:b/>
+                <w:color w:val="000000"/>
+                <w:sz w:val="20"/>
+                <w:szCs w:val="20"/>
+              </w:rPr>
+              <w:t>ОК06.</w:t>
+            </w:r>
+          </w:p>
+        </w:tc>
+        <w:tc>
+          <w:tcPr>
+            <w:tcW w:w="7313" w:type="dxa"/>
+            <w:tcBorders>
+              <w:top w:val="single" w:sz="8" w:space="0" w:color="000000"/>
+              <w:left w:val="single" w:sz="8" w:space="0" w:color="000000"/>
+              <w:bottom w:val="single" w:sz="8" w:space="0" w:color="000000"/>
+              <w:right w:val="single" w:sz="8" w:space="0" w:color="000000"/>
+            </w:tcBorders>
+            <w:hideMark/>
+          </w:tcPr>
+          <w:p>
+            <w:pPr>
+              <w:widowControl w:val="0"/>
+              <w:spacing w:after="0" w:line="240" w:lineRule="auto"/>
+              <w:rPr>
+                <w:sz w:val="20"/>
+                <w:szCs w:val="20"/>
+              </w:rPr>
+            </w:pPr>
+            <w:r>
+              <w:rPr>
+                <w:color w:val="000000"/>
+                <w:sz w:val="20"/>
+                <w:szCs w:val="20"/>
+              </w:rPr>
+              <w:t>Проявлять гражданско-патриотическую позицию, демонстрировать осознанное поведение на основе традиционных общечеловеческих ценностей.</w:t>
+            </w:r>
+          </w:p>
+        </w:tc>
+        <w:tc>
+          <w:tcPr>
+            <w:tcW w:w="1157" w:type="dxa"/>
+            <w:tcBorders>
+              <w:top w:val="single" w:sz="8" w:space="0" w:color="000000"/>
+              <w:left w:val="single" w:sz="8" w:space="0" w:color="000000"/>
+              <w:bottom w:val="single" w:sz="8" w:space="0" w:color="000000"/>
+              <w:right w:val="single" w:sz="8" w:space="0" w:color="000000"/>
+            </w:tcBorders>
+          </w:tcPr>
+          <w:p>
+            <w:pPr>
+              <w:widowControl w:val="0"/>
+              <w:spacing w:after="0" w:line="240" w:lineRule="auto"/>
+              <w:rPr>
+                <w:sz w:val="20"/>
+                <w:szCs w:val="20"/>
+              </w:rPr>
+            </w:pPr>
+          </w:p>
+        </w:tc>
+      </w:tr>
+      <w:tr>
+        <w:tc>
+          <w:tcPr>
+            <w:tcW w:w="875" w:type="dxa"/>
+            <w:tcBorders>
+              <w:top w:val="single" w:sz="8" w:space="0" w:color="000000"/>
+              <w:left w:val="single" w:sz="8" w:space="0" w:color="000000"/>
+              <w:bottom w:val="single" w:sz="8" w:space="0" w:color="000000"/>
+              <w:right w:val="single" w:sz="8" w:space="0" w:color="000000"/>
+            </w:tcBorders>
+            <w:hideMark/>
+          </w:tcPr>
+          <w:p>
+            <w:pPr>
+              <w:widowControl w:val="0"/>
+              <w:spacing w:after="0" w:line="240" w:lineRule="auto"/>
+              <w:rPr>
+                <w:b/>
+                <w:color w:val="000000"/>
+                <w:sz w:val="20"/>
+                <w:szCs w:val="20"/>
+              </w:rPr>
+            </w:pPr>
+            <w:r>
+              <w:rPr>
+                <w:b/>
+                <w:color w:val="000000"/>
+                <w:sz w:val="20"/>
+                <w:szCs w:val="20"/>
+              </w:rPr>
+              <w:t>ОК07.</w:t>
+            </w:r>
+          </w:p>
+        </w:tc>
+        <w:tc>
+          <w:tcPr>
+            <w:tcW w:w="7313" w:type="dxa"/>
+            <w:tcBorders>
+              <w:top w:val="single" w:sz="8" w:space="0" w:color="000000"/>
+              <w:left w:val="single" w:sz="8" w:space="0" w:color="000000"/>
+              <w:bottom w:val="single" w:sz="8" w:space="0" w:color="000000"/>
+              <w:right w:val="single" w:sz="8" w:space="0" w:color="000000"/>
+            </w:tcBorders>
+            <w:hideMark/>
+          </w:tcPr>
+          <w:p>
+            <w:pPr>
+              <w:widowControl w:val="0"/>
+              <w:spacing w:after="0" w:line="240" w:lineRule="auto"/>
+              <w:rPr>
+                <w:sz w:val="20"/>
+                <w:szCs w:val="20"/>
+              </w:rPr>
+            </w:pPr>
+            <w:r>
+              <w:rPr>
+                <w:color w:val="000000"/>
+                <w:sz w:val="20"/>
+                <w:szCs w:val="20"/>
+              </w:rPr>
+              <w:t>Содействовать сохранению окружающей среды, ресурсосбережению, эффективно действовать в чрезвычайных ситуациях.</w:t>
+            </w:r>
+          </w:p>
+        </w:tc>
+        <w:tc>
+          <w:tcPr>
+            <w:tcW w:w="1157" w:type="dxa"/>
+            <w:tcBorders>
+              <w:top w:val="single" w:sz="8" w:space="0" w:color="000000"/>
+              <w:left w:val="single" w:sz="8" w:space="0" w:color="000000"/>
+              <w:bottom w:val="single" w:sz="8" w:space="0" w:color="000000"/>
+              <w:right w:val="single" w:sz="8" w:space="0" w:color="000000"/>
+            </w:tcBorders>
+          </w:tcPr>
+          <w:p>
+            <w:pPr>
+              <w:widowControl w:val="0"/>
+              <w:spacing w:after="0" w:line="240" w:lineRule="auto"/>
+              <w:rPr>
+                <w:sz w:val="20"/>
+                <w:szCs w:val="20"/>
+              </w:rPr>
+            </w:pPr>
+          </w:p>
+        </w:tc>
+      </w:tr>
+      <w:tr>
+        <w:tc>
+          <w:tcPr>
+            <w:tcW w:w="875" w:type="dxa"/>
+            <w:tcBorders>
+              <w:top w:val="single" w:sz="8" w:space="0" w:color="000000"/>
+              <w:left w:val="single" w:sz="8" w:space="0" w:color="000000"/>
+              <w:bottom w:val="single" w:sz="8" w:space="0" w:color="000000"/>
+              <w:right w:val="single" w:sz="8" w:space="0" w:color="000000"/>
+            </w:tcBorders>
+            <w:hideMark/>
+          </w:tcPr>
+          <w:p>
+            <w:pPr>
+              <w:widowControl w:val="0"/>
+              <w:spacing w:after="0" w:line="240" w:lineRule="auto"/>
+              <w:rPr>
+                <w:b/>
+                <w:color w:val="000000"/>
+                <w:sz w:val="20"/>
+                <w:szCs w:val="20"/>
+              </w:rPr>
+            </w:pPr>
+            <w:r>
+              <w:rPr>
+                <w:b/>
+                <w:color w:val="000000"/>
+                <w:sz w:val="20"/>
+                <w:szCs w:val="20"/>
+              </w:rPr>
+              <w:t>ОК08.</w:t>
+            </w:r>
+          </w:p>
+        </w:tc>
+        <w:tc>
+          <w:tcPr>
+            <w:tcW w:w="7313" w:type="dxa"/>
+            <w:tcBorders>
+              <w:top w:val="single" w:sz="8" w:space="0" w:color="000000"/>
+              <w:left w:val="single" w:sz="8" w:space="0" w:color="000000"/>
+              <w:bottom w:val="single" w:sz="8" w:space="0" w:color="000000"/>
+              <w:right w:val="single" w:sz="8" w:space="0" w:color="000000"/>
+            </w:tcBorders>
+            <w:hideMark/>
+          </w:tcPr>
+          <w:p>
+            <w:pPr>
+              <w:widowControl w:val="0"/>
+              <w:spacing w:after="0" w:line="240" w:lineRule="auto"/>
+              <w:rPr>
+                <w:sz w:val="20"/>
+                <w:szCs w:val="20"/>
+              </w:rPr>
+            </w:pPr>
+            <w:r>
+              <w:rPr>
+                <w:color w:val="000000"/>
+                <w:sz w:val="20"/>
+                <w:szCs w:val="20"/>
+              </w:rPr>
+              <w:t>Использовать средства физической культуры для сохранения и укрепления здоровья в процессе профессиональной деятельности и поддержания необходимого уровня физической подготовленности.</w:t>
+            </w:r>
+          </w:p>
+        </w:tc>
+        <w:tc>
+          <w:tcPr>
+            <w:tcW w:w="1157" w:type="dxa"/>
+            <w:tcBorders>
+              <w:top w:val="single" w:sz="8" w:space="0" w:color="000000"/>
+              <w:left w:val="single" w:sz="8" w:space="0" w:color="000000"/>
+              <w:bottom w:val="single" w:sz="8" w:space="0" w:color="000000"/>
+              <w:right w:val="single" w:sz="8" w:space="0" w:color="000000"/>
+            </w:tcBorders>
+          </w:tcPr>
+          <w:p>
+            <w:pPr>
+              <w:widowControl w:val="0"/>
+              <w:spacing w:after="0" w:line="240" w:lineRule="auto"/>
+              <w:rPr>
+                <w:sz w:val="20"/>
+                <w:szCs w:val="20"/>
+              </w:rPr>
+            </w:pPr>
+          </w:p>
+        </w:tc>
+      </w:tr>
+      <w:tr>
+        <w:trPr>
+          <w:trHeight w:val="400"/>
+        </w:trPr>
+        <w:tc>
+          <w:tcPr>
+            <w:tcW w:w="875" w:type="dxa"/>
+            <w:tcBorders>
+              <w:top w:val="single" w:sz="8" w:space="0" w:color="000000"/>
+              <w:left w:val="single" w:sz="8" w:space="0" w:color="000000"/>
+              <w:bottom w:val="single" w:sz="8" w:space="0" w:color="000000"/>
+              <w:right w:val="single" w:sz="8" w:space="0" w:color="000000"/>
+            </w:tcBorders>
+            <w:hideMark/>
+          </w:tcPr>
+          <w:p>
+            <w:pPr>
+              <w:widowControl w:val="0"/>
+              <w:spacing w:after="0" w:line="240" w:lineRule="auto"/>
+              <w:rPr>
+                <w:b/>
+                <w:color w:val="000000"/>
+                <w:sz w:val="20"/>
+                <w:szCs w:val="20"/>
+              </w:rPr>
+            </w:pPr>
+            <w:r>
+              <w:rPr>
+                <w:b/>
+                <w:color w:val="000000"/>
+                <w:sz w:val="20"/>
+                <w:szCs w:val="20"/>
+              </w:rPr>
+              <w:t>ОК09.</w:t>
+            </w:r>
+          </w:p>
+        </w:tc>
+        <w:tc>
+          <w:tcPr>
+            <w:tcW w:w="7313" w:type="dxa"/>
+            <w:tcBorders>
+              <w:top w:val="single" w:sz="8" w:space="0" w:color="000000"/>
+              <w:left w:val="single" w:sz="8" w:space="0" w:color="000000"/>
+              <w:bottom w:val="single" w:sz="8" w:space="0" w:color="000000"/>
+              <w:right w:val="single" w:sz="8" w:space="0" w:color="000000"/>
+            </w:tcBorders>
+            <w:hideMark/>
+          </w:tcPr>
+          <w:p>
+            <w:pPr>
+              <w:widowControl w:val="0"/>
+              <w:spacing w:after="0" w:line="240" w:lineRule="auto"/>
+              <w:rPr>
+                <w:sz w:val="20"/>
+                <w:szCs w:val="20"/>
+              </w:rPr>
+            </w:pPr>
+            <w:r>
+              <w:rPr>
+                <w:color w:val="000000"/>
+                <w:sz w:val="20"/>
+                <w:szCs w:val="20"/>
+              </w:rPr>
+              <w:t>Использовать информационные технологии в профессиональной деятельности.</w:t>
+            </w:r>
+          </w:p>
+        </w:tc>
+        <w:tc>
+          <w:tcPr>
+            <w:tcW w:w="1157" w:type="dxa"/>
+            <w:tcBorders>
+              <w:top w:val="single" w:sz="8" w:space="0" w:color="000000"/>
+              <w:left w:val="single" w:sz="8" w:space="0" w:color="000000"/>
+              <w:bottom w:val="single" w:sz="8" w:space="0" w:color="000000"/>
+              <w:right w:val="single" w:sz="8" w:space="0" w:color="000000"/>
+            </w:tcBorders>
+          </w:tcPr>
+          <w:p>
+            <w:pPr>
+              <w:widowControl w:val="0"/>
+              <w:spacing w:after="0" w:line="240" w:lineRule="auto"/>
+              <w:rPr>
+                <w:sz w:val="20"/>
+                <w:szCs w:val="20"/>
+              </w:rPr>
+            </w:pPr>
+          </w:p>
+        </w:tc>
+      </w:tr>
+      <w:tr>
+        <w:tc>
+          <w:tcPr>
+            <w:tcW w:w="875" w:type="dxa"/>
+            <w:tcBorders>
+              <w:top w:val="single" w:sz="8" w:space="0" w:color="000000"/>
+              <w:left w:val="single" w:sz="8" w:space="0" w:color="000000"/>
+              <w:bottom w:val="single" w:sz="8" w:space="0" w:color="000000"/>
+              <w:right w:val="single" w:sz="8" w:space="0" w:color="000000"/>
+            </w:tcBorders>
+            <w:hideMark/>
+          </w:tcPr>
+          <w:p>
+            <w:pPr>
+              <w:widowControl w:val="0"/>
+              <w:spacing w:after="0" w:line="240" w:lineRule="auto"/>
+              <w:rPr>
+                <w:b/>
+                <w:color w:val="000000"/>
+                <w:sz w:val="20"/>
+                <w:szCs w:val="20"/>
+              </w:rPr>
+            </w:pPr>
+            <w:r>
+              <w:rPr>
+                <w:b/>
+                <w:color w:val="000000"/>
+                <w:sz w:val="20"/>
+                <w:szCs w:val="20"/>
+              </w:rPr>
+              <w:t>ОК10.</w:t>
+            </w:r>
+          </w:p>
+        </w:tc>
+        <w:tc>
+          <w:tcPr>
+            <w:tcW w:w="7313" w:type="dxa"/>
+            <w:tcBorders>
+              <w:top w:val="single" w:sz="8" w:space="0" w:color="000000"/>
+              <w:left w:val="single" w:sz="8" w:space="0" w:color="000000"/>
+              <w:bottom w:val="single" w:sz="8" w:space="0" w:color="000000"/>
+              <w:right w:val="single" w:sz="8" w:space="0" w:color="000000"/>
+            </w:tcBorders>
+            <w:hideMark/>
+          </w:tcPr>
+          <w:p>
+            <w:pPr>
+              <w:widowControl w:val="0"/>
+              <w:spacing w:after="0" w:line="240" w:lineRule="auto"/>
+              <w:rPr>
+                <w:sz w:val="20"/>
+                <w:szCs w:val="20"/>
+              </w:rPr>
+            </w:pPr>
+            <w:r>
+              <w:rPr>
+                <w:color w:val="000000"/>
+                <w:sz w:val="20"/>
+                <w:szCs w:val="20"/>
+              </w:rPr>
+              <w:t>Пользоваться профессиональной документацией на государственном и иностранном языках.</w:t>
+            </w:r>
+          </w:p>
+        </w:tc>
+        <w:tc>
+          <w:tcPr>
+            <w:tcW w:w="1157" w:type="dxa"/>
+            <w:tcBorders>
+              <w:top w:val="single" w:sz="8" w:space="0" w:color="000000"/>
+              <w:left w:val="single" w:sz="8" w:space="0" w:color="000000"/>
+              <w:bottom w:val="single" w:sz="8" w:space="0" w:color="000000"/>
+              <w:right w:val="single" w:sz="8" w:space="0" w:color="000000"/>
+            </w:tcBorders>
+          </w:tcPr>
+          <w:p>
+            <w:pPr>
+              <w:widowControl w:val="0"/>
+              <w:spacing w:after="0" w:line="240" w:lineRule="auto"/>
+              <w:rPr>
+                <w:sz w:val="20"/>
+                <w:szCs w:val="20"/>
+              </w:rPr>
+            </w:pPr>
+          </w:p>
+        </w:tc>
+      </w:tr>
+      <w:tr>
+        <w:tc>
+          <w:tcPr>
+            <w:tcW w:w="875" w:type="dxa"/>
+            <w:tcBorders>
+              <w:top w:val="single" w:sz="8" w:space="0" w:color="000000"/>
+              <w:left w:val="single" w:sz="8" w:space="0" w:color="000000"/>
+              <w:bottom w:val="single" w:sz="8" w:space="0" w:color="000000"/>
+              <w:right w:val="single" w:sz="8" w:space="0" w:color="000000"/>
+            </w:tcBorders>
+            <w:hideMark/>
+          </w:tcPr>
+          <w:p>
+            <w:pPr>
+              <w:widowControl w:val="0"/>
+              <w:spacing w:after="0" w:line="240" w:lineRule="auto"/>
+              <w:rPr>
+                <w:b/>
+                <w:color w:val="000000"/>
+                <w:sz w:val="20"/>
+                <w:szCs w:val="20"/>
+              </w:rPr>
+            </w:pPr>
+            <w:r>
+              <w:rPr>
+                <w:b/>
+                <w:color w:val="000000"/>
+                <w:sz w:val="20"/>
+                <w:szCs w:val="20"/>
+              </w:rPr>
+              <w:t>ОК11.</w:t>
+            </w:r>
+          </w:p>
+        </w:tc>
+        <w:tc>
+          <w:tcPr>
+            <w:tcW w:w="7313" w:type="dxa"/>
+            <w:tcBorders>
+              <w:top w:val="single" w:sz="8" w:space="0" w:color="000000"/>
+              <w:left w:val="single" w:sz="8" w:space="0" w:color="000000"/>
+              <w:bottom w:val="single" w:sz="8" w:space="0" w:color="000000"/>
+              <w:right w:val="single" w:sz="8" w:space="0" w:color="000000"/>
+            </w:tcBorders>
+            <w:hideMark/>
+          </w:tcPr>
+          <w:p>
+            <w:pPr>
+              <w:widowControl w:val="0"/>
+              <w:spacing w:after="0" w:line="240" w:lineRule="auto"/>
+              <w:rPr>
+                <w:sz w:val="20"/>
+                <w:szCs w:val="20"/>
+              </w:rPr>
+            </w:pPr>
+            <w:r>
+              <w:rPr>
+                <w:color w:val="000000"/>
+                <w:sz w:val="20"/>
+                <w:szCs w:val="20"/>
+              </w:rPr>
+              <w:t>Планировать предпринимательскую деятельность в профессиональной сфере.</w:t>
+            </w:r>
+          </w:p>
+        </w:tc>
+        <w:tc>
+          <w:tcPr>
+            <w:tcW w:w="1157" w:type="dxa"/>
+            <w:tcBorders>
+              <w:top w:val="single" w:sz="8" w:space="0" w:color="000000"/>
+              <w:left w:val="single" w:sz="8" w:space="0" w:color="000000"/>
+              <w:bottom w:val="single" w:sz="8" w:space="0" w:color="000000"/>
+              <w:right w:val="single" w:sz="8" w:space="0" w:color="000000"/>
+            </w:tcBorders>
+          </w:tcPr>
+          <w:p>
+            <w:pPr>
+              <w:widowControl w:val="0"/>
+              <w:spacing w:after="0" w:line="240" w:lineRule="auto"/>
+              <w:rPr>
+                <w:sz w:val="20"/>
+                <w:szCs w:val="20"/>
+              </w:rPr>
+            </w:pPr>
+          </w:p>
+        </w:tc>
+      </w:tr>
+    </w:tbl>
+    <w:tbl>
+      <w:tblPr>
+        <w:tblStyle w:val="af4"/>
+        <w:tblpPr w:leftFromText="180" w:rightFromText="180" w:vertAnchor="text" w:horzAnchor="margin" w:tblpX="-142" w:tblpY="89"/>
+        <w:tblW w:w="9487" w:type="dxa"/>
+        <w:tblBorders>
+          <w:top w:val="none" w:sz="0" w:space="0" w:color="auto"/>
+          <w:left w:val="none" w:sz="0" w:space="0" w:color="auto"/>
+          <w:bottom w:val="none" w:sz="0" w:space="0" w:color="auto"/>
+          <w:right w:val="none" w:sz="0" w:space="0" w:color="auto"/>
+          <w:insideH w:val="none" w:sz="0" w:space="0" w:color="auto"/>
+          <w:insideV w:val="none" w:sz="0" w:space="0" w:color="auto"/>
+        </w:tblBorders>
+        <w:tblLook w:val="04A0" w:firstRow="1" w:lastRow="0" w:firstColumn="1" w:lastColumn="0" w:noHBand="0" w:noVBand="1"/>
+      </w:tblPr>
+      <w:tblGrid>
+        <w:gridCol w:w="2011"/>
+        <w:gridCol w:w="961"/>
+        <w:gridCol w:w="993"/>
+        <w:gridCol w:w="2976"/>
+        <w:gridCol w:w="284"/>
+        <w:gridCol w:w="2262"/>
+      </w:tblGrid>
+      <w:tr>
+        <w:tc>
+          <w:tcPr>
+            <w:tcW w:w="2972" w:type="dxa"/>
+            <w:gridSpan w:val="2"/>
+          </w:tcPr>
+          <w:p>
+            <w:pPr>
+              <w:spacing w:after="0" w:line="240" w:lineRule="auto"/>
+              <w:rPr>
+                <w:b/>
+                <w:sz w:val="22"/>
+              </w:rPr>
+            </w:pPr>
+            <w:bookmarkStart w:id="5" w:name="_Hlk226549458"/>
+            <w:r>
+              <w:rPr>
+                <w:b/>
+                <w:sz w:val="22"/>
+              </w:rPr>
+              <w:t>Руководитель по учебной практике от колледжа</w:t>
+            </w:r>
+            <w:bookmarkEnd w:id="5"/>
+          </w:p>
+        </w:tc>
+        <w:tc>
+          <w:tcPr>
+            <w:tcW w:w="993" w:type="dxa"/>
+          </w:tcPr>
+          <w:p>
+            <w:pPr>
+              <w:spacing w:after="0" w:line="240" w:lineRule="auto"/>
+              <w:rPr>
+                <w:b/>
+                <w:sz w:val="22"/>
+              </w:rPr>
+            </w:pPr>
+          </w:p>
+        </w:tc>
+        <w:tc>
+          <w:tcPr>
+            <w:tcW w:w="2976" w:type="dxa"/>
+            <w:tcBorders>
+              <w:bottom w:val="single" w:sz="4" w:space="0" w:color="auto"/>
+            </w:tcBorders>
+          </w:tcPr>
+          <w:p>
+            <w:pPr>
+              <w:spacing w:after="0" w:line="240" w:lineRule="auto"/>
+              <w:rPr>
+                <w:b/>
+                <w:sz w:val="22"/>
+              </w:rPr>
+            </w:pPr>
+          </w:p>
+        </w:tc>
+        <w:tc>
+          <w:tcPr>
+            <w:tcW w:w="284" w:type="dxa"/>
+          </w:tcPr>
+          <w:p>
+            <w:pPr>
+              <w:spacing w:before="240" w:after="0" w:line="240" w:lineRule="auto"/>
+              <w:rPr>
+                <w:b/>
+                <w:sz w:val="22"/>
+              </w:rPr>
+            </w:pPr>
+            <w:r>
+              <w:rPr>
+                <w:b/>
+                <w:sz w:val="22"/>
+              </w:rPr>
+              <w:t>/</w:t>
+            </w:r>
+          </w:p>
+        </w:tc>
+        <w:tc>
+          <w:tcPr>
+            <w:tcW w:w="2262" w:type="dxa"/>
+            <w:tcBorders>
+              <w:bottom w:val="single" w:sz="4" w:space="0" w:color="auto"/>
+            </w:tcBorders>
+          </w:tcPr>
+          <w:p>
+            <w:pPr>
+              <w:spacing w:before="240" w:after="0" w:line="240" w:lineRule="auto"/>
+              <w:jc w:val="right"/>
+              <w:rPr>
+                <w:b/>
+                <w:sz w:val="22"/>
+              </w:rPr>
+            </w:pPr>
+            <w:r>
+              <w:rPr>
+                <w:b/>
+                <w:sz w:val="22"/>
+              </w:rPr>
+              <w:t>/</w:t>
+            </w:r>
+          </w:p>
+        </w:tc>
+      </w:tr>
+      <w:tr>
+        <w:tc>
+          <w:tcPr>
+            <w:tcW w:w="2011" w:type="dxa"/>
+          </w:tcPr>
+          <w:p>
+            <w:pPr>
+              <w:spacing w:after="0" w:line="240" w:lineRule="auto"/>
+              <w:rPr>
+                <w:b/>
+                <w:sz w:val="22"/>
+              </w:rPr>
+            </w:pPr>
+          </w:p>
+        </w:tc>
+        <w:tc>
+          <w:tcPr>
+            <w:tcW w:w="1954" w:type="dxa"/>
+            <w:gridSpan w:val="2"/>
+          </w:tcPr>
+          <w:p>
+            <w:pPr>
+              <w:spacing w:after="0" w:line="240" w:lineRule="auto"/>
+              <w:rPr>
+                <w:b/>
+                <w:sz w:val="22"/>
+              </w:rPr>
+            </w:pPr>
+          </w:p>
+        </w:tc>
+        <w:tc>
+          <w:tcPr>
+            <w:tcW w:w="5522" w:type="dxa"/>
+            <w:gridSpan w:val="3"/>
+          </w:tcPr>
+          <w:p>
+            <w:pPr>
+              <w:spacing w:after="0" w:line="240" w:lineRule="auto"/>
+              <w:jc w:val="center"/>
+              <w:rPr>
+                <w:i/>
+                <w:sz w:val="20"/>
+                <w:szCs w:val="20"/>
+              </w:rPr>
+            </w:pPr>
+            <w:r>
+              <w:rPr>
+                <w:i/>
+                <w:sz w:val="20"/>
+                <w:szCs w:val="20"/>
+              </w:rPr>
+              <w:t>(фамилия, инициалы, подпись)</w:t>
+            </w:r>
+          </w:p>
+        </w:tc>
+      </w:tr>
+    </w:tbl>
+    <w:p>
+      <w:pPr>
+        <w:pStyle w:val="1"/>
+        <w:spacing w:before="0" w:after="0"/>
+        <w:jc w:val="center"/>
+        <w:rPr>
+          <w:rStyle w:val="Heading1Char"/>
+        </w:rPr>
+      </w:pPr>
+      <w:bookmarkStart w:id="6" w:name="_Toc6335"/>
+      <w:r>
+        <w:rPr>
+          <w:rStyle w:val="Heading1Char"/>
+          <w:rFonts w:ascii="Times New Roman" w:hAnsi="Times New Roman" w:cs="Times New Roman"/>
+          <w:sz w:val="32"/>
+          <w:szCs w:val="32"/>
+        </w:rPr>
+        <w:lastRenderedPageBreak/>
+        <w:t>ДНЕВНИК</w:t>
+      </w:r>
+      <w:bookmarkEnd w:id="6"/>
+    </w:p>
+    <w:p>
+      <w:pPr>
+        <w:spacing w:after="0" w:line="240" w:lineRule="auto"/>
+        <w:jc w:val="center"/>
+        <w:rPr>
+          <w:rFonts w:cs="Times New Roman"/>
+          <w:b/>
+          <w:sz w:val="32"/>
+          <w:szCs w:val="32"/>
+        </w:rPr>
+      </w:pPr>
+      <w:r>
+        <w:rPr>
+          <w:rStyle w:val="Heading1Char"/>
+          <w:rFonts w:ascii="Times New Roman" w:hAnsi="Times New Roman" w:cs="Times New Roman"/>
+          <w:sz w:val="32"/>
+          <w:szCs w:val="32"/>
+        </w:rPr>
+        <w:t>по учебной практике</w:t>
+      </w:r>
+    </w:p>
+    <w:p>
+      <w:pPr>
+        <w:spacing w:after="0" w:line="240" w:lineRule="auto"/>
+        <w:jc w:val="center"/>
+        <w:rPr>
+          <w:b/>
+        </w:rPr>
+      </w:pPr>
+    </w:p>
+    <w:tbl>
+      <w:tblPr>
+        <w:tblStyle w:val="Style65"/>
+        <w:tblW w:w="9747" w:type="dxa"/>
+        <w:tblInd w:w="-284" w:type="dxa"/>
+        <w:tblBorders>
+          <w:top w:val="single" w:sz="8" w:space="0" w:color="000000"/>
+          <w:left w:val="single" w:sz="8" w:space="0" w:color="000000"/>
+          <w:bottom w:val="single" w:sz="8" w:space="0" w:color="000000"/>
+          <w:right w:val="single" w:sz="8" w:space="0" w:color="000000"/>
+          <w:insideH w:val="single" w:sz="8" w:space="0" w:color="000000"/>
+          <w:insideV w:val="single" w:sz="8" w:space="0" w:color="000000"/>
+        </w:tblBorders>
+        <w:tblLayout w:type="fixed"/>
+        <w:tblLook w:val="04A0" w:firstRow="1" w:lastRow="0" w:firstColumn="1" w:lastColumn="0" w:noHBand="0" w:noVBand="1"/>
+      </w:tblPr>
+      <w:tblGrid>
+        <w:gridCol w:w="1558"/>
+        <w:gridCol w:w="5198"/>
+        <w:gridCol w:w="2991"/>
+      </w:tblGrid>
+      <w:tr>
+        <w:tc>
+          <w:tcPr>
+            <w:tcW w:w="1558" w:type="dxa"/>
+          </w:tcPr>
+          <w:p>
+            <w:pPr>
+              <w:widowControl w:val="0"/>
+              <w:spacing w:after="0" w:line="240" w:lineRule="auto"/>
+              <w:rPr>
+                <w:rFonts w:eastAsia="Times New Roman" w:cs="Times New Roman"/>
+                <w:b/>
+                <w:color w:val="000000"/>
+                <w:sz w:val="24"/>
+                <w:szCs w:val="24"/>
+              </w:rPr>
+            </w:pPr>
+            <w:r>
+              <w:rPr>
+                <w:rFonts w:eastAsia="Times New Roman" w:cs="Times New Roman"/>
+                <w:b/>
+                <w:color w:val="000000"/>
+                <w:sz w:val="24"/>
+                <w:szCs w:val="24"/>
+              </w:rPr>
+              <w:t>Дата</w:t>
+            </w:r>
+          </w:p>
+        </w:tc>
+        <w:tc>
+          <w:tcPr>
+            <w:tcW w:w="5198" w:type="dxa"/>
+          </w:tcPr>
+          <w:p>
+            <w:pPr>
+              <w:widowControl w:val="0"/>
+              <w:spacing w:after="0" w:line="240" w:lineRule="auto"/>
+              <w:rPr>
+                <w:rFonts w:eastAsia="Times New Roman" w:cs="Times New Roman"/>
+                <w:b/>
+                <w:color w:val="000000"/>
+                <w:sz w:val="24"/>
+                <w:szCs w:val="24"/>
+              </w:rPr>
+            </w:pPr>
+            <w:r>
+              <w:rPr>
+                <w:rFonts w:eastAsia="Times New Roman" w:cs="Times New Roman"/>
+                <w:b/>
+                <w:color w:val="000000"/>
+                <w:sz w:val="24"/>
+                <w:szCs w:val="24"/>
+              </w:rPr>
+              <w:t>Выполняемая работа</w:t>
+            </w:r>
+          </w:p>
+        </w:tc>
+        <w:tc>
+          <w:tcPr>
+            <w:tcW w:w="2991" w:type="dxa"/>
+          </w:tcPr>
+          <w:p>
+            <w:pPr>
+              <w:widowControl w:val="0"/>
+              <w:spacing w:after="0" w:line="240" w:lineRule="auto"/>
+              <w:rPr>
+                <w:rFonts w:eastAsia="Times New Roman" w:cs="Times New Roman"/>
+                <w:b/>
+                <w:color w:val="000000"/>
+                <w:sz w:val="24"/>
+                <w:szCs w:val="24"/>
+              </w:rPr>
+            </w:pPr>
+            <w:r>
+              <w:rPr>
+                <w:rFonts w:eastAsia="Times New Roman" w:cs="Times New Roman"/>
+                <w:b/>
+                <w:color w:val="000000"/>
+                <w:sz w:val="24"/>
+                <w:szCs w:val="24"/>
+              </w:rPr>
+              <w:t>Отметка руководителя практики от предприятия</w:t>
+            </w:r>
+          </w:p>
+        </w:tc>
+      </w:tr>
+      <w:tr>
+        <w:tc>
+          <w:tcPr>
+            <w:tcW w:w="1558" w:type="dxa"/>
+          </w:tcPr>
+          <w:p>
+            <w:pPr>
+              <w:widowControl w:val="0"/>
+              <w:spacing w:before="240" w:line="240" w:lineRule="auto"/>
+              <w:rPr>
+                <w:rFonts w:eastAsia="Times New Roman" w:cs="Times New Roman"/>
+                <w:sz w:val="22"/>
+              </w:rPr>
+            </w:pPr>
+            <w:r>
+              <w:rPr>
+                <w:rFonts w:eastAsia="Times New Roman" w:cs="Times New Roman"/>
+                <w:sz w:val="22"/>
+              </w:rPr>
+              <w:t>13.04.2026</w:t>
+            </w:r>
+          </w:p>
+        </w:tc>
+        <w:tc>
+          <w:tcPr>
+            <w:tcW w:w="5198" w:type="dxa"/>
+            <w:vMerge w:val="restart"/>
+          </w:tcPr>
+          <w:p>
+            <w:pPr>
+              <w:widowControl w:val="0"/>
+              <w:spacing w:before="240" w:line="240" w:lineRule="auto"/>
+              <w:rPr>
+                <w:rFonts w:eastAsia="Times New Roman" w:cs="Times New Roman"/>
+                <w:sz w:val="22"/>
+              </w:rPr>
+            </w:pPr>
+            <w:r>
+              <w:rPr>
+                <w:rFonts w:eastAsia="Times New Roman" w:cs="Times New Roman"/>
+                <w:sz w:val="22"/>
+              </w:rPr>
+              <w:t>Составление и согласование технического задания.</w:t>
+            </w:r>
+          </w:p>
+        </w:tc>
+        <w:tc>
+          <w:tcPr>
+            <w:tcW w:w="2991" w:type="dxa"/>
+          </w:tcPr>
+          <w:p>
+            <w:pPr>
+              <w:widowControl w:val="0"/>
+              <w:spacing w:before="240" w:line="240" w:lineRule="auto"/>
+              <w:rPr>
+                <w:rFonts w:eastAsia="Times New Roman" w:cs="Times New Roman"/>
+                <w:sz w:val="22"/>
+              </w:rPr>
+            </w:pPr>
+          </w:p>
+        </w:tc>
+      </w:tr>
+      <w:tr>
+        <w:tc>
+          <w:tcPr>
+            <w:tcW w:w="1558" w:type="dxa"/>
+          </w:tcPr>
+          <w:p>
+            <w:pPr>
+              <w:widowControl w:val="0"/>
+              <w:spacing w:before="240" w:line="240" w:lineRule="auto"/>
+              <w:rPr>
+                <w:rFonts w:eastAsia="Times New Roman" w:cs="Times New Roman"/>
+                <w:sz w:val="22"/>
+              </w:rPr>
+            </w:pPr>
+            <w:r>
+              <w:rPr>
+                <w:rFonts w:eastAsia="Times New Roman" w:cs="Times New Roman"/>
+                <w:sz w:val="22"/>
+              </w:rPr>
+              <w:t>14.04.2026</w:t>
+            </w:r>
+          </w:p>
+        </w:tc>
+        <w:tc>
+          <w:tcPr>
+            <w:tcW w:w="5198" w:type="dxa"/>
+            <w:vMerge/>
+          </w:tcPr>
+          <w:p>
+            <w:pPr>
+              <w:widowControl w:val="0"/>
+              <w:spacing w:before="240" w:line="240" w:lineRule="auto"/>
+              <w:rPr>
+                <w:rFonts w:eastAsia="Times New Roman" w:cs="Times New Roman"/>
+                <w:sz w:val="22"/>
+              </w:rPr>
+            </w:pPr>
+          </w:p>
+        </w:tc>
+        <w:tc>
+          <w:tcPr>
+            <w:tcW w:w="2991" w:type="dxa"/>
+          </w:tcPr>
+          <w:p>
+            <w:pPr>
+              <w:widowControl w:val="0"/>
+              <w:spacing w:before="240" w:line="240" w:lineRule="auto"/>
+              <w:rPr>
+                <w:rFonts w:eastAsia="Times New Roman" w:cs="Times New Roman"/>
+                <w:sz w:val="22"/>
+              </w:rPr>
+            </w:pPr>
+          </w:p>
+        </w:tc>
+      </w:tr>
+      <w:tr>
+        <w:tc>
+          <w:tcPr>
+            <w:tcW w:w="1558" w:type="dxa"/>
+          </w:tcPr>
+          <w:p>
+            <w:pPr>
+              <w:widowControl w:val="0"/>
+              <w:spacing w:before="240" w:line="240" w:lineRule="auto"/>
+              <w:rPr>
+                <w:rFonts w:eastAsia="Times New Roman" w:cs="Times New Roman"/>
+                <w:sz w:val="22"/>
+              </w:rPr>
+            </w:pPr>
+            <w:r>
+              <w:rPr>
+                <w:rFonts w:eastAsia="Times New Roman" w:cs="Times New Roman"/>
+                <w:sz w:val="22"/>
+              </w:rPr>
+              <w:t>15.04.2026</w:t>
+            </w:r>
+          </w:p>
+        </w:tc>
+        <w:tc>
+          <w:tcPr>
+            <w:tcW w:w="5198" w:type="dxa"/>
+            <w:vMerge w:val="restart"/>
+          </w:tcPr>
+          <w:p>
+            <w:pPr>
+              <w:widowControl w:val="0"/>
+              <w:spacing w:before="240" w:line="240" w:lineRule="auto"/>
+              <w:rPr>
+                <w:rFonts w:eastAsia="Times New Roman" w:cs="Times New Roman"/>
+                <w:sz w:val="22"/>
+              </w:rPr>
+            </w:pPr>
+            <w:r>
+              <w:rPr>
+                <w:rFonts w:eastAsia="Times New Roman" w:cs="Times New Roman"/>
+                <w:sz w:val="22"/>
+              </w:rPr>
+              <w:t>Проектирование и настройка среды разработки.</w:t>
+            </w:r>
+          </w:p>
+        </w:tc>
+        <w:tc>
+          <w:tcPr>
+            <w:tcW w:w="2991" w:type="dxa"/>
+          </w:tcPr>
+          <w:p>
+            <w:pPr>
+              <w:widowControl w:val="0"/>
+              <w:spacing w:before="240" w:line="240" w:lineRule="auto"/>
+              <w:rPr>
+                <w:rFonts w:eastAsia="Times New Roman" w:cs="Times New Roman"/>
+                <w:sz w:val="22"/>
+              </w:rPr>
+            </w:pPr>
+          </w:p>
+        </w:tc>
+      </w:tr>
+      <w:tr>
+        <w:tc>
+          <w:tcPr>
+            <w:tcW w:w="1558" w:type="dxa"/>
+          </w:tcPr>
+          <w:p>
+            <w:pPr>
+              <w:widowControl w:val="0"/>
+              <w:spacing w:before="240" w:line="240" w:lineRule="auto"/>
+              <w:rPr>
+                <w:rFonts w:eastAsia="Times New Roman" w:cs="Times New Roman"/>
+                <w:sz w:val="22"/>
+              </w:rPr>
+            </w:pPr>
+            <w:r>
+              <w:rPr>
+                <w:rFonts w:eastAsia="Times New Roman" w:cs="Times New Roman"/>
+                <w:sz w:val="22"/>
+              </w:rPr>
+              <w:t>16.04.2026</w:t>
+            </w:r>
+          </w:p>
+        </w:tc>
+        <w:tc>
+          <w:tcPr>
+            <w:tcW w:w="5198" w:type="dxa"/>
+            <w:vMerge/>
+          </w:tcPr>
+          <w:p>
+            <w:pPr>
+              <w:widowControl w:val="0"/>
+              <w:spacing w:before="240" w:line="240" w:lineRule="auto"/>
+              <w:rPr>
+                <w:rFonts w:eastAsia="Times New Roman" w:cs="Times New Roman"/>
+                <w:sz w:val="22"/>
+              </w:rPr>
+            </w:pPr>
+          </w:p>
+        </w:tc>
+        <w:tc>
+          <w:tcPr>
+            <w:tcW w:w="2991" w:type="dxa"/>
+          </w:tcPr>
+          <w:p>
+            <w:pPr>
+              <w:widowControl w:val="0"/>
+              <w:spacing w:before="240" w:line="240" w:lineRule="auto"/>
+              <w:rPr>
+                <w:rFonts w:eastAsia="Times New Roman" w:cs="Times New Roman"/>
+                <w:sz w:val="22"/>
+              </w:rPr>
+            </w:pPr>
+          </w:p>
+        </w:tc>
+      </w:tr>
+      <w:tr>
+        <w:tc>
+          <w:tcPr>
+            <w:tcW w:w="1558" w:type="dxa"/>
+          </w:tcPr>
+          <w:p>
+            <w:pPr>
+              <w:widowControl w:val="0"/>
+              <w:spacing w:before="240" w:line="240" w:lineRule="auto"/>
+              <w:rPr>
+                <w:rFonts w:eastAsia="Times New Roman" w:cs="Times New Roman"/>
+                <w:sz w:val="22"/>
+              </w:rPr>
+            </w:pPr>
+            <w:r>
+              <w:rPr>
+                <w:rFonts w:eastAsia="Times New Roman" w:cs="Times New Roman"/>
+                <w:sz w:val="22"/>
+              </w:rPr>
+              <w:t>17.04.2026</w:t>
+            </w:r>
+          </w:p>
+        </w:tc>
+        <w:tc>
+          <w:tcPr>
+            <w:tcW w:w="5198" w:type="dxa"/>
+            <w:vMerge w:val="restart"/>
+          </w:tcPr>
+          <w:p>
+            <w:pPr>
+              <w:widowControl w:val="0"/>
+              <w:spacing w:before="240" w:line="240" w:lineRule="auto"/>
+              <w:rPr>
+                <w:rFonts w:eastAsia="Times New Roman" w:cs="Times New Roman"/>
+                <w:sz w:val="22"/>
+              </w:rPr>
+            </w:pPr>
+            <w:r>
+              <w:rPr>
+                <w:rFonts w:eastAsia="sans-serif" w:cs="Times New Roman"/>
+                <w:sz w:val="22"/>
+              </w:rPr>
+              <w:t>Реализация функций управления данными (добавление и удаление).</w:t>
+            </w:r>
+          </w:p>
+        </w:tc>
+        <w:tc>
+          <w:tcPr>
+            <w:tcW w:w="2991" w:type="dxa"/>
+          </w:tcPr>
+          <w:p>
+            <w:pPr>
+              <w:widowControl w:val="0"/>
+              <w:spacing w:before="240" w:line="240" w:lineRule="auto"/>
+              <w:rPr>
+                <w:rFonts w:eastAsia="Times New Roman" w:cs="Times New Roman"/>
+                <w:sz w:val="22"/>
+              </w:rPr>
+            </w:pPr>
+          </w:p>
+        </w:tc>
+      </w:tr>
+      <w:tr>
+        <w:tc>
+          <w:tcPr>
+            <w:tcW w:w="1558" w:type="dxa"/>
+          </w:tcPr>
+          <w:p>
+            <w:pPr>
+              <w:widowControl w:val="0"/>
+              <w:spacing w:before="240" w:line="240" w:lineRule="auto"/>
+              <w:rPr>
+                <w:rFonts w:eastAsia="Times New Roman" w:cs="Times New Roman"/>
+                <w:sz w:val="22"/>
+              </w:rPr>
+            </w:pPr>
+            <w:r>
+              <w:rPr>
+                <w:rFonts w:eastAsia="Times New Roman" w:cs="Times New Roman"/>
+                <w:sz w:val="22"/>
+              </w:rPr>
+              <w:t>18.04.2026</w:t>
+            </w:r>
+          </w:p>
+        </w:tc>
+        <w:tc>
+          <w:tcPr>
+            <w:tcW w:w="5198" w:type="dxa"/>
+            <w:vMerge/>
+          </w:tcPr>
+          <w:p>
+            <w:pPr>
+              <w:widowControl w:val="0"/>
+              <w:spacing w:before="240" w:line="240" w:lineRule="auto"/>
+              <w:rPr>
+                <w:rFonts w:eastAsia="Times New Roman" w:cs="Times New Roman"/>
+                <w:sz w:val="22"/>
+              </w:rPr>
+            </w:pPr>
+          </w:p>
+        </w:tc>
+        <w:tc>
+          <w:tcPr>
+            <w:tcW w:w="2991" w:type="dxa"/>
+          </w:tcPr>
+          <w:p>
+            <w:pPr>
+              <w:widowControl w:val="0"/>
+              <w:spacing w:before="240" w:line="240" w:lineRule="auto"/>
+              <w:rPr>
+                <w:rFonts w:eastAsia="Times New Roman" w:cs="Times New Roman"/>
+                <w:sz w:val="22"/>
+              </w:rPr>
+            </w:pPr>
+          </w:p>
+        </w:tc>
+      </w:tr>
+      <w:tr>
+        <w:tc>
+          <w:tcPr>
+            <w:tcW w:w="1558" w:type="dxa"/>
+          </w:tcPr>
+          <w:p>
+            <w:pPr>
+              <w:widowControl w:val="0"/>
+              <w:spacing w:before="240" w:line="240" w:lineRule="auto"/>
+              <w:rPr>
+                <w:rFonts w:eastAsia="Times New Roman" w:cs="Times New Roman"/>
+                <w:sz w:val="22"/>
+              </w:rPr>
+            </w:pPr>
+            <w:r>
+              <w:rPr>
+                <w:rFonts w:eastAsia="Times New Roman" w:cs="Times New Roman"/>
+                <w:sz w:val="22"/>
+              </w:rPr>
+              <w:t>19.04.2026</w:t>
+            </w:r>
+          </w:p>
+        </w:tc>
+        <w:tc>
+          <w:tcPr>
+            <w:tcW w:w="5198" w:type="dxa"/>
+            <w:vMerge w:val="restart"/>
+          </w:tcPr>
+          <w:p>
+            <w:pPr>
+              <w:widowControl w:val="0"/>
+              <w:spacing w:before="240" w:line="240" w:lineRule="auto"/>
+              <w:rPr>
+                <w:rFonts w:eastAsia="Times New Roman" w:cs="Times New Roman"/>
+                <w:sz w:val="22"/>
+              </w:rPr>
+            </w:pPr>
+            <w:r>
+              <w:rPr>
+                <w:rFonts w:eastAsia="sans-serif" w:cs="Times New Roman"/>
+                <w:sz w:val="22"/>
+              </w:rPr>
+              <w:t>Реализация функций управления данными (изменение).</w:t>
+            </w:r>
+          </w:p>
+        </w:tc>
+        <w:tc>
+          <w:tcPr>
+            <w:tcW w:w="2991" w:type="dxa"/>
+          </w:tcPr>
+          <w:p>
+            <w:pPr>
+              <w:widowControl w:val="0"/>
+              <w:spacing w:before="240" w:line="240" w:lineRule="auto"/>
+              <w:rPr>
+                <w:rFonts w:eastAsia="Times New Roman" w:cs="Times New Roman"/>
+                <w:sz w:val="22"/>
+              </w:rPr>
+            </w:pPr>
+          </w:p>
+        </w:tc>
+      </w:tr>
+      <w:tr>
+        <w:tc>
+          <w:tcPr>
+            <w:tcW w:w="1558" w:type="dxa"/>
+          </w:tcPr>
+          <w:p>
+            <w:pPr>
+              <w:widowControl w:val="0"/>
+              <w:spacing w:before="240" w:line="240" w:lineRule="auto"/>
+              <w:rPr>
+                <w:rFonts w:eastAsia="Times New Roman" w:cs="Times New Roman"/>
+                <w:sz w:val="22"/>
+              </w:rPr>
+            </w:pPr>
+            <w:r>
+              <w:rPr>
+                <w:rFonts w:eastAsia="Times New Roman" w:cs="Times New Roman"/>
+                <w:sz w:val="22"/>
+              </w:rPr>
+              <w:t>20.04.2026</w:t>
+            </w:r>
+          </w:p>
+        </w:tc>
+        <w:tc>
+          <w:tcPr>
+            <w:tcW w:w="5198" w:type="dxa"/>
+            <w:vMerge/>
+          </w:tcPr>
+          <w:p>
+            <w:pPr>
+              <w:widowControl w:val="0"/>
+              <w:spacing w:before="240" w:line="240" w:lineRule="auto"/>
+              <w:rPr>
+                <w:rFonts w:eastAsia="Times New Roman" w:cs="Times New Roman"/>
+                <w:sz w:val="22"/>
+              </w:rPr>
+            </w:pPr>
+            <w:bookmarkStart w:id="7" w:name="bookmark=id.30j0zll" w:colFirst="0" w:colLast="0"/>
+            <w:bookmarkEnd w:id="7"/>
+          </w:p>
+        </w:tc>
+        <w:tc>
+          <w:tcPr>
+            <w:tcW w:w="2991" w:type="dxa"/>
+          </w:tcPr>
+          <w:p>
+            <w:pPr>
+              <w:widowControl w:val="0"/>
+              <w:spacing w:before="240" w:line="240" w:lineRule="auto"/>
+              <w:rPr>
+                <w:rFonts w:eastAsia="Times New Roman" w:cs="Times New Roman"/>
+                <w:sz w:val="22"/>
+              </w:rPr>
+            </w:pPr>
+          </w:p>
+        </w:tc>
+      </w:tr>
+      <w:tr>
+        <w:tc>
+          <w:tcPr>
+            <w:tcW w:w="1558" w:type="dxa"/>
+          </w:tcPr>
+          <w:p>
+            <w:pPr>
+              <w:widowControl w:val="0"/>
+              <w:spacing w:before="240" w:line="240" w:lineRule="auto"/>
+              <w:rPr>
+                <w:rFonts w:eastAsia="Times New Roman" w:cs="Times New Roman"/>
+                <w:sz w:val="22"/>
+              </w:rPr>
+            </w:pPr>
+            <w:r>
+              <w:rPr>
+                <w:rFonts w:eastAsia="Times New Roman" w:cs="Times New Roman"/>
+                <w:sz w:val="22"/>
+              </w:rPr>
+              <w:t>21.04.2026</w:t>
+            </w:r>
+          </w:p>
+        </w:tc>
+        <w:tc>
+          <w:tcPr>
+            <w:tcW w:w="5198" w:type="dxa"/>
+            <w:vMerge w:val="restart"/>
+          </w:tcPr>
+          <w:p>
+            <w:pPr>
+              <w:widowControl w:val="0"/>
+              <w:spacing w:before="240" w:line="240" w:lineRule="auto"/>
+              <w:rPr>
+                <w:rFonts w:eastAsia="Times New Roman" w:cs="Times New Roman"/>
+                <w:sz w:val="22"/>
+              </w:rPr>
+            </w:pPr>
+            <w:bookmarkStart w:id="8" w:name="bookmark=id.1fob9te" w:colFirst="0" w:colLast="0"/>
+            <w:bookmarkEnd w:id="8"/>
+            <w:r>
+              <w:rPr>
+                <w:rFonts w:eastAsia="Times New Roman" w:cs="Times New Roman"/>
+                <w:sz w:val="22"/>
+              </w:rPr>
+              <w:t>Тестирование. Исправление программных ошибок. Финальное тестирование.</w:t>
+            </w:r>
+          </w:p>
+        </w:tc>
+        <w:tc>
+          <w:tcPr>
+            <w:tcW w:w="2991" w:type="dxa"/>
+          </w:tcPr>
+          <w:p>
+            <w:pPr>
+              <w:widowControl w:val="0"/>
+              <w:spacing w:before="240" w:line="240" w:lineRule="auto"/>
+              <w:rPr>
+                <w:rFonts w:eastAsia="Times New Roman" w:cs="Times New Roman"/>
+                <w:sz w:val="22"/>
+              </w:rPr>
+            </w:pPr>
+          </w:p>
+        </w:tc>
+      </w:tr>
+      <w:tr>
+        <w:tc>
+          <w:tcPr>
+            <w:tcW w:w="1558" w:type="dxa"/>
+          </w:tcPr>
+          <w:p>
+            <w:pPr>
+              <w:widowControl w:val="0"/>
+              <w:spacing w:before="240" w:line="240" w:lineRule="auto"/>
+              <w:rPr>
+                <w:rFonts w:eastAsia="Times New Roman" w:cs="Times New Roman"/>
+                <w:sz w:val="22"/>
+              </w:rPr>
+            </w:pPr>
+            <w:r>
+              <w:rPr>
+                <w:rFonts w:eastAsia="Times New Roman" w:cs="Times New Roman"/>
+                <w:sz w:val="22"/>
+              </w:rPr>
+              <w:t>22.04.2026</w:t>
+            </w:r>
+          </w:p>
+        </w:tc>
+        <w:tc>
+          <w:tcPr>
+            <w:tcW w:w="5198" w:type="dxa"/>
+            <w:vMerge/>
+          </w:tcPr>
+          <w:p>
+            <w:pPr>
+              <w:widowControl w:val="0"/>
+              <w:spacing w:before="240" w:line="240" w:lineRule="auto"/>
+              <w:rPr>
+                <w:rFonts w:eastAsia="Times New Roman" w:cs="Times New Roman"/>
+                <w:sz w:val="22"/>
+              </w:rPr>
+            </w:pPr>
+            <w:bookmarkStart w:id="9" w:name="bookmark=id.3znysh7" w:colFirst="0" w:colLast="0"/>
+            <w:bookmarkEnd w:id="9"/>
+          </w:p>
+        </w:tc>
+        <w:tc>
+          <w:tcPr>
+            <w:tcW w:w="2991" w:type="dxa"/>
+          </w:tcPr>
+          <w:p>
+            <w:pPr>
+              <w:widowControl w:val="0"/>
+              <w:spacing w:before="240" w:line="240" w:lineRule="auto"/>
+              <w:rPr>
+                <w:rFonts w:eastAsia="Times New Roman" w:cs="Times New Roman"/>
+                <w:sz w:val="22"/>
+              </w:rPr>
+            </w:pPr>
+          </w:p>
+        </w:tc>
+      </w:tr>
+      <w:tr>
+        <w:tc>
+          <w:tcPr>
+            <w:tcW w:w="1558" w:type="dxa"/>
+          </w:tcPr>
+          <w:p>
+            <w:pPr>
+              <w:widowControl w:val="0"/>
+              <w:spacing w:before="240" w:after="0" w:line="240" w:lineRule="auto"/>
+              <w:rPr>
+                <w:rFonts w:eastAsia="Times New Roman" w:cs="Times New Roman"/>
+                <w:sz w:val="22"/>
+              </w:rPr>
+            </w:pPr>
+            <w:r>
+              <w:rPr>
+                <w:rFonts w:eastAsia="Times New Roman" w:cs="Times New Roman"/>
+                <w:sz w:val="22"/>
+              </w:rPr>
+              <w:t>23.04.2026</w:t>
+            </w:r>
+          </w:p>
+        </w:tc>
+        <w:tc>
+          <w:tcPr>
+            <w:tcW w:w="5198" w:type="dxa"/>
+          </w:tcPr>
+          <w:p>
+            <w:pPr>
+              <w:widowControl w:val="0"/>
+              <w:spacing w:before="240" w:after="0" w:line="240" w:lineRule="auto"/>
+              <w:rPr>
+                <w:rFonts w:eastAsia="Times" w:cs="Times New Roman"/>
+                <w:sz w:val="22"/>
+              </w:rPr>
+            </w:pPr>
+            <w:r>
+              <w:rPr>
+                <w:rFonts w:eastAsia="Times" w:cs="Times New Roman"/>
+                <w:sz w:val="22"/>
+              </w:rPr>
+              <w:t>Составление отчёта о прохождении учебной практики.</w:t>
+            </w:r>
+          </w:p>
+        </w:tc>
+        <w:tc>
+          <w:tcPr>
+            <w:tcW w:w="2991" w:type="dxa"/>
+          </w:tcPr>
+          <w:p>
+            <w:pPr>
+              <w:widowControl w:val="0"/>
+              <w:spacing w:before="240" w:after="0" w:line="240" w:lineRule="auto"/>
+              <w:rPr>
+                <w:rFonts w:eastAsia="Times New Roman" w:cs="Times New Roman"/>
+                <w:sz w:val="22"/>
+              </w:rPr>
+            </w:pPr>
+          </w:p>
+        </w:tc>
+      </w:tr>
+      <w:tr>
+        <w:tc>
+          <w:tcPr>
+            <w:tcW w:w="1558" w:type="dxa"/>
+          </w:tcPr>
+          <w:p>
+            <w:pPr>
+              <w:widowControl w:val="0"/>
+              <w:spacing w:before="240" w:line="240" w:lineRule="auto"/>
+              <w:rPr>
+                <w:rFonts w:eastAsia="Times New Roman" w:cs="Times New Roman"/>
+                <w:sz w:val="22"/>
+              </w:rPr>
+            </w:pPr>
+            <w:r>
+              <w:rPr>
+                <w:rFonts w:eastAsia="Times New Roman" w:cs="Times New Roman"/>
+                <w:sz w:val="22"/>
+              </w:rPr>
+              <w:t>24.04.2026</w:t>
+            </w:r>
+          </w:p>
+        </w:tc>
+        <w:tc>
+          <w:tcPr>
+            <w:tcW w:w="5198" w:type="dxa"/>
+          </w:tcPr>
+          <w:p>
+            <w:pPr>
+              <w:widowControl w:val="0"/>
+              <w:spacing w:before="240" w:line="240" w:lineRule="auto"/>
+              <w:rPr>
+                <w:rFonts w:eastAsia="Times" w:cs="Times New Roman"/>
+                <w:sz w:val="22"/>
+              </w:rPr>
+            </w:pPr>
+            <w:r>
+              <w:rPr>
+                <w:rFonts w:eastAsia="Times" w:cs="Times New Roman"/>
+                <w:sz w:val="22"/>
+              </w:rPr>
+              <w:t>Дифференцированный зачёт.</w:t>
+            </w:r>
+          </w:p>
+        </w:tc>
+        <w:tc>
+          <w:tcPr>
+            <w:tcW w:w="2991" w:type="dxa"/>
+          </w:tcPr>
+          <w:p>
+            <w:pPr>
+              <w:widowControl w:val="0"/>
+              <w:spacing w:before="240" w:line="240" w:lineRule="auto"/>
+              <w:rPr>
+                <w:rFonts w:eastAsia="Times New Roman" w:cs="Times New Roman"/>
+                <w:sz w:val="22"/>
+              </w:rPr>
+            </w:pPr>
+          </w:p>
+        </w:tc>
+      </w:tr>
+    </w:tbl>
+    <w:p>
+      <w:pPr>
+        <w:spacing w:after="0" w:line="240" w:lineRule="auto"/>
+        <w:ind w:left="720"/>
+        <w:rPr>
+          <w:rFonts w:eastAsia="Times New Roman" w:cs="Times New Roman"/>
+          <w:color w:val="000000"/>
+          <w:szCs w:val="28"/>
+        </w:rPr>
+      </w:pPr>
     </w:p>
     <w:tbl>
       <w:tblPr>
@@ -2256,7 +4138,6 @@
                 <w:sz w:val="22"/>
               </w:rPr>
             </w:pPr>
-            <w:bookmarkStart w:id="5" w:name="_Hlk226549458"/>
             <w:r>
               <w:rPr>
                 <w:b/>
@@ -2264,7 +4145,6 @@
               </w:rPr>
               <w:t>Руководитель по учебной практике от колледжа</w:t>
             </w:r>
-            <w:bookmarkEnd w:id="5"/>
           </w:p>
         </w:tc>
         <w:tc>
@@ -2397,15 +4277,7 @@
                 <w:sz w:val="20"/>
                 <w:szCs w:val="20"/>
               </w:rPr>
-              <w:t xml:space="preserve">(фамилия, инициалы, </w:t>
-            </w:r>
-            <w:r>
-              <w:rPr>
-                <w:i/>
-                <w:sz w:val="20"/>
-                <w:szCs w:val="20"/>
-              </w:rPr>
-              <w:t>подпись)</w:t>
+              <w:t>(фамилия, инициалы, подпись)</w:t>
             </w:r>
           </w:p>
         </w:tc>
@@ -2488,9 +4360,18 @@
     <w:p>
       <w:pPr>
         <w:spacing w:after="0" w:line="240" w:lineRule="auto"/>
-        <w:rPr>
-          <w:b/>
-        </w:rPr>
+        <w:ind w:left="720"/>
+        <w:rPr>
+          <w:rFonts w:eastAsia="Times New Roman" w:cs="Times New Roman"/>
+          <w:color w:val="000000"/>
+          <w:szCs w:val="28"/>
+        </w:rPr>
+      </w:pPr>
+    </w:p>
+    <w:p>
+      <w:pPr>
+        <w:spacing w:line="360" w:lineRule="auto"/>
+        <w:jc w:val="center"/>
       </w:pPr>
       <w:r>
         <w:br w:type="page"/>
@@ -2499,36 +4380,16 @@
     <w:p>
       <w:pPr>
         <w:pStyle w:val="1"/>
-        <w:spacing w:before="0" w:after="0"/>
+        <w:spacing w:before="0" w:after="0" w:line="360" w:lineRule="auto"/>
         <w:jc w:val="center"/>
-        <w:rPr>
-          <w:rStyle w:val="Heading1Char"/>
-        </w:rPr>
-      </w:pPr>
-      <w:bookmarkStart w:id="6" w:name="_Toc6335"/>
-      <w:r>
         <w:rPr>
           <w:rStyle w:val="Heading1Char"/>
           <w:rFonts w:ascii="Times New Roman" w:hAnsi="Times New Roman" w:cs="Times New Roman"/>
           <w:sz w:val="32"/>
           <w:szCs w:val="32"/>
         </w:rPr>
-        <w:lastRenderedPageBreak/>
-        <w:t>ДНЕВНИК</w:t>
-      </w:r>
-      <w:bookmarkEnd w:id="6"/>
-    </w:p>
-    <w:p>
-      <w:pPr>
-        <w:spacing w:after="0" w:line="240" w:lineRule="auto"/>
-        <w:jc w:val="center"/>
-        <w:rPr>
-          <w:rFonts w:cs="Times New Roman"/>
-          <w:b/>
-          <w:sz w:val="32"/>
-          <w:szCs w:val="32"/>
-        </w:rPr>
-      </w:pPr>
+      </w:pPr>
+      <w:bookmarkStart w:id="10" w:name="_Toc29938"/>
       <w:r>
         <w:rPr>
           <w:rStyle w:val="Heading1Char"/>
@@ -2536,1332 +4397,8 @@
           <w:sz w:val="32"/>
           <w:szCs w:val="32"/>
         </w:rPr>
-        <w:t>по учебной практике</w:t>
-      </w:r>
-    </w:p>
-    <w:p>
-      <w:pPr>
-        <w:spacing w:after="0" w:line="240" w:lineRule="auto"/>
-        <w:jc w:val="center"/>
-        <w:rPr>
-          <w:b/>
-        </w:rPr>
-      </w:pPr>
-    </w:p>
-    <w:tbl>
-      <w:tblPr>
-        <w:tblStyle w:val="Style65"/>
-        <w:tblW w:w="9747" w:type="dxa"/>
-        <w:tblInd w:w="-284" w:type="dxa"/>
-        <w:tblBorders>
-          <w:top w:val="single" w:sz="8" w:space="0" w:color="000000"/>
-          <w:left w:val="single" w:sz="8" w:space="0" w:color="000000"/>
-          <w:bottom w:val="single" w:sz="8" w:space="0" w:color="000000"/>
-          <w:right w:val="single" w:sz="8" w:space="0" w:color="000000"/>
-          <w:insideH w:val="single" w:sz="8" w:space="0" w:color="000000"/>
-          <w:insideV w:val="single" w:sz="8" w:space="0" w:color="000000"/>
-        </w:tblBorders>
-        <w:tblLayout w:type="fixed"/>
-        <w:tblLook w:val="04A0" w:firstRow="1" w:lastRow="0" w:firstColumn="1" w:lastColumn="0" w:noHBand="0" w:noVBand="1"/>
-      </w:tblPr>
-      <w:tblGrid>
-        <w:gridCol w:w="1558"/>
-        <w:gridCol w:w="5198"/>
-        <w:gridCol w:w="2991"/>
-      </w:tblGrid>
-      <w:tr>
-        <w:tc>
-          <w:tcPr>
-            <w:tcW w:w="1558" w:type="dxa"/>
-          </w:tcPr>
-          <w:p>
-            <w:pPr>
-              <w:widowControl w:val="0"/>
-              <w:spacing w:after="0" w:line="240" w:lineRule="auto"/>
-              <w:rPr>
-                <w:rFonts w:eastAsia="Times New Roman" w:cs="Times New Roman"/>
-                <w:b/>
-                <w:color w:val="000000"/>
-                <w:sz w:val="24"/>
-                <w:szCs w:val="24"/>
-              </w:rPr>
-            </w:pPr>
-            <w:r>
-              <w:rPr>
-                <w:rFonts w:eastAsia="Times New Roman" w:cs="Times New Roman"/>
-                <w:b/>
-                <w:color w:val="000000"/>
-                <w:sz w:val="24"/>
-                <w:szCs w:val="24"/>
-              </w:rPr>
-              <w:t>Дата</w:t>
-            </w:r>
-          </w:p>
-        </w:tc>
-        <w:tc>
-          <w:tcPr>
-            <w:tcW w:w="5198" w:type="dxa"/>
-          </w:tcPr>
-          <w:p>
-            <w:pPr>
-              <w:widowControl w:val="0"/>
-              <w:spacing w:after="0" w:line="240" w:lineRule="auto"/>
-              <w:rPr>
-                <w:rFonts w:eastAsia="Times New Roman" w:cs="Times New Roman"/>
-                <w:b/>
-                <w:color w:val="000000"/>
-                <w:sz w:val="24"/>
-                <w:szCs w:val="24"/>
-              </w:rPr>
-            </w:pPr>
-            <w:r>
-              <w:rPr>
-                <w:rFonts w:eastAsia="Times New Roman" w:cs="Times New Roman"/>
-                <w:b/>
-                <w:color w:val="000000"/>
-                <w:sz w:val="24"/>
-                <w:szCs w:val="24"/>
-              </w:rPr>
-              <w:t>Выполняемая работа</w:t>
-            </w:r>
-          </w:p>
-        </w:tc>
-        <w:tc>
-          <w:tcPr>
-            <w:tcW w:w="2991" w:type="dxa"/>
-          </w:tcPr>
-          <w:p>
-            <w:pPr>
-              <w:widowControl w:val="0"/>
-              <w:spacing w:after="0" w:line="240" w:lineRule="auto"/>
-              <w:rPr>
-                <w:rFonts w:eastAsia="Times New Roman" w:cs="Times New Roman"/>
-                <w:b/>
-                <w:color w:val="000000"/>
-                <w:sz w:val="24"/>
-                <w:szCs w:val="24"/>
-              </w:rPr>
-            </w:pPr>
-            <w:r>
-              <w:rPr>
-                <w:rFonts w:eastAsia="Times New Roman" w:cs="Times New Roman"/>
-                <w:b/>
-                <w:color w:val="000000"/>
-                <w:sz w:val="24"/>
-                <w:szCs w:val="24"/>
-              </w:rPr>
-              <w:t>Отметка руководителя практики от предприятия</w:t>
-            </w:r>
-          </w:p>
-        </w:tc>
-      </w:tr>
-      <w:tr>
-        <w:tc>
-          <w:tcPr>
-            <w:tcW w:w="1558" w:type="dxa"/>
-          </w:tcPr>
-          <w:p>
-            <w:pPr>
-              <w:widowControl w:val="0"/>
-              <w:spacing w:before="240" w:line="240" w:lineRule="auto"/>
-              <w:rPr>
-                <w:rFonts w:eastAsia="Times New Roman" w:cs="Times New Roman"/>
-                <w:sz w:val="22"/>
-              </w:rPr>
-            </w:pPr>
-            <w:r>
-              <w:rPr>
-                <w:rFonts w:eastAsia="Times New Roman" w:cs="Times New Roman"/>
-                <w:sz w:val="22"/>
-              </w:rPr>
-              <w:t>13</w:t>
-            </w:r>
-            <w:r>
-              <w:rPr>
-                <w:rFonts w:eastAsia="Times New Roman" w:cs="Times New Roman"/>
-                <w:sz w:val="22"/>
-              </w:rPr>
-              <w:t>.0</w:t>
-            </w:r>
-            <w:r>
-              <w:rPr>
-                <w:rFonts w:eastAsia="Times New Roman" w:cs="Times New Roman"/>
-                <w:sz w:val="22"/>
-              </w:rPr>
-              <w:t>4</w:t>
-            </w:r>
-            <w:r>
-              <w:rPr>
-                <w:rFonts w:eastAsia="Times New Roman" w:cs="Times New Roman"/>
-                <w:sz w:val="22"/>
-              </w:rPr>
-              <w:t>.2026</w:t>
-            </w:r>
-          </w:p>
-        </w:tc>
-        <w:tc>
-          <w:tcPr>
-            <w:tcW w:w="5198" w:type="dxa"/>
-            <w:vMerge w:val="restart"/>
-          </w:tcPr>
-          <w:p>
-            <w:pPr>
-              <w:widowControl w:val="0"/>
-              <w:spacing w:before="240" w:line="240" w:lineRule="auto"/>
-              <w:rPr>
-                <w:rFonts w:eastAsia="Times New Roman" w:cs="Times New Roman"/>
-                <w:sz w:val="22"/>
-              </w:rPr>
-            </w:pPr>
-            <w:r>
-              <w:rPr>
-                <w:rFonts w:eastAsia="Times New Roman" w:cs="Times New Roman"/>
-                <w:sz w:val="22"/>
-              </w:rPr>
-              <w:t>Составление и согласование технического задания.</w:t>
-            </w:r>
-          </w:p>
-        </w:tc>
-        <w:tc>
-          <w:tcPr>
-            <w:tcW w:w="2991" w:type="dxa"/>
-          </w:tcPr>
-          <w:p>
-            <w:pPr>
-              <w:widowControl w:val="0"/>
-              <w:spacing w:before="240" w:line="240" w:lineRule="auto"/>
-              <w:rPr>
-                <w:rFonts w:eastAsia="Times New Roman" w:cs="Times New Roman"/>
-                <w:sz w:val="22"/>
-              </w:rPr>
-            </w:pPr>
-          </w:p>
-        </w:tc>
-      </w:tr>
-      <w:tr>
-        <w:tc>
-          <w:tcPr>
-            <w:tcW w:w="1558" w:type="dxa"/>
-          </w:tcPr>
-          <w:p>
-            <w:pPr>
-              <w:widowControl w:val="0"/>
-              <w:spacing w:before="240" w:line="240" w:lineRule="auto"/>
-              <w:rPr>
-                <w:rFonts w:eastAsia="Times New Roman" w:cs="Times New Roman"/>
-                <w:sz w:val="22"/>
-              </w:rPr>
-            </w:pPr>
-            <w:r>
-              <w:rPr>
-                <w:rFonts w:eastAsia="Times New Roman" w:cs="Times New Roman"/>
-                <w:sz w:val="22"/>
-              </w:rPr>
-              <w:t>14</w:t>
-            </w:r>
-            <w:r>
-              <w:rPr>
-                <w:rFonts w:eastAsia="Times New Roman" w:cs="Times New Roman"/>
-                <w:sz w:val="22"/>
-              </w:rPr>
-              <w:t>.0</w:t>
-            </w:r>
-            <w:r>
-              <w:rPr>
-                <w:rFonts w:eastAsia="Times New Roman" w:cs="Times New Roman"/>
-                <w:sz w:val="22"/>
-              </w:rPr>
-              <w:t>4</w:t>
-            </w:r>
-            <w:r>
-              <w:rPr>
-                <w:rFonts w:eastAsia="Times New Roman" w:cs="Times New Roman"/>
-                <w:sz w:val="22"/>
-              </w:rPr>
-              <w:t>.2026</w:t>
-            </w:r>
-          </w:p>
-        </w:tc>
-        <w:tc>
-          <w:tcPr>
-            <w:tcW w:w="5198" w:type="dxa"/>
-            <w:vMerge/>
-          </w:tcPr>
-          <w:p>
-            <w:pPr>
-              <w:widowControl w:val="0"/>
-              <w:spacing w:before="240" w:line="240" w:lineRule="auto"/>
-              <w:rPr>
-                <w:rFonts w:eastAsia="Times New Roman" w:cs="Times New Roman"/>
-                <w:sz w:val="22"/>
-              </w:rPr>
-            </w:pPr>
-          </w:p>
-        </w:tc>
-        <w:tc>
-          <w:tcPr>
-            <w:tcW w:w="2991" w:type="dxa"/>
-          </w:tcPr>
-          <w:p>
-            <w:pPr>
-              <w:widowControl w:val="0"/>
-              <w:spacing w:before="240" w:line="240" w:lineRule="auto"/>
-              <w:rPr>
-                <w:rFonts w:eastAsia="Times New Roman" w:cs="Times New Roman"/>
-                <w:sz w:val="22"/>
-              </w:rPr>
-            </w:pPr>
-          </w:p>
-        </w:tc>
-      </w:tr>
-      <w:tr>
-        <w:tc>
-          <w:tcPr>
-            <w:tcW w:w="1558" w:type="dxa"/>
-          </w:tcPr>
-          <w:p>
-            <w:pPr>
-              <w:widowControl w:val="0"/>
-              <w:spacing w:before="240" w:line="240" w:lineRule="auto"/>
-              <w:rPr>
-                <w:rFonts w:eastAsia="Times New Roman" w:cs="Times New Roman"/>
-                <w:sz w:val="22"/>
-              </w:rPr>
-            </w:pPr>
-            <w:r>
-              <w:rPr>
-                <w:rFonts w:eastAsia="Times New Roman" w:cs="Times New Roman"/>
-                <w:sz w:val="22"/>
-              </w:rPr>
-              <w:t>15</w:t>
-            </w:r>
-            <w:r>
-              <w:rPr>
-                <w:rFonts w:eastAsia="Times New Roman" w:cs="Times New Roman"/>
-                <w:sz w:val="22"/>
-              </w:rPr>
-              <w:t>.04.2026</w:t>
-            </w:r>
-          </w:p>
-        </w:tc>
-        <w:tc>
-          <w:tcPr>
-            <w:tcW w:w="5198" w:type="dxa"/>
-            <w:vMerge w:val="restart"/>
-          </w:tcPr>
-          <w:p>
-            <w:pPr>
-              <w:widowControl w:val="0"/>
-              <w:spacing w:before="240" w:line="240" w:lineRule="auto"/>
-              <w:rPr>
-                <w:rFonts w:eastAsia="Times New Roman" w:cs="Times New Roman"/>
-                <w:sz w:val="22"/>
-              </w:rPr>
-            </w:pPr>
-            <w:r>
-              <w:rPr>
-                <w:rFonts w:eastAsia="Times New Roman" w:cs="Times New Roman"/>
-                <w:sz w:val="22"/>
-              </w:rPr>
-              <w:t xml:space="preserve">Проектирование и настройка среды </w:t>
-            </w:r>
-            <w:r>
-              <w:rPr>
-                <w:rFonts w:eastAsia="Times New Roman" w:cs="Times New Roman"/>
-                <w:sz w:val="22"/>
-              </w:rPr>
-              <w:t>разработки.</w:t>
-            </w:r>
-          </w:p>
-        </w:tc>
-        <w:tc>
-          <w:tcPr>
-            <w:tcW w:w="2991" w:type="dxa"/>
-          </w:tcPr>
-          <w:p>
-            <w:pPr>
-              <w:widowControl w:val="0"/>
-              <w:spacing w:before="240" w:line="240" w:lineRule="auto"/>
-              <w:rPr>
-                <w:rFonts w:eastAsia="Times New Roman" w:cs="Times New Roman"/>
-                <w:sz w:val="22"/>
-              </w:rPr>
-            </w:pPr>
-          </w:p>
-        </w:tc>
-      </w:tr>
-      <w:tr>
-        <w:tc>
-          <w:tcPr>
-            <w:tcW w:w="1558" w:type="dxa"/>
-          </w:tcPr>
-          <w:p>
-            <w:pPr>
-              <w:widowControl w:val="0"/>
-              <w:spacing w:before="240" w:line="240" w:lineRule="auto"/>
-              <w:rPr>
-                <w:rFonts w:eastAsia="Times New Roman" w:cs="Times New Roman"/>
-                <w:sz w:val="22"/>
-              </w:rPr>
-            </w:pPr>
-            <w:r>
-              <w:rPr>
-                <w:rFonts w:eastAsia="Times New Roman" w:cs="Times New Roman"/>
-                <w:sz w:val="22"/>
-              </w:rPr>
-              <w:t>16</w:t>
-            </w:r>
-            <w:r>
-              <w:rPr>
-                <w:rFonts w:eastAsia="Times New Roman" w:cs="Times New Roman"/>
-                <w:sz w:val="22"/>
-              </w:rPr>
-              <w:t>.04.2026</w:t>
-            </w:r>
-          </w:p>
-        </w:tc>
-        <w:tc>
-          <w:tcPr>
-            <w:tcW w:w="5198" w:type="dxa"/>
-            <w:vMerge/>
-          </w:tcPr>
-          <w:p>
-            <w:pPr>
-              <w:widowControl w:val="0"/>
-              <w:spacing w:before="240" w:line="240" w:lineRule="auto"/>
-              <w:rPr>
-                <w:rFonts w:eastAsia="Times New Roman" w:cs="Times New Roman"/>
-                <w:sz w:val="22"/>
-              </w:rPr>
-            </w:pPr>
-          </w:p>
-        </w:tc>
-        <w:tc>
-          <w:tcPr>
-            <w:tcW w:w="2991" w:type="dxa"/>
-          </w:tcPr>
-          <w:p>
-            <w:pPr>
-              <w:widowControl w:val="0"/>
-              <w:spacing w:before="240" w:line="240" w:lineRule="auto"/>
-              <w:rPr>
-                <w:rFonts w:eastAsia="Times New Roman" w:cs="Times New Roman"/>
-                <w:sz w:val="22"/>
-              </w:rPr>
-            </w:pPr>
-          </w:p>
-        </w:tc>
-      </w:tr>
-      <w:tr>
-        <w:tc>
-          <w:tcPr>
-            <w:tcW w:w="1558" w:type="dxa"/>
-          </w:tcPr>
-          <w:p>
-            <w:pPr>
-              <w:widowControl w:val="0"/>
-              <w:spacing w:before="240" w:line="240" w:lineRule="auto"/>
-              <w:rPr>
-                <w:rFonts w:eastAsia="Times New Roman" w:cs="Times New Roman"/>
-                <w:sz w:val="22"/>
-              </w:rPr>
-            </w:pPr>
-            <w:r>
-              <w:rPr>
-                <w:rFonts w:eastAsia="Times New Roman" w:cs="Times New Roman"/>
-                <w:sz w:val="22"/>
-              </w:rPr>
-              <w:t>17</w:t>
-            </w:r>
-            <w:r>
-              <w:rPr>
-                <w:rFonts w:eastAsia="Times New Roman" w:cs="Times New Roman"/>
-                <w:sz w:val="22"/>
-              </w:rPr>
-              <w:t>.04.2026</w:t>
-            </w:r>
-          </w:p>
-        </w:tc>
-        <w:tc>
-          <w:tcPr>
-            <w:tcW w:w="5198" w:type="dxa"/>
-            <w:vMerge w:val="restart"/>
-          </w:tcPr>
-          <w:p>
-            <w:pPr>
-              <w:widowControl w:val="0"/>
-              <w:spacing w:before="240" w:line="240" w:lineRule="auto"/>
-              <w:rPr>
-                <w:rFonts w:eastAsia="Times New Roman" w:cs="Times New Roman"/>
-                <w:sz w:val="22"/>
-              </w:rPr>
-            </w:pPr>
-            <w:r>
-              <w:rPr>
-                <w:rFonts w:eastAsia="sans-serif" w:cs="Times New Roman"/>
-                <w:sz w:val="22"/>
-              </w:rPr>
-              <w:t>Реализация функций управления данными</w:t>
-            </w:r>
-            <w:r>
-              <w:rPr>
-                <w:rFonts w:eastAsia="sans-serif" w:cs="Times New Roman"/>
-                <w:sz w:val="22"/>
-              </w:rPr>
-              <w:t xml:space="preserve"> (добавление и удаление)</w:t>
-            </w:r>
-            <w:r>
-              <w:rPr>
-                <w:rFonts w:eastAsia="sans-serif" w:cs="Times New Roman"/>
-                <w:sz w:val="22"/>
-              </w:rPr>
-              <w:t>.</w:t>
-            </w:r>
-          </w:p>
-        </w:tc>
-        <w:tc>
-          <w:tcPr>
-            <w:tcW w:w="2991" w:type="dxa"/>
-          </w:tcPr>
-          <w:p>
-            <w:pPr>
-              <w:widowControl w:val="0"/>
-              <w:spacing w:before="240" w:line="240" w:lineRule="auto"/>
-              <w:rPr>
-                <w:rFonts w:eastAsia="Times New Roman" w:cs="Times New Roman"/>
-                <w:sz w:val="22"/>
-              </w:rPr>
-            </w:pPr>
-          </w:p>
-        </w:tc>
-      </w:tr>
-      <w:tr>
-        <w:tc>
-          <w:tcPr>
-            <w:tcW w:w="1558" w:type="dxa"/>
-          </w:tcPr>
-          <w:p>
-            <w:pPr>
-              <w:widowControl w:val="0"/>
-              <w:spacing w:before="240" w:line="240" w:lineRule="auto"/>
-              <w:rPr>
-                <w:rFonts w:eastAsia="Times New Roman" w:cs="Times New Roman"/>
-                <w:sz w:val="22"/>
-              </w:rPr>
-            </w:pPr>
-            <w:r>
-              <w:rPr>
-                <w:rFonts w:eastAsia="Times New Roman" w:cs="Times New Roman"/>
-                <w:sz w:val="22"/>
-              </w:rPr>
-              <w:t>18</w:t>
-            </w:r>
-            <w:r>
-              <w:rPr>
-                <w:rFonts w:eastAsia="Times New Roman" w:cs="Times New Roman"/>
-                <w:sz w:val="22"/>
-              </w:rPr>
-              <w:t>.04.2026</w:t>
-            </w:r>
-          </w:p>
-        </w:tc>
-        <w:tc>
-          <w:tcPr>
-            <w:tcW w:w="5198" w:type="dxa"/>
-            <w:vMerge/>
-          </w:tcPr>
-          <w:p>
-            <w:pPr>
-              <w:widowControl w:val="0"/>
-              <w:spacing w:before="240" w:line="240" w:lineRule="auto"/>
-              <w:rPr>
-                <w:rFonts w:eastAsia="Times New Roman" w:cs="Times New Roman"/>
-                <w:sz w:val="22"/>
-              </w:rPr>
-            </w:pPr>
-          </w:p>
-        </w:tc>
-        <w:tc>
-          <w:tcPr>
-            <w:tcW w:w="2991" w:type="dxa"/>
-          </w:tcPr>
-          <w:p>
-            <w:pPr>
-              <w:widowControl w:val="0"/>
-              <w:spacing w:before="240" w:line="240" w:lineRule="auto"/>
-              <w:rPr>
-                <w:rFonts w:eastAsia="Times New Roman" w:cs="Times New Roman"/>
-                <w:sz w:val="22"/>
-              </w:rPr>
-            </w:pPr>
-          </w:p>
-        </w:tc>
-      </w:tr>
-      <w:tr>
-        <w:tc>
-          <w:tcPr>
-            <w:tcW w:w="1558" w:type="dxa"/>
-          </w:tcPr>
-          <w:p>
-            <w:pPr>
-              <w:widowControl w:val="0"/>
-              <w:spacing w:before="240" w:line="240" w:lineRule="auto"/>
-              <w:rPr>
-                <w:rFonts w:eastAsia="Times New Roman" w:cs="Times New Roman"/>
-                <w:sz w:val="22"/>
-              </w:rPr>
-            </w:pPr>
-            <w:r>
-              <w:rPr>
-                <w:rFonts w:eastAsia="Times New Roman" w:cs="Times New Roman"/>
-                <w:sz w:val="22"/>
-              </w:rPr>
-              <w:t>19</w:t>
-            </w:r>
-            <w:r>
-              <w:rPr>
-                <w:rFonts w:eastAsia="Times New Roman" w:cs="Times New Roman"/>
-                <w:sz w:val="22"/>
-              </w:rPr>
-              <w:t>.04.2026</w:t>
-            </w:r>
-          </w:p>
-        </w:tc>
-        <w:tc>
-          <w:tcPr>
-            <w:tcW w:w="5198" w:type="dxa"/>
-            <w:vMerge w:val="restart"/>
-          </w:tcPr>
-          <w:p>
-            <w:pPr>
-              <w:widowControl w:val="0"/>
-              <w:spacing w:before="240" w:line="240" w:lineRule="auto"/>
-              <w:rPr>
-                <w:rFonts w:eastAsia="Times New Roman" w:cs="Times New Roman"/>
-                <w:sz w:val="22"/>
-              </w:rPr>
-            </w:pPr>
-            <w:r>
-              <w:rPr>
-                <w:rFonts w:eastAsia="sans-serif" w:cs="Times New Roman"/>
-                <w:sz w:val="22"/>
-              </w:rPr>
-              <w:t>Реализация функций управления данными</w:t>
-            </w:r>
-            <w:r>
-              <w:rPr>
-                <w:rFonts w:eastAsia="sans-serif" w:cs="Times New Roman"/>
-                <w:sz w:val="22"/>
-              </w:rPr>
-              <w:t xml:space="preserve"> (изменение)</w:t>
-            </w:r>
-            <w:r>
-              <w:rPr>
-                <w:rFonts w:eastAsia="sans-serif" w:cs="Times New Roman"/>
-                <w:sz w:val="22"/>
-              </w:rPr>
-              <w:t>.</w:t>
-            </w:r>
-          </w:p>
-        </w:tc>
-        <w:tc>
-          <w:tcPr>
-            <w:tcW w:w="2991" w:type="dxa"/>
-          </w:tcPr>
-          <w:p>
-            <w:pPr>
-              <w:widowControl w:val="0"/>
-              <w:spacing w:before="240" w:line="240" w:lineRule="auto"/>
-              <w:rPr>
-                <w:rFonts w:eastAsia="Times New Roman" w:cs="Times New Roman"/>
-                <w:sz w:val="22"/>
-              </w:rPr>
-            </w:pPr>
-          </w:p>
-        </w:tc>
-      </w:tr>
-      <w:tr>
-        <w:tc>
-          <w:tcPr>
-            <w:tcW w:w="1558" w:type="dxa"/>
-          </w:tcPr>
-          <w:p>
-            <w:pPr>
-              <w:widowControl w:val="0"/>
-              <w:spacing w:before="240" w:line="240" w:lineRule="auto"/>
-              <w:rPr>
-                <w:rFonts w:eastAsia="Times New Roman" w:cs="Times New Roman"/>
-                <w:sz w:val="22"/>
-              </w:rPr>
-            </w:pPr>
-            <w:r>
-              <w:rPr>
-                <w:rFonts w:eastAsia="Times New Roman" w:cs="Times New Roman"/>
-                <w:sz w:val="22"/>
-              </w:rPr>
-              <w:t>20</w:t>
-            </w:r>
-            <w:r>
-              <w:rPr>
-                <w:rFonts w:eastAsia="Times New Roman" w:cs="Times New Roman"/>
-                <w:sz w:val="22"/>
-              </w:rPr>
-              <w:t>.04.2026</w:t>
-            </w:r>
-          </w:p>
-        </w:tc>
-        <w:tc>
-          <w:tcPr>
-            <w:tcW w:w="5198" w:type="dxa"/>
-            <w:vMerge/>
-          </w:tcPr>
-          <w:p>
-            <w:pPr>
-              <w:widowControl w:val="0"/>
-              <w:spacing w:before="240" w:line="240" w:lineRule="auto"/>
-              <w:rPr>
-                <w:rFonts w:eastAsia="Times New Roman" w:cs="Times New Roman"/>
-                <w:sz w:val="22"/>
-              </w:rPr>
-            </w:pPr>
-            <w:bookmarkStart w:id="7" w:name="bookmark=id.30j0zll" w:colFirst="0" w:colLast="0"/>
-            <w:bookmarkEnd w:id="7"/>
-          </w:p>
-        </w:tc>
-        <w:tc>
-          <w:tcPr>
-            <w:tcW w:w="2991" w:type="dxa"/>
-          </w:tcPr>
-          <w:p>
-            <w:pPr>
-              <w:widowControl w:val="0"/>
-              <w:spacing w:before="240" w:line="240" w:lineRule="auto"/>
-              <w:rPr>
-                <w:rFonts w:eastAsia="Times New Roman" w:cs="Times New Roman"/>
-                <w:sz w:val="22"/>
-              </w:rPr>
-            </w:pPr>
-          </w:p>
-        </w:tc>
-      </w:tr>
-      <w:tr>
-        <w:tc>
-          <w:tcPr>
-            <w:tcW w:w="1558" w:type="dxa"/>
-          </w:tcPr>
-          <w:p>
-            <w:pPr>
-              <w:widowControl w:val="0"/>
-              <w:spacing w:before="240" w:line="240" w:lineRule="auto"/>
-              <w:rPr>
-                <w:rFonts w:eastAsia="Times New Roman" w:cs="Times New Roman"/>
-                <w:sz w:val="22"/>
-              </w:rPr>
-            </w:pPr>
-            <w:r>
-              <w:rPr>
-                <w:rFonts w:eastAsia="Times New Roman" w:cs="Times New Roman"/>
-                <w:sz w:val="22"/>
-              </w:rPr>
-              <w:t>21</w:t>
-            </w:r>
-            <w:r>
-              <w:rPr>
-                <w:rFonts w:eastAsia="Times New Roman" w:cs="Times New Roman"/>
-                <w:sz w:val="22"/>
-              </w:rPr>
-              <w:t>.04.2026</w:t>
-            </w:r>
-          </w:p>
-        </w:tc>
-        <w:tc>
-          <w:tcPr>
-            <w:tcW w:w="5198" w:type="dxa"/>
-            <w:vMerge w:val="restart"/>
-          </w:tcPr>
-          <w:p>
-            <w:pPr>
-              <w:widowControl w:val="0"/>
-              <w:spacing w:before="240" w:line="240" w:lineRule="auto"/>
-              <w:rPr>
-                <w:rFonts w:eastAsia="Times New Roman" w:cs="Times New Roman"/>
-                <w:sz w:val="22"/>
-              </w:rPr>
-            </w:pPr>
-            <w:bookmarkStart w:id="8" w:name="bookmark=id.1fob9te" w:colFirst="0" w:colLast="0"/>
-            <w:bookmarkEnd w:id="8"/>
-            <w:r>
-              <w:rPr>
-                <w:rFonts w:eastAsia="Times New Roman" w:cs="Times New Roman"/>
-                <w:sz w:val="22"/>
-              </w:rPr>
-              <w:t xml:space="preserve">Тестирование. Исправление программных </w:t>
-            </w:r>
-            <w:r>
-              <w:rPr>
-                <w:rFonts w:eastAsia="Times New Roman" w:cs="Times New Roman"/>
-                <w:sz w:val="22"/>
-              </w:rPr>
-              <w:t>ошибок. Финальное тестирование.</w:t>
-            </w:r>
-          </w:p>
-        </w:tc>
-        <w:tc>
-          <w:tcPr>
-            <w:tcW w:w="2991" w:type="dxa"/>
-          </w:tcPr>
-          <w:p>
-            <w:pPr>
-              <w:widowControl w:val="0"/>
-              <w:spacing w:before="240" w:line="240" w:lineRule="auto"/>
-              <w:rPr>
-                <w:rFonts w:eastAsia="Times New Roman" w:cs="Times New Roman"/>
-                <w:sz w:val="22"/>
-              </w:rPr>
-            </w:pPr>
-          </w:p>
-        </w:tc>
-      </w:tr>
-      <w:tr>
-        <w:tc>
-          <w:tcPr>
-            <w:tcW w:w="1558" w:type="dxa"/>
-          </w:tcPr>
-          <w:p>
-            <w:pPr>
-              <w:widowControl w:val="0"/>
-              <w:spacing w:before="240" w:line="240" w:lineRule="auto"/>
-              <w:rPr>
-                <w:rFonts w:eastAsia="Times New Roman" w:cs="Times New Roman"/>
-                <w:sz w:val="22"/>
-              </w:rPr>
-            </w:pPr>
-            <w:r>
-              <w:rPr>
-                <w:rFonts w:eastAsia="Times New Roman" w:cs="Times New Roman"/>
-                <w:sz w:val="22"/>
-              </w:rPr>
-              <w:t>22</w:t>
-            </w:r>
-            <w:r>
-              <w:rPr>
-                <w:rFonts w:eastAsia="Times New Roman" w:cs="Times New Roman"/>
-                <w:sz w:val="22"/>
-              </w:rPr>
-              <w:t>.04.2026</w:t>
-            </w:r>
-          </w:p>
-        </w:tc>
-        <w:tc>
-          <w:tcPr>
-            <w:tcW w:w="5198" w:type="dxa"/>
-            <w:vMerge/>
-          </w:tcPr>
-          <w:p>
-            <w:pPr>
-              <w:widowControl w:val="0"/>
-              <w:spacing w:before="240" w:line="240" w:lineRule="auto"/>
-              <w:rPr>
-                <w:rFonts w:eastAsia="Times New Roman" w:cs="Times New Roman"/>
-                <w:sz w:val="22"/>
-              </w:rPr>
-            </w:pPr>
-            <w:bookmarkStart w:id="9" w:name="bookmark=id.3znysh7" w:colFirst="0" w:colLast="0"/>
-            <w:bookmarkEnd w:id="9"/>
-          </w:p>
-        </w:tc>
-        <w:tc>
-          <w:tcPr>
-            <w:tcW w:w="2991" w:type="dxa"/>
-          </w:tcPr>
-          <w:p>
-            <w:pPr>
-              <w:widowControl w:val="0"/>
-              <w:spacing w:before="240" w:line="240" w:lineRule="auto"/>
-              <w:rPr>
-                <w:rFonts w:eastAsia="Times New Roman" w:cs="Times New Roman"/>
-                <w:sz w:val="22"/>
-              </w:rPr>
-            </w:pPr>
-          </w:p>
-        </w:tc>
-      </w:tr>
-      <w:tr>
-        <w:tc>
-          <w:tcPr>
-            <w:tcW w:w="1558" w:type="dxa"/>
-          </w:tcPr>
-          <w:p>
-            <w:pPr>
-              <w:widowControl w:val="0"/>
-              <w:spacing w:before="240" w:after="0" w:line="240" w:lineRule="auto"/>
-              <w:rPr>
-                <w:rFonts w:eastAsia="Times New Roman" w:cs="Times New Roman"/>
-                <w:sz w:val="22"/>
-              </w:rPr>
-            </w:pPr>
-            <w:r>
-              <w:rPr>
-                <w:rFonts w:eastAsia="Times New Roman" w:cs="Times New Roman"/>
-                <w:sz w:val="22"/>
-              </w:rPr>
-              <w:t>23</w:t>
-            </w:r>
-            <w:r>
-              <w:rPr>
-                <w:rFonts w:eastAsia="Times New Roman" w:cs="Times New Roman"/>
-                <w:sz w:val="22"/>
-              </w:rPr>
-              <w:t>.04.2026</w:t>
-            </w:r>
-          </w:p>
-        </w:tc>
-        <w:tc>
-          <w:tcPr>
-            <w:tcW w:w="5198" w:type="dxa"/>
-          </w:tcPr>
-          <w:p>
-            <w:pPr>
-              <w:widowControl w:val="0"/>
-              <w:spacing w:before="240" w:after="0" w:line="240" w:lineRule="auto"/>
-              <w:rPr>
-                <w:rFonts w:eastAsia="Times" w:cs="Times New Roman"/>
-                <w:sz w:val="22"/>
-              </w:rPr>
-            </w:pPr>
-            <w:r>
-              <w:rPr>
-                <w:rFonts w:eastAsia="Times" w:cs="Times New Roman"/>
-                <w:sz w:val="22"/>
-              </w:rPr>
-              <w:t>Составление отчёта о прохождении учебной практики.</w:t>
-            </w:r>
-          </w:p>
-        </w:tc>
-        <w:tc>
-          <w:tcPr>
-            <w:tcW w:w="2991" w:type="dxa"/>
-          </w:tcPr>
-          <w:p>
-            <w:pPr>
-              <w:widowControl w:val="0"/>
-              <w:spacing w:before="240" w:after="0" w:line="240" w:lineRule="auto"/>
-              <w:rPr>
-                <w:rFonts w:eastAsia="Times New Roman" w:cs="Times New Roman"/>
-                <w:sz w:val="22"/>
-              </w:rPr>
-            </w:pPr>
-          </w:p>
-        </w:tc>
-      </w:tr>
-      <w:tr>
-        <w:tc>
-          <w:tcPr>
-            <w:tcW w:w="1558" w:type="dxa"/>
-          </w:tcPr>
-          <w:p>
-            <w:pPr>
-              <w:widowControl w:val="0"/>
-              <w:spacing w:before="240" w:line="240" w:lineRule="auto"/>
-              <w:rPr>
-                <w:rFonts w:eastAsia="Times New Roman" w:cs="Times New Roman"/>
-                <w:sz w:val="22"/>
-              </w:rPr>
-            </w:pPr>
-            <w:r>
-              <w:rPr>
-                <w:rFonts w:eastAsia="Times New Roman" w:cs="Times New Roman"/>
-                <w:sz w:val="22"/>
-              </w:rPr>
-              <w:t>24</w:t>
-            </w:r>
-            <w:r>
-              <w:rPr>
-                <w:rFonts w:eastAsia="Times New Roman" w:cs="Times New Roman"/>
-                <w:sz w:val="22"/>
-              </w:rPr>
-              <w:t>.04.2026</w:t>
-            </w:r>
-          </w:p>
-        </w:tc>
-        <w:tc>
-          <w:tcPr>
-            <w:tcW w:w="5198" w:type="dxa"/>
-          </w:tcPr>
-          <w:p>
-            <w:pPr>
-              <w:widowControl w:val="0"/>
-              <w:spacing w:before="240" w:line="240" w:lineRule="auto"/>
-              <w:rPr>
-                <w:rFonts w:eastAsia="Times" w:cs="Times New Roman"/>
-                <w:sz w:val="22"/>
-              </w:rPr>
-            </w:pPr>
-            <w:r>
-              <w:rPr>
-                <w:rFonts w:eastAsia="Times" w:cs="Times New Roman"/>
-                <w:sz w:val="22"/>
-              </w:rPr>
-              <w:t>Дифференцированный зач</w:t>
-            </w:r>
-            <w:r>
-              <w:rPr>
-                <w:rFonts w:eastAsia="Times" w:cs="Times New Roman"/>
-                <w:sz w:val="22"/>
-              </w:rPr>
-              <w:t>ё</w:t>
-            </w:r>
-            <w:r>
-              <w:rPr>
-                <w:rFonts w:eastAsia="Times" w:cs="Times New Roman"/>
-                <w:sz w:val="22"/>
-              </w:rPr>
-              <w:t>т</w:t>
-            </w:r>
-            <w:r>
-              <w:rPr>
-                <w:rFonts w:eastAsia="Times" w:cs="Times New Roman"/>
-                <w:sz w:val="22"/>
-              </w:rPr>
-              <w:t>.</w:t>
-            </w:r>
-          </w:p>
-        </w:tc>
-        <w:tc>
-          <w:tcPr>
-            <w:tcW w:w="2991" w:type="dxa"/>
-          </w:tcPr>
-          <w:p>
-            <w:pPr>
-              <w:widowControl w:val="0"/>
-              <w:spacing w:before="240" w:line="240" w:lineRule="auto"/>
-              <w:rPr>
-                <w:rFonts w:eastAsia="Times New Roman" w:cs="Times New Roman"/>
-                <w:sz w:val="22"/>
-              </w:rPr>
-            </w:pPr>
-          </w:p>
-        </w:tc>
-      </w:tr>
-    </w:tbl>
-    <w:p>
-      <w:pPr>
-        <w:spacing w:after="0" w:line="240" w:lineRule="auto"/>
-        <w:ind w:left="720"/>
-        <w:rPr>
-          <w:rFonts w:eastAsia="Times New Roman" w:cs="Times New Roman"/>
-          <w:color w:val="000000"/>
-          <w:szCs w:val="28"/>
-        </w:rPr>
-      </w:pPr>
-    </w:p>
-    <w:tbl>
-      <w:tblPr>
-        <w:tblStyle w:val="af4"/>
-        <w:tblW w:w="0" w:type="auto"/>
-        <w:tblBorders>
-          <w:top w:val="none" w:sz="0" w:space="0" w:color="auto"/>
-          <w:left w:val="none" w:sz="0" w:space="0" w:color="auto"/>
-          <w:bottom w:val="none" w:sz="0" w:space="0" w:color="auto"/>
-          <w:right w:val="none" w:sz="0" w:space="0" w:color="auto"/>
-          <w:insideH w:val="none" w:sz="0" w:space="0" w:color="auto"/>
-          <w:insideV w:val="none" w:sz="0" w:space="0" w:color="auto"/>
-        </w:tblBorders>
-        <w:tblLook w:val="04A0" w:firstRow="1" w:lastRow="0" w:firstColumn="1" w:lastColumn="0" w:noHBand="0" w:noVBand="1"/>
-      </w:tblPr>
-      <w:tblGrid>
-        <w:gridCol w:w="1869"/>
-        <w:gridCol w:w="961"/>
-        <w:gridCol w:w="993"/>
-        <w:gridCol w:w="1784"/>
-        <w:gridCol w:w="1192"/>
-        <w:gridCol w:w="284"/>
-        <w:gridCol w:w="2262"/>
-      </w:tblGrid>
-      <w:tr>
-        <w:tc>
-          <w:tcPr>
-            <w:tcW w:w="2830" w:type="dxa"/>
-            <w:gridSpan w:val="2"/>
-          </w:tcPr>
-          <w:p>
-            <w:pPr>
-              <w:spacing w:after="0" w:line="240" w:lineRule="auto"/>
-              <w:rPr>
-                <w:b/>
-                <w:sz w:val="22"/>
-              </w:rPr>
-            </w:pPr>
-            <w:r>
-              <w:rPr>
-                <w:b/>
-                <w:sz w:val="22"/>
-              </w:rPr>
-              <w:t>Руководитель по учебной практике от колледжа</w:t>
-            </w:r>
-          </w:p>
-        </w:tc>
-        <w:tc>
-          <w:tcPr>
-            <w:tcW w:w="993" w:type="dxa"/>
-          </w:tcPr>
-          <w:p>
-            <w:pPr>
-              <w:spacing w:after="0" w:line="240" w:lineRule="auto"/>
-              <w:rPr>
-                <w:b/>
-                <w:sz w:val="22"/>
-              </w:rPr>
-            </w:pPr>
-          </w:p>
-        </w:tc>
-        <w:tc>
-          <w:tcPr>
-            <w:tcW w:w="2976" w:type="dxa"/>
-            <w:gridSpan w:val="2"/>
-            <w:tcBorders>
-              <w:bottom w:val="single" w:sz="4" w:space="0" w:color="auto"/>
-            </w:tcBorders>
-          </w:tcPr>
-          <w:p>
-            <w:pPr>
-              <w:spacing w:after="0" w:line="240" w:lineRule="auto"/>
-              <w:rPr>
-                <w:b/>
-                <w:sz w:val="22"/>
-              </w:rPr>
-            </w:pPr>
-          </w:p>
-        </w:tc>
-        <w:tc>
-          <w:tcPr>
-            <w:tcW w:w="284" w:type="dxa"/>
-          </w:tcPr>
-          <w:p>
-            <w:pPr>
-              <w:spacing w:before="240" w:after="0" w:line="240" w:lineRule="auto"/>
-              <w:rPr>
-                <w:b/>
-                <w:sz w:val="22"/>
-              </w:rPr>
-            </w:pPr>
-            <w:r>
-              <w:rPr>
-                <w:b/>
-                <w:sz w:val="22"/>
-              </w:rPr>
-              <w:t>/</w:t>
-            </w:r>
-          </w:p>
-        </w:tc>
-        <w:tc>
-          <w:tcPr>
-            <w:tcW w:w="2262" w:type="dxa"/>
-            <w:tcBorders>
-              <w:bottom w:val="single" w:sz="4" w:space="0" w:color="auto"/>
-            </w:tcBorders>
-          </w:tcPr>
-          <w:p>
-            <w:pPr>
-              <w:spacing w:before="240" w:after="0" w:line="240" w:lineRule="auto"/>
-              <w:jc w:val="right"/>
-              <w:rPr>
-                <w:b/>
-                <w:sz w:val="22"/>
-              </w:rPr>
-            </w:pPr>
-            <w:r>
-              <w:rPr>
-                <w:b/>
-                <w:sz w:val="22"/>
-              </w:rPr>
-              <w:t>/</w:t>
-            </w:r>
-          </w:p>
-        </w:tc>
-      </w:tr>
-      <w:tr>
-        <w:tc>
-          <w:tcPr>
-            <w:tcW w:w="1869" w:type="dxa"/>
-          </w:tcPr>
-          <w:p>
-            <w:pPr>
-              <w:spacing w:after="0" w:line="240" w:lineRule="auto"/>
-              <w:rPr>
-                <w:b/>
-                <w:sz w:val="22"/>
-              </w:rPr>
-            </w:pPr>
-          </w:p>
-        </w:tc>
-        <w:tc>
-          <w:tcPr>
-            <w:tcW w:w="1954" w:type="dxa"/>
-            <w:gridSpan w:val="2"/>
-          </w:tcPr>
-          <w:p>
-            <w:pPr>
-              <w:spacing w:after="0" w:line="240" w:lineRule="auto"/>
-              <w:rPr>
-                <w:b/>
-                <w:sz w:val="22"/>
-              </w:rPr>
-            </w:pPr>
-          </w:p>
-        </w:tc>
-        <w:tc>
-          <w:tcPr>
-            <w:tcW w:w="5522" w:type="dxa"/>
-            <w:gridSpan w:val="4"/>
-          </w:tcPr>
-          <w:p>
-            <w:pPr>
-              <w:spacing w:after="0" w:line="240" w:lineRule="auto"/>
-              <w:jc w:val="center"/>
-              <w:rPr>
-                <w:i/>
-                <w:sz w:val="20"/>
-                <w:szCs w:val="20"/>
-              </w:rPr>
-            </w:pPr>
-            <w:r>
-              <w:rPr>
-                <w:i/>
-                <w:sz w:val="20"/>
-                <w:szCs w:val="20"/>
-              </w:rPr>
-              <w:t>(фамилия, инициалы, подпись)</w:t>
-            </w:r>
-          </w:p>
-        </w:tc>
-      </w:tr>
-      <w:tr>
-        <w:tc>
-          <w:tcPr>
-            <w:tcW w:w="1869" w:type="dxa"/>
-          </w:tcPr>
-          <w:p>
-            <w:pPr>
-              <w:spacing w:after="0" w:line="240" w:lineRule="auto"/>
-              <w:rPr>
-                <w:b/>
-                <w:sz w:val="22"/>
-              </w:rPr>
-            </w:pPr>
-          </w:p>
-        </w:tc>
-        <w:tc>
-          <w:tcPr>
-            <w:tcW w:w="1954" w:type="dxa"/>
-            <w:gridSpan w:val="2"/>
-          </w:tcPr>
-          <w:p>
-            <w:pPr>
-              <w:spacing w:after="0" w:line="240" w:lineRule="auto"/>
-              <w:rPr>
-                <w:b/>
-                <w:sz w:val="22"/>
-              </w:rPr>
-            </w:pPr>
-          </w:p>
-        </w:tc>
-        <w:tc>
-          <w:tcPr>
-            <w:tcW w:w="1784" w:type="dxa"/>
-          </w:tcPr>
-          <w:p>
-            <w:pPr>
-              <w:spacing w:after="0" w:line="240" w:lineRule="auto"/>
-              <w:rPr>
-                <w:b/>
-                <w:sz w:val="22"/>
-              </w:rPr>
-            </w:pPr>
-          </w:p>
-        </w:tc>
-        <w:tc>
-          <w:tcPr>
-            <w:tcW w:w="1476" w:type="dxa"/>
-            <w:gridSpan w:val="2"/>
-          </w:tcPr>
-          <w:p>
-            <w:pPr>
-              <w:spacing w:after="0" w:line="240" w:lineRule="auto"/>
-              <w:rPr>
-                <w:b/>
-                <w:sz w:val="22"/>
-              </w:rPr>
-            </w:pPr>
-          </w:p>
-        </w:tc>
-        <w:tc>
-          <w:tcPr>
-            <w:tcW w:w="2262" w:type="dxa"/>
-          </w:tcPr>
-          <w:p>
-            <w:pPr>
-              <w:spacing w:after="0" w:line="240" w:lineRule="auto"/>
-              <w:rPr>
-                <w:b/>
-                <w:sz w:val="22"/>
-              </w:rPr>
-            </w:pPr>
-          </w:p>
-        </w:tc>
-      </w:tr>
-    </w:tbl>
-    <w:p>
-      <w:pPr>
-        <w:spacing w:after="0" w:line="240" w:lineRule="auto"/>
-        <w:ind w:left="720"/>
-        <w:rPr>
-          <w:rFonts w:eastAsia="Times New Roman" w:cs="Times New Roman"/>
-          <w:color w:val="000000"/>
-          <w:szCs w:val="28"/>
-        </w:rPr>
-      </w:pPr>
-    </w:p>
-    <w:p>
-      <w:pPr>
-        <w:spacing w:line="360" w:lineRule="auto"/>
-        <w:jc w:val="center"/>
-      </w:pPr>
-      <w:r>
-        <w:br w:type="page"/>
-      </w:r>
-    </w:p>
-    <w:p>
-      <w:pPr>
-        <w:pStyle w:val="1"/>
-        <w:spacing w:before="0" w:after="0" w:line="360" w:lineRule="auto"/>
-        <w:jc w:val="center"/>
-        <w:rPr>
-          <w:rStyle w:val="Heading1Char"/>
-          <w:rFonts w:ascii="Times New Roman" w:hAnsi="Times New Roman" w:cs="Times New Roman"/>
-          <w:sz w:val="32"/>
-          <w:szCs w:val="32"/>
-        </w:rPr>
-      </w:pPr>
-      <w:bookmarkStart w:id="10" w:name="_Toc29938"/>
-      <w:r>
-        <w:rPr>
-          <w:rStyle w:val="Heading1Char"/>
-          <w:rFonts w:ascii="Times New Roman" w:hAnsi="Times New Roman" w:cs="Times New Roman"/>
-          <w:sz w:val="32"/>
-          <w:szCs w:val="32"/>
-        </w:rPr>
         <w:lastRenderedPageBreak/>
-        <w:t xml:space="preserve">ОТЧЕТ О </w:t>
-      </w:r>
-      <w:r>
-        <w:rPr>
-          <w:rStyle w:val="Heading1Char"/>
-          <w:rFonts w:ascii="Times New Roman" w:hAnsi="Times New Roman" w:cs="Times New Roman"/>
-          <w:sz w:val="32"/>
-          <w:szCs w:val="32"/>
-        </w:rPr>
-        <w:t>ПРОДЕЛАННОЙ РАБОТЕ</w:t>
+        <w:t>ОТЧЕТ О ПРОДЕЛАННОЙ РАБОТЕ</w:t>
       </w:r>
       <w:bookmarkEnd w:id="10"/>
     </w:p>
@@ -3917,13 +4454,31 @@
           <w:szCs w:val="28"/>
           <w:lang w:val="ru-RU"/>
         </w:rPr>
-        <w:t xml:space="preserve">В соответствии с требованиями технического задания , в качестве программной платформы была выбрана среда выполнения </w:t>
+        <w:t>В соответствии с требованиями технического задани</w:t>
       </w:r>
       <w:r>
         <w:rPr>
           <w:rFonts w:eastAsia="sans-serif"/>
           <w:sz w:val="28"/>
           <w:szCs w:val="28"/>
+          <w:lang w:val="ru-RU"/>
+        </w:rPr>
+        <w:t>я</w:t>
+      </w:r>
+      <w:r>
+        <w:rPr>
+          <w:rFonts w:eastAsia="sans-serif"/>
+          <w:sz w:val="28"/>
+          <w:szCs w:val="28"/>
+          <w:lang w:val="ru-RU"/>
+        </w:rPr>
+        <w:t xml:space="preserve">, в качестве программной платформы была выбрана среда выполнения </w:t>
+      </w:r>
+      <w:r>
+        <w:rPr>
+          <w:rFonts w:eastAsia="sans-serif"/>
+          <w:sz w:val="28"/>
+          <w:szCs w:val="28"/>
         </w:rPr>
         <w:t>Node</w:t>
       </w:r>
@@ -3936,7 +4491,6 @@
         </w:rPr>
         <w:t>.</w:t>
       </w:r>
-      <w:proofErr w:type="spellStart"/>
       <w:r>
         <w:rPr>
           <w:rFonts w:eastAsia="sans-serif"/>
@@ -3945,7 +4499,6 @@
         </w:rPr>
         <w:t>js</w:t>
       </w:r>
-      <w:proofErr w:type="spellEnd"/>
       <w:r>
         <w:rPr>
           <w:rFonts w:eastAsia="sans-serif"/>
@@ -3953,16 +4506,7 @@
           <w:szCs w:val="28"/>
           <w:lang w:val="ru-RU"/>
         </w:rPr>
-        <w:t xml:space="preserve">. Для хранения данных была спроектирована структура в </w:t>
-      </w:r>
-      <w:r>
-        <w:rPr>
-          <w:rFonts w:eastAsia="sans-serif"/>
-          <w:sz w:val="28"/>
-          <w:szCs w:val="28"/>
-          <w:lang w:val="ru-RU"/>
-        </w:rPr>
-        <w:t xml:space="preserve">формате </w:t>
+        <w:t xml:space="preserve">. Для хранения данных была спроектирована структура в формате </w:t>
       </w:r>
       <w:r>
         <w:rPr>
@@ -4020,16 +4564,7 @@
           <w:szCs w:val="28"/>
           <w:lang w:val="ru-RU"/>
         </w:rPr>
-        <w:t>Этап 2. Разработка интерфейса и мо</w:t>
-      </w:r>
-      <w:r>
-        <w:rPr>
-          <w:rFonts w:eastAsia="sans-serif"/>
-          <w:sz w:val="28"/>
-          <w:szCs w:val="28"/>
-          <w:lang w:val="ru-RU"/>
-        </w:rPr>
-        <w:t>дуля регистрации документов</w:t>
+        <w:t>Этап 2. Разработка интерфейса и модуля регистрации документов</w:t>
       </w:r>
       <w:r>
         <w:rPr>
@@ -4094,16 +4629,7 @@
           <w:szCs w:val="28"/>
           <w:lang w:val="ru-RU"/>
         </w:rPr>
-        <w:t xml:space="preserve"> был разработан пользовательский веб-интерфейс. Был реализован модуль регистрации, позволяющий создавать уникальные карточки документов. Интерфейс включает в себя форму ввода </w:t>
-      </w:r>
-      <w:r>
-        <w:rPr>
-          <w:rFonts w:eastAsia="sans-serif"/>
-          <w:sz w:val="28"/>
-          <w:szCs w:val="28"/>
-          <w:lang w:val="ru-RU"/>
-        </w:rPr>
-        <w:t>названия документа и таблицу «Архив документов» для отображения текущего списка записей</w:t>
+        <w:t xml:space="preserve"> был разработан пользовательский веб-интерфейс. Был реализован модуль регистрации, позволяющий создавать уникальные карточки документов. Интерфейс включает в себя форму ввода названия документа и таблицу «Архив документов» для отображения текущего списка записей</w:t>
       </w:r>
       <w:r>
         <w:rPr>
@@ -4206,52 +4732,15 @@
         </w:rPr>
         <w:t xml:space="preserve">Рис. 1. </w:t>
       </w:r>
-      <w:proofErr w:type="spellStart"/>
       <w:r>
         <w:rPr>
           <w:rFonts w:eastAsia="sans-serif"/>
           <w:sz w:val="28"/>
           <w:szCs w:val="28"/>
-        </w:rPr>
-        <w:t>Общий</w:t>
-      </w:r>
-      <w:proofErr w:type="spellEnd"/>
-      <w:r>
-        <w:rPr>
-          <w:rFonts w:eastAsia="sans-serif"/>
-          <w:sz w:val="28"/>
-          <w:szCs w:val="28"/>
-        </w:rPr>
-        <w:t xml:space="preserve"> </w:t>
-      </w:r>
-      <w:proofErr w:type="spellStart"/>
-      <w:r>
-        <w:rPr>
-          <w:rFonts w:eastAsia="sans-serif"/>
-          <w:sz w:val="28"/>
-          <w:szCs w:val="28"/>
-        </w:rPr>
-        <w:t>вид</w:t>
-      </w:r>
-      <w:proofErr w:type="spellEnd"/>
-      <w:r>
-        <w:rPr>
-          <w:rFonts w:eastAsia="sans-serif"/>
-          <w:sz w:val="28"/>
-          <w:szCs w:val="28"/>
-        </w:rPr>
-        <w:t xml:space="preserve"> </w:t>
-      </w:r>
-      <w:proofErr w:type="spellStart"/>
-      <w:r>
-        <w:rPr>
-          <w:rFonts w:eastAsia="sans-serif"/>
-          <w:sz w:val="28"/>
-          <w:szCs w:val="28"/>
-        </w:rPr>
-        <w:t>интерфейса</w:t>
-      </w:r>
-      <w:proofErr w:type="spellEnd"/>
+          <w:lang w:val="ru-RU"/>
+        </w:rPr>
+        <w:t>Общий вид интерфейса</w:t>
+      </w:r>
       <w:r>
         <w:rPr>
           <w:rFonts w:eastAsia="sans-serif"/>
@@ -4331,36 +4820,7 @@
           <w:szCs w:val="28"/>
           <w:lang w:val="ru-RU"/>
         </w:rPr>
-        <w:t xml:space="preserve">Для обеспечения полноценной работы с архивом были </w:t>
-      </w:r>
-      <w:proofErr w:type="spellStart"/>
-      <w:r>
-        <w:rPr>
-          <w:rFonts w:eastAsia="sans-serif"/>
-          <w:sz w:val="28"/>
-          <w:szCs w:val="28"/>
-          <w:lang w:val="ru-RU"/>
-        </w:rPr>
-        <w:t>программно</w:t>
-      </w:r>
-      <w:proofErr w:type="spellEnd"/>
-      <w:r>
-        <w:rPr>
-          <w:rFonts w:eastAsia="sans-serif"/>
-          <w:sz w:val="28"/>
-          <w:szCs w:val="28"/>
-          <w:lang w:val="ru-RU"/>
-        </w:rPr>
-        <w:t xml:space="preserve"> реализо</w:t>
-      </w:r>
-      <w:r>
-        <w:rPr>
-          <w:rFonts w:eastAsia="sans-serif"/>
-          <w:sz w:val="28"/>
-          <w:szCs w:val="28"/>
-          <w:lang w:val="ru-RU"/>
-        </w:rPr>
-        <w:t>ваны функции изменения и удаления записей:</w:t>
+        <w:t>Для обеспечения полноценной работы с архивом были программно реализованы функции изменения и удаления записей:</w:t>
       </w:r>
     </w:p>
     <w:p>
@@ -4499,23 +4959,7 @@
           <w:szCs w:val="28"/>
           <w:lang w:val="ru-RU"/>
         </w:rPr>
-        <w:t>Рис</w:t>
-      </w:r>
-      <w:r>
-        <w:rPr>
-          <w:sz w:val="28"/>
-          <w:szCs w:val="28"/>
-          <w:lang w:val="ru-RU"/>
-        </w:rPr>
-        <w:t>. 2. Процесс добавлени</w:t>
-      </w:r>
-      <w:r>
-        <w:rPr>
-          <w:sz w:val="28"/>
-          <w:szCs w:val="28"/>
-          <w:lang w:val="ru-RU"/>
-        </w:rPr>
-        <w:t>я нового документа.</w:t>
+        <w:t>Рис. 2. Процесс добавления нового документа.</w:t>
       </w:r>
     </w:p>
     <w:p>
@@ -4592,15 +5036,7 @@
           <w:szCs w:val="28"/>
           <w:lang w:val="ru-RU"/>
         </w:rPr>
-        <w:t>Рис</w:t>
-      </w:r>
-      <w:r>
-        <w:rPr>
-          <w:sz w:val="28"/>
-          <w:szCs w:val="28"/>
-          <w:lang w:val="ru-RU"/>
-        </w:rPr>
-        <w:t>. 3. Результат добавления нового документа.</w:t>
+        <w:t>Рис. 3. Результат добавления нового документа.</w:t>
       </w:r>
     </w:p>
     <w:p>
@@ -4736,15 +5172,7 @@
           <w:szCs w:val="28"/>
           <w:lang w:val="ru-RU"/>
         </w:rPr>
-        <w:t>Рис</w:t>
-      </w:r>
-      <w:r>
-        <w:rPr>
-          <w:sz w:val="28"/>
-          <w:szCs w:val="28"/>
-          <w:lang w:val="ru-RU"/>
-        </w:rPr>
-        <w:t>. 4. Процесс изменения названия документа.</w:t>
+        <w:t>Рис. 4. Процесс изменения названия документа.</w:t>
       </w:r>
     </w:p>
     <w:p>
@@ -4824,15 +5252,7 @@
           <w:szCs w:val="28"/>
           <w:lang w:val="ru-RU"/>
         </w:rPr>
-        <w:t>Рис</w:t>
-      </w:r>
-      <w:r>
-        <w:rPr>
-          <w:sz w:val="28"/>
-          <w:szCs w:val="28"/>
-          <w:lang w:val="ru-RU"/>
-        </w:rPr>
-        <w:t>. 5. Процесс изменения даты и времени добавления документа.</w:t>
+        <w:t>Рис. 5. Процесс изменения даты и времени добавления документа.</w:t>
       </w:r>
     </w:p>
     <w:p>
@@ -4935,16 +5355,7 @@
           <w:szCs w:val="28"/>
           <w:lang w:val="ru-RU"/>
         </w:rPr>
-        <w:t>Функция удаления: Система запрашивает подтв</w:t>
-      </w:r>
-      <w:r>
-        <w:rPr>
-          <w:rFonts w:eastAsia="sans-serif"/>
-          <w:sz w:val="28"/>
-          <w:szCs w:val="28"/>
-          <w:lang w:val="ru-RU"/>
-        </w:rPr>
-        <w:t>ерждение операции для предотвращения случайной потери данных</w:t>
+        <w:t>Функция удаления: Система запрашивает подтверждение операции для предотвращения случайной потери данных</w:t>
       </w:r>
       <w:r>
         <w:rPr>
@@ -5042,15 +5453,7 @@
           <w:szCs w:val="28"/>
           <w:lang w:val="ru-RU"/>
         </w:rPr>
-        <w:t>Рис</w:t>
-      </w:r>
-      <w:r>
-        <w:rPr>
-          <w:sz w:val="28"/>
-          <w:szCs w:val="28"/>
-          <w:lang w:val="ru-RU"/>
-        </w:rPr>
-        <w:t>. 7. Подтверждение удаления.</w:t>
+        <w:t>Рис. 7. Подтверждение удаления.</w:t>
       </w:r>
     </w:p>
     <w:p>
@@ -5125,6 +5528,7 @@
           <w:rFonts w:eastAsia="sans-serif"/>
           <w:sz w:val="28"/>
           <w:szCs w:val="28"/>
+          <w:lang w:val="ru-RU"/>
         </w:rPr>
       </w:pPr>
       <w:r>
@@ -5206,16 +5610,7 @@
           <w:szCs w:val="28"/>
           <w:lang w:val="ru-RU"/>
         </w:rPr>
-        <w:t xml:space="preserve">На заключительном этапе была выполнена финальная сборка </w:t>
-      </w:r>
-      <w:r>
-        <w:rPr>
-          <w:rFonts w:eastAsia="sans-serif"/>
-          <w:sz w:val="28"/>
-          <w:szCs w:val="28"/>
-          <w:lang w:val="ru-RU"/>
-        </w:rPr>
-        <w:t>компонентов в единую информационную систему. Подготовлен комплект сопроводительной документации и проведена проверка системы на соответствие всем пунктам утвержд</w:t>
+        <w:t>На заключительном этапе была выполнена финальная сборка компонентов в единую информационную систему. Подготовлен комплект сопроводительной документации и проведена проверка системы на соответствие всем пунктам утвержд</w:t>
       </w:r>
       <w:r>
         <w:rPr>
@@ -5312,13 +5707,7 @@
         <w:rPr>
           <w:sz w:val="22"/>
         </w:rPr>
-        <w:t>Соколова</w:t>
-      </w:r>
-      <w:r>
-        <w:rPr>
-          <w:sz w:val="22"/>
-        </w:rPr>
-        <w:t xml:space="preserve"> Анастасия Ивановна</w:t>
+        <w:t>Соколова Анастасия Ивановна</w:t>
       </w:r>
     </w:p>
     <w:p>
@@ -5333,19 +5722,7 @@
         <w:rPr>
           <w:sz w:val="22"/>
         </w:rPr>
-        <w:t>Студент(</w:t>
-      </w:r>
-      <w:r>
-        <w:rPr>
-          <w:sz w:val="22"/>
-        </w:rPr>
-        <w:t>к</w:t>
-      </w:r>
-      <w:r>
-        <w:rPr>
-          <w:sz w:val="22"/>
-        </w:rPr>
-        <w:t>а) 3 курса</w:t>
+        <w:t>Студент(ка) 3 курса</w:t>
       </w:r>
     </w:p>
     <w:p>
@@ -5448,22 +5825,7 @@
         <w:jc w:val="both"/>
       </w:pPr>
       <w:r>
-        <w:t xml:space="preserve">Студентка </w:t>
-      </w:r>
-      <w:r>
-        <w:t>Соколова</w:t>
-      </w:r>
-      <w:r>
-        <w:t xml:space="preserve"> Анастасия Ивановна</w:t>
-      </w:r>
-      <w:r>
-        <w:t xml:space="preserve"> за время прохождения производственной практики проявила себя с положительной стороны. Место проведения практики посещала регулярно в соответствии с прогр</w:t>
-      </w:r>
-      <w:r>
-        <w:t>аммой прохождения практики. К должностным обязанностям и поставленным задачам относилась с особым вниманием, проявляя интерес к работе. Опозданий не допускала. Порученные задания выполняла аккуратно и в срок. Обладает высокими теоретическими знаниями, необ</w:t>
-      </w:r>
-      <w:r>
-        <w:t>ходимыми для формирования профессиональных качеств.</w:t>
+        <w:t>Студентка Соколова Анастасия Ивановна за время прохождения производственной практики проявила себя с положительной стороны. Место проведения практики посещала регулярно в соответствии с программой прохождения практики. К должностным обязанностям и поставленным задачам относилась с особым вниманием, проявляя интерес к работе. Опозданий не допускала. Порученные задания выполняла аккуратно и в срок. Обладает высокими теоретическими знаниями, необходимыми для формирования профессиональных качеств.</w:t>
       </w:r>
     </w:p>
     <w:p>
@@ -5473,13 +5835,7 @@
         <w:jc w:val="both"/>
       </w:pPr>
       <w:r>
-        <w:t>Программу прохождения практики выполнила в полном объ</w:t>
-      </w:r>
-      <w:r>
-        <w:t>ё</w:t>
-      </w:r>
-      <w:r>
-        <w:t>ме. Замечаний в ходе прохождения практики не получала. По результатам практики заслуживает положительной оценки.</w:t>
+        <w:t>Программу прохождения практики выполнила в полном объёме. Замечаний в ходе прохождения практики не получала. По результатам практики заслуживает положительной оценки.</w:t>
       </w:r>
     </w:p>
     <w:p>
@@ -5569,14 +5925,7 @@
                 <w:sz w:val="24"/>
                 <w:szCs w:val="24"/>
               </w:rPr>
-              <w:t xml:space="preserve">Руководитель по </w:t>
-            </w:r>
-            <w:r>
-              <w:rPr>
-                <w:sz w:val="24"/>
-                <w:szCs w:val="24"/>
-              </w:rPr>
-              <w:t>учебной практике от колледжа</w:t>
+              <w:t>Руководитель по учебной практике от колледжа</w:t>
             </w:r>
           </w:p>
         </w:tc>
@@ -7427,28 +7776,28 @@
 </file>
 
 <file path=customXml/item1.xml><?xml version="1.0" encoding="utf-8"?>
-<b:Sources xmlns:b="http://schemas.openxmlformats.org/officeDocument/2006/bibliography" xmlns="http://schemas.openxmlformats.org/officeDocument/2006/bibliography" SelectedStyle="\APASixthEditionOfficeOnline.xsl" StyleName="APA" Version="6"/>
-</file>
-
-<file path=customXml/item2.xml><?xml version="1.0" encoding="utf-8"?>
 <go:gDocsCustomXmlDataStorage xmlns:go="http://customooxmlschemas.google.com/" xmlns:r="http://schemas.openxmlformats.org/officeDocument/2006/relationships" uri="GoogleDocsCustomDataVersion2">
   <go:docsCustomData xmlns:go="http://customooxmlschemas.google.com/" roundtripDataSignature="AMtx7mj9KXRy3XwCV0h7kjLmcvp4+5Aaow==">CgMxLjAaHwoBMBIaChgICVIUChJ0YWJsZS5pc3Q5NzU0OHN3cGUyCWlkLmdqZGd4czIKaWQuMzBqMHpsbDIKaWQuMWZvYjl0ZTIKaWQuM3pueXNoNzIJaC4yZXQ5MnAwOAByITF3NXRmNDNvd1RHempIS1RPVGxYUzBabG9fUXlzd0FSeQ==</go:docsCustomData>
 </go:gDocsCustomXmlDataStorage>
 </file>
 
-<file path=customXml/itemProps1.xml><?xml version="1.0" encoding="utf-8"?>
-<ds:datastoreItem xmlns:ds="http://schemas.openxmlformats.org/officeDocument/2006/customXml" ds:itemID="{F985EAA1-372C-4145-9B9C-06E308B66465}">
-  <ds:schemaRefs>
-    <ds:schemaRef ds:uri="http://schemas.openxmlformats.org/officeDocument/2006/bibliography"/>
-  </ds:schemaRefs>
-</ds:datastoreItem>
+<file path=customXml/item2.xml><?xml version="1.0" encoding="utf-8"?>
+<b:Sources xmlns:b="http://schemas.openxmlformats.org/officeDocument/2006/bibliography" xmlns="http://schemas.openxmlformats.org/officeDocument/2006/bibliography" SelectedStyle="\APASixthEditionOfficeOnline.xsl" StyleName="APA" Version="6"/>
 </file>
 
-<file path=customXml/itemProps2.xml><?xml version="1.0" encoding="utf-8"?>
+<file path=customXml/itemProps1.xml><?xml version="1.0" encoding="utf-8"?>
 <ds:datastoreItem xmlns:ds="http://schemas.openxmlformats.org/officeDocument/2006/customXml" ds:itemID="{11111111-1234-1234-1234-123412341234}">
   <ds:schemaRefs>
     <ds:schemaRef ds:uri="http://customooxmlschemas.google.com/"/>
     <ds:schemaRef ds:uri="http://schemas.openxmlformats.org/officeDocument/2006/relationships"/>
   </ds:schemaRefs>
 </ds:datastoreItem>
+</file>
+
+<file path=customXml/itemProps2.xml><?xml version="1.0" encoding="utf-8"?>
+<ds:datastoreItem xmlns:ds="http://schemas.openxmlformats.org/officeDocument/2006/customXml" ds:itemID="{F985EAA1-372C-4145-9B9C-06E308B66465}">
+  <ds:schemaRefs>
+    <ds:schemaRef ds:uri="http://schemas.openxmlformats.org/officeDocument/2006/bibliography"/>
+  </ds:schemaRefs>
+</ds:datastoreItem>
 </file>